--- a/paper/si_appendix.docx
+++ b/paper/si_appendix.docx
@@ -1216,106 +1216,146 @@
                     <m:r>
                       <m:t>λ</m:t>
                     </m:r>
-                    <m:r>
-                      <m:rPr>
-                        <m:sty m:val="p"/>
-                      </m:rPr>
-                      <m:t>{</m:t>
-                    </m:r>
-                    <m:r>
-                      <m:t>ξ</m:t>
-                    </m:r>
-                    <m:r>
-                      <m:rPr>
-                        <m:sty m:val="p"/>
-                      </m:rPr>
-                      <m:t>∥</m:t>
-                    </m:r>
-                    <m:r>
-                      <m:t>β</m:t>
-                    </m:r>
-                    <m:sSub>
+                    <m:d>
+                      <m:dPr>
+                        <m:begChr m:val="{"/>
+                        <m:endChr m:val="}"/>
+                        <m:sepChr m:val=""/>
+                        <m:grow/>
+                      </m:dPr>
                       <m:e>
+                        <m:r>
+                          <m:t>ξ</m:t>
+                        </m:r>
                         <m:r>
                           <m:rPr>
                             <m:sty m:val="p"/>
                           </m:rPr>
                           <m:t>∥</m:t>
                         </m:r>
-                      </m:e>
-                      <m:sub>
                         <m:r>
-                          <m:t>1</m:t>
+                          <m:t>b</m:t>
                         </m:r>
-                      </m:sub>
-                    </m:sSub>
-                    <m:r>
-                      <m:rPr>
-                        <m:sty m:val="p"/>
-                      </m:rPr>
-                      <m:t>+</m:t>
-                    </m:r>
-                    <m:f>
-                      <m:fPr>
-                        <m:type m:val="lin"/>
-                      </m:fPr>
-                      <m:num>
-                        <m:r>
-                          <m:t>1</m:t>
-                        </m:r>
+                        <m:sSub>
+                          <m:e>
+                            <m:r>
+                              <m:rPr>
+                                <m:sty m:val="p"/>
+                              </m:rPr>
+                              <m:t>∥</m:t>
+                            </m:r>
+                          </m:e>
+                          <m:sub>
+                            <m:r>
+                              <m:t>1</m:t>
+                            </m:r>
+                          </m:sub>
+                        </m:sSub>
                         <m:r>
                           <m:rPr>
                             <m:sty m:val="p"/>
                           </m:rPr>
-                          <m:t>−</m:t>
+                          <m:t>+</m:t>
                         </m:r>
-                        <m:r>
-                          <m:t>ξ</m:t>
-                        </m:r>
-                      </m:num>
-                      <m:den>
-                        <m:r>
-                          <m:t>2</m:t>
-                        </m:r>
-                      </m:den>
-                    </m:f>
-                    <m:r>
-                      <m:rPr>
-                        <m:sty m:val="p"/>
-                      </m:rPr>
-                      <m:t>∥</m:t>
-                    </m:r>
-                    <m:r>
-                      <m:t>β</m:t>
-                    </m:r>
-                    <m:sSubSup>
-                      <m:e>
+                        <m:f>
+                          <m:fPr>
+                            <m:type m:val="lin"/>
+                          </m:fPr>
+                          <m:num>
+                            <m:r>
+                              <m:t>1</m:t>
+                            </m:r>
+                            <m:r>
+                              <m:rPr>
+                                <m:sty m:val="p"/>
+                              </m:rPr>
+                              <m:t>−</m:t>
+                            </m:r>
+                            <m:r>
+                              <m:t>ξ</m:t>
+                            </m:r>
+                          </m:num>
+                          <m:den>
+                            <m:r>
+                              <m:t>2</m:t>
+                            </m:r>
+                          </m:den>
+                        </m:f>
                         <m:r>
                           <m:rPr>
                             <m:sty m:val="p"/>
                           </m:rPr>
                           <m:t>∥</m:t>
                         </m:r>
+                        <m:r>
+                          <m:t>b</m:t>
+                        </m:r>
+                        <m:sSubSup>
+                          <m:e>
+                            <m:r>
+                              <m:rPr>
+                                <m:sty m:val="p"/>
+                              </m:rPr>
+                              <m:t>∥</m:t>
+                            </m:r>
+                          </m:e>
+                          <m:sub>
+                            <m:r>
+                              <m:t>2</m:t>
+                            </m:r>
+                          </m:sub>
+                          <m:sup>
+                            <m:r>
+                              <m:t>2</m:t>
+                            </m:r>
+                          </m:sup>
+                        </m:sSubSup>
                       </m:e>
-                      <m:sub>
-                        <m:r>
-                          <m:t>2</m:t>
-                        </m:r>
-                      </m:sub>
-                      <m:sup>
-                        <m:r>
-                          <m:t>2</m:t>
-                        </m:r>
-                      </m:sup>
-                    </m:sSubSup>
+                    </m:d>
+                  </m:e>
+                </m:d>
+                <m:r>
+                  <m:rPr>
+                    <m:sty m:val="p"/>
+                  </m:rPr>
+                  <m:t>,</m:t>
+                </m:r>
+                <m:r>
+                  <m:t>  </m:t>
+                </m:r>
+                <m:r>
+                  <m:t>b</m:t>
+                </m:r>
+                <m:r>
+                  <m:rPr>
+                    <m:sty m:val="p"/>
+                  </m:rPr>
+                  <m:t>=</m:t>
+                </m:r>
+                <m:sSub>
+                  <m:e>
                     <m:r>
-                      <m:rPr>
-                        <m:sty m:val="p"/>
-                      </m:rPr>
-                      <m:t>}</m:t>
+                      <m:t>D</m:t>
                     </m:r>
                   </m:e>
-                </m:d>
+                  <m:sub>
+                    <m:r>
+                      <m:t>Z</m:t>
+                    </m:r>
+                  </m:sub>
+                </m:sSub>
+                <m:r>
+                  <m:t> </m:t>
+                </m:r>
+                <m:r>
+                  <m:t>β</m:t>
+                </m:r>
+                <m:r>
+                  <m:rPr>
+                    <m:sty m:val="p"/>
+                  </m:rPr>
+                  <m:t>,</m:t>
+                </m:r>
               </m:e>
             </m:mr>
           </m:m>
@@ -1365,7 +1405,7 @@
         <w:t xml:space="preserve"> </w:t>
       </w:r>
       <w:r>
-        <w:t xml:space="preserve">is the Frobenius norm and</w:t>
+        <w:t xml:space="preserve">is the Frobenius norm,</w:t>
       </w:r>
       <w:r>
         <w:t xml:space="preserve"> </w:t>
@@ -1401,7 +1441,483 @@
         <w:t xml:space="preserve"> </w:t>
       </w:r>
       <w:r>
-        <w:t xml:space="preserve">are the Cox coefficients. The Cox log-partial</w:t>
+        <w:t xml:space="preserve">are the Cox coefficients on the raw factor scores, and</w:t>
+      </w:r>
+      <w:r>
+        <w:t xml:space="preserve"> </w:t>
+      </w:r>
+      <m:oMath>
+        <m:sSub>
+          <m:e>
+            <m:r>
+              <m:t>D</m:t>
+            </m:r>
+          </m:e>
+          <m:sub>
+            <m:r>
+              <m:t>Z</m:t>
+            </m:r>
+          </m:sub>
+        </m:sSub>
+        <m:r>
+          <m:rPr>
+            <m:sty m:val="p"/>
+          </m:rPr>
+          <m:t>=</m:t>
+        </m:r>
+        <m:r>
+          <m:rPr>
+            <m:sty m:val="p"/>
+          </m:rPr>
+          <m:t>diag</m:t>
+        </m:r>
+        <m:r>
+          <m:t>​</m:t>
+        </m:r>
+        <m:d>
+          <m:dPr>
+            <m:begChr m:val="("/>
+            <m:endChr m:val=")"/>
+            <m:sepChr m:val=""/>
+            <m:grow/>
+          </m:dPr>
+          <m:e>
+            <m:r>
+              <m:rPr>
+                <m:sty m:val="p"/>
+              </m:rPr>
+              <m:t>s</m:t>
+            </m:r>
+            <m:r>
+              <m:rPr>
+                <m:sty m:val="p"/>
+              </m:rPr>
+              <m:t>d</m:t>
+            </m:r>
+            <m:d>
+              <m:dPr>
+                <m:begChr m:val="("/>
+                <m:endChr m:val=")"/>
+                <m:sepChr m:val=""/>
+                <m:grow/>
+              </m:dPr>
+              <m:e>
+                <m:sSub>
+                  <m:e>
+                    <m:r>
+                      <m:t>Z</m:t>
+                    </m:r>
+                  </m:e>
+                  <m:sub>
+                    <m:r>
+                      <m:t>1</m:t>
+                    </m:r>
+                    <m:r>
+                      <m:rPr>
+                        <m:sty m:val="p"/>
+                      </m:rPr>
+                      <m:t>⋅</m:t>
+                    </m:r>
+                  </m:sub>
+                </m:sSub>
+              </m:e>
+            </m:d>
+            <m:r>
+              <m:rPr>
+                <m:sty m:val="p"/>
+              </m:rPr>
+              <m:t>,</m:t>
+            </m:r>
+            <m:r>
+              <m:rPr>
+                <m:sty m:val="p"/>
+              </m:rPr>
+              <m:t>…</m:t>
+            </m:r>
+            <m:r>
+              <m:rPr>
+                <m:sty m:val="p"/>
+              </m:rPr>
+              <m:t>,</m:t>
+            </m:r>
+            <m:r>
+              <m:rPr>
+                <m:sty m:val="p"/>
+              </m:rPr>
+              <m:t>s</m:t>
+            </m:r>
+            <m:r>
+              <m:rPr>
+                <m:sty m:val="p"/>
+              </m:rPr>
+              <m:t>d</m:t>
+            </m:r>
+            <m:d>
+              <m:dPr>
+                <m:begChr m:val="("/>
+                <m:endChr m:val=")"/>
+                <m:sepChr m:val=""/>
+                <m:grow/>
+              </m:dPr>
+              <m:e>
+                <m:sSub>
+                  <m:e>
+                    <m:r>
+                      <m:t>Z</m:t>
+                    </m:r>
+                  </m:e>
+                  <m:sub>
+                    <m:r>
+                      <m:t>k</m:t>
+                    </m:r>
+                    <m:r>
+                      <m:rPr>
+                        <m:sty m:val="p"/>
+                      </m:rPr>
+                      <m:t>⋅</m:t>
+                    </m:r>
+                  </m:sub>
+                </m:sSub>
+              </m:e>
+            </m:d>
+          </m:e>
+        </m:d>
+      </m:oMath>
+      <w:r>
+        <w:t xml:space="preserve"> </w:t>
+      </w:r>
+      <w:r>
+        <w:t xml:space="preserve">is</w:t>
+      </w:r>
+      <w:r>
+        <w:t xml:space="preserve"> </w:t>
+      </w:r>
+      <w:r>
+        <w:t xml:space="preserve">the diagonal matrix of the sample-wise standard deviations of the</w:t>
+      </w:r>
+      <w:r>
+        <w:t xml:space="preserve"> </w:t>
+      </w:r>
+      <m:oMath>
+        <m:r>
+          <m:t>k</m:t>
+        </m:r>
+      </m:oMath>
+      <w:r>
+        <w:t xml:space="preserve"> </w:t>
+      </w:r>
+      <w:r>
+        <w:t xml:space="preserve">rows of</w:t>
+      </w:r>
+      <w:r>
+        <w:t xml:space="preserve"> </w:t>
+      </w:r>
+      <m:oMath>
+        <m:r>
+          <m:t>Z</m:t>
+        </m:r>
+        <m:r>
+          <m:rPr>
+            <m:sty m:val="p"/>
+          </m:rPr>
+          <m:t>=</m:t>
+        </m:r>
+        <m:sSup>
+          <m:e>
+            <m:r>
+              <m:t>W</m:t>
+            </m:r>
+          </m:e>
+          <m:sup>
+            <m:r>
+              <m:rPr>
+                <m:sty m:val="p"/>
+              </m:rPr>
+              <m:t>⊤</m:t>
+            </m:r>
+          </m:sup>
+        </m:sSup>
+        <m:r>
+          <m:t>X</m:t>
+        </m:r>
+      </m:oMath>
+      <w:r>
+        <w:t xml:space="preserve"> </w:t>
+      </w:r>
+      <w:r>
+        <w:t xml:space="preserve">evaluated at the current</w:t>
+      </w:r>
+      <w:r>
+        <w:t xml:space="preserve"> </w:t>
+      </w:r>
+      <m:oMath>
+        <m:r>
+          <m:t>W</m:t>
+        </m:r>
+      </m:oMath>
+      <w:r>
+        <w:t xml:space="preserve">. The elastic-net penalty therefore</w:t>
+      </w:r>
+      <w:r>
+        <w:t xml:space="preserve"> </w:t>
+      </w:r>
+      <w:r>
+        <w:t xml:space="preserve">acts on the coefficients of the standardized scores,</w:t>
+      </w:r>
+      <w:r>
+        <w:t xml:space="preserve"> </w:t>
+      </w:r>
+      <m:oMath>
+        <m:r>
+          <m:t>b</m:t>
+        </m:r>
+        <m:r>
+          <m:rPr>
+            <m:sty m:val="p"/>
+          </m:rPr>
+          <m:t>=</m:t>
+        </m:r>
+        <m:sSub>
+          <m:e>
+            <m:r>
+              <m:t>D</m:t>
+            </m:r>
+          </m:e>
+          <m:sub>
+            <m:r>
+              <m:t>Z</m:t>
+            </m:r>
+          </m:sub>
+        </m:sSub>
+        <m:r>
+          <m:t>β</m:t>
+        </m:r>
+      </m:oMath>
+      <w:r>
+        <w:t xml:space="preserve">. The inverse</w:t>
+      </w:r>
+      <w:r>
+        <w:t xml:space="preserve"> </w:t>
+      </w:r>
+      <w:r>
+        <w:t xml:space="preserve">map</w:t>
+      </w:r>
+      <w:r>
+        <w:t xml:space="preserve"> </w:t>
+      </w:r>
+      <m:oMath>
+        <m:r>
+          <m:t>β</m:t>
+        </m:r>
+        <m:r>
+          <m:rPr>
+            <m:sty m:val="p"/>
+          </m:rPr>
+          <m:t>=</m:t>
+        </m:r>
+        <m:sSubSup>
+          <m:e>
+            <m:r>
+              <m:t>D</m:t>
+            </m:r>
+          </m:e>
+          <m:sub>
+            <m:r>
+              <m:t>Z</m:t>
+            </m:r>
+          </m:sub>
+          <m:sup>
+            <m:r>
+              <m:rPr>
+                <m:sty m:val="p"/>
+              </m:rPr>
+              <m:t>−</m:t>
+            </m:r>
+            <m:r>
+              <m:t>1</m:t>
+            </m:r>
+          </m:sup>
+        </m:sSubSup>
+        <m:r>
+          <m:t>b</m:t>
+        </m:r>
+      </m:oMath>
+      <w:r>
+        <w:t xml:space="preserve"> </w:t>
+      </w:r>
+      <w:r>
+        <w:t xml:space="preserve">is defined only on the retained, nondegenerate score</w:t>
+      </w:r>
+      <w:r>
+        <w:t xml:space="preserve"> </w:t>
+      </w:r>
+      <w:r>
+        <w:t xml:space="preserve">rows, those whose sample standard deviation exceeds the numerical floor stated in</w:t>
+      </w:r>
+      <w:r>
+        <w:t xml:space="preserve"> </w:t>
+      </w:r>
+      <w:r>
+        <w:t xml:space="preserve">Update for</w:t>
+      </w:r>
+      <w:r>
+        <w:t xml:space="preserve"> </w:t>
+      </w:r>
+      <m:oMath>
+        <m:r>
+          <m:t>β</m:t>
+        </m:r>
+      </m:oMath>
+      <w:r>
+        <w:t xml:space="preserve"> </w:t>
+      </w:r>
+      <w:r>
+        <w:t xml:space="preserve">below, and a row falling below that floor is dropped with its</w:t>
+      </w:r>
+      <w:r>
+        <w:t xml:space="preserve"> </w:t>
+      </w:r>
+      <w:r>
+        <w:t xml:space="preserve">coefficient set to zero. This is the objective the implementation evaluates at</w:t>
+      </w:r>
+      <w:r>
+        <w:t xml:space="preserve"> </w:t>
+      </w:r>
+      <w:r>
+        <w:t xml:space="preserve">every acceptance test and records at every outer iteration, with</w:t>
+      </w:r>
+      <w:r>
+        <w:t xml:space="preserve"> </w:t>
+      </w:r>
+      <m:oMath>
+        <m:r>
+          <m:rPr>
+            <m:sty m:val="p"/>
+          </m:rPr>
+          <m:t>s</m:t>
+        </m:r>
+        <m:r>
+          <m:rPr>
+            <m:sty m:val="p"/>
+          </m:rPr>
+          <m:t>d</m:t>
+        </m:r>
+        <m:d>
+          <m:dPr>
+            <m:begChr m:val="("/>
+            <m:endChr m:val=")"/>
+            <m:sepChr m:val=""/>
+            <m:grow/>
+          </m:dPr>
+          <m:e>
+            <m:r>
+              <m:t>Z</m:t>
+            </m:r>
+          </m:e>
+        </m:d>
+      </m:oMath>
+      <w:r>
+        <w:t xml:space="preserve"> </w:t>
+      </w:r>
+      <w:r>
+        <w:t xml:space="preserve">recomputed from each accepted</w:t>
+      </w:r>
+      <w:r>
+        <w:t xml:space="preserve"> </w:t>
+      </w:r>
+      <m:oMath>
+        <m:r>
+          <m:t>W</m:t>
+        </m:r>
+      </m:oMath>
+      <w:r>
+        <w:t xml:space="preserve"> </w:t>
+      </w:r>
+      <w:r>
+        <w:t xml:space="preserve">(Update for</w:t>
+      </w:r>
+      <w:r>
+        <w:t xml:space="preserve"> </w:t>
+      </w:r>
+      <m:oMath>
+        <m:r>
+          <m:t>W</m:t>
+        </m:r>
+      </m:oMath>
+      <w:r>
+        <w:t xml:space="preserve"> </w:t>
+      </w:r>
+      <w:r>
+        <w:t xml:space="preserve">below), so</w:t>
+      </w:r>
+      <w:r>
+        <w:t xml:space="preserve"> </w:t>
+      </w:r>
+      <m:oMath>
+        <m:sSub>
+          <m:e>
+            <m:r>
+              <m:t>D</m:t>
+            </m:r>
+          </m:e>
+          <m:sub>
+            <m:r>
+              <m:t>Z</m:t>
+            </m:r>
+          </m:sub>
+        </m:sSub>
+      </m:oMath>
+      <w:r>
+        <w:t xml:space="preserve"> </w:t>
+      </w:r>
+      <w:r>
+        <w:t xml:space="preserve">changes across</w:t>
+      </w:r>
+      <w:r>
+        <w:t xml:space="preserve"> </w:t>
+      </w:r>
+      <w:r>
+        <w:t xml:space="preserve">iterations rather than being fixed once. The reported</w:t>
+      </w:r>
+      <w:r>
+        <w:t xml:space="preserve"> </w:t>
+      </w:r>
+      <m:oMath>
+        <m:r>
+          <m:t>λ</m:t>
+        </m:r>
+      </m:oMath>
+      <w:r>
+        <w:t xml:space="preserve"> </w:t>
+      </w:r>
+      <w:r>
+        <w:t xml:space="preserve">and</w:t>
+      </w:r>
+      <w:r>
+        <w:t xml:space="preserve"> </w:t>
+      </w:r>
+      <m:oMath>
+        <m:r>
+          <m:t>ξ</m:t>
+        </m:r>
+      </m:oMath>
+      <w:r>
+        <w:t xml:space="preserve"> </w:t>
+      </w:r>
+      <w:r>
+        <w:t xml:space="preserve">are the</w:t>
+      </w:r>
+      <w:r>
+        <w:t xml:space="preserve"> </w:t>
+      </w:r>
+      <w:r>
+        <w:t xml:space="preserve">nominal values passed to the optimizer and are to be read together with this</w:t>
+      </w:r>
+      <w:r>
+        <w:t xml:space="preserve"> </w:t>
+      </w:r>
+      <w:r>
+        <w:t xml:space="preserve">standardization convention. The Cox log-partial</w:t>
       </w:r>
       <w:r>
         <w:t xml:space="preserve"> </w:t>
@@ -1779,22 +2295,7 @@
         </m:sSub>
       </m:oMath>
       <w:r>
-        <w:t xml:space="preserve">; tied event times are handled by the Breslow approximation in the</w:t>
-      </w:r>
-      <w:r>
-        <w:t xml:space="preserve"> </w:t>
-      </w:r>
-      <w:r>
-        <w:rPr>
-          <w:rStyle w:val="VerbatimChar"/>
-        </w:rPr>
-        <w:t xml:space="preserve">glmnet</w:t>
-      </w:r>
-      <w:r>
-        <w:t xml:space="preserve"> </w:t>
-      </w:r>
-      <w:r>
-        <w:t xml:space="preserve">Coxnet routine used for the</w:t>
+        <w:t xml:space="preserve">; tied event times are handled by the Breslow approximation in DeSurv’s own Coxnet-style coordinate-descent routine for the</w:t>
       </w:r>
       <w:r>
         <w:t xml:space="preserve"> </w:t>
@@ -2014,42 +2515,18 @@
         <w:t xml:space="preserve"> </w:t>
       </w:r>
       <m:oMath>
-        <m:r>
-          <m:t>2</m:t>
-        </m:r>
-        <m:r>
-          <m:rPr>
-            <m:sty m:val="p"/>
-          </m:rPr>
-          <m:t>/</m:t>
-        </m:r>
         <m:sSub>
           <m:e>
             <m:r>
-              <m:t>n</m:t>
+              <m:t>λ</m:t>
             </m:r>
           </m:e>
           <m:sub>
             <m:r>
-              <m:rPr>
-                <m:nor/>
-                <m:sty m:val="p"/>
-              </m:rPr>
-              <m:t>event</m:t>
+              <m:t>H</m:t>
             </m:r>
           </m:sub>
         </m:sSub>
-      </m:oMath>
-      <w:r>
-        <w:t xml:space="preserve">, and</w:t>
-      </w:r>
-      <w:r>
-        <w:t xml:space="preserve"> </w:t>
-      </w:r>
-      <m:oMath>
-        <m:r>
-          <m:t>1</m:t>
-        </m:r>
         <m:r>
           <m:rPr>
             <m:sty m:val="p"/>
@@ -2080,7 +2557,57 @@
         <w:t xml:space="preserve"> </w:t>
       </w:r>
       <w:r>
-        <w:t xml:space="preserve">place the reconstruction, loadings-penalty, and survival terms on comparable numerical scales for stable optimization. The elastic-net mixing parameter</w:t>
+        <w:t xml:space="preserve">and</w:t>
+      </w:r>
+      <w:r>
+        <w:t xml:space="preserve"> </w:t>
+      </w:r>
+      <m:oMath>
+        <m:r>
+          <m:t>2</m:t>
+        </m:r>
+        <m:r>
+          <m:rPr>
+            <m:sty m:val="p"/>
+          </m:rPr>
+          <m:t>/</m:t>
+        </m:r>
+        <m:sSub>
+          <m:e>
+            <m:r>
+              <m:t>n</m:t>
+            </m:r>
+          </m:e>
+          <m:sub>
+            <m:r>
+              <m:rPr>
+                <m:nor/>
+                <m:sty m:val="p"/>
+              </m:rPr>
+              <m:t>event</m:t>
+            </m:r>
+          </m:sub>
+        </m:sSub>
+      </m:oMath>
+      <w:r>
+        <w:t xml:space="preserve"> </w:t>
+      </w:r>
+      <w:r>
+        <w:t xml:space="preserve">normalize the component losses, the reconstruction, loadings-penalty and survival terms in that order, before</w:t>
+      </w:r>
+      <w:r>
+        <w:t xml:space="preserve"> </w:t>
+      </w:r>
+      <m:oMath>
+        <m:r>
+          <m:t>α</m:t>
+        </m:r>
+      </m:oMath>
+      <w:r>
+        <w:t xml:space="preserve"> </w:t>
+      </w:r>
+      <w:r>
+        <w:t xml:space="preserve">sets their relative contribution. The elastic-net mixing parameter</w:t>
       </w:r>
       <w:r>
         <w:t xml:space="preserve"> </w:t>
@@ -2109,7 +2636,124 @@
         <w:t xml:space="preserve"> </w:t>
       </w:r>
       <w:r>
-        <w:t xml:space="preserve">in the DeSurv package.</w:t>
+        <w:t xml:space="preserve">in the DeSurv package. The implementation also carries an optional ridge penalty on</w:t>
+      </w:r>
+      <w:r>
+        <w:t xml:space="preserve"> </w:t>
+      </w:r>
+      <m:oMath>
+        <m:r>
+          <m:t>W</m:t>
+        </m:r>
+      </m:oMath>
+      <w:r>
+        <w:t xml:space="preserve">,</w:t>
+      </w:r>
+      <w:r>
+        <w:t xml:space="preserve"> </w:t>
+      </w:r>
+      <m:oMath>
+        <m:sSub>
+          <m:e>
+            <m:r>
+              <m:t>λ</m:t>
+            </m:r>
+          </m:e>
+          <m:sub>
+            <m:r>
+              <m:t>W</m:t>
+            </m:r>
+          </m:sub>
+        </m:sSub>
+        <m:r>
+          <m:rPr>
+            <m:sty m:val="p"/>
+          </m:rPr>
+          <m:t>∥</m:t>
+        </m:r>
+        <m:r>
+          <m:t>W</m:t>
+        </m:r>
+        <m:sSubSup>
+          <m:e>
+            <m:r>
+              <m:rPr>
+                <m:sty m:val="p"/>
+              </m:rPr>
+              <m:t>∥</m:t>
+            </m:r>
+          </m:e>
+          <m:sub>
+            <m:r>
+              <m:t>F</m:t>
+            </m:r>
+          </m:sub>
+          <m:sup>
+            <m:r>
+              <m:t>2</m:t>
+            </m:r>
+          </m:sup>
+        </m:sSubSup>
+        <m:r>
+          <m:rPr>
+            <m:sty m:val="p"/>
+          </m:rPr>
+          <m:t>/</m:t>
+        </m:r>
+        <m:d>
+          <m:dPr>
+            <m:begChr m:val="("/>
+            <m:endChr m:val=")"/>
+            <m:sepChr m:val=""/>
+            <m:grow/>
+          </m:dPr>
+          <m:e>
+            <m:r>
+              <m:t>2</m:t>
+            </m:r>
+            <m:r>
+              <m:t>p</m:t>
+            </m:r>
+            <m:r>
+              <m:t>k</m:t>
+            </m:r>
+          </m:e>
+        </m:d>
+      </m:oMath>
+      <w:r>
+        <w:t xml:space="preserve">, held at</w:t>
+      </w:r>
+      <w:r>
+        <w:t xml:space="preserve"> </w:t>
+      </w:r>
+      <m:oMath>
+        <m:sSub>
+          <m:e>
+            <m:r>
+              <m:t>λ</m:t>
+            </m:r>
+          </m:e>
+          <m:sub>
+            <m:r>
+              <m:t>W</m:t>
+            </m:r>
+          </m:sub>
+        </m:sSub>
+        <m:r>
+          <m:rPr>
+            <m:sty m:val="p"/>
+          </m:rPr>
+          <m:t>=</m:t>
+        </m:r>
+        <m:r>
+          <m:t>0</m:t>
+        </m:r>
+      </m:oMath>
+      <w:r>
+        <w:t xml:space="preserve"> </w:t>
+      </w:r>
+      <w:r>
+        <w:t xml:space="preserve">in every reported fit and pinned to the same value throughout the Bayesian-optimization search; it is omitted from the display above.</w:t>
       </w:r>
     </w:p>
     <w:bookmarkEnd w:id="21"/>
@@ -2136,7 +2780,7 @@
         <w:pStyle w:val="FirstParagraph"/>
       </w:pPr>
       <w:r>
-        <w:t xml:space="preserve">Optimization proceeds by block coordinate descent (BCD; Algorithm [alg:desurv]), which at each outer iteration updates</w:t>
+        <w:t xml:space="preserve">Optimization proceeds by block coordinate descent (BCD; Algorithm [alg:desurv]). Each outer iteration updates</w:t>
       </w:r>
       <w:r>
         <w:t xml:space="preserve"> </w:t>
@@ -2147,7 +2791,7 @@
         </m:r>
       </m:oMath>
       <w:r>
-        <w:t xml:space="preserve">, then</w:t>
+        <w:t xml:space="preserve">, proposes an update to</w:t>
       </w:r>
       <w:r>
         <w:t xml:space="preserve"> </w:t>
@@ -2158,7 +2802,10 @@
         </m:r>
       </m:oMath>
       <w:r>
-        <w:t xml:space="preserve">, then</w:t>
+        <w:t xml:space="preserve"> </w:t>
+      </w:r>
+      <w:r>
+        <w:t xml:space="preserve">with the accompanying normalization and coefficient rescaling, and then updates</w:t>
       </w:r>
       <w:r>
         <w:t xml:space="preserve"> </w:t>
@@ -2169,10 +2816,196 @@
         </m:r>
       </m:oMath>
       <w:r>
-        <w:t xml:space="preserve"> </w:t>
-      </w:r>
-      <w:r>
-        <w:t xml:space="preserve">while holding the other blocks fixed.</w:t>
+        <w:t xml:space="preserve">. The outer loop stops when the</w:t>
+      </w:r>
+      <w:r>
+        <w:t xml:space="preserve"> </w:t>
+      </w:r>
+      <w:r>
+        <w:rPr>
+          <w:iCs/>
+          <w:i/>
+        </w:rPr>
+        <w:t xml:space="preserve">cosine change</w:t>
+      </w:r>
+      <w:r>
+        <w:t xml:space="preserve"> </w:t>
+      </w:r>
+      <w:r>
+        <w:t xml:space="preserve">of both</w:t>
+      </w:r>
+      <w:r>
+        <w:t xml:space="preserve"> </w:t>
+      </w:r>
+      <m:oMath>
+        <m:r>
+          <m:t>W</m:t>
+        </m:r>
+      </m:oMath>
+      <w:r>
+        <w:t xml:space="preserve"> </w:t>
+      </w:r>
+      <w:r>
+        <w:t xml:space="preserve">and</w:t>
+      </w:r>
+      <w:r>
+        <w:t xml:space="preserve"> </w:t>
+      </w:r>
+      <m:oMath>
+        <m:r>
+          <m:t>H</m:t>
+        </m:r>
+      </m:oMath>
+      <w:r>
+        <w:t xml:space="preserve"> </w:t>
+      </w:r>
+      <w:r>
+        <w:t xml:space="preserve">falls below the tolerance</w:t>
+      </w:r>
+      <w:r>
+        <w:t xml:space="preserve"> </w:t>
+      </w:r>
+      <m:oMath>
+        <m:r>
+          <m:t>t</m:t>
+        </m:r>
+        <m:r>
+          <m:t>o</m:t>
+        </m:r>
+        <m:r>
+          <m:t>l</m:t>
+        </m:r>
+      </m:oMath>
+      <w:r>
+        <w:t xml:space="preserve">. For a matrix</w:t>
+      </w:r>
+      <w:r>
+        <w:t xml:space="preserve"> </w:t>
+      </w:r>
+      <m:oMath>
+        <m:r>
+          <m:t>A</m:t>
+        </m:r>
+      </m:oMath>
+      <w:r>
+        <w:t xml:space="preserve"> </w:t>
+      </w:r>
+      <w:r>
+        <w:t xml:space="preserve">we define the cosine change between successive iterates as one minus the cosine similarity of the vectorized iterates,</w:t>
+      </w:r>
+      <w:r>
+        <w:t xml:space="preserve"> </w:t>
+      </w:r>
+      <w:r>
+        <w:t xml:space="preserve">[</w:t>
+      </w:r>
+      <w:r>
+        <w:t xml:space="preserve"> </w:t>
+      </w:r>
+      <w:r>
+        <w:t xml:space="preserve">1 - \cos!\big(\mathrm{vec},A^{(t)},, \mathrm{vec},A^{(t+1)}\big)</w:t>
+      </w:r>
+      <w:r>
+        <w:t xml:space="preserve"> </w:t>
+      </w:r>
+      <w:r>
+        <w:t xml:space="preserve">= 1 - \frac{\langle \mathrm{vec},A^{(t)},, \mathrm{vec},A^{(t+1)}\rangle}</w:t>
+      </w:r>
+      <w:r>
+        <w:t xml:space="preserve"> </w:t>
+      </w:r>
+      <w:r>
+        <w:t xml:space="preserve">{\lVert A^{(t)} \rVert_F , \lVert A^{(t+1)} \rVert_F},</w:t>
+      </w:r>
+      <w:r>
+        <w:t xml:space="preserve"> </w:t>
+      </w:r>
+      <w:r>
+        <w:t xml:space="preserve">]</w:t>
+      </w:r>
+      <w:r>
+        <w:t xml:space="preserve"> </w:t>
+      </w:r>
+      <w:r>
+        <w:t xml:space="preserve">clipped to</w:t>
+      </w:r>
+      <w:r>
+        <w:t xml:space="preserve"> </w:t>
+      </w:r>
+      <m:oMath>
+        <m:d>
+          <m:dPr>
+            <m:begChr m:val="["/>
+            <m:endChr m:val="]"/>
+            <m:sepChr m:val=""/>
+            <m:grow/>
+          </m:dPr>
+          <m:e>
+            <m:r>
+              <m:t>0</m:t>
+            </m:r>
+            <m:r>
+              <m:rPr>
+                <m:sty m:val="p"/>
+              </m:rPr>
+              <m:t>,</m:t>
+            </m:r>
+            <m:r>
+              <m:t>2</m:t>
+            </m:r>
+          </m:e>
+        </m:d>
+      </m:oMath>
+      <w:r>
+        <w:t xml:space="preserve">, so the criterion measures the change in direction of the whole iterate and is invariant to a common rescaling of it. Both quantities must fall below</w:t>
+      </w:r>
+      <w:r>
+        <w:t xml:space="preserve"> </w:t>
+      </w:r>
+      <m:oMath>
+        <m:r>
+          <m:t>t</m:t>
+        </m:r>
+        <m:r>
+          <m:t>o</m:t>
+        </m:r>
+        <m:r>
+          <m:t>l</m:t>
+        </m:r>
+      </m:oMath>
+      <w:r>
+        <w:t xml:space="preserve"> </w:t>
+      </w:r>
+      <w:r>
+        <w:t xml:space="preserve">in the same iteration. The objective value is recorded once per outer iteration, after the</w:t>
+      </w:r>
+      <w:r>
+        <w:t xml:space="preserve"> </w:t>
+      </w:r>
+      <m:oMath>
+        <m:r>
+          <m:t>β</m:t>
+        </m:r>
+      </m:oMath>
+      <w:r>
+        <w:t xml:space="preserve"> </w:t>
+      </w:r>
+      <w:r>
+        <w:t xml:space="preserve">update, and that recorded series ends with the last outer iteration and does not include the post-loop</w:t>
+      </w:r>
+      <w:r>
+        <w:t xml:space="preserve"> </w:t>
+      </w:r>
+      <m:oMath>
+        <m:r>
+          <m:t>β</m:t>
+        </m:r>
+      </m:oMath>
+      <w:r>
+        <w:t xml:space="preserve"> </w:t>
+      </w:r>
+      <w:r>
+        <w:t xml:space="preserve">refit, whose objective is stored separately.</w:t>
       </w:r>
     </w:p>
     <w:p>
@@ -2741,17 +3574,23 @@
       </w:r>
       <m:oMath>
         <m:r>
-          <m:t>l</m:t>
-        </m:r>
-        <m:r>
-          <m:t>o</m:t>
-        </m:r>
-        <m:r>
-          <m:t>s</m:t>
-        </m:r>
-        <m:r>
-          <m:t>s</m:t>
-        </m:r>
+          <m:t>e</m:t>
+        </m:r>
+        <m:r>
+          <m:t>p</m:t>
+        </m:r>
+        <m:sSub>
+          <m:e>
+            <m:r>
+              <m:t>s</m:t>
+            </m:r>
+          </m:e>
+          <m:sub>
+            <m:r>
+              <m:t>W</m:t>
+            </m:r>
+          </m:sub>
+        </m:sSub>
         <m:r>
           <m:rPr>
             <m:sty m:val="p"/>
@@ -2761,112 +3600,35 @@
         <m:r>
           <m:rPr>
             <m:sty m:val="p"/>
-            <m:scr m:val="script"/>
           </m:rPr>
-          <m:t>L</m:t>
-        </m:r>
-        <m:d>
-          <m:dPr>
-            <m:begChr m:val="("/>
-            <m:endChr m:val=")"/>
-            <m:sepChr m:val=""/>
-            <m:grow/>
-          </m:dPr>
+          <m:t>∞</m:t>
+        </m:r>
+      </m:oMath>
+      <w:r>
+        <w:t xml:space="preserve">,</w:t>
+      </w:r>
+      <w:r>
+        <w:t xml:space="preserve"> </w:t>
+      </w:r>
+      <m:oMath>
+        <m:r>
+          <m:t>e</m:t>
+        </m:r>
+        <m:r>
+          <m:t>p</m:t>
+        </m:r>
+        <m:sSub>
           <m:e>
-            <m:sSup>
-              <m:e>
-                <m:r>
-                  <m:t>W</m:t>
-                </m:r>
-              </m:e>
-              <m:sup>
-                <m:d>
-                  <m:dPr>
-                    <m:begChr m:val="("/>
-                    <m:endChr m:val=")"/>
-                    <m:sepChr m:val=""/>
-                    <m:grow/>
-                  </m:dPr>
-                  <m:e>
-                    <m:r>
-                      <m:t>0</m:t>
-                    </m:r>
-                  </m:e>
-                </m:d>
-              </m:sup>
-            </m:sSup>
-            <m:r>
-              <m:rPr>
-                <m:sty m:val="p"/>
-              </m:rPr>
-              <m:t>,</m:t>
-            </m:r>
-            <m:sSup>
-              <m:e>
-                <m:r>
-                  <m:t>H</m:t>
-                </m:r>
-              </m:e>
-              <m:sup>
-                <m:d>
-                  <m:dPr>
-                    <m:begChr m:val="("/>
-                    <m:endChr m:val=")"/>
-                    <m:sepChr m:val=""/>
-                    <m:grow/>
-                  </m:dPr>
-                  <m:e>
-                    <m:r>
-                      <m:t>0</m:t>
-                    </m:r>
-                  </m:e>
-                </m:d>
-              </m:sup>
-            </m:sSup>
-            <m:r>
-              <m:rPr>
-                <m:sty m:val="p"/>
-              </m:rPr>
-              <m:t>,</m:t>
-            </m:r>
-            <m:sSup>
-              <m:e>
-                <m:r>
-                  <m:t>β</m:t>
-                </m:r>
-              </m:e>
-              <m:sup>
-                <m:d>
-                  <m:dPr>
-                    <m:begChr m:val="("/>
-                    <m:endChr m:val=")"/>
-                    <m:sepChr m:val=""/>
-                    <m:grow/>
-                  </m:dPr>
-                  <m:e>
-                    <m:r>
-                      <m:t>0</m:t>
-                    </m:r>
-                  </m:e>
-                </m:d>
-              </m:sup>
-            </m:sSup>
+            <m:r>
+              <m:t>s</m:t>
+            </m:r>
           </m:e>
-        </m:d>
-      </m:oMath>
-      <w:r>
-        <w:br/>
-      </w:r>
-      <m:oMath>
-        <m:r>
-          <m:t>e</m:t>
-        </m:r>
-        <m:r>
-          <m:t>p</m:t>
-        </m:r>
-        <m:r>
-          <m:t>s</m:t>
-        </m:r>
+          <m:sub>
+            <m:r>
+              <m:t>H</m:t>
+            </m:r>
+          </m:sub>
+        </m:sSub>
         <m:r>
           <m:rPr>
             <m:sty m:val="p"/>
@@ -2904,10 +3666,7 @@
         <w:br/>
       </w:r>
       <w:r>
-        <w:t xml:space="preserve">while</w:t>
-      </w:r>
-      <w:r>
-        <w:t xml:space="preserve"> </w:t>
+        <w:t xml:space="preserve">while (</w:t>
       </w:r>
       <m:oMath>
         <m:r>
@@ -2916,14 +3675,23 @@
         <m:r>
           <m:t>p</m:t>
         </m:r>
-        <m:r>
-          <m:t>s</m:t>
-        </m:r>
+        <m:sSub>
+          <m:e>
+            <m:r>
+              <m:t>s</m:t>
+            </m:r>
+          </m:e>
+          <m:sub>
+            <m:r>
+              <m:t>W</m:t>
+            </m:r>
+          </m:sub>
+        </m:sSub>
         <m:r>
           <m:rPr>
             <m:sty m:val="p"/>
           </m:rPr>
-          <m:t>≥</m:t>
+          <m:t>&gt;</m:t>
         </m:r>
         <m:r>
           <m:t>t</m:t>
@@ -2935,6 +3703,57 @@
           <m:t>l</m:t>
         </m:r>
       </m:oMath>
+      <w:r>
+        <w:t xml:space="preserve"> </w:t>
+      </w:r>
+      <w:r>
+        <w:rPr>
+          <w:bCs/>
+          <w:b/>
+        </w:rPr>
+        <w:t xml:space="preserve">or</w:t>
+      </w:r>
+      <w:r>
+        <w:t xml:space="preserve"> </w:t>
+      </w:r>
+      <m:oMath>
+        <m:r>
+          <m:t>e</m:t>
+        </m:r>
+        <m:r>
+          <m:t>p</m:t>
+        </m:r>
+        <m:sSub>
+          <m:e>
+            <m:r>
+              <m:t>s</m:t>
+            </m:r>
+          </m:e>
+          <m:sub>
+            <m:r>
+              <m:t>H</m:t>
+            </m:r>
+          </m:sub>
+        </m:sSub>
+        <m:r>
+          <m:rPr>
+            <m:sty m:val="p"/>
+          </m:rPr>
+          <m:t>&gt;</m:t>
+        </m:r>
+        <m:r>
+          <m:t>t</m:t>
+        </m:r>
+        <m:r>
+          <m:t>o</m:t>
+        </m:r>
+        <m:r>
+          <m:t>l</m:t>
+        </m:r>
+      </m:oMath>
+      <w:r>
+        <w:t xml:space="preserve">)</w:t>
+      </w:r>
       <w:r>
         <w:t xml:space="preserve"> </w:t>
       </w:r>
@@ -3368,7 +4187,7 @@
         <m:sSup>
           <m:e>
             <m:r>
-              <m:t>β</m:t>
+              <m:t>b</m:t>
             </m:r>
           </m:e>
           <m:sup>
@@ -3401,16 +4220,42 @@
         <w:t xml:space="preserve"> </w:t>
       </w:r>
       <w:r>
-        <w:t xml:space="preserve">by solving the elastic-net Cox subproblem using cyclic coordinate descent to numerical tolerance</w:t>
+        <w:t xml:space="preserve">by cyclic coordinate descent on the centered and</w:t>
       </w:r>
       <w:r>
         <w:br/>
       </w:r>
       <w:r>
-        <w:t xml:space="preserve">(Eq. [eqn:beta_update]), holding</w:t>
-      </w:r>
-      <w:r>
-        <w:t xml:space="preserve"> </w:t>
+        <w:t xml:space="preserve">standardized scores (Eq. [eqn:beta_update]), initialized from the</w:t>
+      </w:r>
+      <w:r>
+        <w:br/>
+      </w:r>
+      <w:r>
+        <w:t xml:space="preserve">current raw coefficients read through the current</w:t>
+      </w:r>
+      <w:r>
+        <w:t xml:space="preserve"> </w:t>
+      </w:r>
+      <m:oMath>
+        <m:sSub>
+          <m:e>
+            <m:r>
+              <m:t>D</m:t>
+            </m:r>
+          </m:e>
+          <m:sub>
+            <m:r>
+              <m:t>Z</m:t>
+            </m:r>
+          </m:sub>
+        </m:sSub>
+      </m:oMath>
+      <w:r>
+        <w:t xml:space="preserve">, holding</w:t>
+      </w:r>
+      <w:r>
+        <w:br/>
       </w:r>
       <m:oMath>
         <m:sSup>
@@ -3491,39 +4336,510 @@
         <w:t xml:space="preserve"> </w:t>
       </w:r>
       <w:r>
-        <w:t xml:space="preserve">fixed.</w:t>
+        <w:t xml:space="preserve">fixed, stopping when the largest scaled</w:t>
       </w:r>
       <w:r>
         <w:br/>
       </w:r>
-      <m:oMath>
-        <m:r>
-          <m:t>l</m:t>
-        </m:r>
-        <m:r>
-          <m:t>o</m:t>
-        </m:r>
-        <m:r>
-          <m:t>s</m:t>
-        </m:r>
-        <m:r>
-          <m:t>s</m:t>
-        </m:r>
-        <m:r>
-          <m:t>N</m:t>
-        </m:r>
-        <m:r>
-          <m:t>e</m:t>
-        </m:r>
-        <m:r>
-          <m:t>w</m:t>
-        </m:r>
+      <w:r>
+        <w:t xml:space="preserve">coefficient change falls below</w:t>
+      </w:r>
+      <w:r>
+        <w:t xml:space="preserve"> </w:t>
+      </w:r>
+      <m:oMath>
+        <m:sSup>
+          <m:e>
+            <m:r>
+              <m:t>10</m:t>
+            </m:r>
+          </m:e>
+          <m:sup>
+            <m:r>
+              <m:rPr>
+                <m:sty m:val="p"/>
+              </m:rPr>
+              <m:t>−</m:t>
+            </m:r>
+            <m:r>
+              <m:t>6</m:t>
+            </m:r>
+          </m:sup>
+        </m:sSup>
+      </m:oMath>
+      <w:r>
+        <w:t xml:space="preserve"> </w:t>
+      </w:r>
+      <w:r>
+        <w:t xml:space="preserve">or after 500 passes, and</w:t>
+      </w:r>
+      <w:r>
+        <w:br/>
+      </w:r>
+      <w:r>
+        <w:t xml:space="preserve">accepting the proposal only if it does not increase the penalized</w:t>
+      </w:r>
+      <w:r>
+        <w:br/>
+      </w:r>
+      <w:r>
+        <w:t xml:space="preserve">survival loss (otherwise a damped step toward it, or the previous</w:t>
+      </w:r>
+      <w:r>
+        <w:br/>
+      </w:r>
+      <m:oMath>
+        <m:r>
+          <m:t>b</m:t>
+        </m:r>
+      </m:oMath>
+      <w:r>
+        <w:t xml:space="preserve"> </w:t>
+      </w:r>
+      <w:r>
+        <w:t xml:space="preserve">retained); set</w:t>
+      </w:r>
+      <w:r>
+        <w:t xml:space="preserve"> </w:t>
+      </w:r>
+      <m:oMath>
+        <m:sSup>
+          <m:e>
+            <m:r>
+              <m:t>β</m:t>
+            </m:r>
+          </m:e>
+          <m:sup>
+            <m:d>
+              <m:dPr>
+                <m:begChr m:val="("/>
+                <m:endChr m:val=")"/>
+                <m:sepChr m:val=""/>
+                <m:grow/>
+              </m:dPr>
+              <m:e>
+                <m:r>
+                  <m:t>t</m:t>
+                </m:r>
+                <m:r>
+                  <m:rPr>
+                    <m:sty m:val="p"/>
+                  </m:rPr>
+                  <m:t>+</m:t>
+                </m:r>
+                <m:r>
+                  <m:t>1</m:t>
+                </m:r>
+              </m:e>
+            </m:d>
+          </m:sup>
+        </m:sSup>
         <m:r>
           <m:rPr>
             <m:sty m:val="p"/>
           </m:rPr>
           <m:t>=</m:t>
         </m:r>
+        <m:sSubSup>
+          <m:e>
+            <m:r>
+              <m:t>D</m:t>
+            </m:r>
+          </m:e>
+          <m:sub>
+            <m:r>
+              <m:t>Z</m:t>
+            </m:r>
+          </m:sub>
+          <m:sup>
+            <m:r>
+              <m:rPr>
+                <m:sty m:val="p"/>
+              </m:rPr>
+              <m:t>−</m:t>
+            </m:r>
+            <m:r>
+              <m:t>1</m:t>
+            </m:r>
+          </m:sup>
+        </m:sSubSup>
+        <m:sSup>
+          <m:e>
+            <m:r>
+              <m:t>b</m:t>
+            </m:r>
+          </m:e>
+          <m:sup>
+            <m:d>
+              <m:dPr>
+                <m:begChr m:val="("/>
+                <m:endChr m:val=")"/>
+                <m:sepChr m:val=""/>
+                <m:grow/>
+              </m:dPr>
+              <m:e>
+                <m:r>
+                  <m:t>t</m:t>
+                </m:r>
+                <m:r>
+                  <m:rPr>
+                    <m:sty m:val="p"/>
+                  </m:rPr>
+                  <m:t>+</m:t>
+                </m:r>
+                <m:r>
+                  <m:t>1</m:t>
+                </m:r>
+              </m:e>
+            </m:d>
+          </m:sup>
+        </m:sSup>
+      </m:oMath>
+      <w:r>
+        <w:t xml:space="preserve"> </w:t>
+      </w:r>
+      <w:r>
+        <w:t xml:space="preserve">on the retained rows.</w:t>
+      </w:r>
+      <w:r>
+        <w:br/>
+      </w:r>
+      <w:r>
+        <w:rPr>
+          <w:bCs/>
+          <w:b/>
+        </w:rPr>
+        <w:t xml:space="preserve">(Convergence)</w:t>
+      </w:r>
+      <w:r>
+        <w:br/>
+      </w:r>
+      <m:oMath>
+        <m:r>
+          <m:t>e</m:t>
+        </m:r>
+        <m:r>
+          <m:t>p</m:t>
+        </m:r>
+        <m:sSub>
+          <m:e>
+            <m:r>
+              <m:t>s</m:t>
+            </m:r>
+          </m:e>
+          <m:sub>
+            <m:r>
+              <m:t>W</m:t>
+            </m:r>
+          </m:sub>
+        </m:sSub>
+        <m:r>
+          <m:rPr>
+            <m:sty m:val="p"/>
+          </m:rPr>
+          <m:t>=</m:t>
+        </m:r>
+        <m:r>
+          <m:t>1</m:t>
+        </m:r>
+        <m:r>
+          <m:rPr>
+            <m:sty m:val="p"/>
+          </m:rPr>
+          <m:t>−</m:t>
+        </m:r>
+        <m:r>
+          <m:rPr>
+            <m:sty m:val="p"/>
+          </m:rPr>
+          <m:t>cos</m:t>
+        </m:r>
+        <m:r>
+          <m:t>​</m:t>
+        </m:r>
+        <m:d>
+          <m:dPr>
+            <m:begChr m:val="("/>
+            <m:endChr m:val=")"/>
+            <m:sepChr m:val=""/>
+            <m:grow/>
+          </m:dPr>
+          <m:e>
+            <m:r>
+              <m:rPr>
+                <m:sty m:val="p"/>
+              </m:rPr>
+              <m:t>v</m:t>
+            </m:r>
+            <m:r>
+              <m:rPr>
+                <m:sty m:val="p"/>
+              </m:rPr>
+              <m:t>e</m:t>
+            </m:r>
+            <m:r>
+              <m:rPr>
+                <m:sty m:val="p"/>
+              </m:rPr>
+              <m:t>c</m:t>
+            </m:r>
+            <m:r>
+              <m:t> </m:t>
+            </m:r>
+            <m:sSup>
+              <m:e>
+                <m:r>
+                  <m:t>W</m:t>
+                </m:r>
+              </m:e>
+              <m:sup>
+                <m:d>
+                  <m:dPr>
+                    <m:begChr m:val="("/>
+                    <m:endChr m:val=")"/>
+                    <m:sepChr m:val=""/>
+                    <m:grow/>
+                  </m:dPr>
+                  <m:e>
+                    <m:r>
+                      <m:t>t</m:t>
+                    </m:r>
+                  </m:e>
+                </m:d>
+              </m:sup>
+            </m:sSup>
+            <m:r>
+              <m:rPr>
+                <m:sty m:val="p"/>
+              </m:rPr>
+              <m:t>,</m:t>
+            </m:r>
+            <m:r>
+              <m:rPr>
+                <m:sty m:val="p"/>
+              </m:rPr>
+              <m:t>v</m:t>
+            </m:r>
+            <m:r>
+              <m:rPr>
+                <m:sty m:val="p"/>
+              </m:rPr>
+              <m:t>e</m:t>
+            </m:r>
+            <m:r>
+              <m:rPr>
+                <m:sty m:val="p"/>
+              </m:rPr>
+              <m:t>c</m:t>
+            </m:r>
+            <m:r>
+              <m:t> </m:t>
+            </m:r>
+            <m:sSup>
+              <m:e>
+                <m:r>
+                  <m:t>W</m:t>
+                </m:r>
+              </m:e>
+              <m:sup>
+                <m:d>
+                  <m:dPr>
+                    <m:begChr m:val="("/>
+                    <m:endChr m:val=")"/>
+                    <m:sepChr m:val=""/>
+                    <m:grow/>
+                  </m:dPr>
+                  <m:e>
+                    <m:r>
+                      <m:t>t</m:t>
+                    </m:r>
+                    <m:r>
+                      <m:rPr>
+                        <m:sty m:val="p"/>
+                      </m:rPr>
+                      <m:t>+</m:t>
+                    </m:r>
+                    <m:r>
+                      <m:t>1</m:t>
+                    </m:r>
+                  </m:e>
+                </m:d>
+              </m:sup>
+            </m:sSup>
+          </m:e>
+        </m:d>
+      </m:oMath>
+      <w:r>
+        <w:t xml:space="preserve">,</w:t>
+      </w:r>
+      <w:r>
+        <w:br/>
+      </w:r>
+      <m:oMath>
+        <m:r>
+          <m:t>e</m:t>
+        </m:r>
+        <m:r>
+          <m:t>p</m:t>
+        </m:r>
+        <m:sSub>
+          <m:e>
+            <m:r>
+              <m:t>s</m:t>
+            </m:r>
+          </m:e>
+          <m:sub>
+            <m:r>
+              <m:t>H</m:t>
+            </m:r>
+          </m:sub>
+        </m:sSub>
+        <m:r>
+          <m:rPr>
+            <m:sty m:val="p"/>
+          </m:rPr>
+          <m:t>=</m:t>
+        </m:r>
+        <m:r>
+          <m:t>1</m:t>
+        </m:r>
+        <m:r>
+          <m:rPr>
+            <m:sty m:val="p"/>
+          </m:rPr>
+          <m:t>−</m:t>
+        </m:r>
+        <m:r>
+          <m:rPr>
+            <m:sty m:val="p"/>
+          </m:rPr>
+          <m:t>cos</m:t>
+        </m:r>
+        <m:r>
+          <m:t>​</m:t>
+        </m:r>
+        <m:d>
+          <m:dPr>
+            <m:begChr m:val="("/>
+            <m:endChr m:val=")"/>
+            <m:sepChr m:val=""/>
+            <m:grow/>
+          </m:dPr>
+          <m:e>
+            <m:r>
+              <m:rPr>
+                <m:sty m:val="p"/>
+              </m:rPr>
+              <m:t>v</m:t>
+            </m:r>
+            <m:r>
+              <m:rPr>
+                <m:sty m:val="p"/>
+              </m:rPr>
+              <m:t>e</m:t>
+            </m:r>
+            <m:r>
+              <m:rPr>
+                <m:sty m:val="p"/>
+              </m:rPr>
+              <m:t>c</m:t>
+            </m:r>
+            <m:r>
+              <m:t> </m:t>
+            </m:r>
+            <m:sSup>
+              <m:e>
+                <m:r>
+                  <m:t>H</m:t>
+                </m:r>
+              </m:e>
+              <m:sup>
+                <m:d>
+                  <m:dPr>
+                    <m:begChr m:val="("/>
+                    <m:endChr m:val=")"/>
+                    <m:sepChr m:val=""/>
+                    <m:grow/>
+                  </m:dPr>
+                  <m:e>
+                    <m:r>
+                      <m:t>t</m:t>
+                    </m:r>
+                  </m:e>
+                </m:d>
+              </m:sup>
+            </m:sSup>
+            <m:r>
+              <m:rPr>
+                <m:sty m:val="p"/>
+              </m:rPr>
+              <m:t>,</m:t>
+            </m:r>
+            <m:r>
+              <m:rPr>
+                <m:sty m:val="p"/>
+              </m:rPr>
+              <m:t>v</m:t>
+            </m:r>
+            <m:r>
+              <m:rPr>
+                <m:sty m:val="p"/>
+              </m:rPr>
+              <m:t>e</m:t>
+            </m:r>
+            <m:r>
+              <m:rPr>
+                <m:sty m:val="p"/>
+              </m:rPr>
+              <m:t>c</m:t>
+            </m:r>
+            <m:r>
+              <m:t> </m:t>
+            </m:r>
+            <m:sSup>
+              <m:e>
+                <m:r>
+                  <m:t>H</m:t>
+                </m:r>
+              </m:e>
+              <m:sup>
+                <m:d>
+                  <m:dPr>
+                    <m:begChr m:val="("/>
+                    <m:endChr m:val=")"/>
+                    <m:sepChr m:val=""/>
+                    <m:grow/>
+                  </m:dPr>
+                  <m:e>
+                    <m:r>
+                      <m:t>t</m:t>
+                    </m:r>
+                    <m:r>
+                      <m:rPr>
+                        <m:sty m:val="p"/>
+                      </m:rPr>
+                      <m:t>+</m:t>
+                    </m:r>
+                    <m:r>
+                      <m:t>1</m:t>
+                    </m:r>
+                  </m:e>
+                </m:d>
+              </m:sup>
+            </m:sSup>
+          </m:e>
+        </m:d>
+      </m:oMath>
+      <w:r>
+        <w:br/>
+      </w:r>
+      <w:r>
+        <w:t xml:space="preserve">Record</w:t>
+      </w:r>
+      <w:r>
+        <w:t xml:space="preserve"> </w:t>
+      </w:r>
+      <m:oMath>
         <m:r>
           <m:rPr>
             <m:sty m:val="p"/>
@@ -3648,17 +4964,17 @@
         </m:d>
       </m:oMath>
       <w:r>
+        <w:t xml:space="preserve"> </w:t>
+      </w:r>
+      <w:r>
+        <w:t xml:space="preserve">in the objective series</w:t>
+      </w:r>
+      <w:r>
         <w:br/>
       </w:r>
       <m:oMath>
         <m:r>
-          <m:t>e</m:t>
-        </m:r>
-        <m:r>
-          <m:t>p</m:t>
-        </m:r>
-        <m:r>
-          <m:t>s</m:t>
+          <m:t>t</m:t>
         </m:r>
         <m:r>
           <m:rPr>
@@ -3666,99 +4982,129 @@
           </m:rPr>
           <m:t>=</m:t>
         </m:r>
-        <m:d>
-          <m:dPr>
-            <m:begChr m:val="|"/>
-            <m:endChr m:val="|"/>
-            <m:sepChr m:val=""/>
-            <m:grow/>
-          </m:dPr>
+        <m:r>
+          <m:t>t</m:t>
+        </m:r>
+        <m:r>
+          <m:rPr>
+            <m:sty m:val="p"/>
+          </m:rPr>
+          <m:t>+</m:t>
+        </m:r>
+        <m:r>
+          <m:t>1</m:t>
+        </m:r>
+      </m:oMath>
+      <w:r>
+        <w:br/>
+      </w:r>
+      <w:r>
+        <w:t xml:space="preserve">end while</w:t>
+      </w:r>
+      <w:r>
+        <w:br/>
+      </w:r>
+      <w:r>
+        <w:t xml:space="preserve">Refit</w:t>
+      </w:r>
+      <w:r>
+        <w:t xml:space="preserve"> </w:t>
+      </w:r>
+      <m:oMath>
+        <m:r>
+          <m:t>β</m:t>
+        </m:r>
+      </m:oMath>
+      <w:r>
+        <w:t xml:space="preserve"> </w:t>
+      </w:r>
+      <w:r>
+        <w:t xml:space="preserve">on the final</w:t>
+      </w:r>
+      <w:r>
+        <w:t xml:space="preserve"> </w:t>
+      </w:r>
+      <m:oMath>
+        <m:r>
+          <m:t>W</m:t>
+        </m:r>
+      </m:oMath>
+      <w:r>
+        <w:t xml:space="preserve"> </w:t>
+      </w:r>
+      <w:r>
+        <w:t xml:space="preserve">by the same routine, giving</w:t>
+      </w:r>
+      <w:r>
+        <w:t xml:space="preserve"> </w:t>
+      </w:r>
+      <m:oMath>
+        <m:sSub>
           <m:e>
             <m:r>
-              <m:t>l</m:t>
-            </m:r>
-            <m:r>
-              <m:t>o</m:t>
-            </m:r>
-            <m:r>
-              <m:t>s</m:t>
-            </m:r>
-            <m:r>
-              <m:t>s</m:t>
-            </m:r>
-            <m:r>
-              <m:t>N</m:t>
-            </m:r>
-            <m:r>
-              <m:t>e</m:t>
-            </m:r>
-            <m:r>
-              <m:t>w</m:t>
-            </m:r>
+              <m:t>β</m:t>
+            </m:r>
+          </m:e>
+          <m:sub>
             <m:r>
               <m:rPr>
                 <m:sty m:val="p"/>
               </m:rPr>
-              <m:t>−</m:t>
-            </m:r>
-            <m:r>
-              <m:t>l</m:t>
-            </m:r>
-            <m:r>
-              <m:t>o</m:t>
-            </m:r>
-            <m:r>
-              <m:t>s</m:t>
-            </m:r>
-            <m:r>
-              <m:t>s</m:t>
-            </m:r>
-          </m:e>
-        </m:d>
-        <m:r>
-          <m:rPr>
-            <m:sty m:val="p"/>
-          </m:rPr>
-          <m:t>/</m:t>
-        </m:r>
-        <m:d>
-          <m:dPr>
-            <m:begChr m:val="|"/>
-            <m:endChr m:val="|"/>
-            <m:sepChr m:val=""/>
-            <m:grow/>
-          </m:dPr>
-          <m:e>
-            <m:r>
-              <m:t>l</m:t>
-            </m:r>
-            <m:r>
-              <m:t>o</m:t>
-            </m:r>
-            <m:r>
-              <m:t>s</m:t>
-            </m:r>
-            <m:r>
-              <m:t>s</m:t>
-            </m:r>
-          </m:e>
-        </m:d>
-      </m:oMath>
-      <w:r>
-        <w:br/>
-      </w:r>
-      <m:oMath>
-        <m:r>
-          <m:t>l</m:t>
-        </m:r>
-        <m:r>
-          <m:t>o</m:t>
-        </m:r>
-        <m:r>
-          <m:t>s</m:t>
-        </m:r>
-        <m:r>
-          <m:t>s</m:t>
+              <m:t>r</m:t>
+            </m:r>
+            <m:r>
+              <m:rPr>
+                <m:sty m:val="p"/>
+              </m:rPr>
+              <m:t>e</m:t>
+            </m:r>
+            <m:r>
+              <m:rPr>
+                <m:sty m:val="p"/>
+              </m:rPr>
+              <m:t>f</m:t>
+            </m:r>
+            <m:r>
+              <m:rPr>
+                <m:sty m:val="p"/>
+              </m:rPr>
+              <m:t>i</m:t>
+            </m:r>
+            <m:r>
+              <m:rPr>
+                <m:sty m:val="p"/>
+              </m:rPr>
+              <m:t>t</m:t>
+            </m:r>
+          </m:sub>
+        </m:sSub>
+      </m:oMath>
+      <w:r>
+        <w:t xml:space="preserve"> </w:t>
+      </w:r>
+      <w:r>
+        <w:t xml:space="preserve">(this is the only</w:t>
+      </w:r>
+      <w:r>
+        <w:t xml:space="preserve"> </w:t>
+      </w:r>
+      <m:oMath>
+        <m:r>
+          <m:t>β</m:t>
+        </m:r>
+      </m:oMath>
+      <w:r>
+        <w:t xml:space="preserve"> </w:t>
+      </w:r>
+      <w:r>
+        <w:t xml:space="preserve">estimate when</w:t>
+      </w:r>
+      <w:r>
+        <w:t xml:space="preserve"> </w:t>
+      </w:r>
+      <m:oMath>
+        <m:r>
+          <m:t>α</m:t>
         </m:r>
         <m:r>
           <m:rPr>
@@ -3767,58 +5113,17 @@
           <m:t>=</m:t>
         </m:r>
         <m:r>
-          <m:t>l</m:t>
-        </m:r>
-        <m:r>
-          <m:t>o</m:t>
-        </m:r>
-        <m:r>
-          <m:t>s</m:t>
-        </m:r>
-        <m:r>
-          <m:t>s</m:t>
-        </m:r>
-        <m:r>
-          <m:t>N</m:t>
-        </m:r>
-        <m:r>
-          <m:t>e</m:t>
-        </m:r>
-        <m:r>
-          <m:t>w</m:t>
-        </m:r>
-      </m:oMath>
+          <m:t>0</m:t>
+        </m:r>
+      </m:oMath>
+      <w:r>
+        <w:t xml:space="preserve">)</w:t>
+      </w:r>
       <w:r>
         <w:br/>
       </w:r>
-      <m:oMath>
-        <m:r>
-          <m:t>t</m:t>
-        </m:r>
-        <m:r>
-          <m:rPr>
-            <m:sty m:val="p"/>
-          </m:rPr>
-          <m:t>=</m:t>
-        </m:r>
-        <m:r>
-          <m:t>t</m:t>
-        </m:r>
-        <m:r>
-          <m:rPr>
-            <m:sty m:val="p"/>
-          </m:rPr>
-          <m:t>+</m:t>
-        </m:r>
-        <m:r>
-          <m:t>1</m:t>
-        </m:r>
-      </m:oMath>
-      <w:r>
-        <w:br/>
-      </w:r>
-      <w:r>
-        <w:t xml:space="preserve">end while</w:t>
+      <w:r>
+        <w:t xml:space="preserve">The objective after the refit is stored separately and is not part of the recorded series</w:t>
       </w:r>
       <w:r>
         <w:br/>
@@ -3928,28 +5233,45 @@
           </m:rPr>
           <m:t>=</m:t>
         </m:r>
-        <m:sSup>
+        <m:sSub>
           <m:e>
             <m:r>
               <m:t>β</m:t>
             </m:r>
           </m:e>
-          <m:sup>
-            <m:d>
-              <m:dPr>
-                <m:begChr m:val="("/>
-                <m:endChr m:val=")"/>
-                <m:sepChr m:val=""/>
-                <m:grow/>
-              </m:dPr>
-              <m:e>
-                <m:r>
-                  <m:t>t</m:t>
-                </m:r>
-              </m:e>
-            </m:d>
-          </m:sup>
-        </m:sSup>
+          <m:sub>
+            <m:r>
+              <m:rPr>
+                <m:sty m:val="p"/>
+              </m:rPr>
+              <m:t>r</m:t>
+            </m:r>
+            <m:r>
+              <m:rPr>
+                <m:sty m:val="p"/>
+              </m:rPr>
+              <m:t>e</m:t>
+            </m:r>
+            <m:r>
+              <m:rPr>
+                <m:sty m:val="p"/>
+              </m:rPr>
+              <m:t>f</m:t>
+            </m:r>
+            <m:r>
+              <m:rPr>
+                <m:sty m:val="p"/>
+              </m:rPr>
+              <m:t>i</m:t>
+            </m:r>
+            <m:r>
+              <m:rPr>
+                <m:sty m:val="p"/>
+              </m:rPr>
+              <m:t>t</m:t>
+            </m:r>
+          </m:sub>
+        </m:sSub>
       </m:oMath>
     </w:p>
     <w:bookmarkEnd w:id="22"/>
@@ -5739,19 +7061,112 @@
         <w:t xml:space="preserve"> </w:t>
       </w:r>
       <w:r>
-        <w:t xml:space="preserve">in all experiments. The scaling removes differences in</w:t>
-      </w:r>
-      <w:r>
-        <w:t xml:space="preserve"> </w:t>
-      </w:r>
-      <w:r>
-        <w:t xml:space="preserve">the magnitudes of the weighted reconstruction and survival gradients before the</w:t>
-      </w:r>
-      <w:r>
-        <w:t xml:space="preserve"> </w:t>
-      </w:r>
-      <w:r>
-        <w:t xml:space="preserve">additional factor</w:t>
+        <w:t xml:space="preserve">in all experiments; below we write</w:t>
+      </w:r>
+      <w:r>
+        <w:t xml:space="preserve"> </w:t>
+      </w:r>
+      <m:oMath>
+        <m:r>
+          <m:t>ζ</m:t>
+        </m:r>
+      </m:oMath>
+      <w:r>
+        <w:t xml:space="preserve"> </w:t>
+      </w:r>
+      <w:r>
+        <w:t xml:space="preserve">for</w:t>
+      </w:r>
+      <w:r>
+        <w:t xml:space="preserve"> </w:t>
+      </w:r>
+      <m:oMath>
+        <m:sSup>
+          <m:e>
+            <m:r>
+              <m:t>ζ</m:t>
+            </m:r>
+          </m:e>
+          <m:sup>
+            <m:d>
+              <m:dPr>
+                <m:begChr m:val="("/>
+                <m:endChr m:val=")"/>
+                <m:sepChr m:val=""/>
+                <m:grow/>
+              </m:dPr>
+              <m:e>
+                <m:r>
+                  <m:t>t</m:t>
+                </m:r>
+              </m:e>
+            </m:d>
+          </m:sup>
+        </m:sSup>
+      </m:oMath>
+      <w:r>
+        <w:t xml:space="preserve"> </w:t>
+      </w:r>
+      <w:r>
+        <w:t xml:space="preserve">where the iteration index is not needed. The proposal rescales the</w:t>
+      </w:r>
+      <w:r>
+        <w:t xml:space="preserve"> </w:t>
+      </w:r>
+      <w:r>
+        <w:t xml:space="preserve">weighted reconstruction and survival gradients using this norm-based factor,</w:t>
+      </w:r>
+      <w:r>
+        <w:t xml:space="preserve"> </w:t>
+      </w:r>
+      <w:r>
+        <w:t xml:space="preserve">subject to its numerical stabilizer</w:t>
+      </w:r>
+      <w:r>
+        <w:t xml:space="preserve"> </w:t>
+      </w:r>
+      <m:oMath>
+        <m:sSub>
+          <m:e>
+            <m:r>
+              <m:t>ε</m:t>
+            </m:r>
+          </m:e>
+          <m:sub>
+            <m:r>
+              <m:t>ζ</m:t>
+            </m:r>
+          </m:sub>
+        </m:sSub>
+      </m:oMath>
+      <w:r>
+        <w:t xml:space="preserve"> </w:t>
+      </w:r>
+      <w:r>
+        <w:t xml:space="preserve">and the cap</w:t>
+      </w:r>
+      <w:r>
+        <w:t xml:space="preserve"> </w:t>
+      </w:r>
+      <m:oMath>
+        <m:sSub>
+          <m:e>
+            <m:r>
+              <m:t>ζ</m:t>
+            </m:r>
+          </m:e>
+          <m:sub>
+            <m:r>
+              <m:rPr>
+                <m:sty m:val="p"/>
+              </m:rPr>
+              <m:t>max</m:t>
+            </m:r>
+          </m:sub>
+        </m:sSub>
+      </m:oMath>
+      <w:r>
+        <w:t xml:space="preserve">, before the additional factor</w:t>
       </w:r>
       <w:r>
         <w:t xml:space="preserve"> </w:t>
@@ -5765,7 +7180,13 @@
         <w:t xml:space="preserve"> </w:t>
       </w:r>
       <w:r>
-        <w:t xml:space="preserve">below controls the relative Cox contribution. Because</w:t>
+        <w:t xml:space="preserve">below controls the relative</w:t>
+      </w:r>
+      <w:r>
+        <w:t xml:space="preserve"> </w:t>
+      </w:r>
+      <w:r>
+        <w:t xml:space="preserve">Cox contribution. Because</w:t>
       </w:r>
       <w:r>
         <w:t xml:space="preserve"> </w:t>
@@ -6903,6 +8324,96 @@
         <w:pStyle w:val="BodyText"/>
       </w:pPr>
       <w:r>
+        <w:t xml:space="preserve">The proposal uses the reconstruction and Cox log-partial-likelihood derivatives</w:t>
+      </w:r>
+      <w:r>
+        <w:t xml:space="preserve"> </w:t>
+      </w:r>
+      <w:r>
+        <w:t xml:space="preserve">only. It does not differentiate the</w:t>
+      </w:r>
+      <w:r>
+        <w:t xml:space="preserve"> </w:t>
+      </w:r>
+      <m:oMath>
+        <m:r>
+          <m:t>W</m:t>
+        </m:r>
+      </m:oMath>
+      <w:r>
+        <w:t xml:space="preserve">-dependent penalty on the</w:t>
+      </w:r>
+      <w:r>
+        <w:t xml:space="preserve"> </w:t>
+      </w:r>
+      <w:r>
+        <w:t xml:space="preserve">standardized-score coefficients</w:t>
+      </w:r>
+      <w:r>
+        <w:t xml:space="preserve"> </w:t>
+      </w:r>
+      <m:oMath>
+        <m:r>
+          <m:t>b</m:t>
+        </m:r>
+        <m:r>
+          <m:rPr>
+            <m:sty m:val="p"/>
+          </m:rPr>
+          <m:t>=</m:t>
+        </m:r>
+        <m:sSub>
+          <m:e>
+            <m:r>
+              <m:t>D</m:t>
+            </m:r>
+          </m:e>
+          <m:sub>
+            <m:r>
+              <m:t>Z</m:t>
+            </m:r>
+          </m:sub>
+        </m:sSub>
+        <m:r>
+          <m:t>β</m:t>
+        </m:r>
+      </m:oMath>
+      <w:r>
+        <w:t xml:space="preserve">, so it is not the gradient of the</w:t>
+      </w:r>
+      <w:r>
+        <w:t xml:space="preserve"> </w:t>
+      </w:r>
+      <w:r>
+        <w:t xml:space="preserve">full objective</w:t>
+      </w:r>
+      <w:r>
+        <w:t xml:space="preserve"> </w:t>
+      </w:r>
+      <m:oMath>
+        <m:r>
+          <m:rPr>
+            <m:sty m:val="p"/>
+            <m:scr m:val="script"/>
+          </m:rPr>
+          <m:t>L</m:t>
+        </m:r>
+      </m:oMath>
+      <w:r>
+        <w:t xml:space="preserve">, and candidate acceptance is instead evaluated using</w:t>
+      </w:r>
+      <w:r>
+        <w:t xml:space="preserve"> </w:t>
+      </w:r>
+      <w:r>
+        <w:t xml:space="preserve">the full objective.</w:t>
+      </w:r>
+    </w:p>
+    <w:p>
+      <w:pPr>
+        <w:pStyle w:val="BodyText"/>
+      </w:pPr>
+      <w:r>
         <w:t xml:space="preserve">Because the combined multiplicative step does not, by itself, guarantee a</w:t>
       </w:r>
       <w:r>
@@ -9017,38 +10528,53 @@
         <w:t xml:space="preserve"> </w:t>
       </w:r>
       <w:r>
-        <w:t xml:space="preserve">so the accepted update is the normalized one.</w:t>
-      </w:r>
-    </w:p>
-    <w:bookmarkEnd w:id="24"/>
-    <w:bookmarkStart w:id="25" w:name="update-for-beta"/>
-    <w:p>
-      <w:pPr>
-        <w:pStyle w:val="Heading2"/>
-      </w:pPr>
-      <w:r>
-        <w:t xml:space="preserve">Update for</w:t>
-      </w:r>
-      <w:r>
-        <w:t xml:space="preserve"> </w:t>
-      </w:r>
-      <m:oMath>
-        <m:r>
-          <m:t>β</m:t>
-        </m:r>
-      </m:oMath>
-    </w:p>
-    <w:p>
-      <w:pPr>
-        <w:pStyle w:val="FirstParagraph"/>
-      </w:pPr>
-      <w:r>
-        <w:t xml:space="preserve">Conditional on</w:t>
-      </w:r>
-      <w:r>
-        <w:t xml:space="preserve"> </w:t>
-      </w:r>
-      <m:oMath>
+        <w:t xml:space="preserve">so the accepted update is the normalized one. The score standard deviations</w:t>
+      </w:r>
+      <w:r>
+        <w:t xml:space="preserve"> </w:t>
+      </w:r>
+      <m:oMath>
+        <m:sSub>
+          <m:e>
+            <m:r>
+              <m:t>D</m:t>
+            </m:r>
+          </m:e>
+          <m:sub>
+            <m:r>
+              <m:t>Z</m:t>
+            </m:r>
+          </m:sub>
+        </m:sSub>
+      </m:oMath>
+      <w:r>
+        <w:t xml:space="preserve"> </w:t>
+      </w:r>
+      <w:r>
+        <w:t xml:space="preserve">that enter the penalty (Model details) are recomputed from each candidate,</w:t>
+      </w:r>
+      <w:r>
+        <w:t xml:space="preserve"> </w:t>
+      </w:r>
+      <w:r>
+        <w:t xml:space="preserve">as</w:t>
+      </w:r>
+      <w:r>
+        <w:t xml:space="preserve"> </w:t>
+      </w:r>
+      <m:oMath>
+        <m:r>
+          <m:rPr>
+            <m:sty m:val="p"/>
+          </m:rPr>
+          <m:t>s</m:t>
+        </m:r>
+        <m:r>
+          <m:rPr>
+            <m:sty m:val="p"/>
+          </m:rPr>
+          <m:t>d</m:t>
+        </m:r>
         <m:d>
           <m:dPr>
             <m:begChr m:val="("/>
@@ -9057,6 +10583,185 @@
             <m:grow/>
           </m:dPr>
           <m:e>
+            <m:sSub>
+              <m:e>
+                <m:r>
+                  <m:t>Z</m:t>
+                </m:r>
+              </m:e>
+              <m:sub>
+                <m:r>
+                  <m:t>j</m:t>
+                </m:r>
+                <m:r>
+                  <m:rPr>
+                    <m:sty m:val="p"/>
+                  </m:rPr>
+                  <m:t>⋅</m:t>
+                </m:r>
+              </m:sub>
+            </m:sSub>
+          </m:e>
+        </m:d>
+      </m:oMath>
+      <w:r>
+        <w:t xml:space="preserve"> </w:t>
+      </w:r>
+      <w:r>
+        <w:t xml:space="preserve">with</w:t>
+      </w:r>
+      <w:r>
+        <w:t xml:space="preserve"> </w:t>
+      </w:r>
+      <m:oMath>
+        <m:r>
+          <m:t>Z</m:t>
+        </m:r>
+        <m:r>
+          <m:rPr>
+            <m:sty m:val="p"/>
+          </m:rPr>
+          <m:t>=</m:t>
+        </m:r>
+        <m:sSubSup>
+          <m:e>
+            <m:r>
+              <m:t>W</m:t>
+            </m:r>
+          </m:e>
+          <m:sub>
+            <m:r>
+              <m:t>c</m:t>
+            </m:r>
+            <m:r>
+              <m:t>a</m:t>
+            </m:r>
+            <m:r>
+              <m:t>n</m:t>
+            </m:r>
+            <m:r>
+              <m:t>d</m:t>
+            </m:r>
+          </m:sub>
+          <m:sup>
+            <m:r>
+              <m:rPr>
+                <m:sty m:val="p"/>
+              </m:rPr>
+              <m:t>⊤</m:t>
+            </m:r>
+          </m:sup>
+        </m:sSubSup>
+        <m:r>
+          <m:t>X</m:t>
+        </m:r>
+      </m:oMath>
+      <w:r>
+        <w:t xml:space="preserve">, and are carried forward</w:t>
+      </w:r>
+      <w:r>
+        <w:t xml:space="preserve"> </w:t>
+      </w:r>
+      <w:r>
+        <w:t xml:space="preserve">only when that candidate is accepted; a rejected candidate leaves</w:t>
+      </w:r>
+      <w:r>
+        <w:t xml:space="preserve"> </w:t>
+      </w:r>
+      <m:oMath>
+        <m:r>
+          <m:t>W</m:t>
+        </m:r>
+      </m:oMath>
+      <w:r>
+        <w:t xml:space="preserve">,</w:t>
+      </w:r>
+      <w:r>
+        <w:t xml:space="preserve"> </w:t>
+      </w:r>
+      <m:oMath>
+        <m:r>
+          <m:t>H</m:t>
+        </m:r>
+      </m:oMath>
+      <w:r>
+        <w:t xml:space="preserve">,</w:t>
+      </w:r>
+      <w:r>
+        <w:t xml:space="preserve"> </w:t>
+      </w:r>
+      <m:oMath>
+        <m:r>
+          <m:t>β</m:t>
+        </m:r>
+      </m:oMath>
+      <w:r>
+        <w:t xml:space="preserve"> </w:t>
+      </w:r>
+      <w:r>
+        <w:t xml:space="preserve">and</w:t>
+      </w:r>
+      <w:r>
+        <w:t xml:space="preserve"> </w:t>
+      </w:r>
+      <m:oMath>
+        <m:sSub>
+          <m:e>
+            <m:r>
+              <m:t>D</m:t>
+            </m:r>
+          </m:e>
+          <m:sub>
+            <m:r>
+              <m:t>Z</m:t>
+            </m:r>
+          </m:sub>
+        </m:sSub>
+      </m:oMath>
+      <w:r>
+        <w:t xml:space="preserve"> </w:t>
+      </w:r>
+      <w:r>
+        <w:t xml:space="preserve">at their previous values.</w:t>
+      </w:r>
+    </w:p>
+    <w:bookmarkEnd w:id="24"/>
+    <w:bookmarkStart w:id="25" w:name="update-for-beta"/>
+    <w:p>
+      <w:pPr>
+        <w:pStyle w:val="Heading2"/>
+      </w:pPr>
+      <w:r>
+        <w:t xml:space="preserve">Update for</w:t>
+      </w:r>
+      <w:r>
+        <w:t xml:space="preserve"> </w:t>
+      </w:r>
+      <m:oMath>
+        <m:r>
+          <m:t>β</m:t>
+        </m:r>
+      </m:oMath>
+    </w:p>
+    <w:p>
+      <w:pPr>
+        <w:pStyle w:val="FirstParagraph"/>
+      </w:pPr>
+      <w:r>
+        <w:t xml:space="preserve">Conditional on</w:t>
+      </w:r>
+      <w:r>
+        <w:t xml:space="preserve"> </w:t>
+      </w:r>
+      <m:oMath>
+        <m:d>
+          <m:dPr>
+            <m:begChr m:val="("/>
+            <m:endChr m:val=")"/>
+            <m:sepChr m:val=""/>
+            <m:grow/>
+          </m:dPr>
+          <m:e>
             <m:r>
               <m:t>W</m:t>
             </m:r>
@@ -9093,7 +10798,39 @@
         <w:t xml:space="preserve"> </w:t>
       </w:r>
       <w:r>
-        <w:t xml:space="preserve">elastic-net–penalized Cox problem; the common factor</w:t>
+        <w:t xml:space="preserve">elastic-net–penalized Cox problem in the standardized-score coefficients</w:t>
+      </w:r>
+      <w:r>
+        <w:t xml:space="preserve"> </w:t>
+      </w:r>
+      <m:oMath>
+        <m:r>
+          <m:t>b</m:t>
+        </m:r>
+        <m:r>
+          <m:rPr>
+            <m:sty m:val="p"/>
+          </m:rPr>
+          <m:t>=</m:t>
+        </m:r>
+        <m:sSub>
+          <m:e>
+            <m:r>
+              <m:t>D</m:t>
+            </m:r>
+          </m:e>
+          <m:sub>
+            <m:r>
+              <m:t>Z</m:t>
+            </m:r>
+          </m:sub>
+        </m:sSub>
+        <m:r>
+          <m:t>β</m:t>
+        </m:r>
+      </m:oMath>
+      <w:r>
+        <w:t xml:space="preserve">; the common factor</w:t>
       </w:r>
       <w:r>
         <w:t xml:space="preserve"> </w:t>
@@ -9128,7 +10865,7 @@
         <w:t xml:space="preserve"> </w:t>
       </w:r>
       <w:r>
-        <w:t xml:space="preserve">dropped here, as it does not affect the minimizer:</w:t>
+        <w:t xml:space="preserve">dropped here, as it does not affect the minimizer,</w:t>
       </w:r>
       <w:r>
         <w:t xml:space="preserve"> </w:t>
@@ -9140,7 +10877,7 @@
         <w:t xml:space="preserve"> </w:t>
       </w:r>
       <w:r>
-        <w:t xml:space="preserve">\min_{\beta \in \mathbb{R}^k}</w:t>
+        <w:t xml:space="preserve">\min_{b \in \mathbb{R}^k}</w:t>
       </w:r>
       <w:r>
         <w:t xml:space="preserve"> </w:t>
@@ -9152,7 +10889,7 @@
         <w:t xml:space="preserve"> </w:t>
       </w:r>
       <w:r>
-        <w:t xml:space="preserve">-\frac{2}{n_{\mathrm{event}}},\ell(W,\beta)</w:t>
+        <w:t xml:space="preserve">-\frac{2}{n_{\mathrm{event}}},\ell(W, D_Z^{-1} b)</w:t>
       </w:r>
       <w:r>
         <w:t xml:space="preserve"> </w:t>
@@ -9170,13 +10907,13 @@
         <w:t xml:space="preserve"> </w:t>
       </w:r>
       <w:r>
-        <w:t xml:space="preserve">\xi \lVert \beta \rVert_1</w:t>
-      </w:r>
-      <w:r>
-        <w:t xml:space="preserve"> </w:t>
-      </w:r>
-      <w:r>
-        <w:t xml:space="preserve">+\frac{1-\xi}{2} \lVert \beta \rVert_2^2</w:t>
+        <w:t xml:space="preserve">\xi \lVert b \rVert_1</w:t>
+      </w:r>
+      <w:r>
+        <w:t xml:space="preserve"> </w:t>
+      </w:r>
+      <w:r>
+        <w:t xml:space="preserve">+\frac{1-\xi}{2} \lVert b \rVert_2^2</w:t>
       </w:r>
       <w:r>
         <w:t xml:space="preserve"> </w:t>
@@ -9188,7 +10925,7 @@
         <w:t xml:space="preserve"> </w:t>
       </w:r>
       <w:r>
-        <w:t xml:space="preserve">\right}.</w:t>
+        <w:t xml:space="preserve">\right},</w:t>
       </w:r>
       <w:r>
         <w:t xml:space="preserve"> </w:t>
@@ -9200,7 +10937,113 @@
         <w:t xml:space="preserve"> </w:t>
       </w:r>
       <w:r>
-        <w:t xml:space="preserve">We solve this subproblem by cyclic coordinate descent following</w:t>
+        <w:t xml:space="preserve">with</w:t>
+      </w:r>
+      <w:r>
+        <w:t xml:space="preserve"> </w:t>
+      </w:r>
+      <m:oMath>
+        <m:sSub>
+          <m:e>
+            <m:r>
+              <m:t>D</m:t>
+            </m:r>
+          </m:e>
+          <m:sub>
+            <m:r>
+              <m:t>Z</m:t>
+            </m:r>
+          </m:sub>
+        </m:sSub>
+      </m:oMath>
+      <w:r>
+        <w:t xml:space="preserve"> </w:t>
+      </w:r>
+      <w:r>
+        <w:t xml:space="preserve">held at the value implied by the current</w:t>
+      </w:r>
+      <w:r>
+        <w:t xml:space="preserve"> </w:t>
+      </w:r>
+      <m:oMath>
+        <m:r>
+          <m:t>W</m:t>
+        </m:r>
+      </m:oMath>
+      <w:r>
+        <w:t xml:space="preserve">. The coefficients</w:t>
+      </w:r>
+      <w:r>
+        <w:t xml:space="preserve"> </w:t>
+      </w:r>
+      <w:r>
+        <w:t xml:space="preserve">reported throughout the manuscript are the raw-score coefficients</w:t>
+      </w:r>
+      <w:r>
+        <w:t xml:space="preserve"> </w:t>
+      </w:r>
+      <m:oMath>
+        <m:r>
+          <m:t>β</m:t>
+        </m:r>
+        <m:r>
+          <m:rPr>
+            <m:sty m:val="p"/>
+          </m:rPr>
+          <m:t>=</m:t>
+        </m:r>
+        <m:sSubSup>
+          <m:e>
+            <m:r>
+              <m:t>D</m:t>
+            </m:r>
+          </m:e>
+          <m:sub>
+            <m:r>
+              <m:t>Z</m:t>
+            </m:r>
+          </m:sub>
+          <m:sup>
+            <m:r>
+              <m:rPr>
+                <m:sty m:val="p"/>
+              </m:rPr>
+              <m:t>−</m:t>
+            </m:r>
+            <m:r>
+              <m:t>1</m:t>
+            </m:r>
+          </m:sup>
+        </m:sSubSup>
+        <m:r>
+          <m:t>b</m:t>
+        </m:r>
+      </m:oMath>
+      <w:r>
+        <w:t xml:space="preserve"> </w:t>
+      </w:r>
+      <w:r>
+        <w:t xml:space="preserve">on the retained rows.</w:t>
+      </w:r>
+      <w:r>
+        <w:t xml:space="preserve"> </w:t>
+      </w:r>
+      <w:r>
+        <w:t xml:space="preserve">We update</w:t>
+      </w:r>
+      <w:r>
+        <w:t xml:space="preserve"> </w:t>
+      </w:r>
+      <m:oMath>
+        <m:r>
+          <m:t>β</m:t>
+        </m:r>
+      </m:oMath>
+      <w:r>
+        <w:t xml:space="preserve"> </w:t>
+      </w:r>
+      <w:r>
+        <w:t xml:space="preserve">by cyclic coordinate descent following</w:t>
       </w:r>
       <w:hyperlink w:anchor="ref-simon2011regularization">
         <w:r>
@@ -9984,7 +11827,7 @@
         <w:t xml:space="preserve"> </w:t>
       </w:r>
       <w:r>
-        <w:t xml:space="preserve">operator, and</w:t>
+        <w:t xml:space="preserve">operator,</w:t>
       </w:r>
       <w:r>
         <w:t xml:space="preserve"> </w:t>
@@ -9993,29 +11836,41 @@
         <m:r>
           <m:t>w</m:t>
         </m:r>
-        <m:d>
-          <m:dPr>
-            <m:begChr m:val="("/>
-            <m:endChr m:val=")"/>
-            <m:sepChr m:val=""/>
-            <m:grow/>
-          </m:dPr>
+        <m:sSub>
           <m:e>
-            <m:acc>
-              <m:accPr>
-                <m:chr m:val="̃"/>
-              </m:accPr>
+            <m:d>
+              <m:dPr>
+                <m:begChr m:val="("/>
+                <m:endChr m:val=")"/>
+                <m:sepChr m:val=""/>
+                <m:grow/>
+              </m:dPr>
               <m:e>
-                <m:r>
-                  <m:t>η</m:t>
-                </m:r>
+                <m:acc>
+                  <m:accPr>
+                    <m:chr m:val="̃"/>
+                  </m:accPr>
+                  <m:e>
+                    <m:r>
+                      <m:t>η</m:t>
+                    </m:r>
+                  </m:e>
+                </m:acc>
               </m:e>
-            </m:acc>
+            </m:d>
           </m:e>
-        </m:d>
-      </m:oMath>
-      <w:r>
-        <w:t xml:space="preserve">,</w:t>
+          <m:sub>
+            <m:r>
+              <m:t>i</m:t>
+            </m:r>
+          </m:sub>
+        </m:sSub>
+      </m:oMath>
+      <w:r>
+        <w:t xml:space="preserve"> </w:t>
+      </w:r>
+      <w:r>
+        <w:t xml:space="preserve">and</w:t>
       </w:r>
       <w:r>
         <w:t xml:space="preserve"> </w:t>
@@ -10024,38 +11879,67 @@
         <m:r>
           <m:t>v</m:t>
         </m:r>
-        <m:d>
-          <m:dPr>
-            <m:begChr m:val="("/>
-            <m:endChr m:val=")"/>
-            <m:sepChr m:val=""/>
-            <m:grow/>
-          </m:dPr>
+        <m:sSub>
           <m:e>
-            <m:acc>
-              <m:accPr>
-                <m:chr m:val="̃"/>
-              </m:accPr>
+            <m:d>
+              <m:dPr>
+                <m:begChr m:val="("/>
+                <m:endChr m:val=")"/>
+                <m:sepChr m:val=""/>
+                <m:grow/>
+              </m:dPr>
               <m:e>
-                <m:r>
-                  <m:t>η</m:t>
-                </m:r>
+                <m:acc>
+                  <m:accPr>
+                    <m:chr m:val="̃"/>
+                  </m:accPr>
+                  <m:e>
+                    <m:r>
+                      <m:t>η</m:t>
+                    </m:r>
+                  </m:e>
+                </m:acc>
               </m:e>
-            </m:acc>
+            </m:d>
           </m:e>
-        </m:d>
-      </m:oMath>
-      <w:r>
-        <w:t xml:space="preserve"> </w:t>
-      </w:r>
-      <w:r>
-        <w:t xml:space="preserve">are standard local</w:t>
-      </w:r>
-      <w:r>
-        <w:t xml:space="preserve"> </w:t>
-      </w:r>
-      <w:r>
-        <w:t xml:space="preserve">quadratic approximations of the Cox log-partial likelihood</w:t>
+          <m:sub>
+            <m:r>
+              <m:t>i</m:t>
+            </m:r>
+          </m:sub>
+        </m:sSub>
+      </m:oMath>
+      <w:r>
+        <w:t xml:space="preserve"> </w:t>
+      </w:r>
+      <w:r>
+        <w:t xml:space="preserve">are the standard local</w:t>
+      </w:r>
+      <w:r>
+        <w:t xml:space="preserve"> </w:t>
+      </w:r>
+      <w:r>
+        <w:t xml:space="preserve">quadratic-approximation weight and working response for sample</w:t>
+      </w:r>
+      <w:r>
+        <w:t xml:space="preserve"> </w:t>
+      </w:r>
+      <m:oMath>
+        <m:r>
+          <m:t>i</m:t>
+        </m:r>
+      </m:oMath>
+      <w:r>
+        <w:t xml:space="preserve"> </w:t>
+      </w:r>
+      <w:r>
+        <w:t xml:space="preserve">in the Cox</w:t>
+      </w:r>
+      <w:r>
+        <w:t xml:space="preserve"> </w:t>
+      </w:r>
+      <w:r>
+        <w:t xml:space="preserve">log-partial likelihood</w:t>
       </w:r>
       <w:hyperlink w:anchor="ref-simon2011regularization">
         <w:r>
@@ -10067,13 +11951,349 @@
         </w:r>
       </w:hyperlink>
       <w:r>
-        <w:t xml:space="preserve">;</w:t>
-      </w:r>
-      <w:r>
-        <w:t xml:space="preserve"> </w:t>
-      </w:r>
-      <w:r>
-        <w:t xml:space="preserve">the factor</w:t>
+        <w:t xml:space="preserve">,</w:t>
+      </w:r>
+      <w:r>
+        <w:t xml:space="preserve"> </w:t>
+      </w:r>
+      <w:r>
+        <w:t xml:space="preserve">and</w:t>
+      </w:r>
+      <w:r>
+        <w:t xml:space="preserve"> </w:t>
+      </w:r>
+      <m:oMath>
+        <m:sSub>
+          <m:e>
+            <m:r>
+              <m:t>z</m:t>
+            </m:r>
+          </m:e>
+          <m:sub>
+            <m:r>
+              <m:t>i</m:t>
+            </m:r>
+            <m:r>
+              <m:rPr>
+                <m:sty m:val="p"/>
+              </m:rPr>
+              <m:t>,</m:t>
+            </m:r>
+            <m:r>
+              <m:t>r</m:t>
+            </m:r>
+          </m:sub>
+        </m:sSub>
+      </m:oMath>
+      <w:r>
+        <w:t xml:space="preserve"> </w:t>
+      </w:r>
+      <w:r>
+        <w:t xml:space="preserve">denotes the standardized score of factor</w:t>
+      </w:r>
+      <w:r>
+        <w:t xml:space="preserve"> </w:t>
+      </w:r>
+      <m:oMath>
+        <m:r>
+          <m:t>r</m:t>
+        </m:r>
+      </m:oMath>
+      <w:r>
+        <w:t xml:space="preserve"> </w:t>
+      </w:r>
+      <w:r>
+        <w:t xml:space="preserve">in sample</w:t>
+      </w:r>
+      <w:r>
+        <w:t xml:space="preserve"> </w:t>
+      </w:r>
+      <m:oMath>
+        <m:r>
+          <m:t>i</m:t>
+        </m:r>
+      </m:oMath>
+      <w:r>
+        <w:t xml:space="preserve">.</w:t>
+      </w:r>
+    </w:p>
+    <w:p>
+      <w:pPr>
+        <w:pStyle w:val="BodyText"/>
+      </w:pPr>
+      <w:r>
+        <w:t xml:space="preserve">The sweeps operate on centered and standardized scores, the parameterization in</w:t>
+      </w:r>
+      <w:r>
+        <w:t xml:space="preserve"> </w:t>
+      </w:r>
+      <w:r>
+        <w:t xml:space="preserve">which</w:t>
+      </w:r>
+      <w:r>
+        <w:t xml:space="preserve"> </w:t>
+      </w:r>
+      <m:oMath>
+        <m:r>
+          <m:rPr>
+            <m:sty m:val="p"/>
+            <m:scr m:val="script"/>
+          </m:rPr>
+          <m:t>L</m:t>
+        </m:r>
+      </m:oMath>
+      <w:r>
+        <w:t xml:space="preserve"> </w:t>
+      </w:r>
+      <w:r>
+        <w:t xml:space="preserve">is defined. The</w:t>
+      </w:r>
+      <w:r>
+        <w:t xml:space="preserve"> </w:t>
+      </w:r>
+      <m:oMath>
+        <m:r>
+          <m:t>k</m:t>
+        </m:r>
+      </m:oMath>
+      <w:r>
+        <w:t xml:space="preserve"> </w:t>
+      </w:r>
+      <w:r>
+        <w:t xml:space="preserve">rows of</w:t>
+      </w:r>
+      <w:r>
+        <w:t xml:space="preserve"> </w:t>
+      </w:r>
+      <m:oMath>
+        <m:r>
+          <m:t>Z</m:t>
+        </m:r>
+      </m:oMath>
+      <w:r>
+        <w:t xml:space="preserve"> </w:t>
+      </w:r>
+      <w:r>
+        <w:t xml:space="preserve">are centered and scaled to</w:t>
+      </w:r>
+      <w:r>
+        <w:t xml:space="preserve"> </w:t>
+      </w:r>
+      <w:r>
+        <w:t xml:space="preserve">unit standard deviation across samples, rows whose standard deviation falls below</w:t>
+      </w:r>
+      <w:r>
+        <w:t xml:space="preserve"> </w:t>
+      </w:r>
+      <m:oMath>
+        <m:sSup>
+          <m:e>
+            <m:r>
+              <m:t>10</m:t>
+            </m:r>
+          </m:e>
+          <m:sup>
+            <m:r>
+              <m:rPr>
+                <m:sty m:val="p"/>
+              </m:rPr>
+              <m:t>−</m:t>
+            </m:r>
+            <m:r>
+              <m:t>12</m:t>
+            </m:r>
+          </m:sup>
+        </m:sSup>
+      </m:oMath>
+      <w:r>
+        <w:t xml:space="preserve"> </w:t>
+      </w:r>
+      <w:r>
+        <w:t xml:space="preserve">are dropped and assigned coefficient zero, the sweeps estimate</w:t>
+      </w:r>
+      <w:r>
+        <w:t xml:space="preserve"> </w:t>
+      </w:r>
+      <m:oMath>
+        <m:r>
+          <m:t>b</m:t>
+        </m:r>
+      </m:oMath>
+      <w:r>
+        <w:t xml:space="preserve">,</w:t>
+      </w:r>
+      <w:r>
+        <w:t xml:space="preserve"> </w:t>
+      </w:r>
+      <w:r>
+        <w:t xml:space="preserve">and the estimates are divided back by the same standard deviations to give the</w:t>
+      </w:r>
+      <w:r>
+        <w:t xml:space="preserve"> </w:t>
+      </w:r>
+      <w:r>
+        <w:t xml:space="preserve">reported</w:t>
+      </w:r>
+      <w:r>
+        <w:t xml:space="preserve"> </w:t>
+      </w:r>
+      <m:oMath>
+        <m:r>
+          <m:t>β</m:t>
+        </m:r>
+        <m:r>
+          <m:rPr>
+            <m:sty m:val="p"/>
+          </m:rPr>
+          <m:t>=</m:t>
+        </m:r>
+        <m:sSubSup>
+          <m:e>
+            <m:r>
+              <m:t>D</m:t>
+            </m:r>
+          </m:e>
+          <m:sub>
+            <m:r>
+              <m:t>Z</m:t>
+            </m:r>
+          </m:sub>
+          <m:sup>
+            <m:r>
+              <m:rPr>
+                <m:sty m:val="p"/>
+              </m:rPr>
+              <m:t>−</m:t>
+            </m:r>
+            <m:r>
+              <m:t>1</m:t>
+            </m:r>
+          </m:sup>
+        </m:sSubSup>
+        <m:r>
+          <m:t>b</m:t>
+        </m:r>
+      </m:oMath>
+      <w:r>
+        <w:t xml:space="preserve"> </w:t>
+      </w:r>
+      <w:r>
+        <w:t xml:space="preserve">on the retained rows. Each update is initialized</w:t>
+      </w:r>
+      <w:r>
+        <w:t xml:space="preserve"> </w:t>
+      </w:r>
+      <w:r>
+        <w:t xml:space="preserve">from the current raw coefficients, taken after the</w:t>
+      </w:r>
+      <w:r>
+        <w:t xml:space="preserve"> </w:t>
+      </w:r>
+      <m:oMath>
+        <m:r>
+          <m:t>W</m:t>
+        </m:r>
+      </m:oMath>
+      <w:r>
+        <w:t xml:space="preserve">-normalization step and</w:t>
+      </w:r>
+      <w:r>
+        <w:t xml:space="preserve"> </w:t>
+      </w:r>
+      <w:r>
+        <w:t xml:space="preserve">read through the current</w:t>
+      </w:r>
+      <w:r>
+        <w:t xml:space="preserve"> </w:t>
+      </w:r>
+      <m:oMath>
+        <m:sSub>
+          <m:e>
+            <m:r>
+              <m:t>D</m:t>
+            </m:r>
+          </m:e>
+          <m:sub>
+            <m:r>
+              <m:t>Z</m:t>
+            </m:r>
+          </m:sub>
+        </m:sSub>
+      </m:oMath>
+      <w:r>
+        <w:t xml:space="preserve">. Centering the scores changes the linear predictor</w:t>
+      </w:r>
+      <w:r>
+        <w:t xml:space="preserve"> </w:t>
+      </w:r>
+      <w:r>
+        <w:t xml:space="preserve">by a common additive constant, which cancels from the Cox partial likelihood.</w:t>
+      </w:r>
+      <w:r>
+        <w:t xml:space="preserve"> </w:t>
+      </w:r>
+      <w:r>
+        <w:t xml:space="preserve">Given that parameterization, the implemented update departs from an exact</w:t>
+      </w:r>
+      <w:r>
+        <w:t xml:space="preserve"> </w:t>
+      </w:r>
+      <w:r>
+        <w:t xml:space="preserve">conditional minimization of</w:t>
+      </w:r>
+      <w:r>
+        <w:t xml:space="preserve"> </w:t>
+      </w:r>
+      <m:oMath>
+        <m:r>
+          <m:rPr>
+            <m:sty m:val="p"/>
+            <m:scr m:val="script"/>
+          </m:rPr>
+          <m:t>L</m:t>
+        </m:r>
+      </m:oMath>
+      <w:r>
+        <w:t xml:space="preserve"> </w:t>
+      </w:r>
+      <w:r>
+        <w:t xml:space="preserve">in two ways, which we state explicitly</w:t>
+      </w:r>
+      <w:r>
+        <w:t xml:space="preserve"> </w:t>
+      </w:r>
+      <w:r>
+        <w:t xml:space="preserve">because Equation 1 of the main text, reproduced as</w:t>
+      </w:r>
+      <w:r>
+        <w:t xml:space="preserve"> </w:t>
+      </w:r>
+      <m:oMath>
+        <m:r>
+          <m:rPr>
+            <m:sty m:val="p"/>
+            <m:scr m:val="script"/>
+          </m:rPr>
+          <m:t>L</m:t>
+        </m:r>
+      </m:oMath>
+      <w:r>
+        <w:t xml:space="preserve"> </w:t>
+      </w:r>
+      <w:r>
+        <w:t xml:space="preserve">above, is the</w:t>
+      </w:r>
+      <w:r>
+        <w:t xml:space="preserve"> </w:t>
+      </w:r>
+      <w:r>
+        <w:t xml:space="preserve">objective whose monotone descent the algorithm enforces. First, the quadratic</w:t>
+      </w:r>
+      <w:r>
+        <w:t xml:space="preserve"> </w:t>
+      </w:r>
+      <w:r>
+        <w:t xml:space="preserve">approximation entering Eq. [eqn:beta_update] carries likelihood weight</w:t>
       </w:r>
       <w:r>
         <w:t xml:space="preserve"> </w:t>
@@ -10129,10 +12349,13 @@
         </m:sSub>
       </m:oMath>
       <w:r>
-        <w:t xml:space="preserve"> </w:t>
-      </w:r>
-      <w:r>
-        <w:t xml:space="preserve">arises because the</w:t>
+        <w:t xml:space="preserve">, whereas the log-partial likelihood in the objective</w:t>
+      </w:r>
+      <w:r>
+        <w:t xml:space="preserve"> </w:t>
+      </w:r>
+      <w:r>
+        <w:t xml:space="preserve">carries weight</w:t>
       </w:r>
       <w:r>
         <w:t xml:space="preserve"> </w:t>
@@ -10188,28 +12411,112 @@
         </m:sSub>
       </m:oMath>
       <w:r>
-        <w:t xml:space="preserve"> </w:t>
-      </w:r>
-      <w:r>
-        <w:t xml:space="preserve">weight</w:t>
-      </w:r>
-      <w:r>
-        <w:t xml:space="preserve"> </w:t>
-      </w:r>
-      <w:r>
-        <w:t xml:space="preserve">on the log-partial likelihood in the objective cancels the one-half of the</w:t>
-      </w:r>
-      <w:r>
-        <w:t xml:space="preserve"> </w:t>
-      </w:r>
-      <w:r>
-        <w:t xml:space="preserve">quadratic approximation. We iterate coordinate updates until the subproblem converges to numerical</w:t>
-      </w:r>
-      <w:r>
-        <w:t xml:space="preserve"> </w:t>
-      </w:r>
-      <w:r>
-        <w:t xml:space="preserve">tolerance, yielding a minimizer in</w:t>
+        <w:t xml:space="preserve">; relative to that likelihood weight the</w:t>
+      </w:r>
+      <w:r>
+        <w:t xml:space="preserve"> </w:t>
+      </w:r>
+      <w:r>
+        <w:t xml:space="preserve">penalty seen by the coordinate sweeps is therefore effectively</w:t>
+      </w:r>
+      <w:r>
+        <w:t xml:space="preserve"> </w:t>
+      </w:r>
+      <m:oMath>
+        <m:r>
+          <m:t>2</m:t>
+        </m:r>
+        <m:r>
+          <m:t>λ</m:t>
+        </m:r>
+      </m:oMath>
+      <w:r>
+        <w:t xml:space="preserve">, so the</w:t>
+      </w:r>
+      <w:r>
+        <w:t xml:space="preserve"> </w:t>
+      </w:r>
+      <w:r>
+        <w:t xml:space="preserve">sweeps target a more strongly penalized subproblem than the conditional</w:t>
+      </w:r>
+      <w:r>
+        <w:t xml:space="preserve"> </w:t>
+      </w:r>
+      <w:r>
+        <w:t xml:space="preserve">restriction of</w:t>
+      </w:r>
+      <w:r>
+        <w:t xml:space="preserve"> </w:t>
+      </w:r>
+      <m:oMath>
+        <m:r>
+          <m:rPr>
+            <m:sty m:val="p"/>
+            <m:scr m:val="script"/>
+          </m:rPr>
+          <m:t>L</m:t>
+        </m:r>
+      </m:oMath>
+      <w:r>
+        <w:t xml:space="preserve">. Second, the sweeps are iterated until the largest</w:t>
+      </w:r>
+      <w:r>
+        <w:t xml:space="preserve"> </w:t>
+      </w:r>
+      <w:r>
+        <w:t xml:space="preserve">scaled coefficient change falls below</w:t>
+      </w:r>
+      <w:r>
+        <w:t xml:space="preserve"> </w:t>
+      </w:r>
+      <m:oMath>
+        <m:sSup>
+          <m:e>
+            <m:r>
+              <m:t>10</m:t>
+            </m:r>
+          </m:e>
+          <m:sup>
+            <m:r>
+              <m:rPr>
+                <m:sty m:val="p"/>
+              </m:rPr>
+              <m:t>−</m:t>
+            </m:r>
+            <m:r>
+              <m:t>6</m:t>
+            </m:r>
+          </m:sup>
+        </m:sSup>
+      </m:oMath>
+      <w:r>
+        <w:t xml:space="preserve"> </w:t>
+      </w:r>
+      <w:r>
+        <w:t xml:space="preserve">or 500 passes have been taken,</w:t>
+      </w:r>
+      <w:r>
+        <w:t xml:space="preserve"> </w:t>
+      </w:r>
+      <w:r>
+        <w:t xml:space="preserve">and the resulting proposal is accepted only if it does not increase the penalized</w:t>
+      </w:r>
+      <w:r>
+        <w:t xml:space="preserve"> </w:t>
+      </w:r>
+      <w:r>
+        <w:t xml:space="preserve">survival loss; otherwise a damped step toward it is taken (backtracking factor</w:t>
+      </w:r>
+      <w:r>
+        <w:t xml:space="preserve"> </w:t>
+      </w:r>
+      <m:oMath>
+        <m:r>
+          <m:t>0.9</m:t>
+        </m:r>
+      </m:oMath>
+      <w:r>
+        <w:t xml:space="preserve">, at most 30 steps), or the previous</w:t>
       </w:r>
       <w:r>
         <w:t xml:space="preserve"> </w:t>
@@ -10223,7 +12530,136 @@
         <w:t xml:space="preserve"> </w:t>
       </w:r>
       <w:r>
-        <w:t xml:space="preserve">for the current</w:t>
+        <w:t xml:space="preserve">is retained. That acceptance</w:t>
+      </w:r>
+      <w:r>
+        <w:t xml:space="preserve"> </w:t>
+      </w:r>
+      <w:r>
+        <w:t xml:space="preserve">safeguard makes the</w:t>
+      </w:r>
+      <w:r>
+        <w:t xml:space="preserve"> </w:t>
+      </w:r>
+      <m:oMath>
+        <m:r>
+          <m:t>β</m:t>
+        </m:r>
+      </m:oMath>
+      <w:r>
+        <w:t xml:space="preserve"> </w:t>
+      </w:r>
+      <w:r>
+        <w:t xml:space="preserve">update non-increasing in the evaluated objective, and</w:t>
+      </w:r>
+      <w:r>
+        <w:t xml:space="preserve"> </w:t>
+      </w:r>
+      <w:r>
+        <w:t xml:space="preserve">it does not establish convergence to a conditional or joint optimum. The</w:t>
+      </w:r>
+      <w:r>
+        <w:t xml:space="preserve"> </w:t>
+      </w:r>
+      <m:oMath>
+        <m:r>
+          <m:t>β</m:t>
+        </m:r>
+      </m:oMath>
+      <w:r>
+        <w:t xml:space="preserve"> </w:t>
+      </w:r>
+      <w:r>
+        <w:t xml:space="preserve">block is therefore an approximate, monotone conditional update rather than an</w:t>
+      </w:r>
+      <w:r>
+        <w:t xml:space="preserve"> </w:t>
+      </w:r>
+      <w:r>
+        <w:t xml:space="preserve">exact conditional minimizer of</w:t>
+      </w:r>
+      <w:r>
+        <w:t xml:space="preserve"> </w:t>
+      </w:r>
+      <m:oMath>
+        <m:r>
+          <m:rPr>
+            <m:sty m:val="p"/>
+            <m:scr m:val="script"/>
+          </m:rPr>
+          <m:t>L</m:t>
+        </m:r>
+      </m:oMath>
+      <w:r>
+        <w:t xml:space="preserve">. Both the recorded objective and the</w:t>
+      </w:r>
+      <w:r>
+        <w:t xml:space="preserve"> </w:t>
+      </w:r>
+      <w:r>
+        <w:t xml:space="preserve">acceptance test use</w:t>
+      </w:r>
+      <w:r>
+        <w:t xml:space="preserve"> </w:t>
+      </w:r>
+      <m:oMath>
+        <m:r>
+          <m:rPr>
+            <m:sty m:val="p"/>
+            <m:scr m:val="script"/>
+          </m:rPr>
+          <m:t>L</m:t>
+        </m:r>
+      </m:oMath>
+      <w:r>
+        <w:t xml:space="preserve"> </w:t>
+      </w:r>
+      <w:r>
+        <w:t xml:space="preserve">as defined above, so monotone descent of</w:t>
+      </w:r>
+      <w:r>
+        <w:t xml:space="preserve"> </w:t>
+      </w:r>
+      <m:oMath>
+        <m:r>
+          <m:rPr>
+            <m:sty m:val="p"/>
+            <m:scr m:val="script"/>
+          </m:rPr>
+          <m:t>L</m:t>
+        </m:r>
+      </m:oMath>
+      <w:r>
+        <w:t xml:space="preserve"> </w:t>
+      </w:r>
+      <w:r>
+        <w:t xml:space="preserve">is preserved, and the reported fits are exactly those produced by</w:t>
+      </w:r>
+      <w:r>
+        <w:t xml:space="preserve"> </w:t>
+      </w:r>
+      <w:r>
+        <w:t xml:space="preserve">this procedure. After the outer loop terminates,</w:t>
+      </w:r>
+      <w:r>
+        <w:t xml:space="preserve"> </w:t>
+      </w:r>
+      <m:oMath>
+        <m:r>
+          <m:t>β</m:t>
+        </m:r>
+      </m:oMath>
+      <w:r>
+        <w:t xml:space="preserve"> </w:t>
+      </w:r>
+      <w:r>
+        <w:t xml:space="preserve">is refit once on the</w:t>
+      </w:r>
+      <w:r>
+        <w:t xml:space="preserve"> </w:t>
+      </w:r>
+      <w:r>
+        <w:t xml:space="preserve">final</w:t>
       </w:r>
       <w:r>
         <w:t xml:space="preserve"> </w:t>
@@ -10234,7 +12670,80 @@
         </m:r>
       </m:oMath>
       <w:r>
-        <w:t xml:space="preserve">.</w:t>
+        <w:t xml:space="preserve"> </w:t>
+      </w:r>
+      <w:r>
+        <w:t xml:space="preserve">by the same routine under the same tolerance and pass limit</w:t>
+      </w:r>
+      <w:r>
+        <w:t xml:space="preserve"> </w:t>
+      </w:r>
+      <w:r>
+        <w:t xml:space="preserve">(Algorithm [alg:desurv]); this refit is the reported</w:t>
+      </w:r>
+      <w:r>
+        <w:t xml:space="preserve"> </w:t>
+      </w:r>
+      <m:oMath>
+        <m:acc>
+          <m:accPr>
+            <m:chr m:val="̂"/>
+          </m:accPr>
+          <m:e>
+            <m:r>
+              <m:t>β</m:t>
+            </m:r>
+          </m:e>
+        </m:acc>
+      </m:oMath>
+      <w:r>
+        <w:t xml:space="preserve">, and it is</w:t>
+      </w:r>
+      <w:r>
+        <w:t xml:space="preserve"> </w:t>
+      </w:r>
+      <w:r>
+        <w:t xml:space="preserve">the only</w:t>
+      </w:r>
+      <w:r>
+        <w:t xml:space="preserve"> </w:t>
+      </w:r>
+      <m:oMath>
+        <m:r>
+          <m:t>β</m:t>
+        </m:r>
+      </m:oMath>
+      <w:r>
+        <w:t xml:space="preserve"> </w:t>
+      </w:r>
+      <w:r>
+        <w:t xml:space="preserve">estimate when</w:t>
+      </w:r>
+      <w:r>
+        <w:t xml:space="preserve"> </w:t>
+      </w:r>
+      <m:oMath>
+        <m:r>
+          <m:t>α</m:t>
+        </m:r>
+        <m:r>
+          <m:rPr>
+            <m:sty m:val="p"/>
+          </m:rPr>
+          <m:t>=</m:t>
+        </m:r>
+        <m:r>
+          <m:t>0</m:t>
+        </m:r>
+      </m:oMath>
+      <w:r>
+        <w:t xml:space="preserve">. The objective after that refit is</w:t>
+      </w:r>
+      <w:r>
+        <w:t xml:space="preserve"> </w:t>
+      </w:r>
+      <w:r>
+        <w:t xml:space="preserve">stored separately and is not part of the recorded outer-loop series.</w:t>
       </w:r>
     </w:p>
     <w:bookmarkEnd w:id="25"/>
@@ -10252,7 +12761,7 @@
         <w:pStyle w:val="FirstParagraph"/>
       </w:pPr>
       <w:r>
-        <w:t xml:space="preserve">After each accepted</w:t>
+        <w:t xml:space="preserve">Within each candidate</w:t>
       </w:r>
       <w:r>
         <w:t xml:space="preserve"> </w:t>
@@ -10384,98 +12893,200 @@
         <w:t xml:space="preserve"> </w:t>
       </w:r>
       <w:r>
-        <w:t xml:space="preserve">is the diagonal matrix of column</w:t>
-      </w:r>
-      <w:r>
-        <w:t xml:space="preserve"> </w:t>
-      </w:r>
-      <m:oMath>
-        <m:sSub>
+        <w:t xml:space="preserve">is the diagonal matrix containing the column Euclidean norms of the</w:t>
+      </w:r>
+      <w:r>
+        <w:t xml:space="preserve"> </w:t>
+      </w:r>
+      <w:r>
+        <w:t xml:space="preserve">candidate</w:t>
+      </w:r>
+      <w:r>
+        <w:t xml:space="preserve"> </w:t>
+      </w:r>
+      <m:oMath>
+        <m:r>
+          <m:t>W</m:t>
+        </m:r>
+      </m:oMath>
+      <w:r>
+        <w:t xml:space="preserve">.</w:t>
+      </w:r>
+      <w:r>
+        <w:t xml:space="preserve"> </w:t>
+      </w:r>
+      <w:r>
+        <w:t xml:space="preserve">Because</w:t>
+      </w:r>
+      <w:r>
+        <w:t xml:space="preserve"> </w:t>
+      </w:r>
+      <m:oMath>
+        <m:r>
+          <m:t>D</m:t>
+        </m:r>
+      </m:oMath>
+      <w:r>
+        <w:t xml:space="preserve"> </w:t>
+      </w:r>
+      <w:r>
+        <w:t xml:space="preserve">has positive diagonal entries, these compensating rescalings preserve</w:t>
+      </w:r>
+      <w:r>
+        <w:t xml:space="preserve"> </w:t>
+      </w:r>
+      <w:r>
+        <w:t xml:space="preserve">the reconstruction</w:t>
+      </w:r>
+      <w:r>
+        <w:t xml:space="preserve"> </w:t>
+      </w:r>
+      <m:oMath>
+        <m:r>
+          <m:t>W</m:t>
+        </m:r>
+        <m:r>
+          <m:t>H</m:t>
+        </m:r>
+      </m:oMath>
+      <w:r>
+        <w:t xml:space="preserve">, the collapsed gene-weight vector</w:t>
+      </w:r>
+      <w:r>
+        <w:t xml:space="preserve"> </w:t>
+      </w:r>
+      <m:oMath>
+        <m:r>
+          <m:t>W</m:t>
+        </m:r>
+        <m:r>
+          <m:t>β</m:t>
+        </m:r>
+      </m:oMath>
+      <w:r>
+        <w:t xml:space="preserve"> </w:t>
+      </w:r>
+      <w:r>
+        <w:t xml:space="preserve">and hence the</w:t>
+      </w:r>
+      <w:r>
+        <w:t xml:space="preserve"> </w:t>
+      </w:r>
+      <w:r>
+        <w:t xml:space="preserve">linear predictor</w:t>
+      </w:r>
+      <w:r>
+        <w:t xml:space="preserve"> </w:t>
+      </w:r>
+      <m:oMath>
+        <m:sSup>
           <m:e>
+            <m:r>
+              <m:t>X</m:t>
+            </m:r>
+          </m:e>
+          <m:sup>
             <m:r>
               <m:rPr>
                 <m:sty m:val="p"/>
               </m:rPr>
-              <m:t>ℓ</m:t>
+              <m:t>⊤</m:t>
+            </m:r>
+          </m:sup>
+        </m:sSup>
+        <m:r>
+          <m:t>W</m:t>
+        </m:r>
+        <m:r>
+          <m:t>β</m:t>
+        </m:r>
+      </m:oMath>
+      <w:r>
+        <w:t xml:space="preserve">, and also the standardized-score coefficients</w:t>
+      </w:r>
+      <w:r>
+        <w:t xml:space="preserve"> </w:t>
+      </w:r>
+      <m:oMath>
+        <m:r>
+          <m:t>b</m:t>
+        </m:r>
+        <m:r>
+          <m:rPr>
+            <m:sty m:val="p"/>
+          </m:rPr>
+          <m:t>=</m:t>
+        </m:r>
+        <m:sSub>
+          <m:e>
+            <m:r>
+              <m:t>D</m:t>
             </m:r>
           </m:e>
           <m:sub>
             <m:r>
-              <m:t>2</m:t>
+              <m:t>Z</m:t>
             </m:r>
           </m:sub>
         </m:sSub>
-      </m:oMath>
-      <w:r>
-        <w:t xml:space="preserve">-norms of</w:t>
-      </w:r>
-      <w:r>
-        <w:t xml:space="preserve"> </w:t>
-      </w:r>
-      <m:oMath>
-        <m:r>
-          <m:t>W</m:t>
-        </m:r>
-      </m:oMath>
-      <w:r>
-        <w:t xml:space="preserve">.</w:t>
-      </w:r>
-      <w:r>
-        <w:t xml:space="preserve"> </w:t>
-      </w:r>
-      <w:r>
-        <w:t xml:space="preserve">This preserves the reconstruction</w:t>
-      </w:r>
-      <w:r>
-        <w:t xml:space="preserve"> </w:t>
-      </w:r>
-      <m:oMath>
-        <m:r>
-          <m:t>W</m:t>
-        </m:r>
-        <m:r>
-          <m:t>H</m:t>
-        </m:r>
-      </m:oMath>
-      <w:r>
-        <w:t xml:space="preserve"> </w:t>
-      </w:r>
-      <w:r>
-        <w:t xml:space="preserve">and the linear predictor</w:t>
-      </w:r>
-      <w:r>
-        <w:t xml:space="preserve"> </w:t>
-      </w:r>
-      <m:oMath>
-        <m:r>
-          <m:t>W</m:t>
-        </m:r>
         <m:r>
           <m:t>β</m:t>
         </m:r>
       </m:oMath>
       <w:r>
-        <w:t xml:space="preserve">; because</w:t>
-      </w:r>
-      <w:r>
-        <w:t xml:space="preserve"> </w:t>
-      </w:r>
-      <w:r>
-        <w:t xml:space="preserve">the accompanying rescaling of</w:t>
-      </w:r>
-      <w:r>
-        <w:t xml:space="preserve"> </w:t>
-      </w:r>
-      <m:oMath>
-        <m:r>
-          <m:t>H</m:t>
-        </m:r>
-      </m:oMath>
-      <w:r>
-        <w:t xml:space="preserve"> </w:t>
-      </w:r>
-      <w:r>
-        <w:t xml:space="preserve">and</w:t>
+        <w:t xml:space="preserve">, because</w:t>
+      </w:r>
+      <w:r>
+        <w:t xml:space="preserve"> </w:t>
+      </w:r>
+      <m:oMath>
+        <m:sSub>
+          <m:e>
+            <m:r>
+              <m:t>D</m:t>
+            </m:r>
+          </m:e>
+          <m:sub>
+            <m:r>
+              <m:t>Z</m:t>
+            </m:r>
+          </m:sub>
+        </m:sSub>
+      </m:oMath>
+      <w:r>
+        <w:t xml:space="preserve"> </w:t>
+      </w:r>
+      <w:r>
+        <w:t xml:space="preserve">is rescaled by</w:t>
+      </w:r>
+      <w:r>
+        <w:t xml:space="preserve"> </w:t>
+      </w:r>
+      <m:oMath>
+        <m:sSup>
+          <m:e>
+            <m:r>
+              <m:t>D</m:t>
+            </m:r>
+          </m:e>
+          <m:sup>
+            <m:r>
+              <m:rPr>
+                <m:sty m:val="p"/>
+              </m:rPr>
+              <m:t>−</m:t>
+            </m:r>
+            <m:r>
+              <m:t>1</m:t>
+            </m:r>
+          </m:sup>
+        </m:sSup>
+      </m:oMath>
+      <w:r>
+        <w:t xml:space="preserve"> </w:t>
+      </w:r>
+      <w:r>
+        <w:t xml:space="preserve">exactly as</w:t>
       </w:r>
       <w:r>
         <w:t xml:space="preserve"> </w:t>
@@ -10489,13 +13100,83 @@
         <w:t xml:space="preserve"> </w:t>
       </w:r>
       <w:r>
-        <w:t xml:space="preserve">can alter the penalization terms,</w:t>
-      </w:r>
-      <w:r>
-        <w:t xml:space="preserve"> </w:t>
-      </w:r>
-      <w:r>
-        <w:t xml:space="preserve">the normalized proposal is evaluated under the full penalized objective within</w:t>
+        <w:t xml:space="preserve">is</w:t>
+      </w:r>
+      <w:r>
+        <w:t xml:space="preserve"> </w:t>
+      </w:r>
+      <w:r>
+        <w:t xml:space="preserve">rescaled by</w:t>
+      </w:r>
+      <w:r>
+        <w:t xml:space="preserve"> </w:t>
+      </w:r>
+      <m:oMath>
+        <m:r>
+          <m:t>D</m:t>
+        </m:r>
+      </m:oMath>
+      <w:r>
+        <w:t xml:space="preserve">. With</w:t>
+      </w:r>
+      <w:r>
+        <w:t xml:space="preserve"> </w:t>
+      </w:r>
+      <m:oMath>
+        <m:sSub>
+          <m:e>
+            <m:r>
+              <m:t>λ</m:t>
+            </m:r>
+          </m:e>
+          <m:sub>
+            <m:r>
+              <m:t>H</m:t>
+            </m:r>
+          </m:sub>
+        </m:sSub>
+        <m:r>
+          <m:rPr>
+            <m:sty m:val="p"/>
+          </m:rPr>
+          <m:t>=</m:t>
+        </m:r>
+        <m:sSub>
+          <m:e>
+            <m:r>
+              <m:t>λ</m:t>
+            </m:r>
+          </m:e>
+          <m:sub>
+            <m:r>
+              <m:t>W</m:t>
+            </m:r>
+          </m:sub>
+        </m:sSub>
+        <m:r>
+          <m:rPr>
+            <m:sty m:val="p"/>
+          </m:rPr>
+          <m:t>=</m:t>
+        </m:r>
+        <m:r>
+          <m:t>0</m:t>
+        </m:r>
+      </m:oMath>
+      <w:r>
+        <w:t xml:space="preserve">, as in every reported fit,</w:t>
+      </w:r>
+      <w:r>
+        <w:t xml:space="preserve"> </w:t>
+      </w:r>
+      <w:r>
+        <w:t xml:space="preserve">normalization alone therefore leaves the displayed objective unchanged. Each</w:t>
+      </w:r>
+      <w:r>
+        <w:t xml:space="preserve"> </w:t>
+      </w:r>
+      <w:r>
+        <w:t xml:space="preserve">normalized candidate is nonetheless evaluated under the full objective within</w:t>
       </w:r>
       <w:r>
         <w:t xml:space="preserve"> </w:t>
@@ -10714,7 +13395,21 @@
         <w:t xml:space="preserve"> </w:t>
       </w:r>
       <w:r>
-        <w:t xml:space="preserve">in the partial log-likelihood, so that the gradient of the DeSurv loss with respect to the programs is</w:t>
+        <w:t xml:space="preserve">in the partial log-likelihood, so that both component losses have a gradient with respect to the programs and the update for</w:t>
+      </w:r>
+      <w:r>
+        <w:t xml:space="preserve"> </w:t>
+      </w:r>
+      <m:oMath>
+        <m:r>
+          <m:t>W</m:t>
+        </m:r>
+      </m:oMath>
+      <w:r>
+        <w:t xml:space="preserve"> </w:t>
+      </w:r>
+      <w:r>
+        <w:t xml:space="preserve">in Equation [eqn:W_update] combines them as</w:t>
       </w:r>
       <w:r>
         <w:t xml:space="preserve"> </w:t>
@@ -10726,7 +13421,7 @@
         <w:t xml:space="preserve"> </w:t>
       </w:r>
       <w:r>
-        <w:t xml:space="preserve">\nabla \mathcal{L} = (1-\alpha) \nabla_W \mathcal{L}</w:t>
+        <w:t xml:space="preserve">(1-\alpha) \nabla_W \mathcal{L}</w:t>
       </w:r>
       <w:r>
         <w:rPr>
@@ -10748,7 +13443,7 @@
         <w:t xml:space="preserve"> </w:t>
       </w:r>
       <w:r>
-        <w:t xml:space="preserve">so the update for</w:t>
+        <w:t xml:space="preserve">so the gene-program definitions are shaped directly by their association with survival. This combination is the proposal direction and not the gradient of the full objective, which depends on</w:t>
       </w:r>
       <w:r>
         <w:t xml:space="preserve"> </w:t>
@@ -10762,7 +13457,53 @@
         <w:t xml:space="preserve"> </w:t>
       </w:r>
       <w:r>
-        <w:t xml:space="preserve">in Equation [eqn:W_update] combines the reconstruction and supervision terms, and the gene-program definitions are shaped directly by their association with survival.</w:t>
+        <w:t xml:space="preserve">additionally through the penalty on</w:t>
+      </w:r>
+      <w:r>
+        <w:t xml:space="preserve"> </w:t>
+      </w:r>
+      <m:oMath>
+        <m:r>
+          <m:t>b</m:t>
+        </m:r>
+        <m:r>
+          <m:rPr>
+            <m:sty m:val="p"/>
+          </m:rPr>
+          <m:t>=</m:t>
+        </m:r>
+        <m:sSub>
+          <m:e>
+            <m:r>
+              <m:t>D</m:t>
+            </m:r>
+          </m:e>
+          <m:sub>
+            <m:r>
+              <m:t>Z</m:t>
+            </m:r>
+          </m:sub>
+        </m:sSub>
+        <m:r>
+          <m:t>β</m:t>
+        </m:r>
+      </m:oMath>
+      <w:r>
+        <w:t xml:space="preserve"> </w:t>
+      </w:r>
+      <w:r>
+        <w:t xml:space="preserve">(Update for</w:t>
+      </w:r>
+      <w:r>
+        <w:t xml:space="preserve"> </w:t>
+      </w:r>
+      <m:oMath>
+        <m:r>
+          <m:t>W</m:t>
+        </m:r>
+      </m:oMath>
+      <w:r>
+        <w:t xml:space="preserve">).</w:t>
       </w:r>
     </w:p>
     <w:p>
@@ -10770,31 +13511,37 @@
         <w:pStyle w:val="BodyText"/>
       </w:pPr>
       <w:r>
-        <w:t xml:space="preserve">By contrast, if supervision were applied to the sample loadings (H), the model</w:t>
-      </w:r>
-      <w:r>
-        <w:t xml:space="preserve"> </w:t>
-      </w:r>
-      <w:r>
-        <w:t xml:space="preserve">could reduce the Cox loss by redistributing patient-specific coefficients while</w:t>
-      </w:r>
-      <w:r>
-        <w:t xml:space="preserve"> </w:t>
-      </w:r>
-      <w:r>
-        <w:t xml:space="preserve">leaving the gene-level programs (W) nearly unchanged, a behavior documented for</w:t>
-      </w:r>
-      <w:r>
-        <w:t xml:space="preserve"> </w:t>
-      </w:r>
-      <w:r>
-        <w:t xml:space="preserve">supervised topic models, where supervision applied only to the coefficient</w:t>
-      </w:r>
-      <w:r>
-        <w:t xml:space="preserve"> </w:t>
-      </w:r>
-      <w:r>
-        <w:t xml:space="preserve">matrix modifies (H) but not the basis (W)</w:t>
+        <w:t xml:space="preserve">With supervision applied to the sample loadings (H), the Cox term has no direct</w:t>
+      </w:r>
+      <w:r>
+        <w:t xml:space="preserve"> </w:t>
+      </w:r>
+      <w:r>
+        <w:t xml:space="preserve">gradient with respect to the gene-program matrix (W); survival can nevertheless</w:t>
+      </w:r>
+      <w:r>
+        <w:t xml:space="preserve"> </w:t>
+      </w:r>
+      <w:r>
+        <w:t xml:space="preserve">influence (W) indirectly through the alternating reconstruction updates</w:t>
+      </w:r>
+      <w:r>
+        <w:t xml:space="preserve"> </w:t>
+      </w:r>
+      <w:r>
+        <w:t xml:space="preserve">involving (H). The distinction concerns where supervision enters the objective,</w:t>
+      </w:r>
+      <w:r>
+        <w:t xml:space="preserve"> </w:t>
+      </w:r>
+      <w:r>
+        <w:t xml:space="preserve">not a guarantee that sample-side supervision leaves the basis unchanged; related</w:t>
+      </w:r>
+      <w:r>
+        <w:t xml:space="preserve"> </w:t>
+      </w:r>
+      <w:r>
+        <w:t xml:space="preserve">considerations arise in supervised topic models</w:t>
       </w:r>
       <w:hyperlink w:anchor="ref-blei2007slda">
         <w:r>
@@ -10845,7 +13592,7 @@
         <w:t xml:space="preserve"> </w:t>
       </w:r>
       <w:r>
-        <w:t xml:space="preserve">would require an additional sample-specific estimation step, a nonnegative least-squares (NNLS) problem for each new sample.</w:t>
+        <w:t xml:space="preserve">would require an additional sample-specific estimation step, a nonnegative least-squares (NNLS) problem for each new sample. SurvNMF uses constrained least squares for held-out samples; CoxNMF does not describe new-sample scoring in the cited source (Supplementary Table [tab:architecture]). Estimating loadings with a fixed basis does not require relearning the gene programs or using validation survival outcomes.</w:t>
       </w:r>
     </w:p>
     <w:p>
@@ -14026,7 +16773,108 @@
         <w:t xml:space="preserve"> </w:t>
       </w:r>
       <w:r>
-        <w:t xml:space="preserve">initializations and its C-index averaged across them. The bounded search domain</w:t>
+        <w:t xml:space="preserve">initializations, as in the definition above. Cross-validation fits used a</w:t>
+      </w:r>
+      <w:r>
+        <w:t xml:space="preserve"> </w:t>
+      </w:r>
+      <w:r>
+        <w:t xml:space="preserve">stopping tolerance of</w:t>
+      </w:r>
+      <w:r>
+        <w:t xml:space="preserve"> </w:t>
+      </w:r>
+      <m:oMath>
+        <m:sSup>
+          <m:e>
+            <m:r>
+              <m:t>10</m:t>
+            </m:r>
+          </m:e>
+          <m:sup>
+            <m:r>
+              <m:rPr>
+                <m:sty m:val="p"/>
+              </m:rPr>
+              <m:t>−</m:t>
+            </m:r>
+            <m:r>
+              <m:t>5</m:t>
+            </m:r>
+          </m:sup>
+        </m:sSup>
+      </m:oMath>
+      <w:r>
+        <w:t xml:space="preserve"> </w:t>
+      </w:r>
+      <w:r>
+        <w:t xml:space="preserve">on the cosine change of</w:t>
+      </w:r>
+      <w:r>
+        <w:t xml:space="preserve"> </w:t>
+      </w:r>
+      <m:oMath>
+        <m:r>
+          <m:t>W</m:t>
+        </m:r>
+      </m:oMath>
+      <w:r>
+        <w:t xml:space="preserve"> </w:t>
+      </w:r>
+      <w:r>
+        <w:t xml:space="preserve">and of</w:t>
+      </w:r>
+      <w:r>
+        <w:t xml:space="preserve"> </w:t>
+      </w:r>
+      <m:oMath>
+        <m:r>
+          <m:t>H</m:t>
+        </m:r>
+      </m:oMath>
+      <w:r>
+        <w:t xml:space="preserve">,</w:t>
+      </w:r>
+      <w:r>
+        <w:t xml:space="preserve"> </w:t>
+      </w:r>
+      <w:r>
+        <w:t xml:space="preserve">looser than the</w:t>
+      </w:r>
+      <w:r>
+        <w:t xml:space="preserve"> </w:t>
+      </w:r>
+      <m:oMath>
+        <m:sSup>
+          <m:e>
+            <m:r>
+              <m:t>10</m:t>
+            </m:r>
+          </m:e>
+          <m:sup>
+            <m:r>
+              <m:rPr>
+                <m:sty m:val="p"/>
+              </m:rPr>
+              <m:t>−</m:t>
+            </m:r>
+            <m:r>
+              <m:t>7</m:t>
+            </m:r>
+          </m:sup>
+        </m:sSup>
+      </m:oMath>
+      <w:r>
+        <w:t xml:space="preserve"> </w:t>
+      </w:r>
+      <w:r>
+        <w:t xml:space="preserve">used for the restart and final fits, under the</w:t>
+      </w:r>
+      <w:r>
+        <w:t xml:space="preserve"> </w:t>
+      </w:r>
+      <w:r>
+        <w:t xml:space="preserve">same cap of 4,000 outer iterations. The bounded search domain</w:t>
       </w:r>
       <w:r>
         <w:t xml:space="preserve"> </w:t>
@@ -14547,19 +17395,25 @@
         <w:t xml:space="preserve"> </w:t>
       </w:r>
       <w:r>
-        <w:t xml:space="preserve">as the</w:t>
-      </w:r>
-      <w:r>
-        <w:t xml:space="preserve"> </w:t>
-      </w:r>
-      <w:r>
-        <w:t xml:space="preserve">optimal configuration. When fold-level standard errors are available, we apply</w:t>
-      </w:r>
-      <w:r>
-        <w:t xml:space="preserve"> </w:t>
-      </w:r>
-      <w:r>
-        <w:t xml:space="preserve">a one-standard-error rule for</w:t>
+        <w:t xml:space="preserve">as the best</w:t>
+      </w:r>
+      <w:r>
+        <w:t xml:space="preserve"> </w:t>
+      </w:r>
+      <w:r>
+        <w:t xml:space="preserve">observed configuration; because the search is a finite, stochastic exploration</w:t>
+      </w:r>
+      <w:r>
+        <w:t xml:space="preserve"> </w:t>
+      </w:r>
+      <w:r>
+        <w:t xml:space="preserve">of a black-box surface, this is not a claim of a global optimum. When fold-level</w:t>
+      </w:r>
+      <w:r>
+        <w:t xml:space="preserve"> </w:t>
+      </w:r>
+      <w:r>
+        <w:t xml:space="preserve">standard errors are available, we apply a one-standard-error rule for</w:t>
       </w:r>
       <w:r>
         <w:t xml:space="preserve"> </w:t>
@@ -14570,25 +17424,31 @@
         </m:r>
       </m:oMath>
       <w:r>
-        <w:t xml:space="preserve">: for each rank we retain the configuration</w:t>
-      </w:r>
-      <w:r>
-        <w:t xml:space="preserve"> </w:t>
-      </w:r>
-      <w:r>
-        <w:t xml:space="preserve">with the highest observed mean cross-validated C-index, set the threshold one</w:t>
-      </w:r>
-      <w:r>
-        <w:t xml:space="preserve"> </w:t>
-      </w:r>
-      <w:r>
-        <w:t xml:space="preserve">fold-level standard error below the overall best configuration’s mean, and</w:t>
-      </w:r>
-      <w:r>
-        <w:t xml:space="preserve"> </w:t>
-      </w:r>
-      <w:r>
-        <w:t xml:space="preserve">select the smallest rank whose retained configuration meets it.</w:t>
+        <w:t xml:space="preserve">: for</w:t>
+      </w:r>
+      <w:r>
+        <w:t xml:space="preserve"> </w:t>
+      </w:r>
+      <w:r>
+        <w:t xml:space="preserve">each rank we retain the configuration with the highest observed mean</w:t>
+      </w:r>
+      <w:r>
+        <w:t xml:space="preserve"> </w:t>
+      </w:r>
+      <w:r>
+        <w:t xml:space="preserve">cross-validated C-index, set the threshold one fold-level standard error below</w:t>
+      </w:r>
+      <w:r>
+        <w:t xml:space="preserve"> </w:t>
+      </w:r>
+      <w:r>
+        <w:t xml:space="preserve">the best observed configuration’s mean, and select the smallest rank whose</w:t>
+      </w:r>
+      <w:r>
+        <w:t xml:space="preserve"> </w:t>
+      </w:r>
+      <w:r>
+        <w:t xml:space="preserve">retained configuration meets it.</w:t>
       </w:r>
     </w:p>
     <w:p>
@@ -14873,19 +17733,155 @@
         <w:t xml:space="preserve"> </w:t>
       </w:r>
       <w:r>
-        <w:t xml:space="preserve">cross-validated performance. The nearest evaluated point is in the</w:t>
-      </w:r>
-      <w:r>
-        <w:t xml:space="preserve"> </w:t>
-      </w:r>
-      <w:r>
-        <w:t xml:space="preserve">fixed-hyperparameter sensitivity grid (Cross-validated C-index across</w:t>
-      </w:r>
-      <w:r>
-        <w:t xml:space="preserve"> </w:t>
-      </w:r>
-      <w:r>
-        <w:t xml:space="preserve">factorization rank), which holds the same</w:t>
+        <w:t xml:space="preserve">cross-validated performance. We therefore ran a sensitivity check on rank</w:t>
+      </w:r>
+      <w:r>
+        <w:t xml:space="preserve"> </w:t>
+      </w:r>
+      <w:r>
+        <w:t xml:space="preserve">selection using the same training data and the selected non-rank</w:t>
+      </w:r>
+      <w:r>
+        <w:t xml:space="preserve"> </w:t>
+      </w:r>
+      <w:r>
+        <w:t xml:space="preserve">hyperparameters, the fixed-hyperparameter grid of Cross-validated C-index across</w:t>
+      </w:r>
+      <w:r>
+        <w:t xml:space="preserve"> </w:t>
+      </w:r>
+      <w:r>
+        <w:t xml:space="preserve">factorization rank. That grid is an exhaustive rank-by-supervision search over</w:t>
+      </w:r>
+      <w:r>
+        <w:t xml:space="preserve"> </w:t>
+      </w:r>
+      <m:oMath>
+        <m:r>
+          <m:t>k</m:t>
+        </m:r>
+        <m:r>
+          <m:rPr>
+            <m:sty m:val="p"/>
+          </m:rPr>
+          <m:t>∈</m:t>
+        </m:r>
+        <m:r>
+          <m:rPr>
+            <m:sty m:val="p"/>
+          </m:rPr>
+          <m:t>{</m:t>
+        </m:r>
+        <m:r>
+          <m:t>2</m:t>
+        </m:r>
+        <m:r>
+          <m:rPr>
+            <m:sty m:val="p"/>
+          </m:rPr>
+          <m:t>,</m:t>
+        </m:r>
+        <m:r>
+          <m:t>3</m:t>
+        </m:r>
+        <m:r>
+          <m:rPr>
+            <m:sty m:val="p"/>
+          </m:rPr>
+          <m:t>,</m:t>
+        </m:r>
+        <m:r>
+          <m:rPr>
+            <m:sty m:val="p"/>
+          </m:rPr>
+          <m:t>…</m:t>
+        </m:r>
+        <m:r>
+          <m:rPr>
+            <m:sty m:val="p"/>
+          </m:rPr>
+          <m:t>,</m:t>
+        </m:r>
+        <m:r>
+          <m:t>12</m:t>
+        </m:r>
+        <m:r>
+          <m:rPr>
+            <m:sty m:val="p"/>
+          </m:rPr>
+          <m:t>}</m:t>
+        </m:r>
+      </m:oMath>
+      <w:r>
+        <w:t xml:space="preserve"> </w:t>
+      </w:r>
+      <w:r>
+        <w:t xml:space="preserve">and</w:t>
+      </w:r>
+      <w:r>
+        <w:t xml:space="preserve"> </w:t>
+      </w:r>
+      <m:oMath>
+        <m:r>
+          <m:t>α</m:t>
+        </m:r>
+        <m:r>
+          <m:rPr>
+            <m:sty m:val="p"/>
+          </m:rPr>
+          <m:t>∈</m:t>
+        </m:r>
+        <m:r>
+          <m:rPr>
+            <m:sty m:val="p"/>
+          </m:rPr>
+          <m:t>{</m:t>
+        </m:r>
+        <m:r>
+          <m:t>0</m:t>
+        </m:r>
+        <m:r>
+          <m:rPr>
+            <m:sty m:val="p"/>
+          </m:rPr>
+          <m:t>,</m:t>
+        </m:r>
+        <m:r>
+          <m:t>0.05</m:t>
+        </m:r>
+        <m:r>
+          <m:rPr>
+            <m:sty m:val="p"/>
+          </m:rPr>
+          <m:t>,</m:t>
+        </m:r>
+        <m:r>
+          <m:rPr>
+            <m:sty m:val="p"/>
+          </m:rPr>
+          <m:t>…</m:t>
+        </m:r>
+        <m:r>
+          <m:rPr>
+            <m:sty m:val="p"/>
+          </m:rPr>
+          <m:t>,</m:t>
+        </m:r>
+        <m:r>
+          <m:t>0.95</m:t>
+        </m:r>
+        <m:r>
+          <m:rPr>
+            <m:sty m:val="p"/>
+          </m:rPr>
+          <m:t>}</m:t>
+        </m:r>
+      </m:oMath>
+      <w:r>
+        <w:t xml:space="preserve"> </w:t>
+      </w:r>
+      <w:r>
+        <w:t xml:space="preserve">holding</w:t>
       </w:r>
       <w:r>
         <w:t xml:space="preserve"> </w:t>
@@ -14934,102 +17930,16 @@
         </m:sSub>
       </m:oMath>
       <w:r>
-        <w:t xml:space="preserve">:</w:t>
-      </w:r>
-      <w:r>
-        <w:t xml:space="preserve"> </w:t>
-      </w:r>
-      <w:r>
-        <w:t xml:space="preserve">at</w:t>
-      </w:r>
-      <w:r>
-        <w:t xml:space="preserve"> </w:t>
-      </w:r>
-      <m:oMath>
-        <m:r>
-          <m:t>k</m:t>
-        </m:r>
-        <m:r>
-          <m:rPr>
-            <m:sty m:val="p"/>
-          </m:rPr>
-          <m:t>=</m:t>
-        </m:r>
-        <m:r>
-          <m:t>3</m:t>
-        </m:r>
-      </m:oMath>
-      <w:r>
-        <w:t xml:space="preserve">,</w:t>
-      </w:r>
-      <w:r>
-        <w:t xml:space="preserve"> </w:t>
-      </w:r>
-      <m:oMath>
-        <m:r>
-          <m:t>α</m:t>
-        </m:r>
-        <m:r>
-          <m:rPr>
-            <m:sty m:val="p"/>
-          </m:rPr>
-          <m:t>=</m:t>
-        </m:r>
-        <m:r>
-          <m:t>0.35</m:t>
-        </m:r>
-      </m:oMath>
-      <w:r>
-        <w:t xml:space="preserve">, the five-fold</w:t>
-      </w:r>
-      <w:r>
-        <w:t xml:space="preserve"> </w:t>
-      </w:r>
-      <w:r>
-        <w:t xml:space="preserve">cross-validated C-index was</w:t>
-      </w:r>
-      <w:r>
-        <w:t xml:space="preserve"> </w:t>
-      </w:r>
-      <m:oMath>
-        <m:r>
-          <m:t>0.656</m:t>
-        </m:r>
-      </m:oMath>
-      <w:r>
-        <w:t xml:space="preserve"> </w:t>
-      </w:r>
-      <w:r>
-        <w:t xml:space="preserve">(standard</w:t>
-      </w:r>
-      <w:r>
-        <w:t xml:space="preserve"> </w:t>
-      </w:r>
-      <w:r>
-        <w:t xml:space="preserve">error</w:t>
-      </w:r>
-      <w:r>
-        <w:t xml:space="preserve"> </w:t>
-      </w:r>
-      <m:oMath>
-        <m:r>
-          <m:t>0.010</m:t>
-        </m:r>
-      </m:oMath>
-      <w:r>
-        <w:t xml:space="preserve">). The final DeSurv model</w:t>
-      </w:r>
-      <w:r>
-        <w:t xml:space="preserve"> </w:t>
-      </w:r>
-      <w:r>
-        <w:t xml:space="preserve">is refit at the selected parameters using the consensus-based initialization</w:t>
-      </w:r>
-      <w:r>
-        <w:t xml:space="preserve"> </w:t>
-      </w:r>
-      <w:r>
-        <w:t xml:space="preserve">(Consensus initialization for the final model), and the BO-chosen</w:t>
+        <w:t xml:space="preserve"> </w:t>
+      </w:r>
+      <w:r>
+        <w:t xml:space="preserve">at the selected model’s values, and the</w:t>
+      </w:r>
+      <w:r>
+        <w:t xml:space="preserve"> </w:t>
+      </w:r>
+      <w:r>
+        <w:t xml:space="preserve">statements here are restricted throughout to</w:t>
       </w:r>
       <w:r>
         <w:t xml:space="preserve"> </w:t>
@@ -15051,6 +17961,303 @@
             </m:r>
           </m:sub>
         </m:sSub>
+        <m:r>
+          <m:rPr>
+            <m:sty m:val="p"/>
+          </m:rPr>
+          <m:t>=</m:t>
+        </m:r>
+        <m:r>
+          <m:t>270</m:t>
+        </m:r>
+      </m:oMath>
+      <w:r>
+        <w:t xml:space="preserve">. Applying the same</w:t>
+      </w:r>
+      <w:r>
+        <w:t xml:space="preserve"> </w:t>
+      </w:r>
+      <w:r>
+        <w:t xml:space="preserve">one-standard-error rule to it also selects</w:t>
+      </w:r>
+      <w:r>
+        <w:t xml:space="preserve"> </w:t>
+      </w:r>
+      <m:oMath>
+        <m:r>
+          <m:t>k</m:t>
+        </m:r>
+        <m:r>
+          <m:rPr>
+            <m:sty m:val="p"/>
+          </m:rPr>
+          <m:t>=</m:t>
+        </m:r>
+        <m:r>
+          <m:t>3</m:t>
+        </m:r>
+      </m:oMath>
+      <w:r>
+        <w:t xml:space="preserve">, its best</w:t>
+      </w:r>
+      <w:r>
+        <w:t xml:space="preserve"> </w:t>
+      </w:r>
+      <w:r>
+        <w:t xml:space="preserve">configuration being at</w:t>
+      </w:r>
+      <w:r>
+        <w:t xml:space="preserve"> </w:t>
+      </w:r>
+      <m:oMath>
+        <m:r>
+          <m:t>k</m:t>
+        </m:r>
+        <m:r>
+          <m:rPr>
+            <m:sty m:val="p"/>
+          </m:rPr>
+          <m:t>=</m:t>
+        </m:r>
+        <m:r>
+          <m:t>9</m:t>
+        </m:r>
+      </m:oMath>
+      <w:r>
+        <w:t xml:space="preserve"> </w:t>
+      </w:r>
+      <w:r>
+        <w:t xml:space="preserve">with mean C-index</w:t>
+      </w:r>
+      <w:r>
+        <w:t xml:space="preserve"> </w:t>
+      </w:r>
+      <m:oMath>
+        <m:r>
+          <m:t>0.671</m:t>
+        </m:r>
+      </m:oMath>
+      <w:r>
+        <w:t xml:space="preserve"> </w:t>
+      </w:r>
+      <w:r>
+        <w:t xml:space="preserve">and standard error</w:t>
+      </w:r>
+      <w:r>
+        <w:t xml:space="preserve"> </w:t>
+      </w:r>
+      <m:oMath>
+        <m:r>
+          <m:t>0.009</m:t>
+        </m:r>
+      </m:oMath>
+      <w:r>
+        <w:t xml:space="preserve">, and</w:t>
+      </w:r>
+      <w:r>
+        <w:t xml:space="preserve"> </w:t>
+      </w:r>
+      <m:oMath>
+        <m:r>
+          <m:t>k</m:t>
+        </m:r>
+        <m:r>
+          <m:rPr>
+            <m:sty m:val="p"/>
+          </m:rPr>
+          <m:t>=</m:t>
+        </m:r>
+        <m:r>
+          <m:t>3</m:t>
+        </m:r>
+      </m:oMath>
+      <w:r>
+        <w:t xml:space="preserve"> </w:t>
+      </w:r>
+      <w:r>
+        <w:t xml:space="preserve">the</w:t>
+      </w:r>
+      <w:r>
+        <w:t xml:space="preserve"> </w:t>
+      </w:r>
+      <w:r>
+        <w:t xml:space="preserve">smallest rank whose best configuration reaches the resulting threshold</w:t>
+      </w:r>
+      <w:r>
+        <w:t xml:space="preserve"> </w:t>
+      </w:r>
+      <m:oMath>
+        <m:r>
+          <m:t>0.662</m:t>
+        </m:r>
+      </m:oMath>
+      <w:r>
+        <w:t xml:space="preserve">. That corroborates the selected</w:t>
+      </w:r>
+      <w:r>
+        <w:t xml:space="preserve"> </w:t>
+      </w:r>
+      <w:r>
+        <w:t xml:space="preserve">rank without evaluating the final configuration itself, whose nearest evaluated</w:t>
+      </w:r>
+      <w:r>
+        <w:t xml:space="preserve"> </w:t>
+      </w:r>
+      <w:r>
+        <w:t xml:space="preserve">neighbor is the slice of the same grid at the selected rank. At</w:t>
+      </w:r>
+      <w:r>
+        <w:t xml:space="preserve"> </w:t>
+      </w:r>
+      <m:oMath>
+        <m:r>
+          <m:t>k</m:t>
+        </m:r>
+        <m:r>
+          <m:rPr>
+            <m:sty m:val="p"/>
+          </m:rPr>
+          <m:t>=</m:t>
+        </m:r>
+        <m:r>
+          <m:t>3</m:t>
+        </m:r>
+      </m:oMath>
+      <w:r>
+        <w:t xml:space="preserve"> </w:t>
+      </w:r>
+      <w:r>
+        <w:t xml:space="preserve">and</w:t>
+      </w:r>
+      <w:r>
+        <w:t xml:space="preserve"> </w:t>
+      </w:r>
+      <m:oMath>
+        <m:r>
+          <m:t>α</m:t>
+        </m:r>
+        <m:r>
+          <m:rPr>
+            <m:sty m:val="p"/>
+          </m:rPr>
+          <m:t>=</m:t>
+        </m:r>
+        <m:r>
+          <m:t>0.35</m:t>
+        </m:r>
+      </m:oMath>
+      <w:r>
+        <w:t xml:space="preserve"> </w:t>
+      </w:r>
+      <w:r>
+        <w:t xml:space="preserve">the five-fold</w:t>
+      </w:r>
+      <w:r>
+        <w:t xml:space="preserve"> </w:t>
+      </w:r>
+      <w:r>
+        <w:t xml:space="preserve">cross-validated C-index was</w:t>
+      </w:r>
+      <w:r>
+        <w:t xml:space="preserve"> </w:t>
+      </w:r>
+      <m:oMath>
+        <m:r>
+          <m:t>0.656</m:t>
+        </m:r>
+      </m:oMath>
+      <w:r>
+        <w:t xml:space="preserve"> </w:t>
+      </w:r>
+      <w:r>
+        <w:t xml:space="preserve">(standard error</w:t>
+      </w:r>
+      <w:r>
+        <w:t xml:space="preserve"> </w:t>
+      </w:r>
+      <m:oMath>
+        <m:r>
+          <m:t>0.010</m:t>
+        </m:r>
+      </m:oMath>
+      <w:r>
+        <w:t xml:space="preserve">), which clears the</w:t>
+      </w:r>
+      <w:r>
+        <w:t xml:space="preserve"> </w:t>
+      </w:r>
+      <w:r>
+        <w:t xml:space="preserve">Bayesian-optimization threshold of</w:t>
+      </w:r>
+      <w:r>
+        <w:t xml:space="preserve"> </w:t>
+      </w:r>
+      <m:oMath>
+        <m:r>
+          <m:t>0.644</m:t>
+        </m:r>
+      </m:oMath>
+      <w:r>
+        <w:t xml:space="preserve"> </w:t>
+      </w:r>
+      <w:r>
+        <w:t xml:space="preserve">but</w:t>
+      </w:r>
+      <w:r>
+        <w:t xml:space="preserve"> </w:t>
+      </w:r>
+      <w:r>
+        <w:t xml:space="preserve">not this grid’s own one-standard-error threshold of</w:t>
+      </w:r>
+      <w:r>
+        <w:t xml:space="preserve"> </w:t>
+      </w:r>
+      <m:oMath>
+        <m:r>
+          <m:t>0.662</m:t>
+        </m:r>
+      </m:oMath>
+      <w:r>
+        <w:t xml:space="preserve">, and which is a nearby supervision</w:t>
+      </w:r>
+      <w:r>
+        <w:t xml:space="preserve"> </w:t>
+      </w:r>
+      <w:r>
+        <w:t xml:space="preserve">level rather than the selected configuration. The final DeSurv model</w:t>
+      </w:r>
+      <w:r>
+        <w:t xml:space="preserve"> </w:t>
+      </w:r>
+      <w:r>
+        <w:t xml:space="preserve">is refit at the selected parameters using the consensus-based initialization</w:t>
+      </w:r>
+      <w:r>
+        <w:t xml:space="preserve"> </w:t>
+      </w:r>
+      <w:r>
+        <w:t xml:space="preserve">(Consensus initialization for the final model), and the BO-chosen</w:t>
+      </w:r>
+      <w:r>
+        <w:t xml:space="preserve"> </w:t>
+      </w:r>
+      <m:oMath>
+        <m:sSub>
+          <m:e>
+            <m:r>
+              <m:t>n</m:t>
+            </m:r>
+          </m:e>
+          <m:sub>
+            <m:r>
+              <m:rPr>
+                <m:nor/>
+                <m:sty m:val="p"/>
+              </m:rPr>
+              <m:t>top</m:t>
+            </m:r>
+          </m:sub>
+        </m:sSub>
       </m:oMath>
       <w:r>
         <w:t xml:space="preserve"> </w:t>
@@ -15097,7 +18304,89 @@
         <w:t xml:space="preserve"> </w:t>
       </w:r>
       <w:r>
-        <w:t xml:space="preserve">determines the factor-specific gene support used for projection and, in the final consensus procedure, the gene sets from each restart that enter the consensus initialization. After factorization, each sample’s score for factor</w:t>
+        <w:t xml:space="preserve">determines the gene support used for projection and, in the final consensus procedure, the gene sets from each restart that enter the consensus initialization. After factorization, the support is restricted to the union of the</w:t>
+      </w:r>
+      <w:r>
+        <w:t xml:space="preserve"> </w:t>
+      </w:r>
+      <m:oMath>
+        <m:r>
+          <m:t>k</m:t>
+        </m:r>
+      </m:oMath>
+      <w:r>
+        <w:t xml:space="preserve"> </w:t>
+      </w:r>
+      <w:r>
+        <w:t xml:space="preserve">programs’ top-</w:t>
+      </w:r>
+      <m:oMath>
+        <m:sSub>
+          <m:e>
+            <m:r>
+              <m:t>n</m:t>
+            </m:r>
+          </m:e>
+          <m:sub>
+            <m:r>
+              <m:rPr>
+                <m:nor/>
+                <m:sty m:val="p"/>
+              </m:rPr>
+              <m:t>top</m:t>
+            </m:r>
+          </m:sub>
+        </m:sSub>
+      </m:oMath>
+      <w:r>
+        <w:t xml:space="preserve"> </w:t>
+      </w:r>
+      <w:r>
+        <w:t xml:space="preserve">gene sets, ranked within each program by factor-specificity score</w:t>
+      </w:r>
+      <w:r>
+        <w:t xml:space="preserve"> </w:t>
+      </w:r>
+      <m:oMath>
+        <m:sSub>
+          <m:e>
+            <m:r>
+              <m:t>s</m:t>
+            </m:r>
+          </m:e>
+          <m:sub>
+            <m:r>
+              <m:t>i</m:t>
+            </m:r>
+            <m:r>
+              <m:t>j</m:t>
+            </m:r>
+          </m:sub>
+        </m:sSub>
+      </m:oMath>
+      <w:r>
+        <w:t xml:space="preserve"> </w:t>
+      </w:r>
+      <w:r>
+        <w:t xml:space="preserve">(Supplementary Information, Section [sec:gene-program-correlation]), giving the truncated matrix</w:t>
+      </w:r>
+      <w:r>
+        <w:t xml:space="preserve"> </w:t>
+      </w:r>
+      <m:oMath>
+        <m:acc>
+          <m:accPr>
+            <m:chr m:val="̃"/>
+          </m:accPr>
+          <m:e>
+            <m:r>
+              <m:t>W</m:t>
+            </m:r>
+          </m:e>
+        </m:acc>
+      </m:oMath>
+      <w:r>
+        <w:t xml:space="preserve">; each sample’s score for factor</w:t>
       </w:r>
       <w:r>
         <w:t xml:space="preserve"> </w:t>
@@ -15111,7 +18400,7 @@
         <w:t xml:space="preserve"> </w:t>
       </w:r>
       <w:r>
-        <w:t xml:space="preserve">is computed as</w:t>
+        <w:t xml:space="preserve">is then</w:t>
       </w:r>
       <w:r>
         <w:t xml:space="preserve"> </w:t>
@@ -15149,37 +18438,39 @@
         </m:r>
       </m:oMath>
       <w:r>
-        <w:t xml:space="preserve">, where</w:t>
-      </w:r>
-      <w:r>
-        <w:t xml:space="preserve"> </w:t>
-      </w:r>
-      <m:oMath>
-        <m:sSub>
+        <w:t xml:space="preserve">, the</w:t>
+      </w:r>
+      <w:r>
+        <w:t xml:space="preserve"> </w:t>
+      </w:r>
+      <m:oMath>
+        <m:r>
+          <m:t>j</m:t>
+        </m:r>
+      </m:oMath>
+      <w:r>
+        <w:t xml:space="preserve">th column of</w:t>
+      </w:r>
+      <w:r>
+        <w:t xml:space="preserve"> </w:t>
+      </w:r>
+      <m:oMath>
+        <m:acc>
+          <m:accPr>
+            <m:chr m:val="̃"/>
+          </m:accPr>
           <m:e>
-            <m:acc>
-              <m:accPr>
-                <m:chr m:val="̃"/>
-              </m:accPr>
-              <m:e>
-                <m:r>
-                  <m:t>W</m:t>
-                </m:r>
-              </m:e>
-            </m:acc>
+            <m:r>
+              <m:t>W</m:t>
+            </m:r>
           </m:e>
-          <m:sub>
-            <m:r>
-              <m:t>j</m:t>
-            </m:r>
-          </m:sub>
-        </m:sSub>
-      </m:oMath>
-      <w:r>
-        <w:t xml:space="preserve"> </w:t>
-      </w:r>
-      <w:r>
-        <w:t xml:space="preserve">retains only the</w:t>
+        </m:acc>
+      </m:oMath>
+      <w:r>
+        <w:t xml:space="preserve"> </w:t>
+      </w:r>
+      <w:r>
+        <w:t xml:space="preserve">applied to that shared support. Genes outside the union still shape the factorization but do not enter the linear predictor. This union construction is the convention used by the cross-validation objective and by the primary external-validation scoring. BO selects</w:t>
       </w:r>
       <w:r>
         <w:t xml:space="preserve"> </w:t>
@@ -15206,33 +18497,54 @@
         <w:t xml:space="preserve"> </w:t>
       </w:r>
       <w:r>
-        <w:t xml:space="preserve">genes with the largest factor-specificity scores</w:t>
-      </w:r>
-      <w:r>
-        <w:t xml:space="preserve"> </w:t>
-      </w:r>
-      <m:oMath>
-        <m:sSub>
-          <m:e>
-            <m:r>
-              <m:t>s</m:t>
-            </m:r>
-          </m:e>
-          <m:sub>
-            <m:r>
-              <m:t>i</m:t>
-            </m:r>
-            <m:r>
-              <m:t>j</m:t>
-            </m:r>
-          </m:sub>
-        </m:sSub>
-      </m:oMath>
-      <w:r>
-        <w:t xml:space="preserve"> </w:t>
-      </w:r>
-      <w:r>
-        <w:t xml:space="preserve">(Supplementary Information, Section [sec:gene-program-correlation]); genes outside this set still shape the factorization but do not enter the linear predictor. BO selects</w:t>
+        <w:t xml:space="preserve">jointly with</w:t>
+      </w:r>
+      <w:r>
+        <w:t xml:space="preserve"> </w:t>
+      </w:r>
+      <m:oMath>
+        <m:r>
+          <m:t>k</m:t>
+        </m:r>
+      </m:oMath>
+      <w:r>
+        <w:t xml:space="preserve">,</w:t>
+      </w:r>
+      <w:r>
+        <w:t xml:space="preserve"> </w:t>
+      </w:r>
+      <m:oMath>
+        <m:r>
+          <m:t>α</m:t>
+        </m:r>
+      </m:oMath>
+      <w:r>
+        <w:t xml:space="preserve">,</w:t>
+      </w:r>
+      <w:r>
+        <w:t xml:space="preserve"> </w:t>
+      </w:r>
+      <m:oMath>
+        <m:r>
+          <m:t>λ</m:t>
+        </m:r>
+      </m:oMath>
+      <w:r>
+        <w:t xml:space="preserve">, and</w:t>
+      </w:r>
+      <w:r>
+        <w:t xml:space="preserve"> </w:t>
+      </w:r>
+      <m:oMath>
+        <m:r>
+          <m:t>ξ</m:t>
+        </m:r>
+      </m:oMath>
+      <w:r>
+        <w:t xml:space="preserve"> </w:t>
+      </w:r>
+      <w:r>
+        <w:t xml:space="preserve">by optimizing cross-validated C-index. Each comparator search selects its own</w:t>
       </w:r>
       <w:r>
         <w:t xml:space="preserve"> </w:t>
@@ -15256,57 +18568,43 @@
         </m:sSub>
       </m:oMath>
       <w:r>
-        <w:t xml:space="preserve"> </w:t>
-      </w:r>
-      <w:r>
-        <w:t xml:space="preserve">jointly with</w:t>
-      </w:r>
-      <w:r>
-        <w:t xml:space="preserve"> </w:t>
-      </w:r>
-      <m:oMath>
-        <m:r>
-          <m:t>k</m:t>
-        </m:r>
-      </m:oMath>
-      <w:r>
-        <w:t xml:space="preserve">,</w:t>
-      </w:r>
-      <w:r>
-        <w:t xml:space="preserve"> </w:t>
-      </w:r>
-      <m:oMath>
-        <m:r>
-          <m:t>α</m:t>
-        </m:r>
-      </m:oMath>
-      <w:r>
-        <w:t xml:space="preserve">,</w:t>
-      </w:r>
-      <w:r>
-        <w:t xml:space="preserve"> </w:t>
-      </w:r>
-      <m:oMath>
-        <m:r>
-          <m:t>λ</m:t>
-        </m:r>
-      </m:oMath>
-      <w:r>
-        <w:t xml:space="preserve">, and</w:t>
-      </w:r>
-      <w:r>
-        <w:t xml:space="preserve"> </w:t>
-      </w:r>
-      <m:oMath>
-        <m:r>
-          <m:t>ξ</m:t>
-        </m:r>
-      </m:oMath>
-      <w:r>
-        <w:t xml:space="preserve"> </w:t>
-      </w:r>
-      <w:r>
-        <w:t xml:space="preserve">by optimizing cross-validated C-index. When</w:t>
+        <w:t xml:space="preserve">. The primary factorization comparison used a common number of top genes per program when constructing each model’s scoring union, the supervised model’s</w:t>
+      </w:r>
+      <w:r>
+        <w:t xml:space="preserve"> </w:t>
+      </w:r>
+      <m:oMath>
+        <m:sSub>
+          <m:e>
+            <m:r>
+              <m:t>n</m:t>
+            </m:r>
+          </m:e>
+          <m:sub>
+            <m:r>
+              <m:rPr>
+                <m:nor/>
+                <m:sty m:val="p"/>
+              </m:rPr>
+              <m:t>top</m:t>
+            </m:r>
+          </m:sub>
+        </m:sSub>
+        <m:r>
+          <m:rPr>
+            <m:sty m:val="p"/>
+          </m:rPr>
+          <m:t>=</m:t>
+        </m:r>
+        <m:r>
+          <m:t>270</m:t>
+        </m:r>
+      </m:oMath>
+      <w:r>
+        <w:t xml:space="preserve"> </w:t>
+      </w:r>
+      <w:r>
+        <w:t xml:space="preserve">(Supplementary Table [tab:tab-cindex-comparison]), with the tuning-selected values reported alongside it; total union size can still differ with rank and overlap among programs. When</w:t>
       </w:r>
       <w:r>
         <w:t xml:space="preserve"> </w:t>
@@ -17605,7 +20903,91 @@
         <w:t xml:space="preserve"> </w:t>
       </w:r>
       <w:r>
-        <w:t xml:space="preserve">onto the frozen top-</w:t>
+        <w:t xml:space="preserve">onto the frozen support, and the</w:t>
+      </w:r>
+      <w:r>
+        <w:t xml:space="preserve"> </w:t>
+      </w:r>
+      <w:r>
+        <w:t xml:space="preserve">linear predictor is</w:t>
+      </w:r>
+      <w:r>
+        <w:t xml:space="preserve"> </w:t>
+      </w:r>
+      <m:oMath>
+        <m:acc>
+          <m:accPr>
+            <m:chr m:val="̂"/>
+          </m:accPr>
+          <m:e>
+            <m:r>
+              <m:t>η</m:t>
+            </m:r>
+          </m:e>
+        </m:acc>
+        <m:r>
+          <m:rPr>
+            <m:sty m:val="p"/>
+          </m:rPr>
+          <m:t>=</m:t>
+        </m:r>
+        <m:sSup>
+          <m:e>
+            <m:r>
+              <m:t>Z</m:t>
+            </m:r>
+          </m:e>
+          <m:sup>
+            <m:r>
+              <m:rPr>
+                <m:sty m:val="p"/>
+              </m:rPr>
+              <m:t>⊤</m:t>
+            </m:r>
+          </m:sup>
+        </m:sSup>
+        <m:acc>
+          <m:accPr>
+            <m:chr m:val="̂"/>
+          </m:accPr>
+          <m:e>
+            <m:r>
+              <m:t>β</m:t>
+            </m:r>
+          </m:e>
+        </m:acc>
+      </m:oMath>
+      <w:r>
+        <w:t xml:space="preserve"> </w:t>
+      </w:r>
+      <w:r>
+        <w:t xml:space="preserve">with the trained</w:t>
+      </w:r>
+      <w:r>
+        <w:t xml:space="preserve"> </w:t>
+      </w:r>
+      <w:r>
+        <w:t xml:space="preserve">coefficients; no re-estimation and no standardization enters the score itself.</w:t>
+      </w:r>
+      <w:r>
+        <w:t xml:space="preserve"> </w:t>
+      </w:r>
+      <w:r>
+        <w:t xml:space="preserve">The frozen support is the union of the</w:t>
+      </w:r>
+      <w:r>
+        <w:t xml:space="preserve"> </w:t>
+      </w:r>
+      <m:oMath>
+        <m:r>
+          <m:t>k</m:t>
+        </m:r>
+      </m:oMath>
+      <w:r>
+        <w:t xml:space="preserve"> </w:t>
+      </w:r>
+      <w:r>
+        <w:t xml:space="preserve">programs’ top-</w:t>
       </w:r>
       <m:oMath>
         <m:sSub>
@@ -17629,7 +21011,34 @@
         <w:t xml:space="preserve"> </w:t>
       </w:r>
       <w:r>
-        <w:t xml:space="preserve">support, and the linear predictor is</w:t>
+        <w:t xml:space="preserve">gene</w:t>
+      </w:r>
+      <w:r>
+        <w:t xml:space="preserve"> </w:t>
+      </w:r>
+      <w:r>
+        <w:t xml:space="preserve">sets, and</w:t>
+      </w:r>
+      <w:r>
+        <w:t xml:space="preserve"> </w:t>
+      </w:r>
+      <m:oMath>
+        <m:acc>
+          <m:accPr>
+            <m:chr m:val="̃"/>
+          </m:accPr>
+          <m:e>
+            <m:r>
+              <m:t>W</m:t>
+            </m:r>
+          </m:e>
+        </m:acc>
+      </m:oMath>
+      <w:r>
+        <w:t xml:space="preserve"> </w:t>
+      </w:r>
+      <w:r>
+        <w:t xml:space="preserve">is</w:t>
       </w:r>
       <w:r>
         <w:t xml:space="preserve"> </w:t>
@@ -17641,19 +21050,153 @@
           </m:accPr>
           <m:e>
             <m:r>
-              <m:t>η</m:t>
+              <m:t>W</m:t>
             </m:r>
           </m:e>
         </m:acc>
-        <m:r>
-          <m:rPr>
-            <m:sty m:val="p"/>
-          </m:rPr>
-          <m:t>=</m:t>
-        </m:r>
-        <m:r>
-          <m:t>Z</m:t>
-        </m:r>
+      </m:oMath>
+      <w:r>
+        <w:t xml:space="preserve"> </w:t>
+      </w:r>
+      <w:r>
+        <w:t xml:space="preserve">restricted to those rows, so every column</w:t>
+      </w:r>
+      <w:r>
+        <w:t xml:space="preserve"> </w:t>
+      </w:r>
+      <w:r>
+        <w:t xml:space="preserve">keeps its own weights on the whole union and a gene entering the union through</w:t>
+      </w:r>
+      <w:r>
+        <w:t xml:space="preserve"> </w:t>
+      </w:r>
+      <w:r>
+        <w:t xml:space="preserve">one program still contributes to the other programs’ scores with its own weight.</w:t>
+      </w:r>
+      <w:r>
+        <w:t xml:space="preserve"> </w:t>
+      </w:r>
+      <w:r>
+        <w:t xml:space="preserve">This union construction defines the primary external-validation scores,</w:t>
+      </w:r>
+      <w:r>
+        <w:t xml:space="preserve"> </w:t>
+      </w:r>
+      <w:r>
+        <w:t xml:space="preserve">including the headline pooled hazard ratio, the leave-one-dataset-out estimates,</w:t>
+      </w:r>
+      <w:r>
+        <w:t xml:space="preserve"> </w:t>
+      </w:r>
+      <w:r>
+        <w:t xml:space="preserve">the classifier-adjusted risk-score analyses, the per-factor forest estimates and</w:t>
+      </w:r>
+      <w:r>
+        <w:t xml:space="preserve"> </w:t>
+      </w:r>
+      <w:r>
+        <w:t xml:space="preserve">the cohort-specific estimates of Table [tab:het-ci]. Other analyses use</w:t>
+      </w:r>
+      <w:r>
+        <w:t xml:space="preserve"> </w:t>
+      </w:r>
+      <w:r>
+        <w:t xml:space="preserve">explicitly identified alternative constructions, named where they occur.</w:t>
+      </w:r>
+      <w:r>
+        <w:t xml:space="preserve"> </w:t>
+      </w:r>
+      <w:r>
+        <w:t xml:space="preserve">Full-support scores over all analyzed genes are used for the training-data</w:t>
+      </w:r>
+      <w:r>
+        <w:t xml:space="preserve"> </w:t>
+      </w:r>
+      <w:r>
+        <w:t xml:space="preserve">contribution analysis (Reconstruction and Survival Contribution per Factor) and</w:t>
+      </w:r>
+      <w:r>
+        <w:t xml:space="preserve"> </w:t>
+      </w:r>
+      <w:r>
+        <w:t xml:space="preserve">for the frozen-axis comparator analysis whose subsampling stability is reported</w:t>
+      </w:r>
+      <w:r>
+        <w:t xml:space="preserve"> </w:t>
+      </w:r>
+      <w:r>
+        <w:t xml:space="preserve">in Stability of the recovered gene programs. Per-program masks, each column</w:t>
+      </w:r>
+      <w:r>
+        <w:t xml:space="preserve"> </w:t>
+      </w:r>
+      <w:r>
+        <w:t xml:space="preserve">zeroed outside its own top-</w:t>
+      </w:r>
+      <m:oMath>
+        <m:sSub>
+          <m:e>
+            <m:r>
+              <m:t>n</m:t>
+            </m:r>
+          </m:e>
+          <m:sub>
+            <m:r>
+              <m:rPr>
+                <m:nor/>
+                <m:sty m:val="p"/>
+              </m:rPr>
+              <m:t>top</m:t>
+            </m:r>
+          </m:sub>
+        </m:sSub>
+      </m:oMath>
+      <w:r>
+        <w:t xml:space="preserve"> </w:t>
+      </w:r>
+      <w:r>
+        <w:t xml:space="preserve">set, are used for the tuned</w:t>
+      </w:r>
+      <w:r>
+        <w:t xml:space="preserve"> </w:t>
+      </w:r>
+      <w:r>
+        <w:t xml:space="preserve">supervised-comparator analysis (Robustness to tuned supervised comparators and</w:t>
+      </w:r>
+      <w:r>
+        <w:t xml:space="preserve"> </w:t>
+      </w:r>
+      <w:r>
+        <w:t xml:space="preserve">compartment attribution) and for descriptive checks such as Cohort handling in</w:t>
+      </w:r>
+      <w:r>
+        <w:t xml:space="preserve"> </w:t>
+      </w:r>
+      <w:r>
+        <w:t xml:space="preserve">the training objective below. Both of those supervised-comparator constructions,</w:t>
+      </w:r>
+      <w:r>
+        <w:t xml:space="preserve"> </w:t>
+      </w:r>
+      <w:r>
+        <w:t xml:space="preserve">the one on the full shared support and the one on per-program masks,</w:t>
+      </w:r>
+      <w:r>
+        <w:t xml:space="preserve"> </w:t>
+      </w:r>
+      <w:r>
+        <w:t xml:space="preserve">additionally refit unpenalized Cox coefficients on the training scores rather</w:t>
+      </w:r>
+      <w:r>
+        <w:t xml:space="preserve"> </w:t>
+      </w:r>
+      <w:r>
+        <w:t xml:space="preserve">than carrying</w:t>
+      </w:r>
+      <w:r>
+        <w:t xml:space="preserve"> </w:t>
+      </w:r>
+      <m:oMath>
         <m:acc>
           <m:accPr>
             <m:chr m:val="̂"/>
@@ -17669,19 +21212,7 @@
         <w:t xml:space="preserve"> </w:t>
       </w:r>
       <w:r>
-        <w:t xml:space="preserve">with the</w:t>
-      </w:r>
-      <w:r>
-        <w:t xml:space="preserve"> </w:t>
-      </w:r>
-      <w:r>
-        <w:t xml:space="preserve">trained coefficients; no re-estimation and no standardization enters the score</w:t>
-      </w:r>
-      <w:r>
-        <w:t xml:space="preserve"> </w:t>
-      </w:r>
-      <w:r>
-        <w:t xml:space="preserve">itself. Throughout, projection denotes multiplication by this fixed gene-weight matrix; the truncated columns are not renormalized, so the term does not imply an orthogonal geometric projection. The Cox coefficients</w:t>
+        <w:t xml:space="preserve">forward. Throughout, projection denotes multiplication by this fixed gene-weight matrix; the truncated columns are not renormalized, so the term does not imply an orthogonal geometric projection. The Cox coefficients</w:t>
       </w:r>
       <w:r>
         <w:t xml:space="preserve"> </w:t>
@@ -17802,19 +21333,25 @@
         <w:pStyle w:val="BodyText"/>
       </w:pPr>
       <w:r>
-        <w:t xml:space="preserve">Every reported linear predictor is this same linear functional of expression up</w:t>
-      </w:r>
-      <w:r>
-        <w:t xml:space="preserve"> </w:t>
-      </w:r>
-      <w:r>
-        <w:t xml:space="preserve">to a positive constant; the manuscript uses three scalings of it, and the map</w:t>
-      </w:r>
-      <w:r>
-        <w:t xml:space="preserve"> </w:t>
-      </w:r>
-      <w:r>
-        <w:t xml:space="preserve">from scaling to reported quantity is as follows. (i) During cross-validated</w:t>
+        <w:t xml:space="preserve">For a fixed fitted predictor and scoring support, the manuscript uses the</w:t>
+      </w:r>
+      <w:r>
+        <w:t xml:space="preserve"> </w:t>
+      </w:r>
+      <w:r>
+        <w:t xml:space="preserve">following reporting scalings. Every linear predictor built on the union support</w:t>
+      </w:r>
+      <w:r>
+        <w:t xml:space="preserve"> </w:t>
+      </w:r>
+      <w:r>
+        <w:t xml:space="preserve">is the same linear functional of expression up to a positive constant, and the</w:t>
+      </w:r>
+      <w:r>
+        <w:t xml:space="preserve"> </w:t>
+      </w:r>
+      <w:r>
+        <w:t xml:space="preserve">map from scaling to reported quantity is as follows. (i) During cross-validated</w:t>
       </w:r>
       <w:r>
         <w:t xml:space="preserve"> </w:t>
@@ -17904,19 +21441,19 @@
         <w:t xml:space="preserve"> </w:t>
       </w:r>
       <w:r>
-        <w:t xml:space="preserve">constant only and leaves every concordance index unchanged. (ii) The headline</w:t>
-      </w:r>
-      <w:r>
-        <w:t xml:space="preserve"> </w:t>
-      </w:r>
-      <w:r>
-        <w:t xml:space="preserve">pooled hazard ratio, the covariate-adjusted hazard ratios (main-text Table</w:t>
-      </w:r>
-      <w:r>
-        <w:t xml:space="preserve"> </w:t>
-      </w:r>
-      <w:r>
-        <w:t xml:space="preserve">[tab:hr-adjusted]) and the leave-one-dataset-out estimates divide</w:t>
+        <w:t xml:space="preserve">constant only. (ii) Primary risk-score hazard ratios, namely the headline pooled</w:t>
+      </w:r>
+      <w:r>
+        <w:t xml:space="preserve"> </w:t>
+      </w:r>
+      <w:r>
+        <w:t xml:space="preserve">estimate, the covariate-adjusted estimates of main-text Table</w:t>
+      </w:r>
+      <w:r>
+        <w:t xml:space="preserve"> </w:t>
+      </w:r>
+      <w:r>
+        <w:t xml:space="preserve">[tab:hr-adjusted] and the leave-one-dataset-out estimates, divide</w:t>
       </w:r>
       <w:r>
         <w:t xml:space="preserve"> </w:t>
@@ -17943,37 +21480,176 @@
         <w:t xml:space="preserve"> </w:t>
       </w:r>
       <w:r>
-        <w:t xml:space="preserve">set, so they are per pooled standard deviation. (iii) The per-factor forest</w:t>
-      </w:r>
-      <w:r>
-        <w:t xml:space="preserve"> </w:t>
-      </w:r>
-      <w:r>
-        <w:t xml:space="preserve">estimates (main-text Fig. [fig:val]a), the cohort-specific hazard ratios of</w:t>
-      </w:r>
-      <w:r>
-        <w:t xml:space="preserve"> </w:t>
-      </w:r>
-      <w:r>
-        <w:t xml:space="preserve">Table [tab:het-ci] and the between-cohort heterogeneity test standardize each</w:t>
-      </w:r>
-      <w:r>
-        <w:t xml:space="preserve"> </w:t>
-      </w:r>
-      <w:r>
-        <w:t xml:space="preserve">score to zero mean and unit standard deviation within its own cohort, so they are</w:t>
-      </w:r>
-      <w:r>
-        <w:t xml:space="preserve"> </w:t>
-      </w:r>
-      <w:r>
-        <w:t xml:space="preserve">per within-cohort standard deviation. Hazard ratios under (ii) and (iii) are</w:t>
-      </w:r>
-      <w:r>
-        <w:t xml:space="preserve"> </w:t>
-      </w:r>
-      <w:r>
-        <w:t xml:space="preserve">therefore not interchangeable, whereas C-indices are identical under all three.</w:t>
+        <w:t xml:space="preserve">set, so they are per pooled standard deviation. (iii) Two further analyses</w:t>
+      </w:r>
+      <w:r>
+        <w:t xml:space="preserve"> </w:t>
+      </w:r>
+      <w:r>
+        <w:t xml:space="preserve">standardize to zero mean and unit standard deviation within groups, and the</w:t>
+      </w:r>
+      <w:r>
+        <w:t xml:space="preserve"> </w:t>
+      </w:r>
+      <w:r>
+        <w:t xml:space="preserve">grouping differs between them. The per-factor forest estimates (main-text</w:t>
+      </w:r>
+      <w:r>
+        <w:t xml:space="preserve"> </w:t>
+      </w:r>
+      <w:r>
+        <w:t xml:space="preserve">Fig. [fig:val]a) and the D1 classifier-adjustment analysis (Variance</w:t>
+      </w:r>
+      <w:r>
+        <w:t xml:space="preserve"> </w:t>
+      </w:r>
+      <w:r>
+        <w:t xml:space="preserve">partition of the D1 score) standardize within each of the five platform</w:t>
+      </w:r>
+      <w:r>
+        <w:t xml:space="preserve"> </w:t>
+      </w:r>
+      <w:r>
+        <w:t xml:space="preserve">datasets, whereas the between-cohort slope analysis, its interaction test and</w:t>
+      </w:r>
+      <w:r>
+        <w:t xml:space="preserve"> </w:t>
+      </w:r>
+      <w:r>
+        <w:t xml:space="preserve">the cohort-specific hazard ratios of Table [tab:het-ci] standardize within</w:t>
+      </w:r>
+      <w:r>
+        <w:t xml:space="preserve"> </w:t>
+      </w:r>
+      <w:r>
+        <w:t xml:space="preserve">each of the four patient cohorts, so these are per within-dataset and per</w:t>
+      </w:r>
+      <w:r>
+        <w:t xml:space="preserve"> </w:t>
+      </w:r>
+      <w:r>
+        <w:t xml:space="preserve">within-cohort standard deviation respectively. Hazard ratios under (ii) and</w:t>
+      </w:r>
+      <w:r>
+        <w:t xml:space="preserve"> </w:t>
+      </w:r>
+      <w:r>
+        <w:t xml:space="preserve">(iii) are not interchangeable. Within a given cohort or dataset, centering and</w:t>
+      </w:r>
+      <w:r>
+        <w:t xml:space="preserve"> </w:t>
+      </w:r>
+      <w:r>
+        <w:t xml:space="preserve">positive rescaling of a fixed score leave its C-index unchanged; this does not</w:t>
+      </w:r>
+      <w:r>
+        <w:t xml:space="preserve"> </w:t>
+      </w:r>
+      <w:r>
+        <w:t xml:space="preserve">equate different predictors and does not preserve pooled rankings across groups</w:t>
+      </w:r>
+      <w:r>
+        <w:t xml:space="preserve"> </w:t>
+      </w:r>
+      <w:r>
+        <w:t xml:space="preserve">standardized differently. Analyses that use a different gene support, listed</w:t>
+      </w:r>
+      <w:r>
+        <w:t xml:space="preserve"> </w:t>
+      </w:r>
+      <w:r>
+        <w:t xml:space="preserve">above, are not scalings of this functional and are reported as separate</w:t>
+      </w:r>
+      <w:r>
+        <w:t xml:space="preserve"> </w:t>
+      </w:r>
+      <w:r>
+        <w:t xml:space="preserve">quantities.</w:t>
+      </w:r>
+    </w:p>
+    <w:p>
+      <w:pPr>
+        <w:pStyle w:val="BodyText"/>
+      </w:pPr>
+      <w:r>
+        <w:t xml:space="preserve">Two further conventions apply to the primary combined external C-index and its</w:t>
+      </w:r>
+      <w:r>
+        <w:t xml:space="preserve"> </w:t>
+      </w:r>
+      <w:r>
+        <w:t xml:space="preserve">confidence interval. The combined C-index is the event-weighted mean of the</w:t>
+      </w:r>
+      <w:r>
+        <w:t xml:space="preserve"> </w:t>
+      </w:r>
+      <w:r>
+        <w:t xml:space="preserve">four cohort C-indices rather than a concordance</w:t>
+      </w:r>
+      <w:r>
+        <w:t xml:space="preserve"> </w:t>
+      </w:r>
+      <w:r>
+        <w:t xml:space="preserve">computed over pooled patients, so no concordance pair is formed across cohorts.</w:t>
+      </w:r>
+      <w:r>
+        <w:t xml:space="preserve"> </w:t>
+      </w:r>
+      <w:r>
+        <w:t xml:space="preserve">Its confidence interval is a percentile interval from a stratified nonparametric</w:t>
+      </w:r>
+      <w:r>
+        <w:t xml:space="preserve"> </w:t>
+      </w:r>
+      <w:r>
+        <w:t xml:space="preserve">bootstrap that resamples patients with replacement within cohort</w:t>
+      </w:r>
+      <w:r>
+        <w:t xml:space="preserve"> </w:t>
+      </w:r>
+      <w:r>
+        <w:t xml:space="preserve">(</w:t>
+      </w:r>
+      <m:oMath>
+        <m:r>
+          <m:t>B</m:t>
+        </m:r>
+        <m:r>
+          <m:rPr>
+            <m:sty m:val="p"/>
+          </m:rPr>
+          <m:t>=</m:t>
+        </m:r>
+        <m:r>
+          <m:t>1</m:t>
+        </m:r>
+        <m:r>
+          <m:rPr>
+            <m:sty m:val="p"/>
+          </m:rPr>
+          <m:t>,</m:t>
+        </m:r>
+        <m:r>
+          <m:t>000</m:t>
+        </m:r>
+      </m:oMath>
+      <w:r>
+        <w:t xml:space="preserve"> </w:t>
+      </w:r>
+      <w:r>
+        <w:t xml:space="preserve">replicates, seed</w:t>
+      </w:r>
+      <w:r>
+        <w:t xml:space="preserve"> </w:t>
+      </w:r>
+      <w:r>
+        <w:t xml:space="preserve">1), so resampling preserves cohort membership (Between-cohort</w:t>
+      </w:r>
+      <w:r>
+        <w:t xml:space="preserve"> </w:t>
+      </w:r>
+      <w:r>
+        <w:t xml:space="preserve">heterogeneity and C-index confidence intervals).</w:t>
       </w:r>
     </w:p>
     <w:bookmarkStart w:id="36" w:name="independence-of-discovery-and-validation"/>
@@ -22198,7 +25874,13 @@
         <w:t xml:space="preserve"> </w:t>
       </w:r>
       <w:r>
-        <w:t xml:space="preserve">reconstruction gain of the full model, so the normalized shares</w:t>
+        <w:t xml:space="preserve">reconstruction gain of the full model relative to the zero-factor</w:t>
+      </w:r>
+      <w:r>
+        <w:t xml:space="preserve"> </w:t>
+      </w:r>
+      <w:r>
+        <w:t xml:space="preserve">reconstruction, so the normalized shares</w:t>
       </w:r>
       <w:r>
         <w:t xml:space="preserve"> </w:t>
@@ -22259,19 +25941,105 @@
         <w:t xml:space="preserve"> </w:t>
       </w:r>
       <w:r>
-        <w:t xml:space="preserve">form an additive decomposition of reconstruction that</w:t>
-      </w:r>
-      <w:r>
-        <w:t xml:space="preserve"> </w:t>
-      </w:r>
-      <w:r>
-        <w:t xml:space="preserve">sums to one; individual shares may be signed in principle but were all positive</w:t>
-      </w:r>
-      <w:r>
-        <w:t xml:space="preserve"> </w:t>
-      </w:r>
-      <w:r>
-        <w:t xml:space="preserve">in the reported PDAC models. This is a genuine additive decomposition, in contrast to per-factor</w:t>
+        <w:t xml:space="preserve">form an</w:t>
+      </w:r>
+      <w:r>
+        <w:t xml:space="preserve"> </w:t>
+      </w:r>
+      <w:r>
+        <w:t xml:space="preserve">additive decomposition of that gain; they sum to one by construction and are</w:t>
+      </w:r>
+      <w:r>
+        <w:t xml:space="preserve"> </w:t>
+      </w:r>
+      <w:r>
+        <w:t xml:space="preserve">reported as percentages summing to 100%. Individual shares may be signed in</w:t>
+      </w:r>
+      <w:r>
+        <w:t xml:space="preserve"> </w:t>
+      </w:r>
+      <w:r>
+        <w:t xml:space="preserve">principle but were all positive in the reported PDAC models. The reconstruction</w:t>
+      </w:r>
+      <w:r>
+        <w:t xml:space="preserve"> </w:t>
+      </w:r>
+      <w:r>
+        <w:t xml:space="preserve">values</w:t>
+      </w:r>
+      <w:r>
+        <w:t xml:space="preserve"> </w:t>
+      </w:r>
+      <m:oMath>
+        <m:r>
+          <m:t>v</m:t>
+        </m:r>
+        <m:d>
+          <m:dPr>
+            <m:begChr m:val="("/>
+            <m:endChr m:val=")"/>
+            <m:sepChr m:val=""/>
+            <m:grow/>
+          </m:dPr>
+          <m:e>
+            <m:r>
+              <m:t>S</m:t>
+            </m:r>
+          </m:e>
+        </m:d>
+      </m:oMath>
+      <w:r>
+        <w:t xml:space="preserve"> </w:t>
+      </w:r>
+      <w:r>
+        <w:t xml:space="preserve">are uncentered, taken about zero as written above, and grand-mean</w:t>
+      </w:r>
+      <w:r>
+        <w:t xml:space="preserve"> </w:t>
+      </w:r>
+      <w:r>
+        <w:t xml:space="preserve">centering enters only the separately reported centered</w:t>
+      </w:r>
+      <w:r>
+        <w:t xml:space="preserve"> </w:t>
+      </w:r>
+      <m:oMath>
+        <m:sSup>
+          <m:e>
+            <m:r>
+              <m:t>R</m:t>
+            </m:r>
+          </m:e>
+          <m:sup>
+            <m:r>
+              <m:t>2</m:t>
+            </m:r>
+          </m:sup>
+        </m:sSup>
+      </m:oMath>
+      <w:r>
+        <w:t xml:space="preserve"> </w:t>
+      </w:r>
+      <w:r>
+        <w:t xml:space="preserve">of Cross-method</w:t>
+      </w:r>
+      <w:r>
+        <w:t xml:space="preserve"> </w:t>
+      </w:r>
+      <w:r>
+        <w:t xml:space="preserve">reconstructability and reconstruction fidelity. These quantities describe</w:t>
+      </w:r>
+      <w:r>
+        <w:t xml:space="preserve"> </w:t>
+      </w:r>
+      <w:r>
+        <w:t xml:space="preserve">different aspects of reconstruction and should not be interpreted as</w:t>
+      </w:r>
+      <w:r>
+        <w:t xml:space="preserve"> </w:t>
+      </w:r>
+      <w:r>
+        <w:t xml:space="preserve">interchangeable measures. This is a genuine additive decomposition, in contrast to per-factor</w:t>
       </w:r>
       <w:r>
         <w:t xml:space="preserve"> </w:t>
@@ -22346,7 +26114,48 @@
         <w:t xml:space="preserve"> </w:t>
       </w:r>
       <w:r>
-        <w:t xml:space="preserve">likelihood increment: the reduction in Cox partial log-likelihood when factor</w:t>
+        <w:t xml:space="preserve">likelihood increment, computed on full-support training scores</w:t>
+      </w:r>
+      <w:r>
+        <w:t xml:space="preserve"> </w:t>
+      </w:r>
+      <m:oMath>
+        <m:sSup>
+          <m:e>
+            <m:r>
+              <m:t>W</m:t>
+            </m:r>
+          </m:e>
+          <m:sup>
+            <m:r>
+              <m:rPr>
+                <m:sty m:val="p"/>
+              </m:rPr>
+              <m:t>⊤</m:t>
+            </m:r>
+          </m:sup>
+        </m:sSup>
+        <m:r>
+          <m:t>X</m:t>
+        </m:r>
+      </m:oMath>
+      <w:r>
+        <w:t xml:space="preserve"> </w:t>
+      </w:r>
+      <w:r>
+        <w:t xml:space="preserve">over</w:t>
+      </w:r>
+      <w:r>
+        <w:t xml:space="preserve"> </w:t>
+      </w:r>
+      <w:r>
+        <w:t xml:space="preserve">all analyzed genes rather than on the truncated union support used for external</w:t>
+      </w:r>
+      <w:r>
+        <w:t xml:space="preserve"> </w:t>
+      </w:r>
+      <w:r>
+        <w:t xml:space="preserve">validation, as the reduction in Cox partial log-likelihood when factor</w:t>
       </w:r>
       <w:r>
         <w:t xml:space="preserve"> </w:t>
@@ -22360,7 +26169,13 @@
         <w:t xml:space="preserve"> </w:t>
       </w:r>
       <w:r>
-        <w:t xml:space="preserve">is omitted from the full</w:t>
+        <w:t xml:space="preserve">is</w:t>
+      </w:r>
+      <w:r>
+        <w:t xml:space="preserve"> </w:t>
+      </w:r>
+      <w:r>
+        <w:t xml:space="preserve">omitted from the full</w:t>
       </w:r>
       <w:r>
         <w:t xml:space="preserve"> </w:t>
@@ -22812,7 +26627,31 @@
         <w:t xml:space="preserve"> </w:t>
       </w:r>
       <w:r>
-        <w:t xml:space="preserve">additive survival decomposition.</w:t>
+        <w:t xml:space="preserve">additive survival decomposition. These are post-fit unpenalized Cox comparisons,</w:t>
+      </w:r>
+      <w:r>
+        <w:t xml:space="preserve"> </w:t>
+      </w:r>
+      <w:r>
+        <w:t xml:space="preserve">not differences obtained by deleting terms from the trained penalized DeSurv</w:t>
+      </w:r>
+      <w:r>
+        <w:t xml:space="preserve"> </w:t>
+      </w:r>
+      <w:r>
+        <w:t xml:space="preserve">predictor. Because the gene programs were learned using these training outcomes,</w:t>
+      </w:r>
+      <w:r>
+        <w:t xml:space="preserve"> </w:t>
+      </w:r>
+      <w:r>
+        <w:t xml:space="preserve">the increments describe the recovered representation and do not independently</w:t>
+      </w:r>
+      <w:r>
+        <w:t xml:space="preserve"> </w:t>
+      </w:r>
+      <w:r>
+        <w:t xml:space="preserve">validate prognostic relevance.</w:t>
       </w:r>
     </w:p>
     <w:p>
@@ -23388,7 +27227,45 @@
               <w:jc w:val="left"/>
             </w:pPr>
             <w:r>
-              <w:t xml:space="preserve">Final 100-restart consensus fits (DeSurv, Lee NMF at matched and elbow rank, unsupervised controls)</w:t>
+              <w:t xml:space="preserve">Final fits: 100-restart consensus fits for DeSurv and the two</w:t>
+            </w:r>
+            <w:r>
+              <w:t xml:space="preserve"> </w:t>
+            </w:r>
+            <m:oMath>
+              <m:r>
+                <m:t>α</m:t>
+              </m:r>
+              <m:r>
+                <m:rPr>
+                  <m:sty m:val="p"/>
+                </m:rPr>
+                <m:t>=</m:t>
+              </m:r>
+              <m:r>
+                <m:t>0</m:t>
+              </m:r>
+            </m:oMath>
+            <w:r>
+              <w:t xml:space="preserve"> </w:t>
+            </w:r>
+            <w:r>
+              <w:t xml:space="preserve">controls; best-of-30-run</w:t>
+            </w:r>
+            <w:r>
+              <w:t xml:space="preserve"> </w:t>
+            </w:r>
+            <w:r>
+              <w:rPr>
+                <w:rStyle w:val="VerbatimChar"/>
+              </w:rPr>
+              <w:t xml:space="preserve">NMF::nmf</w:t>
+            </w:r>
+            <w:r>
+              <w:t xml:space="preserve"> </w:t>
+            </w:r>
+            <w:r>
+              <w:t xml:space="preserve">fits for Lee NMF at matched and elbow rank, each with a post hoc Cox fit</w:t>
             </w:r>
           </w:p>
         </w:tc>
@@ -25453,13 +29330,7 @@
         <w:t xml:space="preserve"> </w:t>
       </w:r>
       <w:r>
-        <w:t xml:space="preserve">high-variance D2/D3 stroma–basal axis. This D1 axis is thus shared across survival-supervised methods, not an idiosyncrasy of the DeSurv</w:t>
-      </w:r>
-      <w:r>
-        <w:t xml:space="preserve"> </w:t>
-      </w:r>
-      <w:r>
-        <w:t xml:space="preserve">algorithm. Two additional findings are consistent with this conclusion: D1 is unreconstructable from the</w:t>
+        <w:t xml:space="preserve">high-variance D2/D3 stroma–basal axis. This D1 axis is thus shared across the examined survival-supervised methods. Two additional findings are consistent with this conclusion: D1 is unreconstructable from the</w:t>
       </w:r>
       <w:r>
         <w:t xml:space="preserve"> </w:t>
@@ -25524,7 +29395,7 @@
           <w:iCs/>
           <w:i/>
         </w:rPr>
-        <w:t xml:space="preserve">Independent survival-supervised methods recover the D1 axis; an unsupervised method does not. (a) Absolute correlation (across training-cohort patients) of each method’s leading direction with the DeSurv D1 score, in the training cohort: supervised principal components, Cox partial least squares, and sparse Cox all recover D1 (green), whereas the leading unsupervised principal component does not (grey). (b) Sample-level agreement with D1 for Cox-PLS (supervised, green) versus the first unsupervised principal component (grey).</w:t>
+        <w:t xml:space="preserve">Correspondence of supervised scores and the first unsupervised principal component with D1 in the training cohort. (a) Absolute correlation (across training-cohort patients) of each method’s leading direction with the DeSurv D1 score, in the training cohort: supervised principal components, Cox partial least squares, and sparse Cox all recover D1 (green), whereas the leading unsupervised principal component does not (grey). (b) Sample-level agreement with D1 for Cox-PLS (supervised, green) versus the first unsupervised principal component (grey).</w:t>
       </w:r>
     </w:p>
     <w:bookmarkEnd w:id="48"/>
@@ -25586,7 +29457,18 @@
         <w:t xml:space="preserve"> </w:t>
       </w:r>
       <w:r>
-        <w:t xml:space="preserve">model). Cox partial least squares was not included in this comparison because a validated multi-component implementation was not available. All methods used the same 1,970-gene universe selected from the training data by expression and variance, and each performed its own feature selection; DeSurv was scored with its Bayesian-optimization-selected top-270-per-factor programs; all scoring used the frozen, rank-transformed transfer with no validation refitting.</w:t>
+        <w:t xml:space="preserve">model). Cox partial least squares was not included in this comparison because a validated multi-component implementation was not available. All methods used the same 1,970-gene universe selected from the training data by expression and variance, and each performed its own feature selection; for this comparison DeSurv’s program scores used per-program masks, each column zeroed outside its own top-</w:t>
+      </w:r>
+      <m:oMath>
+        <m:r>
+          <m:t>270</m:t>
+        </m:r>
+      </m:oMath>
+      <w:r>
+        <w:t xml:space="preserve"> </w:t>
+      </w:r>
+      <w:r>
+        <w:t xml:space="preserve">gene set, rather than the union support used elsewhere in the manuscript, and the Cox weights combining the three program scores were re-estimated without penalty on the training scores, so that all three methods enter as training-fitted linear scores on an equal footing. Validation outcomes were never used: all scoring used the frozen, rank-transformed transfer with no validation refitting.</w:t>
       </w:r>
     </w:p>
     <w:p>
@@ -25878,7 +29760,7 @@
         <w:pStyle w:val="BodyText"/>
       </w:pPr>
       <w:r>
-        <w:t xml:space="preserve">The distinction is therefore representational: DeSurv preserves stromal context as an explicit program even when that program does not contribute independently to the fitted linear predictor.</w:t>
+        <w:t xml:space="preserve">The distinction is therefore representational: DeSurv preserves stromal context as an explicit program even when that program does not contribute independently to the fitted linear predictor. The independently tuned methods used different feature-selection procedures and retained different numbers of genes. Absence of reference-program enrichment in their selected gene lists does not establish absence of stromal information in their risk scores.</w:t>
       </w:r>
     </w:p>
     <w:bookmarkEnd w:id="49"/>
@@ -25977,19 +29859,19 @@
         <w:t xml:space="preserve"> </w:t>
       </w:r>
       <w:r>
-        <w:t xml:space="preserve">a proper score, the integrated Brier score (IBS), in each validation cohort,</w:t>
-      </w:r>
-      <w:r>
-        <w:t xml:space="preserve"> </w:t>
-      </w:r>
-      <w:r>
-        <w:t xml:space="preserve">recalibrating only its scalar slope and baseline hazard within each cohort and</w:t>
-      </w:r>
-      <w:r>
-        <w:t xml:space="preserve"> </w:t>
-      </w:r>
-      <w:r>
-        <w:t xml:space="preserve">integrating over that cohort’s follow-up to the 80th percentile of its event</w:t>
+        <w:t xml:space="preserve">a proper score, the integrated Brier score (IBS), in each validation dataset,</w:t>
+      </w:r>
+      <w:r>
+        <w:t xml:space="preserve"> </w:t>
+      </w:r>
+      <w:r>
+        <w:t xml:space="preserve">recalibrating only its scalar slope and baseline hazard within each dataset and</w:t>
+      </w:r>
+      <w:r>
+        <w:t xml:space="preserve"> </w:t>
+      </w:r>
+      <w:r>
+        <w:t xml:space="preserve">integrating over that dataset’s follow-up to the 80th percentile of its event</w:t>
       </w:r>
       <w:r>
         <w:t xml:space="preserve"> </w:t>
@@ -26105,7 +29987,7 @@
         <w:t xml:space="preserve"> </w:t>
       </w:r>
       <w:r>
-        <w:t xml:space="preserve">5.4% (per-cohort range</w:t>
+        <w:t xml:space="preserve">5.4% (per-dataset range</w:t>
       </w:r>
       <w:r>
         <w:t xml:space="preserve"> </w:t>
@@ -26117,7 +29999,7 @@
         <w:t xml:space="preserve"> </w:t>
       </w:r>
       <w:r>
-        <w:t xml:space="preserve">cohort’s IBS is integrated over its own event-time horizon, this pooled value is a</w:t>
+        <w:t xml:space="preserve">dataset’s IBS is integrated over its own event-time horizon, this pooled value is a</w:t>
       </w:r>
       <w:r>
         <w:t xml:space="preserve"> </w:t>
@@ -26129,7 +30011,7 @@
         <w:t xml:space="preserve"> </w:t>
       </w:r>
       <w:r>
-        <w:t xml:space="preserve">and the per-cohort IPA range is the more directly interpretable quantity.</w:t>
+        <w:t xml:space="preserve">and the per-dataset IPA range is the more directly interpretable quantity.</w:t>
       </w:r>
     </w:p>
     <w:p>
@@ -26143,13 +30025,13 @@
         <w:t xml:space="preserve"> </w:t>
       </w:r>
       <w:r>
-        <w:t xml:space="preserve">step estimates both the scalar slope and the baseline hazard from each cohort’s</w:t>
-      </w:r>
-      <w:r>
-        <w:t xml:space="preserve"> </w:t>
-      </w:r>
-      <w:r>
-        <w:t xml:space="preserve">own outcomes, so unlike the C-index and hazard-ratio analyses, which use a fully</w:t>
+        <w:t xml:space="preserve">step estimates both the scalar slope and the baseline hazard from each validation</w:t>
+      </w:r>
+      <w:r>
+        <w:t xml:space="preserve"> </w:t>
+      </w:r>
+      <w:r>
+        <w:t xml:space="preserve">dataset’s own outcomes, so unlike the C-index and hazard-ratio analyses, which use a fully</w:t>
       </w:r>
       <w:r>
         <w:t xml:space="preserve"> </w:t>
@@ -26179,7 +30061,13 @@
         <w:t xml:space="preserve"> </w:t>
       </w:r>
       <w:r>
-        <w:t xml:space="preserve">in-sample values and overstate out-of-sample accuracy. Both caveats weaken the evidentiary value of the apparent improvement, which is already small. This</w:t>
+        <w:t xml:space="preserve">in-sample values that are subject to optimism and do not estimate out-of-sample</w:t>
+      </w:r>
+      <w:r>
+        <w:t xml:space="preserve"> </w:t>
+      </w:r>
+      <w:r>
+        <w:t xml:space="preserve">accuracy. Both caveats weaken the evidentiary value of the apparent improvement, which is already small. This</w:t>
       </w:r>
       <w:r>
         <w:t xml:space="preserve"> </w:t>
@@ -26399,7 +30287,7 @@
         <w:t xml:space="preserve"> </w:t>
       </w:r>
       <w:r>
-        <w:t xml:space="preserve">cohort (centered and scaled to unit standard deviation separately in each cohort), the same convention used for the per-factor forest estimates in main-text Fig. [fig:val]a and not the pooled-standard-deviation convention used for the headline pooled hazard ratio (Survival Analysis). Within-cohort standardization removes the scale degree of freedom (every cohort’s score then has mean zero and unit standard deviation by construction), so a cohort-by-score interaction tests only whether the slope per within-cohort standard deviation differs between cohorts, and not whether the score is more dispersed in one cohort than another. Both models are Cox regressions of overall survival with a separate baseline hazard for each cohort (stratification): the common-slope model has the standardized predictor as its single covariate, and the cohort-specific-slope model adds the predictor-by-cohort interaction. Comparing them by likelihood-ratio test gave</w:t>
+        <w:t xml:space="preserve">cohort (centered and scaled to unit standard deviation separately in each cohort), the same within-group convention as the per-factor forest estimates in main-text Fig. [fig:val]a, there applied to the five platform datasets, and not the pooled-standard-deviation convention used for the headline pooled hazard ratio (Survival Analysis). Within-cohort standardization removes the scale degree of freedom (every cohort’s score then has mean zero and unit standard deviation by construction), so a cohort-by-score interaction tests only whether the slope per within-cohort standard deviation differs between cohorts, and not whether the score is more dispersed in one cohort than another. Both models are Cox regressions of overall survival with a separate baseline hazard for each cohort (stratification): the common-slope model has the standardized predictor as its single covariate, and the cohort-specific-slope model adds the predictor-by-cohort interaction. Comparing them by likelihood-ratio test gave</w:t>
       </w:r>
       <w:r>
         <w:t xml:space="preserve"> </w:t>
@@ -26816,7 +30704,13 @@
         <w:t xml:space="preserve"> </w:t>
       </w:r>
       <w:r>
-        <w:t xml:space="preserve">standardized within cohort, and an ordinary least-squares model is then fitted</w:t>
+        <w:t xml:space="preserve">standardized within platform dataset (five levels, applied after PACA-AU</w:t>
+      </w:r>
+      <w:r>
+        <w:t xml:space="preserve"> </w:t>
+      </w:r>
+      <w:r>
+        <w:t xml:space="preserve">de-duplication, so the array and RNA-seq platforms remain separate units), and an ordinary least-squares model is then fitted</w:t>
       </w:r>
       <w:r>
         <w:t xml:space="preserve"> </w:t>
@@ -26942,7 +30836,7 @@
         <w:t xml:space="preserve"> </w:t>
       </w:r>
       <w:r>
-        <w:t xml:space="preserve">cohort-stratified Cox model containing both classifiers.</w:t>
+        <w:t xml:space="preserve">Cox model stratified by platform dataset (five strata) containing both classifiers.</w:t>
       </w:r>
     </w:p>
     <w:p>
@@ -26968,7 +30862,7 @@
         <w:t xml:space="preserve"> </w:t>
       </w:r>
       <w:r>
-        <w:t xml:space="preserve">a cohort-stratified Cox model containing PurIST and DeCAF as main effects). As a</w:t>
+        <w:t xml:space="preserve">a Cox model stratified by platform dataset containing PurIST and DeCAF as main effects). As a</w:t>
       </w:r>
       <w:r>
         <w:t xml:space="preserve"> </w:t>
@@ -28327,7 +32221,21 @@
         </m:r>
       </m:oMath>
       <w:r>
-        <w:t xml:space="preserve">-subproblem and uniqueness of its block minimizer are not guaranteed a priori, so convergence results that require unique block minimizers do not apply directly; in addition, the implemented algorithm combines column normalization, gradient balancing between the reconstruction and Cox terms, and a Coxnet approximation of the</w:t>
+        <w:t xml:space="preserve">-subproblem and uniqueness of its block minimizer are not guaranteed a priori, so convergence results that require unique block minimizers do not apply directly; in addition, the implemented algorithm combines column normalization, rescaling of the weighted reconstruction and Cox gradients by the norm-based factor</w:t>
+      </w:r>
+      <w:r>
+        <w:t xml:space="preserve"> </w:t>
+      </w:r>
+      <m:oMath>
+        <m:r>
+          <m:t>ζ</m:t>
+        </m:r>
+      </m:oMath>
+      <w:r>
+        <w:t xml:space="preserve"> </w:t>
+      </w:r>
+      <w:r>
+        <w:t xml:space="preserve">subject to its stabilizer and cap, and a Coxnet approximation of the</w:t>
       </w:r>
       <w:r>
         <w:t xml:space="preserve"> </w:t>
@@ -28393,7 +32301,35 @@
         <w:t xml:space="preserve"> </w:t>
       </w:r>
       <w:r>
-        <w:t xml:space="preserve">and a maximum of 4,000 iterations.</w:t>
+        <w:t xml:space="preserve">applied to the cosine change of</w:t>
+      </w:r>
+      <w:r>
+        <w:t xml:space="preserve"> </w:t>
+      </w:r>
+      <m:oMath>
+        <m:r>
+          <m:t>W</m:t>
+        </m:r>
+      </m:oMath>
+      <w:r>
+        <w:t xml:space="preserve"> </w:t>
+      </w:r>
+      <w:r>
+        <w:t xml:space="preserve">and of</w:t>
+      </w:r>
+      <w:r>
+        <w:t xml:space="preserve"> </w:t>
+      </w:r>
+      <m:oMath>
+        <m:r>
+          <m:t>H</m:t>
+        </m:r>
+      </m:oMath>
+      <w:r>
+        <w:t xml:space="preserve"> </w:t>
+      </w:r>
+      <w:r>
+        <w:t xml:space="preserve">between successive outer iterations, and a maximum of 4,000 iterations.</w:t>
       </w:r>
     </w:p>
     <w:p>
@@ -28401,7 +32337,64 @@
         <w:pStyle w:val="BodyText"/>
       </w:pPr>
       <w:r>
-        <w:t xml:space="preserve">100 of the 100 runs terminated on the stopping criterion rather than the iteration cap, none failed numerically, and in every run the recorded penalized objective decreased monotonically to a numerically stable value; the median number of iterations was 38 (range 17–233). The size of the decrease from a random start varies widely between initializations, but that quantity primarily reflects the starting objective value rather than agreement among the final solutions. Whether independent runs of the reported procedure recover the same gene programs is addressed in Stability of the recovered gene programs below.</w:t>
+        <w:t xml:space="preserve">100 of the 100 runs terminated on the stopping criterion rather than the iteration cap, none failed numerically, and in every run the recorded outer-loop objective decreased monotonically; the median number of iterations was 38 (range 17–233). The recorded series is</w:t>
+      </w:r>
+      <w:r>
+        <w:t xml:space="preserve"> </w:t>
+      </w:r>
+      <m:oMath>
+        <m:r>
+          <m:rPr>
+            <m:sty m:val="p"/>
+            <m:scr m:val="script"/>
+          </m:rPr>
+          <m:t>L</m:t>
+        </m:r>
+      </m:oMath>
+      <w:r>
+        <w:t xml:space="preserve"> </w:t>
+      </w:r>
+      <w:r>
+        <w:t xml:space="preserve">as defined in Model details, evaluated once per outer iteration after the</w:t>
+      </w:r>
+      <w:r>
+        <w:t xml:space="preserve"> </w:t>
+      </w:r>
+      <m:oMath>
+        <m:r>
+          <m:t>β</m:t>
+        </m:r>
+      </m:oMath>
+      <w:r>
+        <w:t xml:space="preserve"> </w:t>
+      </w:r>
+      <w:r>
+        <w:t xml:space="preserve">update. It ends with the last outer iteration and does not include the post-loop</w:t>
+      </w:r>
+      <w:r>
+        <w:t xml:space="preserve"> </w:t>
+      </w:r>
+      <m:oMath>
+        <m:r>
+          <m:t>β</m:t>
+        </m:r>
+      </m:oMath>
+      <w:r>
+        <w:t xml:space="preserve"> </w:t>
+      </w:r>
+      <w:r>
+        <w:t xml:space="preserve">refit, whose objective is stored separately (Update for</w:t>
+      </w:r>
+      <w:r>
+        <w:t xml:space="preserve"> </w:t>
+      </w:r>
+      <m:oMath>
+        <m:r>
+          <m:t>β</m:t>
+        </m:r>
+      </m:oMath>
+      <w:r>
+        <w:t xml:space="preserve">), so monotonicity here is a statement about the outer loop. The size of the decrease from a random start varies widely between initializations, but that quantity primarily reflects the starting objective value rather than agreement among the final solutions. Whether independent runs of the reported procedure recover the same gene programs is addressed in Stability of the recovered gene programs below.</w:t>
       </w:r>
     </w:p>
     <w:bookmarkEnd w:id="55"/>
@@ -28641,19 +32634,37 @@
         <w:t xml:space="preserve"> </w:t>
       </w:r>
       <w:r>
-        <w:t xml:space="preserve">Jaccard 0.73–0.88). Splitting the restarts halves the</w:t>
-      </w:r>
-      <w:r>
-        <w:t xml:space="preserve"> </w:t>
-      </w:r>
-      <w:r>
-        <w:t xml:space="preserve">number aggregated relative to the reported procedure, so these figures are</w:t>
-      </w:r>
-      <w:r>
-        <w:t xml:space="preserve"> </w:t>
-      </w:r>
-      <w:r>
-        <w:t xml:space="preserve">conservative.</w:t>
+        <w:t xml:space="preserve">Jaccard 0.73–0.88). Each half contained 50 of the same</w:t>
+      </w:r>
+      <w:r>
+        <w:t xml:space="preserve"> </w:t>
+      </w:r>
+      <w:r>
+        <w:t xml:space="preserve">100 cached starts and therefore shared restarts with the pool</w:t>
+      </w:r>
+      <w:r>
+        <w:t xml:space="preserve"> </w:t>
+      </w:r>
+      <w:r>
+        <w:t xml:space="preserve">used to construct the reported basis. These comparisons assess sensitivity to</w:t>
+      </w:r>
+      <w:r>
+        <w:t xml:space="preserve"> </w:t>
+      </w:r>
+      <w:r>
+        <w:t xml:space="preserve">restart-pool composition within the observed training data; they are not</w:t>
+      </w:r>
+      <w:r>
+        <w:t xml:space="preserve"> </w:t>
+      </w:r>
+      <w:r>
+        <w:t xml:space="preserve">independent repetitions of the full procedure. Using fewer restarts does not</w:t>
+      </w:r>
+      <w:r>
+        <w:t xml:space="preserve"> </w:t>
+      </w:r>
+      <w:r>
+        <w:t xml:space="preserve">establish that the agreement estimates are conservative.</w:t>
       </w:r>
     </w:p>
     <w:p>
@@ -28885,19 +32896,49 @@
         <w:t xml:space="preserve"> </w:t>
       </w:r>
       <w:r>
-        <w:t xml:space="preserve">for sparse Cox. DeSurv is mid-range. The 100-gene list is shorter than the</w:t>
-      </w:r>
-      <w:r>
-        <w:t xml:space="preserve"> </w:t>
-      </w:r>
-      <w:r>
-        <w:t xml:space="preserve">270-gene projection support so that the comparison is on a common footing with</w:t>
-      </w:r>
-      <w:r>
-        <w:t xml:space="preserve"> </w:t>
-      </w:r>
-      <w:r>
-        <w:t xml:space="preserve">the single-vector comparators, whose gene rankings are not factor-specific. This</w:t>
+        <w:t xml:space="preserve">for sparse Cox. DeSurv is mid-range. These figures come from the frozen-axis</w:t>
+      </w:r>
+      <w:r>
+        <w:t xml:space="preserve"> </w:t>
+      </w:r>
+      <w:r>
+        <w:t xml:space="preserve">comparator analysis, which works on the full shared support of genes common to</w:t>
+      </w:r>
+      <w:r>
+        <w:t xml:space="preserve"> </w:t>
+      </w:r>
+      <w:r>
+        <w:t xml:space="preserve">the trained basis and the analyzed expression matrix rather than on the truncated</w:t>
+      </w:r>
+      <w:r>
+        <w:t xml:space="preserve"> </w:t>
+      </w:r>
+      <w:r>
+        <w:t xml:space="preserve">union, and whose frozen-transfer linear predictor refits unpenalized Cox</w:t>
+      </w:r>
+      <w:r>
+        <w:t xml:space="preserve"> </w:t>
+      </w:r>
+      <w:r>
+        <w:t xml:space="preserve">coefficients on the three training scores (Survival Analysis). The 100-gene list</w:t>
+      </w:r>
+      <w:r>
+        <w:t xml:space="preserve"> </w:t>
+      </w:r>
+      <w:r>
+        <w:t xml:space="preserve">is shorter than the 270-gene projection support so that the</w:t>
+      </w:r>
+      <w:r>
+        <w:t xml:space="preserve"> </w:t>
+      </w:r>
+      <w:r>
+        <w:t xml:space="preserve">comparison is on a common footing with the single-vector comparators, whose gene</w:t>
+      </w:r>
+      <w:r>
+        <w:t xml:space="preserve"> </w:t>
+      </w:r>
+      <w:r>
+        <w:t xml:space="preserve">rankings are not factor-specific. This</w:t>
       </w:r>
       <w:r>
         <w:t xml:space="preserve"> </w:t>
@@ -28951,7 +32992,7 @@
         <w:pStyle w:val="FirstParagraph"/>
       </w:pPr>
       <w:r>
-        <w:t xml:space="preserve">To characterize the operating characteristics of DeSurv across different signal regimes, we evaluated performance under three simulation scenarios. In the prognostic scenario (main text Fig. [fig:sim]), the factor-specific survival signal contributed relatively little transcriptomic variation compared with the shared outcome-neutral background signal, and survival depended on 150 factor-specific marker genes (</w:t>
+        <w:t xml:space="preserve">To characterize the operating characteristics of DeSurv across different signal regimes, we evaluated performance under three simulation scenarios. In the prognostic scenario (main text Fig. [fig:sim]), the factor-specific survival signal contributed relatively little transcriptomic variation compared with the shared background signal excluded from the survival-generating gene set, and the specified survival-generating gene set comprised 150 factor-specific marker genes (</w:t>
       </w:r>
       <m:oMath>
         <m:sSub>
@@ -29024,38 +33065,185 @@
         </m:r>
       </m:oMath>
       <w:r>
-        <w:t xml:space="preserve">). In the null scenario, survival times were generated independently of gene expression (</w:t>
-      </w:r>
-      <m:oMath>
-        <m:r>
-          <m:t>β</m:t>
-        </m:r>
+        <w:t xml:space="preserve">). In the null scenario, survival times were generated independently of gene expression, with generating coefficients</w:t>
+      </w:r>
+      <w:r>
+        <w:t xml:space="preserve"> </w:t>
+      </w:r>
+      <m:oMath>
+        <m:sSub>
+          <m:e>
+            <m:r>
+              <m:t>β</m:t>
+            </m:r>
+          </m:e>
+          <m:sub>
+            <m:r>
+              <m:t>1</m:t>
+            </m:r>
+          </m:sub>
+        </m:sSub>
         <m:r>
           <m:rPr>
             <m:sty m:val="p"/>
           </m:rPr>
           <m:t>=</m:t>
         </m:r>
-        <m:r>
-          <m:t>0</m:t>
-        </m:r>
-      </m:oMath>
-      <w:r>
-        <w:t xml:space="preserve">), so no prognostic structure existed. In the mixed scenario, survival depended on 300 genes per survival-driving factor, of which 50% were factor-specific markers and 50% were background genes with loadings shared across all factors. All scenarios used</w:t>
-      </w:r>
-      <w:r>
-        <w:t xml:space="preserve"> </w:t>
-      </w:r>
-      <m:oMath>
-        <m:r>
-          <m:t>p</m:t>
-        </m:r>
+        <m:sSub>
+          <m:e>
+            <m:r>
+              <m:t>β</m:t>
+            </m:r>
+          </m:e>
+          <m:sub>
+            <m:r>
+              <m:t>2</m:t>
+            </m:r>
+          </m:sub>
+        </m:sSub>
         <m:r>
           <m:rPr>
             <m:sty m:val="p"/>
           </m:rPr>
           <m:t>=</m:t>
         </m:r>
+        <m:sSub>
+          <m:e>
+            <m:r>
+              <m:t>β</m:t>
+            </m:r>
+          </m:e>
+          <m:sub>
+            <m:r>
+              <m:t>3</m:t>
+            </m:r>
+          </m:sub>
+        </m:sSub>
+        <m:r>
+          <m:rPr>
+            <m:sty m:val="p"/>
+          </m:rPr>
+          <m:t>=</m:t>
+        </m:r>
+        <m:r>
+          <m:t>0</m:t>
+        </m:r>
+      </m:oMath>
+      <w:r>
+        <w:t xml:space="preserve">, so no prognostic structure existed. In the mixed scenario, 300 genes per column of the survival-generating weight matrix</w:t>
+      </w:r>
+      <w:r>
+        <w:t xml:space="preserve"> </w:t>
+      </w:r>
+      <m:oMath>
+        <m:sSup>
+          <m:e>
+            <m:r>
+              <m:t>W</m:t>
+            </m:r>
+          </m:e>
+          <m:sup>
+            <m:r>
+              <m:rPr>
+                <m:sty m:val="p"/>
+              </m:rPr>
+              <m:t>*</m:t>
+            </m:r>
+          </m:sup>
+        </m:sSup>
+      </m:oMath>
+      <w:r>
+        <w:t xml:space="preserve"> </w:t>
+      </w:r>
+      <w:r>
+        <w:t xml:space="preserve">entered the survival gene set, each column carrying 150 factor-specific markers and 150 background genes with loadings shared across all factors, with survival weight placed on factor 1 only (</w:t>
+      </w:r>
+      <m:oMath>
+        <m:sSub>
+          <m:e>
+            <m:r>
+              <m:t>β</m:t>
+            </m:r>
+          </m:e>
+          <m:sub>
+            <m:r>
+              <m:t>1</m:t>
+            </m:r>
+          </m:sub>
+        </m:sSub>
+        <m:r>
+          <m:rPr>
+            <m:sty m:val="p"/>
+          </m:rPr>
+          <m:t>=</m:t>
+        </m:r>
+        <m:r>
+          <m:t>2</m:t>
+        </m:r>
+      </m:oMath>
+      <w:r>
+        <w:t xml:space="preserve">,</w:t>
+      </w:r>
+      <w:r>
+        <w:t xml:space="preserve"> </w:t>
+      </w:r>
+      <m:oMath>
+        <m:sSub>
+          <m:e>
+            <m:r>
+              <m:t>β</m:t>
+            </m:r>
+          </m:e>
+          <m:sub>
+            <m:r>
+              <m:t>2</m:t>
+            </m:r>
+          </m:sub>
+        </m:sSub>
+        <m:r>
+          <m:rPr>
+            <m:sty m:val="p"/>
+          </m:rPr>
+          <m:t>=</m:t>
+        </m:r>
+        <m:sSub>
+          <m:e>
+            <m:r>
+              <m:t>β</m:t>
+            </m:r>
+          </m:e>
+          <m:sub>
+            <m:r>
+              <m:t>3</m:t>
+            </m:r>
+          </m:sub>
+        </m:sSub>
+        <m:r>
+          <m:rPr>
+            <m:sty m:val="p"/>
+          </m:rPr>
+          <m:t>=</m:t>
+        </m:r>
+        <m:r>
+          <m:t>0</m:t>
+        </m:r>
+      </m:oMath>
+      <w:r>
+        <w:t xml:space="preserve">). All scenarios used</w:t>
+      </w:r>
+      <w:r>
+        <w:t xml:space="preserve"> </w:t>
+      </w:r>
+      <m:oMath>
+        <m:r>
+          <m:t>p</m:t>
+        </m:r>
+        <m:r>
+          <m:rPr>
+            <m:sty m:val="p"/>
+          </m:rPr>
+          <m:t>=</m:t>
+        </m:r>
         <m:r>
           <m:t>3</m:t>
         </m:r>
@@ -29119,7 +33307,23 @@
         <w:t xml:space="preserve"> </w:t>
       </w:r>
       <w:r>
-        <w:t xml:space="preserve">true factors, and identical gamma distribution parameters for the gene loading matrix</w:t>
+        <w:t xml:space="preserve">true factors, the same baseline hazard parameter (</w:t>
+      </w:r>
+      <m:oMath>
+        <m:r>
+          <m:t>0.05</m:t>
+        </m:r>
+      </m:oMath>
+      <w:r>
+        <w:t xml:space="preserve">) and the same independent exponential censoring rate (</w:t>
+      </w:r>
+      <m:oMath>
+        <m:r>
+          <m:t>0.02</m:t>
+        </m:r>
+      </m:oMath>
+      <w:r>
+        <w:t xml:space="preserve">), and identical gamma distribution parameters for the gene loading matrix</w:t>
       </w:r>
       <w:r>
         <w:t xml:space="preserve"> </w:t>
@@ -29133,7 +33337,122 @@
         <w:t xml:space="preserve"> </w:t>
       </w:r>
       <w:r>
-        <w:t xml:space="preserve">(see Methods). Performance was evaluated using the concordance index (C-index) on the held-out 30% test split of each replicate, precision of recovered prognostic gene sets, and the distribution of selected ranks across simulation replicates.</w:t>
+        <w:t xml:space="preserve">(see Methods). In every scenario the generating scores are formed from the noise-free expression matrix</w:t>
+      </w:r>
+      <w:r>
+        <w:t xml:space="preserve"> </w:t>
+      </w:r>
+      <m:oMath>
+        <m:sSub>
+          <m:e>
+            <m:r>
+              <m:t>X</m:t>
+            </m:r>
+          </m:e>
+          <m:sub>
+            <m:r>
+              <m:t>0</m:t>
+            </m:r>
+          </m:sub>
+        </m:sSub>
+        <m:r>
+          <m:rPr>
+            <m:sty m:val="p"/>
+          </m:rPr>
+          <m:t>=</m:t>
+        </m:r>
+        <m:r>
+          <m:t>W</m:t>
+        </m:r>
+        <m:r>
+          <m:t>H</m:t>
+        </m:r>
+      </m:oMath>
+      <w:r>
+        <w:t xml:space="preserve"> </w:t>
+      </w:r>
+      <w:r>
+        <w:t xml:space="preserve">rather than from the analyzed matrix. The raw generating scores are</w:t>
+      </w:r>
+      <w:r>
+        <w:t xml:space="preserve"> </w:t>
+      </w:r>
+      <m:oMath>
+        <m:sSubSup>
+          <m:e>
+            <m:r>
+              <m:t>X</m:t>
+            </m:r>
+          </m:e>
+          <m:sub>
+            <m:r>
+              <m:t>0</m:t>
+            </m:r>
+          </m:sub>
+          <m:sup>
+            <m:r>
+              <m:rPr>
+                <m:sty m:val="p"/>
+              </m:rPr>
+              <m:t>⊤</m:t>
+            </m:r>
+          </m:sup>
+        </m:sSubSup>
+        <m:sSup>
+          <m:e>
+            <m:r>
+              <m:t>W</m:t>
+            </m:r>
+          </m:e>
+          <m:sup>
+            <m:r>
+              <m:rPr>
+                <m:sty m:val="p"/>
+              </m:rPr>
+              <m:t>*</m:t>
+            </m:r>
+          </m:sup>
+        </m:sSup>
+      </m:oMath>
+      <w:r>
+        <w:t xml:space="preserve">, and their column-wise standardization across all</w:t>
+      </w:r>
+      <w:r>
+        <w:t xml:space="preserve"> </w:t>
+      </w:r>
+      <m:oMath>
+        <m:r>
+          <m:t>n</m:t>
+        </m:r>
+        <m:r>
+          <m:rPr>
+            <m:sty m:val="p"/>
+          </m:rPr>
+          <m:t>=</m:t>
+        </m:r>
+        <m:r>
+          <m:t>200</m:t>
+        </m:r>
+      </m:oMath>
+      <w:r>
+        <w:t xml:space="preserve"> </w:t>
+      </w:r>
+      <w:r>
+        <w:t xml:space="preserve">samples, applied before the train/test split, gives the standardized scores from which the linear predictor is formed, so the generating</w:t>
+      </w:r>
+      <w:r>
+        <w:t xml:space="preserve"> </w:t>
+      </w:r>
+      <m:oMath>
+        <m:r>
+          <m:t>β</m:t>
+        </m:r>
+      </m:oMath>
+      <w:r>
+        <w:t xml:space="preserve"> </w:t>
+      </w:r>
+      <w:r>
+        <w:t xml:space="preserve">is per standard deviation of the generating score and is not comparable to a coefficient on a raw projection. Performance was evaluated using the concordance index (C-index) on the held-out 30% test split of each replicate, precision of recovered prognostic gene sets, and the distribution of selected ranks across simulation replicates. In the prognostic scenario the shared background genes are excluded from the survival-generating gene set; their exclusion does not imply statistical independence from survival, because background and marker expression share latent factor activities.</w:t>
       </w:r>
     </w:p>
     <w:p>
@@ -29349,7 +33668,7 @@
         </m:d>
       </m:oMath>
       <w:r>
-        <w:t xml:space="preserve">) under DeSurv (Fig. [fig:sim-null-mixed]e), and C-index was modestly higher (Fig. [fig:sim-null-mixed]c). Across the three scenarios the pattern was graded: DeSurv’s advantage was greatest when variance and prognosis diverged (prognostic), attenuated when they partially overlapped (mixed, as background-gene dilution reduced the discrimination gain), and absent when no survival signal existed (null). These simulations indicate that DeSurv is most advantageous when prognostic structure is not aligned with the dominant sources of transcriptomic variation.</w:t>
+        <w:t xml:space="preserve">) under DeSurv (Fig. [fig:sim-null-mixed]e), and C-index was modestly higher (Fig. [fig:sim-null-mixed]c). Across the three scenarios the pattern was graded: DeSurv’s advantage was greatest when variance and prognosis diverged (prognostic), attenuated in full-target precision and in discrimination when they partially overlapped (mixed, as background-gene dilution reduced the discrimination gain) while marker-only precision still favored DeSurv, and absent when no survival signal existed (null). These simulations indicate that DeSurv is most advantageous when prognostic structure is not aligned with the dominant sources of transcriptomic variation.</w:t>
       </w:r>
     </w:p>
     <w:p>
@@ -30090,15 +34409,28 @@
         </m:r>
       </m:oMath>
       <w:r>
-        <w:t xml:space="preserve">; applying the same one-standard-error rule to this fixed-hyperparameter sensitivity grid also selects</w:t>
-      </w:r>
-      <w:r>
-        <w:t xml:space="preserve"> </w:t>
-      </w:r>
-      <m:oMath>
-        <m:r>
-          <m:t>k</m:t>
-        </m:r>
+        <w:t xml:space="preserve">. Applying the same one-standard-error rule to panel (a) of this sensitivity grid, at</w:t>
+      </w:r>
+      <w:r>
+        <w:t xml:space="preserve"> </w:t>
+      </w:r>
+      <m:oMath>
+        <m:sSub>
+          <m:e>
+            <m:r>
+              <m:t>n</m:t>
+            </m:r>
+          </m:e>
+          <m:sub>
+            <m:r>
+              <m:rPr>
+                <m:nor/>
+                <m:sty m:val="p"/>
+              </m:rPr>
+              <m:t>top</m:t>
+            </m:r>
+          </m:sub>
+        </m:sSub>
         <m:r>
           <m:rPr>
             <m:sty m:val="p"/>
@@ -30106,11 +34438,101 @@
           <m:t>=</m:t>
         </m:r>
         <m:r>
+          <m:t>270</m:t>
+        </m:r>
+      </m:oMath>
+      <w:r>
+        <w:t xml:space="preserve">, also selects</w:t>
+      </w:r>
+      <w:r>
+        <w:t xml:space="preserve"> </w:t>
+      </w:r>
+      <m:oMath>
+        <m:r>
+          <m:t>k</m:t>
+        </m:r>
+        <m:r>
+          <m:rPr>
+            <m:sty m:val="p"/>
+          </m:rPr>
+          <m:t>=</m:t>
+        </m:r>
+        <m:r>
           <m:t>3</m:t>
         </m:r>
       </m:oMath>
       <w:r>
-        <w:t xml:space="preserve">. The selection depends on the gene-selection setting: under panel (b), with all genes retained, the same rule selects</w:t>
+        <w:t xml:space="preserve">, from a grid best of</w:t>
+      </w:r>
+      <w:r>
+        <w:t xml:space="preserve"> </w:t>
+      </w:r>
+      <m:oMath>
+        <m:r>
+          <m:t>0.671</m:t>
+        </m:r>
+      </m:oMath>
+      <w:r>
+        <w:t xml:space="preserve"> </w:t>
+      </w:r>
+      <w:r>
+        <w:t xml:space="preserve">(standard error</w:t>
+      </w:r>
+      <w:r>
+        <w:t xml:space="preserve"> </w:t>
+      </w:r>
+      <m:oMath>
+        <m:r>
+          <m:t>0.009</m:t>
+        </m:r>
+      </m:oMath>
+      <w:r>
+        <w:t xml:space="preserve">) at</w:t>
+      </w:r>
+      <w:r>
+        <w:t xml:space="preserve"> </w:t>
+      </w:r>
+      <m:oMath>
+        <m:r>
+          <m:t>k</m:t>
+        </m:r>
+        <m:r>
+          <m:rPr>
+            <m:sty m:val="p"/>
+          </m:rPr>
+          <m:t>=</m:t>
+        </m:r>
+        <m:r>
+          <m:t>9</m:t>
+        </m:r>
+      </m:oMath>
+      <w:r>
+        <w:t xml:space="preserve"> </w:t>
+      </w:r>
+      <w:r>
+        <w:t xml:space="preserve">and the resulting threshold</w:t>
+      </w:r>
+      <w:r>
+        <w:t xml:space="preserve"> </w:t>
+      </w:r>
+      <m:oMath>
+        <m:r>
+          <m:t>0.662</m:t>
+        </m:r>
+      </m:oMath>
+      <w:r>
+        <w:t xml:space="preserve">. That threshold is the grid’s own, distinct from the Bayesian-optimization threshold of</w:t>
+      </w:r>
+      <w:r>
+        <w:t xml:space="preserve"> </w:t>
+      </w:r>
+      <m:oMath>
+        <m:r>
+          <m:t>0.644</m:t>
+        </m:r>
+      </m:oMath>
+      <w:r>
+        <w:t xml:space="preserve">, and what it corroborates is the selected rank rather than the exact final configuration, whose nearest neighbor in this grid clears only the Bayesian-optimization threshold (Bayesian Optimization). The selection depends on the gene-selection setting: under panel (b), with all genes retained, the same rule selects</w:t>
       </w:r>
       <w:r>
         <w:t xml:space="preserve"> </w:t>
@@ -30870,7 +35292,7 @@
         </m:r>
       </m:oMath>
       <w:r>
-        <w:t xml:space="preserve">), enabling a controlled comparison of the effect of survival supervision on factor structure. When the unsupervised limit of the same pipeline selects its own rank, Bayesian optimization at</w:t>
+        <w:t xml:space="preserve">), enabling a controlled comparison of the effect of survival supervision on factor structure. When the unsupervised limit of the same pipeline selects its own rank, the one-standard-error rule applied to the</w:t>
       </w:r>
       <w:r>
         <w:t xml:space="preserve"> </w:t>
@@ -30893,7 +35315,7 @@
         <w:t xml:space="preserve"> </w:t>
       </w:r>
       <w:r>
-        <w:t xml:space="preserve">selects</w:t>
+        <w:t xml:space="preserve">Bayesian-optimization results selects</w:t>
       </w:r>
       <w:r>
         <w:t xml:space="preserve"> </w:t>
@@ -30916,7 +35338,7 @@
         <w:t xml:space="preserve"> </w:t>
       </w:r>
       <w:r>
-        <w:t xml:space="preserve">(the rank-optimized unsupervised control), whereas the one-standard-error rule applied to the supervised DeSurv BO results selects</w:t>
+        <w:t xml:space="preserve">(the rank-optimized unsupervised control), whereas the same rule applied to the supervised DeSurv results selects</w:t>
       </w:r>
       <w:r>
         <w:t xml:space="preserve"> </w:t>
@@ -31466,7 +35888,7 @@
         </m:r>
       </m:oMath>
       <w:r>
-        <w:t xml:space="preserve">-selection convention used for Supplementary Fig. [fig:fig-cindex-by-k]. These rank-wise points are single fits at fixed hyperparameters, not the 100-restart consensus fits used elsewhere in the manuscript. Three consensus-fit anchors are overlaid: DeSurv (</w:t>
+        <w:t xml:space="preserve">-selection convention used for Supplementary Fig. [fig:fig-cindex-by-k]. These rank-wise points are single fits at fixed hyperparameters, not the 100-restart consensus fits used elsewhere in the manuscript. Three final-model anchors are overlaid: the consensus fits for DeSurv (</w:t>
       </w:r>
       <m:oMath>
         <m:r>
@@ -31483,7 +35905,7 @@
         </m:r>
       </m:oMath>
       <w:r>
-        <w:t xml:space="preserve">), standard NMF at matched rank (</w:t>
+        <w:t xml:space="preserve">) and the rank-optimized unsupervised control (</w:t>
       </w:r>
       <m:oMath>
         <m:r>
@@ -31496,15 +35918,18 @@
           <m:t>=</m:t>
         </m:r>
         <m:r>
-          <m:t>3</m:t>
-        </m:r>
-      </m:oMath>
-      <w:r>
-        <w:t xml:space="preserve">; Lee NMF), and the rank-optimized unsupervised control (</w:t>
-      </w:r>
-      <m:oMath>
-        <m:r>
-          <m:t>k</m:t>
+          <m:t>7</m:t>
+        </m:r>
+      </m:oMath>
+      <w:r>
+        <w:t xml:space="preserve">,</w:t>
+      </w:r>
+      <w:r>
+        <w:t xml:space="preserve"> </w:t>
+      </w:r>
+      <m:oMath>
+        <m:r>
+          <m:t>α</m:t>
         </m:r>
         <m:r>
           <m:rPr>
@@ -31513,18 +35938,30 @@
           <m:t>=</m:t>
         </m:r>
         <m:r>
-          <m:t>7</m:t>
-        </m:r>
-      </m:oMath>
-      <w:r>
-        <w:t xml:space="preserve">,</w:t>
-      </w:r>
-      <w:r>
-        <w:t xml:space="preserve"> </w:t>
-      </w:r>
-      <m:oMath>
-        <m:r>
-          <m:t>α</m:t>
+          <m:t>0</m:t>
+        </m:r>
+      </m:oMath>
+      <w:r>
+        <w:t xml:space="preserve">), and the best-of-30-run</w:t>
+      </w:r>
+      <w:r>
+        <w:t xml:space="preserve"> </w:t>
+      </w:r>
+      <w:r>
+        <w:rPr>
+          <w:rStyle w:val="VerbatimChar"/>
+        </w:rPr>
+        <w:t xml:space="preserve">NMF::nmf</w:t>
+      </w:r>
+      <w:r>
+        <w:t xml:space="preserve"> </w:t>
+      </w:r>
+      <w:r>
+        <w:t xml:space="preserve">fit at matched rank (</w:t>
+      </w:r>
+      <m:oMath>
+        <m:r>
+          <m:t>k</m:t>
         </m:r>
         <m:r>
           <m:rPr>
@@ -31533,7 +35970,7 @@
           <m:t>=</m:t>
         </m:r>
         <m:r>
-          <m:t>0</m:t>
+          <m:t>3</m:t>
         </m:r>
       </m:oMath>
       <w:r>
@@ -31770,7 +36207,7 @@
         <w:t xml:space="preserve"> </w:t>
       </w:r>
       <w:r>
-        <w:t xml:space="preserve">fit is also the one whose external concordance dips in Supplementary Fig. [fig:fig-cindex-by-k]; their collapse is the single-run dispersion documented in Stability of the recovered gene programs, not a property of the consensus fits. Across the remaining ranks, coverage increases with rank considerably more than multiplicity does, indicating that the additional factors at higher rank extend correspondence to more reference programs rather than densely duplicating correspondence to the same ones. Through</w:t>
+        <w:t xml:space="preserve">fit is also the one whose external concordance dips in Supplementary Fig. [fig:fig-cindex-by-k]; these low-coverage endpoints are consistent with the single-start variability documented in Stability of the recovered gene programs; consensus fits at these ranks were not evaluated by this curve. Across the remaining ranks, coverage increases with rank considerably more than multiplicity does, indicating that the additional factors at higher rank extend correspondence to more reference programs rather than densely duplicating correspondence to the same ones. Through</w:t>
       </w:r>
       <w:r>
         <w:t xml:space="preserve"> </w:t>
@@ -32009,7 +36446,7 @@
           <w:iCs/>
           <w:i/>
         </w:rPr>
-        <w:t xml:space="preserve">, not the 100-restart consensus fits used elsewhere; markers denote the three consensus-fit anchors (DeSurv</w:t>
+        <w:t xml:space="preserve">, not the 100-restart consensus fits used elsewhere; markers denote the three final-model anchors (the consensus fits for DeSurv</w:t>
       </w:r>
       <w:r>
         <w:rPr>
@@ -32037,13 +36474,20 @@
           <w:iCs/>
           <w:i/>
         </w:rPr>
-        <w:t xml:space="preserve">, matched-rank standard NMF</w:t>
+        <w:t xml:space="preserve"> </w:t>
       </w:r>
       <w:r>
         <w:rPr>
           <w:iCs/>
           <w:i/>
         </w:rPr>
+        <w:t xml:space="preserve">and the rank-optimized unsupervised control</w:t>
+      </w:r>
+      <w:r>
+        <w:rPr>
+          <w:iCs/>
+          <w:i/>
+        </w:rPr>
         <w:t xml:space="preserve"> </w:t>
       </w:r>
       <m:oMath>
@@ -32057,7 +36501,7 @@
           <m:t>=</m:t>
         </m:r>
         <m:r>
-          <m:t>3</m:t>
+          <m:t>7</m:t>
         </m:r>
       </m:oMath>
       <w:r>
@@ -32065,7 +36509,7 @@
           <w:iCs/>
           <w:i/>
         </w:rPr>
-        <w:t xml:space="preserve">, rank-optimized unsupervised control</w:t>
+        <w:t xml:space="preserve">, and the best-of-30-run</w:t>
       </w:r>
       <w:r>
         <w:rPr>
@@ -32074,6 +36518,35 @@
         </w:rPr>
         <w:t xml:space="preserve"> </w:t>
       </w:r>
+      <w:r>
+        <w:rPr>
+          <w:rStyle w:val="VerbatimChar"/>
+          <w:iCs/>
+          <w:i/>
+        </w:rPr>
+        <w:t xml:space="preserve">NMF::nmf</w:t>
+      </w:r>
+      <w:r>
+        <w:rPr>
+          <w:iCs/>
+          <w:i/>
+        </w:rPr>
+        <w:t xml:space="preserve"> </w:t>
+      </w:r>
+      <w:r>
+        <w:rPr>
+          <w:iCs/>
+          <w:i/>
+        </w:rPr>
+        <w:t xml:space="preserve">fit at matched rank</w:t>
+      </w:r>
+      <w:r>
+        <w:rPr>
+          <w:iCs/>
+          <w:i/>
+        </w:rPr>
+        <w:t xml:space="preserve"> </w:t>
+      </w:r>
       <m:oMath>
         <m:r>
           <m:t>k</m:t>
@@ -32085,7 +36558,7 @@
           <m:t>=</m:t>
         </m:r>
         <m:r>
-          <m:t>7</m:t>
+          <m:t>3</m:t>
         </m:r>
       </m:oMath>
       <w:r>
@@ -32968,7 +37441,7 @@
           <w:iCs/>
           <w:i/>
         </w:rPr>
-        <w:t xml:space="preserve">at the same rank. Higher values indicate better discrimination. For this table only, each method was scored on the union of its own factors’ top-</w:t>
+        <w:t xml:space="preserve">at the same rank. Higher values indicate better discrimination. Every method was scored on the union of its own factors’ top-</w:t>
       </w:r>
       <m:oMath>
         <m:sSub>
@@ -33000,7 +37473,14 @@
           <w:iCs/>
           <w:i/>
         </w:rPr>
-        <w:t xml:space="preserve">gene supports (</w:t>
+        <w:t xml:space="preserve">gene supports at the supervised model’s</w:t>
+      </w:r>
+      <w:r>
+        <w:rPr>
+          <w:iCs/>
+          <w:i/>
+        </w:rPr>
+        <w:t xml:space="preserve"> </w:t>
       </w:r>
       <m:oMath>
         <m:sSub>
@@ -33034,7 +37514,96 @@
           <w:iCs/>
           <w:i/>
         </w:rPr>
-        <w:t xml:space="preserve">) rather than on per-factor supports.</w:t>
+        <w:t xml:space="preserve">, the same construction as the pooled hazard ratios, main-text Table [tab:hr-adjusted] and Table [tab:het-ci]. Scoring the matched-budget control at its own tuned</w:t>
+      </w:r>
+      <w:r>
+        <w:rPr>
+          <w:iCs/>
+          <w:i/>
+        </w:rPr>
+        <w:t xml:space="preserve"> </w:t>
+      </w:r>
+      <m:oMath>
+        <m:sSub>
+          <m:e>
+            <m:r>
+              <m:t>n</m:t>
+            </m:r>
+          </m:e>
+          <m:sub>
+            <m:r>
+              <m:rPr>
+                <m:nor/>
+                <m:sty m:val="p"/>
+              </m:rPr>
+              <m:t>top</m:t>
+            </m:r>
+          </m:sub>
+        </m:sSub>
+        <m:r>
+          <m:rPr>
+            <m:sty m:val="p"/>
+          </m:rPr>
+          <m:t>=</m:t>
+        </m:r>
+        <m:r>
+          <m:t>299</m:t>
+        </m:r>
+      </m:oMath>
+      <w:r>
+        <w:rPr>
+          <w:iCs/>
+          <w:i/>
+        </w:rPr>
+        <w:t xml:space="preserve"> </w:t>
+      </w:r>
+      <w:r>
+        <w:rPr>
+          <w:iCs/>
+          <w:i/>
+        </w:rPr>
+        <w:t xml:space="preserve">instead changes no per-dataset C-index by more than 0.007; the rank-optimized control was likewise scored at 270 rather than at its own tuned</w:t>
+      </w:r>
+      <w:r>
+        <w:rPr>
+          <w:iCs/>
+          <w:i/>
+        </w:rPr>
+        <w:t xml:space="preserve"> </w:t>
+      </w:r>
+      <m:oMath>
+        <m:sSub>
+          <m:e>
+            <m:r>
+              <m:t>n</m:t>
+            </m:r>
+          </m:e>
+          <m:sub>
+            <m:r>
+              <m:rPr>
+                <m:nor/>
+                <m:sty m:val="p"/>
+              </m:rPr>
+              <m:t>top</m:t>
+            </m:r>
+          </m:sub>
+        </m:sSub>
+        <m:r>
+          <m:rPr>
+            <m:sty m:val="p"/>
+          </m:rPr>
+          <m:t>=</m:t>
+        </m:r>
+        <m:r>
+          <m:t>187</m:t>
+        </m:r>
+      </m:oMath>
+      <w:r>
+        <w:rPr>
+          <w:iCs/>
+          <w:i/>
+        </w:rPr>
+        <w:t xml:space="preserve">.</w:t>
       </w:r>
     </w:p>
     <w:tbl>
@@ -33725,7 +38294,43 @@
         <w:pStyle w:val="FirstParagraph"/>
       </w:pPr>
       <w:r>
-        <w:t xml:space="preserve">The matched-rank comparison in the main text uses Lee multiplicative NMF, which</w:t>
+        <w:t xml:space="preserve">The matched-rank comparison in the main text uses Lee multiplicative NMF</w:t>
+      </w:r>
+      <w:r>
+        <w:t xml:space="preserve"> </w:t>
+      </w:r>
+      <w:r>
+        <w:t xml:space="preserve">(</w:t>
+      </w:r>
+      <w:r>
+        <w:rPr>
+          <w:rStyle w:val="VerbatimChar"/>
+        </w:rPr>
+        <w:t xml:space="preserve">NMF::nmf</w:t>
+      </w:r>
+      <w:r>
+        <w:t xml:space="preserve"> </w:t>
+      </w:r>
+      <w:r>
+        <w:t xml:space="preserve">with</w:t>
+      </w:r>
+      <w:r>
+        <w:t xml:space="preserve"> </w:t>
+      </w:r>
+      <w:r>
+        <w:rPr>
+          <w:rStyle w:val="VerbatimChar"/>
+        </w:rPr>
+        <w:t xml:space="preserve">nrun = 30</w:t>
+      </w:r>
+      <w:r>
+        <w:t xml:space="preserve">, which returns the single run of the</w:t>
+      </w:r>
+      <w:r>
+        <w:t xml:space="preserve"> </w:t>
+      </w:r>
+      <w:r>
+        <w:t xml:space="preserve">thirty with the lowest reconstruction residual), which</w:t>
       </w:r>
       <w:r>
         <w:t xml:space="preserve"> </w:t>
@@ -33743,7 +38348,7 @@
         <w:t xml:space="preserve"> </w:t>
       </w:r>
       <w:r>
-        <w:t xml:space="preserve">tuning effort rather than supervision. We therefore fit an unsupervised factorization control matched to DeSurv on rank, optimizer, search budget, gene filter, cross-validation folds and consensus procedure. With</w:t>
+        <w:t xml:space="preserve">tuning effort rather than supervision. We therefore fit an unsupervised factorization control matched to DeSurv on rank, optimizer, search budget, gene filter, cross-validation folds, consensus procedure and stopping settings. With</w:t>
       </w:r>
       <w:r>
         <w:t xml:space="preserve"> </w:t>
@@ -33854,7 +38459,119 @@
         </m:r>
       </m:oMath>
       <w:r>
-        <w:t xml:space="preserve">.</w:t>
+        <w:t xml:space="preserve">. Because both</w:t>
+      </w:r>
+      <w:r>
+        <w:t xml:space="preserve"> </w:t>
+      </w:r>
+      <m:oMath>
+        <m:r>
+          <m:t>α</m:t>
+        </m:r>
+        <m:r>
+          <m:rPr>
+            <m:sty m:val="p"/>
+          </m:rPr>
+          <m:t>=</m:t>
+        </m:r>
+        <m:r>
+          <m:t>0</m:t>
+        </m:r>
+      </m:oMath>
+      <w:r>
+        <w:t xml:space="preserve"> </w:t>
+      </w:r>
+      <w:r>
+        <w:t xml:space="preserve">controls are fit by the DeSurv optimizer, they share its stopping settings (tolerance</w:t>
+      </w:r>
+      <w:r>
+        <w:t xml:space="preserve"> </w:t>
+      </w:r>
+      <m:oMath>
+        <m:sSup>
+          <m:e>
+            <m:r>
+              <m:t>10</m:t>
+            </m:r>
+          </m:e>
+          <m:sup>
+            <m:r>
+              <m:rPr>
+                <m:sty m:val="p"/>
+              </m:rPr>
+              <m:t>−</m:t>
+            </m:r>
+            <m:r>
+              <m:t>7</m:t>
+            </m:r>
+          </m:sup>
+        </m:sSup>
+      </m:oMath>
+      <w:r>
+        <w:t xml:space="preserve"> </w:t>
+      </w:r>
+      <w:r>
+        <w:t xml:space="preserve">on the cosine change of</w:t>
+      </w:r>
+      <w:r>
+        <w:t xml:space="preserve"> </w:t>
+      </w:r>
+      <m:oMath>
+        <m:r>
+          <m:t>W</m:t>
+        </m:r>
+      </m:oMath>
+      <w:r>
+        <w:t xml:space="preserve"> </w:t>
+      </w:r>
+      <w:r>
+        <w:t xml:space="preserve">and of</w:t>
+      </w:r>
+      <w:r>
+        <w:t xml:space="preserve"> </w:t>
+      </w:r>
+      <m:oMath>
+        <m:r>
+          <m:t>H</m:t>
+        </m:r>
+      </m:oMath>
+      <w:r>
+        <w:t xml:space="preserve">, at most 4,000 outer iterations), whereas</w:t>
+      </w:r>
+      <w:r>
+        <w:t xml:space="preserve"> </w:t>
+      </w:r>
+      <w:r>
+        <w:rPr>
+          <w:rStyle w:val="VerbatimChar"/>
+        </w:rPr>
+        <w:t xml:space="preserve">NMF::nmf</w:t>
+      </w:r>
+      <w:r>
+        <w:t xml:space="preserve"> </w:t>
+      </w:r>
+      <w:r>
+        <w:t xml:space="preserve">stops on its own connectivity-based stationarity criterion (40 consecutive checks without a change in the connectivity matrix) under a</w:t>
+      </w:r>
+      <w:r>
+        <w:t xml:space="preserve"> </w:t>
+      </w:r>
+      <m:oMath>
+        <m:r>
+          <m:t>2</m:t>
+        </m:r>
+        <m:r>
+          <m:rPr>
+            <m:sty m:val="p"/>
+          </m:rPr>
+          <m:t>,</m:t>
+        </m:r>
+        <m:r>
+          <m:t>000</m:t>
+        </m:r>
+      </m:oMath>
+      <w:r>
+        <w:t xml:space="preserve">-iteration cap.</w:t>
       </w:r>
     </w:p>
     <w:p>
@@ -33994,7 +38711,7 @@
         <w:t xml:space="preserve"> </w:t>
       </w:r>
       <w:r>
-        <w:t xml:space="preserve">well inside it. Because</w:t>
+        <w:t xml:space="preserve">well inside it. At</w:t>
       </w:r>
       <w:r>
         <w:t xml:space="preserve"> </w:t>
@@ -34014,16 +38731,7 @@
         </m:r>
       </m:oMath>
       <w:r>
-        <w:t xml:space="preserve"> </w:t>
-      </w:r>
-      <w:r>
-        <w:t xml:space="preserve">removes the</w:t>
-      </w:r>
-      <w:r>
-        <w:t xml:space="preserve"> </w:t>
-      </w:r>
-      <w:r>
-        <w:t xml:space="preserve">survival term, the selected</w:t>
+        <w:t xml:space="preserve">,</w:t>
       </w:r>
       <w:r>
         <w:t xml:space="preserve"> </w:t>
@@ -34037,13 +38745,179 @@
         <w:t xml:space="preserve"> </w:t>
       </w:r>
       <w:r>
-        <w:t xml:space="preserve">is not comparable like-for-like with the</w:t>
-      </w:r>
-      <w:r>
-        <w:t xml:space="preserve"> </w:t>
-      </w:r>
-      <w:r>
-        <w:t xml:space="preserve">supervised model’s.</w:t>
+        <w:t xml:space="preserve">and</w:t>
+      </w:r>
+      <w:r>
+        <w:t xml:space="preserve"> </w:t>
+      </w:r>
+      <m:oMath>
+        <m:r>
+          <m:t>ξ</m:t>
+        </m:r>
+      </m:oMath>
+      <w:r>
+        <w:t xml:space="preserve"> </w:t>
+      </w:r>
+      <w:r>
+        <w:t xml:space="preserve">govern the post hoc Cox fit rather than entering the factorization</w:t>
+      </w:r>
+      <w:r>
+        <w:t xml:space="preserve"> </w:t>
+      </w:r>
+      <w:r>
+        <w:t xml:space="preserve">objective. These are tuning-selected values and not the values used for external</w:t>
+      </w:r>
+      <w:r>
+        <w:t xml:space="preserve"> </w:t>
+      </w:r>
+      <w:r>
+        <w:t xml:space="preserve">scoring. Both</w:t>
+      </w:r>
+      <w:r>
+        <w:t xml:space="preserve"> </w:t>
+      </w:r>
+      <m:oMath>
+        <m:r>
+          <m:t>α</m:t>
+        </m:r>
+        <m:r>
+          <m:rPr>
+            <m:sty m:val="p"/>
+          </m:rPr>
+          <m:t>=</m:t>
+        </m:r>
+        <m:r>
+          <m:t>0</m:t>
+        </m:r>
+      </m:oMath>
+      <w:r>
+        <w:t xml:space="preserve"> </w:t>
+      </w:r>
+      <w:r>
+        <w:t xml:space="preserve">controls were scored on the union of their own</w:t>
+      </w:r>
+      <w:r>
+        <w:t xml:space="preserve"> </w:t>
+      </w:r>
+      <w:r>
+        <w:t xml:space="preserve">factors’ top-gene sets at the supervised model’s common</w:t>
+      </w:r>
+      <w:r>
+        <w:t xml:space="preserve"> </w:t>
+      </w:r>
+      <m:oMath>
+        <m:sSub>
+          <m:e>
+            <m:r>
+              <m:t>n</m:t>
+            </m:r>
+          </m:e>
+          <m:sub>
+            <m:r>
+              <m:rPr>
+                <m:nor/>
+                <m:sty m:val="p"/>
+              </m:rPr>
+              <m:t>top</m:t>
+            </m:r>
+          </m:sub>
+        </m:sSub>
+        <m:r>
+          <m:rPr>
+            <m:sty m:val="p"/>
+          </m:rPr>
+          <m:t>=</m:t>
+        </m:r>
+        <m:r>
+          <m:t>270</m:t>
+        </m:r>
+      </m:oMath>
+      <w:r>
+        <w:t xml:space="preserve"> </w:t>
+      </w:r>
+      <w:r>
+        <w:t xml:space="preserve">rather than at their own tuned</w:t>
+      </w:r>
+      <w:r>
+        <w:t xml:space="preserve"> </w:t>
+      </w:r>
+      <m:oMath>
+        <m:r>
+          <m:t>299</m:t>
+        </m:r>
+      </m:oMath>
+      <w:r>
+        <w:t xml:space="preserve"> </w:t>
+      </w:r>
+      <w:r>
+        <w:t xml:space="preserve">(this control) and</w:t>
+      </w:r>
+      <w:r>
+        <w:t xml:space="preserve"> </w:t>
+      </w:r>
+      <m:oMath>
+        <m:r>
+          <m:t>187</m:t>
+        </m:r>
+      </m:oMath>
+      <w:r>
+        <w:t xml:space="preserve"> </w:t>
+      </w:r>
+      <w:r>
+        <w:t xml:space="preserve">(the rank-optimized</w:t>
+      </w:r>
+      <w:r>
+        <w:t xml:space="preserve"> </w:t>
+      </w:r>
+      <m:oMath>
+        <m:r>
+          <m:t>k</m:t>
+        </m:r>
+        <m:r>
+          <m:rPr>
+            <m:sty m:val="p"/>
+          </m:rPr>
+          <m:t>=</m:t>
+        </m:r>
+        <m:r>
+          <m:t>7</m:t>
+        </m:r>
+      </m:oMath>
+      <w:r>
+        <w:t xml:space="preserve"> </w:t>
+      </w:r>
+      <w:r>
+        <w:t xml:space="preserve">control), so the primary factorization comparison used a common number of top</w:t>
+      </w:r>
+      <w:r>
+        <w:t xml:space="preserve"> </w:t>
+      </w:r>
+      <w:r>
+        <w:t xml:space="preserve">genes per program when constructing each model’s scoring union; total union size</w:t>
+      </w:r>
+      <w:r>
+        <w:t xml:space="preserve"> </w:t>
+      </w:r>
+      <w:r>
+        <w:t xml:space="preserve">can still differ with rank and overlap among programs. Scoring this control at</w:t>
+      </w:r>
+      <w:r>
+        <w:t xml:space="preserve"> </w:t>
+      </w:r>
+      <w:r>
+        <w:t xml:space="preserve">its own tuned value instead changes no per-dataset C-index by more than</w:t>
+      </w:r>
+      <w:r>
+        <w:t xml:space="preserve"> </w:t>
+      </w:r>
+      <w:r>
+        <w:t xml:space="preserve">0.007 (Supplementary Table</w:t>
+      </w:r>
+      <w:r>
+        <w:t xml:space="preserve"> </w:t>
+      </w:r>
+      <w:r>
+        <w:t xml:space="preserve">[tab:tab-cindex-comparison]).</w:t>
       </w:r>
     </w:p>
     <w:p>
@@ -34383,7 +39257,7 @@
         </m:r>
       </m:oMath>
       <w:r>
-        <w:t xml:space="preserve">, the rank-optimized control exceeds DeSurv’s C-index in all five validation datasets, so unsupervised factorization given more factors discriminates at least as well as the supervised three-program model. The tradeoff is between that higher discrimination and a less parsimonious factorization: the</w:t>
+        <w:t xml:space="preserve">, the rank-optimized control exceeds DeSurv’s C-index in all five validation datasets, so unsupervised factorization given more factors discriminates at least as well as the supervised three-program model. The comparison also differs in representation size: the</w:t>
       </w:r>
       <w:r>
         <w:t xml:space="preserve"> </w:t>
@@ -34429,7 +39303,30 @@
         <w:t xml:space="preserve"> </w:t>
       </w:r>
       <w:r>
-        <w:t xml:space="preserve">control and the DeSurv linear predictor retain significant prognostic value after adjustment for established classifiers (main-text Table [tab:hr-adjusted]); DeSurv does so with fewer factors.</w:t>
+        <w:t xml:space="preserve">control and the DeSurv linear predictor retain significant prognostic value after adjustment for established classifiers (main-text Table [tab:hr-adjusted]); DeSurv does so with fewer factors. Both models selected their rank by the same one-standard-error rule applied to their own Bayesian-optimization results; seven is the smallest rank at which the</w:t>
+      </w:r>
+      <w:r>
+        <w:t xml:space="preserve"> </w:t>
+      </w:r>
+      <m:oMath>
+        <m:r>
+          <m:t>α</m:t>
+        </m:r>
+        <m:r>
+          <m:rPr>
+            <m:sty m:val="p"/>
+          </m:rPr>
+          <m:t>=</m:t>
+        </m:r>
+        <m:r>
+          <m:t>0</m:t>
+        </m:r>
+      </m:oMath>
+      <w:r>
+        <w:t xml:space="preserve"> </w:t>
+      </w:r>
+      <w:r>
+        <w:t xml:space="preserve">search came within one standard error of its best configuration (which had rank 11), not a general minimum rank for unsupervised recovery of comparable prognostic information.</w:t>
       </w:r>
     </w:p>
     <w:bookmarkEnd w:id="77"/>
@@ -45657,7 +50554,7 @@
         <w:pStyle w:val="FirstParagraph"/>
       </w:pPr>
       <w:r>
-        <w:t xml:space="preserve">These analyses are exploratory and do not establish treatment-predictive effects; treatment, stage and cohort are confounded, the treated cohorts are modestly sized, and no analysis plan was preregistered. The O’Kane/COMPASS analysis is prognostic within treated metastatic disease, whereas the Linehan analysis tests a paired change in program score. Each analysis is confined to a single cohort, and the O’Kane/COMPASS common slope is estimated within that cohort from a model with arm-specific baseline hazards; it is not a pooled estimate across cohorts. We do not test a survival association for</w:t>
+        <w:t xml:space="preserve">These analyses are exploratory and do not establish treatment-predictive effects; treatment, stage and cohort are confounded, the treated cohorts are modestly sized, and no analysis plan was preregistered. The O’Kane/COMPASS analysis is prognostic within treated metastatic disease, whereas the Linehan analysis tests a paired change in program score. Each analysis is confined to a single cohort, and the O’Kane/COMPASS common slope is estimated within that cohort from a model with arm-specific baseline hazards; it is not a pooled estimate across cohorts. We did not test a survival association for</w:t>
       </w:r>
       <w:r>
         <w:t xml:space="preserve"> </w:t>
@@ -45680,7 +50577,7 @@
         <w:t xml:space="preserve"> </w:t>
       </w:r>
       <w:r>
-        <w:t xml:space="preserve">in the paired Linehan cohort, because its trained coefficient is zero. No</w:t>
+        <w:t xml:space="preserve">in the paired Linehan cohort; this analysis concerns program-level change. The trained survival coefficient was zero, but that alone does not preclude a separate association in another setting. A stromal</w:t>
       </w:r>
       <w:r>
         <w:t xml:space="preserve"> </w:t>
@@ -45703,7 +50600,30 @@
         <w:t xml:space="preserve"> </w:t>
       </w:r>
       <w:r>
-        <w:t xml:space="preserve">analysis is possible in O’Kane/COMPASS, whose specimens are laser-capture epithelium rather than bulk tissue. Robust treated-cohort validation, and any assessment of whether the programs predict differential treatment benefit, will require larger harmonized series with adequately powered treatment-by-program interaction analyses.</w:t>
+        <w:t xml:space="preserve">readout is not interpretable in O’Kane/COMPASS, whose specimens are laser-capture epithelium rather than bulk tissue. Its</w:t>
+      </w:r>
+      <w:r>
+        <w:t xml:space="preserve"> </w:t>
+      </w:r>
+      <m:oMath>
+        <m:sSub>
+          <m:e>
+            <m:r>
+              <m:t>D</m:t>
+            </m:r>
+          </m:e>
+          <m:sub>
+            <m:r>
+              <m:t>1</m:t>
+            </m:r>
+          </m:sub>
+        </m:sSub>
+      </m:oMath>
+      <w:r>
+        <w:t xml:space="preserve"> </w:t>
+      </w:r>
+      <w:r>
+        <w:t xml:space="preserve">result chiefly supports transport of the tumor-associated component of the score. Robust treated-cohort validation, and any assessment of whether the programs predict differential treatment benefit, will require larger harmonized series with adequately powered treatment-by-program interaction analyses.</w:t>
       </w:r>
     </w:p>
     <w:bookmarkEnd w:id="82"/>

--- a/paper/si_appendix.docx
+++ b/paper/si_appendix.docx
@@ -5912,10 +5912,10 @@
           <w:iCs/>
           <w:i/>
         </w:rPr>
-        <w:t xml:space="preserve">\nabla_W \mathcal{L}</w:t>
-      </w:r>
-      <w:r>
-        <w:t xml:space="preserve">{\mathrm{Cox}}(W,\beta)</w:t>
+        <w:t xml:space="preserve">G</w:t>
+      </w:r>
+      <w:r>
+        <w:t xml:space="preserve">\ell(W,\beta)</w:t>
       </w:r>
       <w:r>
         <w:t xml:space="preserve"> </w:t>
@@ -5927,7 +5927,7 @@
         <w:t xml:space="preserve"> </w:t>
       </w:r>
       <w:r>
-        <w:t xml:space="preserve">\frac{2}{n_{event}}\nabla_W \ell(W,\beta),</w:t>
+        <w:t xml:space="preserve">\frac{2}{n_{\mathrm{event}}}\nabla_W \ell(W,\beta)</w:t>
       </w:r>
       <w:r>
         <w:t xml:space="preserve"> </w:t>
@@ -5939,7 +5939,7 @@
         <w:t xml:space="preserve"> </w:t>
       </w:r>
       <w:r>
-        <w:t xml:space="preserve">where</w:t>
+        <w:t xml:space="preserve">denote the scaled log-partial-likelihood gradient, where</w:t>
       </w:r>
       <w:r>
         <w:t xml:space="preserve"> </w:t>
@@ -5993,7 +5993,7 @@
         <w:t xml:space="preserve"> </w:t>
       </w:r>
       <w:r>
-        <w:t xml:space="preserve">denotes the Cox gradient with respect to</w:t>
+        <w:t xml:space="preserve">is the gradient of the Cox log-partial likelihood with respect to</w:t>
       </w:r>
       <w:r>
         <w:t xml:space="preserve"> </w:t>
@@ -6002,6 +6002,108 @@
         <m:r>
           <m:t>W</m:t>
         </m:r>
+      </m:oMath>
+      <w:r>
+        <w:t xml:space="preserve">.</w:t>
+      </w:r>
+      <w:r>
+        <w:t xml:space="preserve"> </w:t>
+      </w:r>
+      <m:oMath>
+        <m:sSub>
+          <m:e>
+            <m:r>
+              <m:t>G</m:t>
+            </m:r>
+          </m:e>
+          <m:sub>
+            <m:r>
+              <m:rPr>
+                <m:sty m:val="p"/>
+              </m:rPr>
+              <m:t>ℓ</m:t>
+            </m:r>
+          </m:sub>
+        </m:sSub>
+      </m:oMath>
+      <w:r>
+        <w:t xml:space="preserve"> </w:t>
+      </w:r>
+      <w:r>
+        <w:t xml:space="preserve">is not the gradient of the penalized survival component</w:t>
+      </w:r>
+      <w:r>
+        <w:t xml:space="preserve"> </w:t>
+      </w:r>
+      <m:oMath>
+        <m:sSub>
+          <m:e>
+            <m:r>
+              <m:rPr>
+                <m:sty m:val="p"/>
+                <m:scr m:val="script"/>
+              </m:rPr>
+              <m:t>L</m:t>
+            </m:r>
+          </m:e>
+          <m:sub>
+            <m:r>
+              <m:rPr>
+                <m:sty m:val="p"/>
+              </m:rPr>
+              <m:t>C</m:t>
+            </m:r>
+            <m:r>
+              <m:rPr>
+                <m:sty m:val="p"/>
+              </m:rPr>
+              <m:t>o</m:t>
+            </m:r>
+            <m:r>
+              <m:rPr>
+                <m:sty m:val="p"/>
+              </m:rPr>
+              <m:t>x</m:t>
+            </m:r>
+          </m:sub>
+        </m:sSub>
+      </m:oMath>
+      <w:r>
+        <w:t xml:space="preserve"> </w:t>
+      </w:r>
+      <w:r>
+        <w:t xml:space="preserve">of Model details, whose penalty depends on</w:t>
+      </w:r>
+      <w:r>
+        <w:t xml:space="preserve"> </w:t>
+      </w:r>
+      <m:oMath>
+        <m:r>
+          <m:t>W</m:t>
+        </m:r>
+      </m:oMath>
+      <w:r>
+        <w:t xml:space="preserve"> </w:t>
+      </w:r>
+      <w:r>
+        <w:t xml:space="preserve">through</w:t>
+      </w:r>
+      <w:r>
+        <w:t xml:space="preserve"> </w:t>
+      </w:r>
+      <m:oMath>
+        <m:sSub>
+          <m:e>
+            <m:r>
+              <m:t>D</m:t>
+            </m:r>
+          </m:e>
+          <m:sub>
+            <m:r>
+              <m:t>Z</m:t>
+            </m:r>
+          </m:sub>
+        </m:sSub>
       </m:oMath>
       <w:r>
         <w:t xml:space="preserve">. A closed-form expression for</w:t>
@@ -6699,40 +6801,21 @@
                       <m:r>
                         <m:t>α</m:t>
                       </m:r>
+                      <m:r>
+                        <m:t> </m:t>
+                      </m:r>
                       <m:sSub>
                         <m:e>
+                          <m:r>
+                            <m:t>G</m:t>
+                          </m:r>
+                        </m:e>
+                        <m:sub>
                           <m:r>
                             <m:rPr>
                               <m:sty m:val="p"/>
                             </m:rPr>
-                            <m:t>∇</m:t>
-                          </m:r>
-                        </m:e>
-                        <m:sub>
-                          <m:r>
-                            <m:t>W</m:t>
-                          </m:r>
-                        </m:sub>
-                      </m:sSub>
-                      <m:sSub>
-                        <m:e>
-                          <m:r>
-                            <m:rPr>
-                              <m:sty m:val="p"/>
-                              <m:scr m:val="script"/>
-                            </m:rPr>
-                            <m:t>L</m:t>
-                          </m:r>
-                        </m:e>
-                        <m:sub>
-                          <m:r>
-                            <m:t>C</m:t>
-                          </m:r>
-                          <m:r>
-                            <m:t>o</m:t>
-                          </m:r>
-                          <m:r>
-                            <m:t>x</m:t>
+                            <m:t>ℓ</m:t>
                           </m:r>
                         </m:sub>
                       </m:sSub>
@@ -11036,7 +11119,7 @@
       </w:r>
       <m:oMath>
         <m:r>
-          <m:t>β</m:t>
+          <m:t>b</m:t>
         </m:r>
       </m:oMath>
       <w:r>
@@ -11055,18 +11138,60 @@
         </w:r>
       </w:hyperlink>
       <w:r>
-        <w:t xml:space="preserve">. Writing</w:t>
-      </w:r>
-      <w:r>
-        <w:t xml:space="preserve"> </w:t>
-      </w:r>
-      <m:oMath>
+        <w:t xml:space="preserve">. Let</w:t>
+      </w:r>
+      <w:r>
+        <w:t xml:space="preserve"> </w:t>
+      </w:r>
+      <m:oMath>
+        <m:sSub>
+          <m:e>
+            <m:acc>
+              <m:accPr>
+                <m:chr m:val="̃"/>
+              </m:accPr>
+              <m:e>
+                <m:r>
+                  <m:t>z</m:t>
+                </m:r>
+              </m:e>
+            </m:acc>
+          </m:e>
+          <m:sub>
+            <m:r>
+              <m:t>i</m:t>
+            </m:r>
+          </m:sub>
+        </m:sSub>
         <m:r>
           <m:rPr>
             <m:sty m:val="p"/>
           </m:rPr>
-          <m:t>ℓ</m:t>
-        </m:r>
+          <m:t>=</m:t>
+        </m:r>
+        <m:sSubSup>
+          <m:e>
+            <m:r>
+              <m:t>D</m:t>
+            </m:r>
+          </m:e>
+          <m:sub>
+            <m:r>
+              <m:t>Z</m:t>
+            </m:r>
+          </m:sub>
+          <m:sup>
+            <m:r>
+              <m:rPr>
+                <m:sty m:val="p"/>
+              </m:rPr>
+              <m:t>−</m:t>
+            </m:r>
+            <m:r>
+              <m:t>1</m:t>
+            </m:r>
+          </m:sup>
+        </m:sSubSup>
         <m:d>
           <m:dPr>
             <m:begChr m:val="("/>
@@ -11075,43 +11200,34 @@
             <m:grow/>
           </m:dPr>
           <m:e>
-            <m:r>
-              <m:t>β</m:t>
-            </m:r>
-          </m:e>
-        </m:d>
-        <m:r>
-          <m:rPr>
-            <m:sty m:val="p"/>
-          </m:rPr>
-          <m:t>=</m:t>
-        </m:r>
-        <m:r>
-          <m:rPr>
-            <m:sty m:val="p"/>
-          </m:rPr>
-          <m:t>ℓ</m:t>
-        </m:r>
-        <m:d>
-          <m:dPr>
-            <m:begChr m:val="("/>
-            <m:endChr m:val=")"/>
-            <m:sepChr m:val=""/>
-            <m:grow/>
-          </m:dPr>
-          <m:e>
-            <m:r>
-              <m:t>W</m:t>
-            </m:r>
+            <m:sSub>
+              <m:e>
+                <m:r>
+                  <m:t>Z</m:t>
+                </m:r>
+              </m:e>
+              <m:sub>
+                <m:r>
+                  <m:t>i</m:t>
+                </m:r>
+              </m:sub>
+            </m:sSub>
             <m:r>
               <m:rPr>
                 <m:sty m:val="p"/>
               </m:rPr>
-              <m:t>,</m:t>
-            </m:r>
-            <m:r>
-              <m:t>β</m:t>
-            </m:r>
+              <m:t>−</m:t>
+            </m:r>
+            <m:acc>
+              <m:accPr>
+                <m:chr m:val="‾"/>
+              </m:accPr>
+              <m:e>
+                <m:r>
+                  <m:t>Z</m:t>
+                </m:r>
+              </m:e>
+            </m:acc>
           </m:e>
         </m:d>
       </m:oMath>
@@ -11119,7 +11235,99 @@
         <w:t xml:space="preserve"> </w:t>
       </w:r>
       <w:r>
+        <w:t xml:space="preserve">denote</w:t>
+      </w:r>
+      <w:r>
+        <w:t xml:space="preserve"> </w:t>
+      </w:r>
+      <w:r>
+        <w:t xml:space="preserve">the centered and standardized score vector of sample</w:t>
+      </w:r>
+      <w:r>
+        <w:t xml:space="preserve"> </w:t>
+      </w:r>
+      <m:oMath>
+        <m:r>
+          <m:t>i</m:t>
+        </m:r>
+      </m:oMath>
+      <w:r>
+        <w:t xml:space="preserve">, with</w:t>
+      </w:r>
+      <w:r>
+        <w:t xml:space="preserve"> </w:t>
+      </w:r>
+      <m:oMath>
+        <m:sSub>
+          <m:e>
+            <m:r>
+              <m:t>Z</m:t>
+            </m:r>
+          </m:e>
+          <m:sub>
+            <m:r>
+              <m:t>i</m:t>
+            </m:r>
+          </m:sub>
+        </m:sSub>
+      </m:oMath>
+      <w:r>
+        <w:t xml:space="preserve"> </w:t>
+      </w:r>
+      <w:r>
+        <w:t xml:space="preserve">the</w:t>
+      </w:r>
+      <w:r>
+        <w:t xml:space="preserve"> </w:t>
+      </w:r>
+      <m:oMath>
+        <m:r>
+          <m:t>i</m:t>
+        </m:r>
+      </m:oMath>
+      <w:r>
+        <w:t xml:space="preserve">th</w:t>
+      </w:r>
+      <w:r>
+        <w:t xml:space="preserve"> </w:t>
+      </w:r>
+      <w:r>
+        <w:t xml:space="preserve">column of the raw scores</w:t>
+      </w:r>
+      <w:r>
+        <w:t xml:space="preserve"> </w:t>
+      </w:r>
+      <m:oMath>
+        <m:r>
+          <m:t>Z</m:t>
+        </m:r>
+      </m:oMath>
+      <w:r>
+        <w:t xml:space="preserve"> </w:t>
+      </w:r>
+      <w:r>
         <w:t xml:space="preserve">and</w:t>
+      </w:r>
+      <w:r>
+        <w:t xml:space="preserve"> </w:t>
+      </w:r>
+      <m:oMath>
+        <m:acc>
+          <m:accPr>
+            <m:chr m:val="‾"/>
+          </m:accPr>
+          <m:e>
+            <m:r>
+              <m:t>Z</m:t>
+            </m:r>
+          </m:e>
+        </m:acc>
+      </m:oMath>
+      <w:r>
+        <w:t xml:space="preserve"> </w:t>
+      </w:r>
+      <w:r>
+        <w:t xml:space="preserve">the vector of row means, and write</w:t>
       </w:r>
       <w:r>
         <w:t xml:space="preserve"> </w:t>
@@ -11152,9 +11360,16 @@
         </m:r>
         <m:sSubSup>
           <m:e>
-            <m:r>
-              <m:t>Z</m:t>
-            </m:r>
+            <m:acc>
+              <m:accPr>
+                <m:chr m:val="̃"/>
+              </m:accPr>
+              <m:e>
+                <m:r>
+                  <m:t>z</m:t>
+                </m:r>
+              </m:e>
+            </m:acc>
           </m:e>
           <m:sub>
             <m:r>
@@ -11171,11 +11386,51 @@
           </m:sup>
         </m:sSubSup>
         <m:r>
+          <m:t>b</m:t>
+        </m:r>
+      </m:oMath>
+      <w:r>
+        <w:t xml:space="preserve">, which equals</w:t>
+      </w:r>
+      <w:r>
+        <w:t xml:space="preserve"> </w:t>
+      </w:r>
+      <m:oMath>
+        <m:sSubSup>
+          <m:e>
+            <m:r>
+              <m:t>Z</m:t>
+            </m:r>
+          </m:e>
+          <m:sub>
+            <m:r>
+              <m:t>i</m:t>
+            </m:r>
+          </m:sub>
+          <m:sup>
+            <m:r>
+              <m:rPr>
+                <m:sty m:val="p"/>
+              </m:rPr>
+              <m:t>⊤</m:t>
+            </m:r>
+          </m:sup>
+        </m:sSubSup>
+        <m:r>
           <m:t>β</m:t>
         </m:r>
       </m:oMath>
       <w:r>
-        <w:t xml:space="preserve">, the update for coordinate</w:t>
+        <w:t xml:space="preserve"> </w:t>
+      </w:r>
+      <w:r>
+        <w:t xml:space="preserve">up to an</w:t>
+      </w:r>
+      <w:r>
+        <w:t xml:space="preserve"> </w:t>
+      </w:r>
+      <w:r>
+        <w:t xml:space="preserve">additive constant common to all samples. The update for coordinate</w:t>
       </w:r>
       <w:r>
         <w:t xml:space="preserve"> </w:t>
@@ -11215,7 +11470,7 @@
                 </m:accPr>
                 <m:e>
                   <m:r>
-                    <m:t>β</m:t>
+                    <m:t>b</m:t>
                   </m:r>
                 </m:e>
               </m:acc>
@@ -11483,7 +11738,7 @@
                       <m:sSub>
                         <m:e>
                           <m:r>
-                            <m:t>β</m:t>
+                            <m:t>b</m:t>
                           </m:r>
                         </m:e>
                         <m:sub>
@@ -12014,7 +12269,97 @@
         </m:r>
       </m:oMath>
       <w:r>
-        <w:t xml:space="preserve">.</w:t>
+        <w:t xml:space="preserve">, the</w:t>
+      </w:r>
+      <w:r>
+        <w:t xml:space="preserve"> </w:t>
+      </w:r>
+      <m:oMath>
+        <m:r>
+          <m:t>r</m:t>
+        </m:r>
+      </m:oMath>
+      <w:r>
+        <w:t xml:space="preserve">th entry of</w:t>
+      </w:r>
+      <w:r>
+        <w:t xml:space="preserve"> </w:t>
+      </w:r>
+      <m:oMath>
+        <m:sSub>
+          <m:e>
+            <m:acc>
+              <m:accPr>
+                <m:chr m:val="̃"/>
+              </m:accPr>
+              <m:e>
+                <m:r>
+                  <m:t>z</m:t>
+                </m:r>
+              </m:e>
+            </m:acc>
+          </m:e>
+          <m:sub>
+            <m:r>
+              <m:t>i</m:t>
+            </m:r>
+          </m:sub>
+        </m:sSub>
+      </m:oMath>
+      <w:r>
+        <w:t xml:space="preserve">. After the sweeps, the raw-score coefficients are</w:t>
+      </w:r>
+      <w:r>
+        <w:t xml:space="preserve"> </w:t>
+      </w:r>
+      <w:r>
+        <w:t xml:space="preserve">recovered as</w:t>
+      </w:r>
+      <w:r>
+        <w:t xml:space="preserve"> </w:t>
+      </w:r>
+      <m:oMath>
+        <m:r>
+          <m:t>β</m:t>
+        </m:r>
+        <m:r>
+          <m:rPr>
+            <m:sty m:val="p"/>
+          </m:rPr>
+          <m:t>=</m:t>
+        </m:r>
+        <m:sSubSup>
+          <m:e>
+            <m:r>
+              <m:t>D</m:t>
+            </m:r>
+          </m:e>
+          <m:sub>
+            <m:r>
+              <m:t>Z</m:t>
+            </m:r>
+          </m:sub>
+          <m:sup>
+            <m:r>
+              <m:rPr>
+                <m:sty m:val="p"/>
+              </m:rPr>
+              <m:t>−</m:t>
+            </m:r>
+            <m:r>
+              <m:t>1</m:t>
+            </m:r>
+          </m:sup>
+        </m:sSubSup>
+        <m:r>
+          <m:t>b</m:t>
+        </m:r>
+      </m:oMath>
+      <w:r>
+        <w:t xml:space="preserve"> </w:t>
+      </w:r>
+      <w:r>
+        <w:t xml:space="preserve">on the retained rows.</w:t>
       </w:r>
     </w:p>
     <w:p>
@@ -12287,7 +12632,7 @@
         <w:t xml:space="preserve"> </w:t>
       </w:r>
       <w:r>
-        <w:t xml:space="preserve">objective whose monotone descent the algorithm enforces. First, the quadratic</w:t>
+        <w:t xml:space="preserve">objective the algorithm evaluates and records. First, the quadratic</w:t>
       </w:r>
       <w:r>
         <w:t xml:space="preserve"> </w:t>
@@ -12591,55 +12936,47 @@
         </m:r>
       </m:oMath>
       <w:r>
-        <w:t xml:space="preserve">. Both the recorded objective and the</w:t>
-      </w:r>
-      <w:r>
-        <w:t xml:space="preserve"> </w:t>
-      </w:r>
-      <w:r>
-        <w:t xml:space="preserve">acceptance test use</w:t>
-      </w:r>
-      <w:r>
-        <w:t xml:space="preserve"> </w:t>
-      </w:r>
-      <m:oMath>
-        <m:r>
-          <m:rPr>
-            <m:sty m:val="p"/>
-            <m:scr m:val="script"/>
-          </m:rPr>
-          <m:t>L</m:t>
-        </m:r>
-      </m:oMath>
-      <w:r>
-        <w:t xml:space="preserve"> </w:t>
-      </w:r>
-      <w:r>
-        <w:t xml:space="preserve">as defined above, so monotone descent of</w:t>
-      </w:r>
-      <w:r>
-        <w:t xml:space="preserve"> </w:t>
-      </w:r>
-      <m:oMath>
-        <m:r>
-          <m:rPr>
-            <m:sty m:val="p"/>
-            <m:scr m:val="script"/>
-          </m:rPr>
-          <m:t>L</m:t>
-        </m:r>
-      </m:oMath>
-      <w:r>
-        <w:t xml:space="preserve"> </w:t>
-      </w:r>
-      <w:r>
-        <w:t xml:space="preserve">is preserved, and the reported fits are exactly those produced by</w:t>
-      </w:r>
-      <w:r>
-        <w:t xml:space="preserve"> </w:t>
-      </w:r>
-      <w:r>
-        <w:t xml:space="preserve">this procedure. After the outer loop terminates,</w:t>
+        <w:t xml:space="preserve">. The acceptance safeguards prevent accepted</w:t>
+      </w:r>
+      <w:r>
+        <w:t xml:space="preserve"> </w:t>
+      </w:r>
+      <m:oMath>
+        <m:r>
+          <m:t>W</m:t>
+        </m:r>
+      </m:oMath>
+      <w:r>
+        <w:t xml:space="preserve"> </w:t>
+      </w:r>
+      <w:r>
+        <w:t xml:space="preserve">and</w:t>
+      </w:r>
+      <w:r>
+        <w:t xml:space="preserve"> </w:t>
+      </w:r>
+      <m:oMath>
+        <m:r>
+          <m:t>β</m:t>
+        </m:r>
+      </m:oMath>
+      <w:r>
+        <w:t xml:space="preserve"> </w:t>
+      </w:r>
+      <w:r>
+        <w:t xml:space="preserve">updates from</w:t>
+      </w:r>
+      <w:r>
+        <w:t xml:space="preserve"> </w:t>
+      </w:r>
+      <w:r>
+        <w:t xml:space="preserve">increasing the evaluated objective; they do not establish convergence to an</w:t>
+      </w:r>
+      <w:r>
+        <w:t xml:space="preserve"> </w:t>
+      </w:r>
+      <w:r>
+        <w:t xml:space="preserve">optimum. The reported fits are exactly those produced by this procedure. After the outer loop terminates,</w:t>
       </w:r>
       <w:r>
         <w:t xml:space="preserve"> </w:t>
@@ -13395,7 +13732,7 @@
         <w:t xml:space="preserve"> </w:t>
       </w:r>
       <w:r>
-        <w:t xml:space="preserve">in the partial log-likelihood, so that both component losses have a gradient with respect to the programs and the update for</w:t>
+        <w:t xml:space="preserve">in the partial log-likelihood, so that both component losses have a gradient with respect to the programs. The update for</w:t>
       </w:r>
       <w:r>
         <w:t xml:space="preserve"> </w:t>
@@ -13409,41 +13746,33 @@
         <w:t xml:space="preserve"> </w:t>
       </w:r>
       <w:r>
-        <w:t xml:space="preserve">in Equation [eqn:W_update] combines them as</w:t>
-      </w:r>
-      <w:r>
-        <w:t xml:space="preserve"> </w:t>
-      </w:r>
-      <w:r>
-        <w:t xml:space="preserve">[</w:t>
-      </w:r>
-      <w:r>
-        <w:t xml:space="preserve"> </w:t>
-      </w:r>
-      <w:r>
-        <w:t xml:space="preserve">(1-\alpha) \nabla_W \mathcal{L}</w:t>
-      </w:r>
-      <w:r>
-        <w:rPr>
-          <w:iCs/>
-          <w:i/>
-        </w:rPr>
-        <w:t xml:space="preserve">{\mathrm{NMF}}(W,H) - \alpha\nabla_W \mathcal{L}</w:t>
-      </w:r>
-      <w:r>
-        <w:t xml:space="preserve">{\mathrm{Cox}}(W,\beta),</w:t>
-      </w:r>
-      <w:r>
-        <w:t xml:space="preserve"> </w:t>
-      </w:r>
-      <w:r>
-        <w:t xml:space="preserve">]</w:t>
-      </w:r>
-      <w:r>
-        <w:t xml:space="preserve"> </w:t>
-      </w:r>
-      <w:r>
-        <w:t xml:space="preserve">so the gene-program definitions are shaped directly by their association with survival. This combination is the proposal direction and not the gradient of the full objective, which depends on</w:t>
+        <w:t xml:space="preserve">combines the weighted reconstruction gradient with the scaled log-partial-likelihood gradient</w:t>
+      </w:r>
+      <w:r>
+        <w:t xml:space="preserve"> </w:t>
+      </w:r>
+      <m:oMath>
+        <m:sSub>
+          <m:e>
+            <m:r>
+              <m:t>G</m:t>
+            </m:r>
+          </m:e>
+          <m:sub>
+            <m:r>
+              <m:rPr>
+                <m:sty m:val="p"/>
+              </m:rPr>
+              <m:t>ℓ</m:t>
+            </m:r>
+          </m:sub>
+        </m:sSub>
+      </m:oMath>
+      <w:r>
+        <w:t xml:space="preserve"> </w:t>
+      </w:r>
+      <w:r>
+        <w:t xml:space="preserve">through the rescaled multiplicative construction of Equations [eq:supp-zeta] to [eqn:W_update], so the gene-program definitions are shaped directly by their association with survival. That construction is a proposal direction and not the gradient of the full objective, which depends on</w:t>
       </w:r>
       <w:r>
         <w:t xml:space="preserve"> </w:t>
@@ -30634,7 +30963,16 @@
           <m:t>=</m:t>
         </m:r>
         <m:r>
-          <m:t>1000</m:t>
+          <m:t>1</m:t>
+        </m:r>
+        <m:r>
+          <m:rPr>
+            <m:sty m:val="p"/>
+          </m:rPr>
+          <m:t>,</m:t>
+        </m:r>
+        <m:r>
+          <m:t>000</m:t>
         </m:r>
       </m:oMath>
       <w:r>

--- a/paper/si_appendix.docx
+++ b/paper/si_appendix.docx
@@ -13840,6 +13840,98 @@
         <w:pStyle w:val="BodyText"/>
       </w:pPr>
       <w:r>
+        <w:t xml:space="preserve">Related supervised-NMF methods instead place the survival term on the sample</w:t>
+      </w:r>
+      <w:r>
+        <w:t xml:space="preserve"> </w:t>
+      </w:r>
+      <w:r>
+        <w:t xml:space="preserve">side. CoxNMF maximizes a Cox partial likelihood whose covariates are the columns</w:t>
+      </w:r>
+      <w:r>
+        <w:t xml:space="preserve"> </w:t>
+      </w:r>
+      <w:r>
+        <w:t xml:space="preserve">of (H)</w:t>
+      </w:r>
+      <w:hyperlink w:anchor="ref-huang2020low">
+        <w:r>
+          <w:rPr>
+            <w:rStyle w:val="Hyperlink"/>
+            <w:vertAlign w:val="superscript"/>
+          </w:rPr>
+          <w:t xml:space="preserve">10</w:t>
+        </w:r>
+      </w:hyperlink>
+      <w:r>
+        <w:t xml:space="preserve">, and SurvNMF jointly learns the factorization and a Cox</w:t>
+      </w:r>
+      <w:r>
+        <w:t xml:space="preserve"> </w:t>
+      </w:r>
+      <w:r>
+        <w:t xml:space="preserve">model on the sample-side latent matrix, which its own transposed notation writes</w:t>
+      </w:r>
+      <w:r>
+        <w:t xml:space="preserve"> </w:t>
+      </w:r>
+      <w:r>
+        <w:t xml:space="preserve">as (W)</w:t>
+      </w:r>
+      <w:hyperlink w:anchor="ref-le2025survnmf">
+        <w:r>
+          <w:rPr>
+            <w:rStyle w:val="Hyperlink"/>
+            <w:vertAlign w:val="superscript"/>
+          </w:rPr>
+          <w:t xml:space="preserve">11</w:t>
+        </w:r>
+      </w:hyperlink>
+      <w:r>
+        <w:t xml:space="preserve">. Because the risk score under either formulation is a</w:t>
+      </w:r>
+      <w:r>
+        <w:t xml:space="preserve"> </w:t>
+      </w:r>
+      <w:r>
+        <w:t xml:space="preserve">function of the sample loadings rather than of the gene-program basis, a new</w:t>
+      </w:r>
+      <w:r>
+        <w:t xml:space="preserve"> </w:t>
+      </w:r>
+      <w:r>
+        <w:t xml:space="preserve">sample needs loadings of its own. SurvNMF documents such a step, obtaining them</w:t>
+      </w:r>
+      <w:r>
+        <w:t xml:space="preserve"> </w:t>
+      </w:r>
+      <w:r>
+        <w:t xml:space="preserve">for held-out samples by a constrained least-squares fit; that step holds the gene</w:t>
+      </w:r>
+      <w:r>
+        <w:t xml:space="preserve"> </w:t>
+      </w:r>
+      <w:r>
+        <w:t xml:space="preserve">basis fixed and needs neither relearning of the basis nor validation survival</w:t>
+      </w:r>
+      <w:r>
+        <w:t xml:space="preserve"> </w:t>
+      </w:r>
+      <w:r>
+        <w:t xml:space="preserve">outcomes, so it is an additional fitting step at transfer rather than a leak.</w:t>
+      </w:r>
+      <w:r>
+        <w:t xml:space="preserve"> </w:t>
+      </w:r>
+      <w:r>
+        <w:t xml:space="preserve">CoxNMF’s published description does not specify a new-sample scoring procedure.</w:t>
+      </w:r>
+    </w:p>
+    <w:p>
+      <w:pPr>
+        <w:pStyle w:val="BodyText"/>
+      </w:pPr>
+      <w:r>
         <w:t xml:space="preserve">With supervision applied to the sample loadings (H), the Cox term has no direct</w:t>
       </w:r>
       <w:r>
@@ -13878,7 +13970,7 @@
             <w:rStyle w:val="Hyperlink"/>
             <w:vertAlign w:val="superscript"/>
           </w:rPr>
-          <w:t xml:space="preserve">10</w:t>
+          <w:t xml:space="preserve">12</w:t>
         </w:r>
       </w:hyperlink>
       <w:r>
@@ -14860,7 +14952,7 @@
           <w:iCs/>
           <w:i/>
         </w:rPr>
-        <w:t xml:space="preserve">Where survival supervision enters, and what a new sample requires, for DeSurv and five comparators. Cells for DeSurv, standard NMF, supervised principal components and penalized Cox regression are taken from the Methods of this manuscript; CoxNMF cells from its published objective function and SurvNMF cells from its full text; both works are cited in Methods, Hyperparameter selection and cross-validation. ``Not described in the source’’ means the cited work does not state the behavior; no other cell is inferred. The table records architecture and does not rank the methods. Note: CoxNMF does not describe a procedure for scoring new samples. The implication that sample-side loadings would need to be obtained for new samples follows from its published objective and is an inference, not a reported implementation.</w:t>
+        <w:t xml:space="preserve">Where survival supervision enters, and what a new sample requires, for DeSurv and five comparators. Cells for DeSurv, standard NMF, supervised principal components and penalized Cox regression are taken from the Methods of this manuscript; CoxNMF cells from its published objective function and SurvNMF cells from its full text; both works are cited in the text of this section. ``Not described in the source’’ means the cited work does not state the behavior; no other cell is inferred. The table records architecture and does not rank the methods. Note: CoxNMF does not describe a procedure for scoring new samples. The implication that sample-side loadings would need to be obtained for new samples follows from its published objective and is an inference, not a reported implementation.</w:t>
       </w:r>
     </w:p>
     <w:bookmarkEnd w:id="28"/>
@@ -18671,7 +18763,7 @@
         <w:t xml:space="preserve"> </w:t>
       </w:r>
       <w:r>
-        <w:t xml:space="preserve">gene sets, ranked within each program by factor-specificity score</w:t>
+        <w:t xml:space="preserve">gene sets, ranked within each program by specificity score</w:t>
       </w:r>
       <w:r>
         <w:t xml:space="preserve"> </w:t>
@@ -18715,7 +18807,7 @@
         </m:acc>
       </m:oMath>
       <w:r>
-        <w:t xml:space="preserve">; each sample’s score for factor</w:t>
+        <w:t xml:space="preserve">; each sample’s score for program</w:t>
       </w:r>
       <w:r>
         <w:t xml:space="preserve"> </w:t>
@@ -19645,7 +19737,7 @@
             <w:rStyle w:val="Hyperlink"/>
             <w:vertAlign w:val="superscript"/>
           </w:rPr>
-          <w:t xml:space="preserve">11</w:t>
+          <w:t xml:space="preserve">13</w:t>
         </w:r>
       </w:hyperlink>
       <w:r>
@@ -19660,7 +19752,7 @@
             <w:rStyle w:val="Hyperlink"/>
             <w:vertAlign w:val="superscript"/>
           </w:rPr>
-          <w:t xml:space="preserve">12</w:t>
+          <w:t xml:space="preserve">14</w:t>
         </w:r>
       </w:hyperlink>
       <w:r>
@@ -19678,7 +19770,7 @@
             <w:rStyle w:val="Hyperlink"/>
             <w:vertAlign w:val="superscript"/>
           </w:rPr>
-          <w:t xml:space="preserve">13</w:t>
+          <w:t xml:space="preserve">15</w:t>
         </w:r>
       </w:hyperlink>
       <w:r>
@@ -19688,238 +19780,6 @@
         <w:t xml:space="preserve">–</w:t>
       </w:r>
       <w:hyperlink w:anchor="ref-puleo2018stratification">
-        <w:r>
-          <w:rPr>
-            <w:rStyle w:val="Hyperlink"/>
-            <w:vertAlign w:val="superscript"/>
-          </w:rPr>
-          <w:t xml:space="preserve">16</w:t>
-        </w:r>
-      </w:hyperlink>
-      <w:r>
-        <w:t xml:space="preserve">.</w:t>
-      </w:r>
-      <w:r>
-        <w:t xml:space="preserve"> </w:t>
-      </w:r>
-      <w:r>
-        <w:t xml:space="preserve">Training models were fit on the combined TCGA and CPTAC expression matrices</w:t>
-      </w:r>
-      <w:r>
-        <w:t xml:space="preserve"> </w:t>
-      </w:r>
-      <w:r>
-        <w:t xml:space="preserve">after harmonizing gene identifiers; validation datasets were processed with the</w:t>
-      </w:r>
-      <w:r>
-        <w:t xml:space="preserve"> </w:t>
-      </w:r>
-      <w:r>
-        <w:t xml:space="preserve">same gene set and transformations before projection, scoring and downstream validation analyses.</w:t>
-      </w:r>
-    </w:p>
-    <w:p>
-      <w:pPr>
-        <w:pStyle w:val="BodyText"/>
-      </w:pPr>
-      <w:r>
-        <w:t xml:space="preserve">Dataset-specific inclusion and preprocessing steps were as follows. For</w:t>
-      </w:r>
-      <w:r>
-        <w:t xml:space="preserve"> </w:t>
-      </w:r>
-      <w:r>
-        <w:t xml:space="preserve">TCGA-PAAD, we excluded samples lacking tumor grade and mapped features to gene</w:t>
-      </w:r>
-      <w:r>
-        <w:t xml:space="preserve"> </w:t>
-      </w:r>
-      <w:r>
-        <w:t xml:space="preserve">symbols. For CPTAC, we retained samples annotated as PDAC by histology. For</w:t>
-      </w:r>
-      <w:r>
-        <w:t xml:space="preserve"> </w:t>
-      </w:r>
-      <w:r>
-        <w:t xml:space="preserve">Dijk, all 90 samples passed quality-control filters and were retained. For</w:t>
-      </w:r>
-      <w:r>
-        <w:t xml:space="preserve"> </w:t>
-      </w:r>
-      <w:r>
-        <w:t xml:space="preserve">Moffitt, only primary tumor specimens were kept. For PACA-AU array and RNA-seq,</w:t>
-      </w:r>
-      <w:r>
-        <w:t xml:space="preserve"> </w:t>
-      </w:r>
-      <w:r>
-        <w:t xml:space="preserve">we retained primary PDAC tumors and</w:t>
-      </w:r>
-      <w:r>
-        <w:t xml:space="preserve"> </w:t>
-      </w:r>
-      <w:r>
-        <w:t xml:space="preserve">collapsed duplicated gene symbols by median. Puleo</w:t>
-      </w:r>
-      <w:r>
-        <w:t xml:space="preserve"> </w:t>
-      </w:r>
-      <w:r>
-        <w:t xml:space="preserve">required no additional dataset-specific filtering beyond survival QC.</w:t>
-      </w:r>
-    </w:p>
-    <w:p>
-      <w:pPr>
-        <w:pStyle w:val="BodyText"/>
-      </w:pPr>
-      <w:r>
-        <w:t xml:space="preserve">Across cohorts, samples without valid survival outcomes (nonpositive time,</w:t>
-      </w:r>
-      <w:r>
-        <w:t xml:space="preserve"> </w:t>
-      </w:r>
-      <w:r>
-        <w:t xml:space="preserve">missing time, or missing event indicator) were removed. Expression matrices</w:t>
-      </w:r>
-      <w:r>
-        <w:t xml:space="preserve"> </w:t>
-      </w:r>
-      <w:r>
-        <w:t xml:space="preserve">were analyzed on a log scale: RNA-seq cohorts as log</w:t>
-      </w:r>
-      <m:oMath>
-        <m:sSub>
-          <m:e>
-            <m:r>
-              <m:t>​</m:t>
-            </m:r>
-          </m:e>
-          <m:sub>
-            <m:r>
-              <m:t>2</m:t>
-            </m:r>
-          </m:sub>
-        </m:sSub>
-      </m:oMath>
-      <w:r>
-        <w:t xml:space="preserve">(TPM + 1); microarray cohorts in platform-normalized log-scale intensities. For each training cohort (TCGA-PAAD and CPTAC) separately, genes were ranked</w:t>
-      </w:r>
-      <w:r>
-        <w:t xml:space="preserve"> </w:t>
-      </w:r>
-      <w:r>
-        <w:t xml:space="preserve">in descending order of mean expression and, independently, of variance; the</w:t>
-      </w:r>
-      <w:r>
-        <w:t xml:space="preserve"> </w:t>
-      </w:r>
-      <w:r>
-        <w:t xml:space="preserve">3,000 genes with the lowest sum of these two ranks were retained, selecting</w:t>
-      </w:r>
-      <w:r>
-        <w:t xml:space="preserve"> </w:t>
-      </w:r>
-      <w:r>
-        <w:t xml:space="preserve">genes that are both highly expressed and highly variable.</w:t>
-      </w:r>
-      <w:r>
-        <w:t xml:space="preserve"> </w:t>
-      </w:r>
-      <w:r>
-        <w:t xml:space="preserve">The intersection of these two gene sets yielded 1,970 genes used for model</w:t>
-      </w:r>
-      <w:r>
-        <w:t xml:space="preserve"> </w:t>
-      </w:r>
-      <w:r>
-        <w:t xml:space="preserve">training. Validation datasets were restricted to this same 1,970-gene set.</w:t>
-      </w:r>
-    </w:p>
-    <w:p>
-      <w:pPr>
-        <w:pStyle w:val="BodyText"/>
-      </w:pPr>
-      <w:r>
-        <w:t xml:space="preserve">A within-sample rank transformation was then applied to every dataset to</w:t>
-      </w:r>
-      <w:r>
-        <w:t xml:space="preserve"> </w:t>
-      </w:r>
-      <w:r>
-        <w:t xml:space="preserve">mitigate platform and scale effects. Specifically, for each sample the</w:t>
-      </w:r>
-      <w:r>
-        <w:t xml:space="preserve"> </w:t>
-      </w:r>
-      <w:r>
-        <w:t xml:space="preserve">expression values across the 1,970 retained genes were replaced by their</w:t>
-      </w:r>
-      <w:r>
-        <w:t xml:space="preserve"> </w:t>
-      </w:r>
-      <w:r>
-        <w:t xml:space="preserve">ascending ranks (ties resolved by average ranks), so that every sample carries</w:t>
-      </w:r>
-      <w:r>
-        <w:t xml:space="preserve"> </w:t>
-      </w:r>
-      <w:r>
-        <w:t xml:space="preserve">the same nonnegative rank distribution over the shared gene set; ranks are</w:t>
-      </w:r>
-      <w:r>
-        <w:t xml:space="preserve"> </w:t>
-      </w:r>
-      <w:r>
-        <w:t xml:space="preserve">inherently nonnegative and therefore preserve NMF compatibility. Validation</w:t>
-      </w:r>
-      <w:r>
-        <w:t xml:space="preserve"> </w:t>
-      </w:r>
-      <w:r>
-        <w:t xml:space="preserve">cohorts were rank-transformed by exactly the same per-sample procedure before</w:t>
-      </w:r>
-      <w:r>
-        <w:t xml:space="preserve"> </w:t>
-      </w:r>
-      <w:r>
-        <w:t xml:space="preserve">projection, with no use of validation outcomes.</w:t>
-      </w:r>
-    </w:p>
-    <w:p>
-      <w:pPr>
-        <w:pStyle w:val="BodyText"/>
-      </w:pPr>
-      <w:r>
-        <w:t xml:space="preserve">Table [tab:cohorts] summarizes the cohorts, platforms, sample sizes after</w:t>
-      </w:r>
-      <w:r>
-        <w:t xml:space="preserve"> </w:t>
-      </w:r>
-      <w:r>
-        <w:t xml:space="preserve">quality control, and patient-level metadata used in this study. Overall survival</w:t>
-      </w:r>
-      <w:r>
-        <w:t xml:space="preserve"> </w:t>
-      </w:r>
-      <w:r>
-        <w:t xml:space="preserve">time and event indicators were available for all cohorts. PurIST</w:t>
-      </w:r>
-      <w:hyperlink w:anchor="ref-rashid2020purity">
-        <w:r>
-          <w:rPr>
-            <w:rStyle w:val="Hyperlink"/>
-            <w:vertAlign w:val="superscript"/>
-          </w:rPr>
-          <w:t xml:space="preserve">17</w:t>
-        </w:r>
-      </w:hyperlink>
-      <w:r>
-        <w:t xml:space="preserve"> </w:t>
-      </w:r>
-      <w:r>
-        <w:t xml:space="preserve">and DeCAF</w:t>
-      </w:r>
-      <w:hyperlink w:anchor="ref-peng2024determination">
         <w:r>
           <w:rPr>
             <w:rStyle w:val="Hyperlink"/>
@@ -19929,40 +19789,227 @@
         </w:r>
       </w:hyperlink>
       <w:r>
-        <w:t xml:space="preserve"> </w:t>
-      </w:r>
-      <w:r>
-        <w:t xml:space="preserve">molecular</w:t>
-      </w:r>
-      <w:r>
-        <w:t xml:space="preserve"> </w:t>
-      </w:r>
-      <w:r>
-        <w:t xml:space="preserve">classifications, applied to bulk expression data as described in those</w:t>
-      </w:r>
-      <w:r>
-        <w:t xml:space="preserve"> </w:t>
-      </w:r>
-      <w:r>
-        <w:t xml:space="preserve">references, were used as covariates in the covariate-adjusted external</w:t>
-      </w:r>
-      <w:r>
-        <w:t xml:space="preserve"> </w:t>
-      </w:r>
-      <w:r>
-        <w:t xml:space="preserve">validation analysis. Gene expression data and molecular</w:t>
-      </w:r>
-      <w:r>
-        <w:t xml:space="preserve"> </w:t>
-      </w:r>
-      <w:r>
-        <w:t xml:space="preserve">classifications for the validation cohorts were originally compiled for the</w:t>
-      </w:r>
-      <w:r>
-        <w:t xml:space="preserve"> </w:t>
-      </w:r>
-      <w:r>
-        <w:t xml:space="preserve">DeCAF study</w:t>
+        <w:t xml:space="preserve">.</w:t>
+      </w:r>
+      <w:r>
+        <w:t xml:space="preserve"> </w:t>
+      </w:r>
+      <w:r>
+        <w:t xml:space="preserve">Training models were fit on the combined TCGA and CPTAC expression matrices</w:t>
+      </w:r>
+      <w:r>
+        <w:t xml:space="preserve"> </w:t>
+      </w:r>
+      <w:r>
+        <w:t xml:space="preserve">after harmonizing gene identifiers; validation datasets were processed with the</w:t>
+      </w:r>
+      <w:r>
+        <w:t xml:space="preserve"> </w:t>
+      </w:r>
+      <w:r>
+        <w:t xml:space="preserve">same gene set and transformations before projection, scoring and downstream validation analyses.</w:t>
+      </w:r>
+    </w:p>
+    <w:p>
+      <w:pPr>
+        <w:pStyle w:val="BodyText"/>
+      </w:pPr>
+      <w:r>
+        <w:t xml:space="preserve">Dataset-specific inclusion and preprocessing steps were as follows. For</w:t>
+      </w:r>
+      <w:r>
+        <w:t xml:space="preserve"> </w:t>
+      </w:r>
+      <w:r>
+        <w:t xml:space="preserve">TCGA-PAAD, we excluded samples lacking tumor grade and mapped features to gene</w:t>
+      </w:r>
+      <w:r>
+        <w:t xml:space="preserve"> </w:t>
+      </w:r>
+      <w:r>
+        <w:t xml:space="preserve">symbols. For CPTAC, we retained samples annotated as PDAC by histology. For</w:t>
+      </w:r>
+      <w:r>
+        <w:t xml:space="preserve"> </w:t>
+      </w:r>
+      <w:r>
+        <w:t xml:space="preserve">Dijk, all 90 samples passed quality-control filters and were retained. For</w:t>
+      </w:r>
+      <w:r>
+        <w:t xml:space="preserve"> </w:t>
+      </w:r>
+      <w:r>
+        <w:t xml:space="preserve">Moffitt, only primary tumor specimens were kept. For PACA-AU array and RNA-seq,</w:t>
+      </w:r>
+      <w:r>
+        <w:t xml:space="preserve"> </w:t>
+      </w:r>
+      <w:r>
+        <w:t xml:space="preserve">we retained primary PDAC tumors and</w:t>
+      </w:r>
+      <w:r>
+        <w:t xml:space="preserve"> </w:t>
+      </w:r>
+      <w:r>
+        <w:t xml:space="preserve">collapsed duplicated gene symbols by median. Puleo</w:t>
+      </w:r>
+      <w:r>
+        <w:t xml:space="preserve"> </w:t>
+      </w:r>
+      <w:r>
+        <w:t xml:space="preserve">required no additional dataset-specific filtering beyond survival QC.</w:t>
+      </w:r>
+    </w:p>
+    <w:p>
+      <w:pPr>
+        <w:pStyle w:val="BodyText"/>
+      </w:pPr>
+      <w:r>
+        <w:t xml:space="preserve">Across cohorts, samples without valid survival outcomes (nonpositive time,</w:t>
+      </w:r>
+      <w:r>
+        <w:t xml:space="preserve"> </w:t>
+      </w:r>
+      <w:r>
+        <w:t xml:space="preserve">missing time, or missing event indicator) were removed. Expression matrices</w:t>
+      </w:r>
+      <w:r>
+        <w:t xml:space="preserve"> </w:t>
+      </w:r>
+      <w:r>
+        <w:t xml:space="preserve">were analyzed on a log scale: RNA-seq cohorts as log</w:t>
+      </w:r>
+      <m:oMath>
+        <m:sSub>
+          <m:e>
+            <m:r>
+              <m:t>​</m:t>
+            </m:r>
+          </m:e>
+          <m:sub>
+            <m:r>
+              <m:t>2</m:t>
+            </m:r>
+          </m:sub>
+        </m:sSub>
+      </m:oMath>
+      <w:r>
+        <w:t xml:space="preserve">(TPM + 1); microarray cohorts in platform-normalized log-scale intensities. For each training cohort (TCGA-PAAD and CPTAC) separately, genes were ranked</w:t>
+      </w:r>
+      <w:r>
+        <w:t xml:space="preserve"> </w:t>
+      </w:r>
+      <w:r>
+        <w:t xml:space="preserve">in descending order of mean expression and, independently, of variance; the</w:t>
+      </w:r>
+      <w:r>
+        <w:t xml:space="preserve"> </w:t>
+      </w:r>
+      <w:r>
+        <w:t xml:space="preserve">3,000 genes with the lowest sum of these two ranks were retained, selecting</w:t>
+      </w:r>
+      <w:r>
+        <w:t xml:space="preserve"> </w:t>
+      </w:r>
+      <w:r>
+        <w:t xml:space="preserve">genes that are both highly expressed and highly variable.</w:t>
+      </w:r>
+      <w:r>
+        <w:t xml:space="preserve"> </w:t>
+      </w:r>
+      <w:r>
+        <w:t xml:space="preserve">The intersection of these two gene sets yielded 1,970 genes used for model</w:t>
+      </w:r>
+      <w:r>
+        <w:t xml:space="preserve"> </w:t>
+      </w:r>
+      <w:r>
+        <w:t xml:space="preserve">training. Validation datasets were restricted to this same 1,970-gene set.</w:t>
+      </w:r>
+    </w:p>
+    <w:p>
+      <w:pPr>
+        <w:pStyle w:val="BodyText"/>
+      </w:pPr>
+      <w:r>
+        <w:t xml:space="preserve">A within-sample rank transformation was then applied to every dataset to</w:t>
+      </w:r>
+      <w:r>
+        <w:t xml:space="preserve"> </w:t>
+      </w:r>
+      <w:r>
+        <w:t xml:space="preserve">mitigate platform and scale effects. Specifically, for each sample the</w:t>
+      </w:r>
+      <w:r>
+        <w:t xml:space="preserve"> </w:t>
+      </w:r>
+      <w:r>
+        <w:t xml:space="preserve">expression values across the 1,970 retained genes were replaced by their</w:t>
+      </w:r>
+      <w:r>
+        <w:t xml:space="preserve"> </w:t>
+      </w:r>
+      <w:r>
+        <w:t xml:space="preserve">ascending ranks (ties resolved by average ranks), so that every sample carries</w:t>
+      </w:r>
+      <w:r>
+        <w:t xml:space="preserve"> </w:t>
+      </w:r>
+      <w:r>
+        <w:t xml:space="preserve">the same nonnegative rank distribution over the shared gene set; ranks are</w:t>
+      </w:r>
+      <w:r>
+        <w:t xml:space="preserve"> </w:t>
+      </w:r>
+      <w:r>
+        <w:t xml:space="preserve">inherently nonnegative and therefore preserve NMF compatibility. Validation</w:t>
+      </w:r>
+      <w:r>
+        <w:t xml:space="preserve"> </w:t>
+      </w:r>
+      <w:r>
+        <w:t xml:space="preserve">cohorts were rank-transformed by exactly the same per-sample procedure before</w:t>
+      </w:r>
+      <w:r>
+        <w:t xml:space="preserve"> </w:t>
+      </w:r>
+      <w:r>
+        <w:t xml:space="preserve">projection, with no use of validation outcomes.</w:t>
+      </w:r>
+    </w:p>
+    <w:p>
+      <w:pPr>
+        <w:pStyle w:val="BodyText"/>
+      </w:pPr>
+      <w:r>
+        <w:t xml:space="preserve">Table [tab:cohorts] summarizes the cohorts, platforms, sample sizes after</w:t>
+      </w:r>
+      <w:r>
+        <w:t xml:space="preserve"> </w:t>
+      </w:r>
+      <w:r>
+        <w:t xml:space="preserve">quality control, and patient-level metadata used in this study. Overall survival</w:t>
+      </w:r>
+      <w:r>
+        <w:t xml:space="preserve"> </w:t>
+      </w:r>
+      <w:r>
+        <w:t xml:space="preserve">time and event indicators were available for all cohorts. PurIST</w:t>
+      </w:r>
+      <w:hyperlink w:anchor="ref-rashid2020purity">
+        <w:r>
+          <w:rPr>
+            <w:rStyle w:val="Hyperlink"/>
+            <w:vertAlign w:val="superscript"/>
+          </w:rPr>
+          <w:t xml:space="preserve">19</w:t>
+        </w:r>
+      </w:hyperlink>
+      <w:r>
+        <w:t xml:space="preserve"> </w:t>
+      </w:r>
+      <w:r>
+        <w:t xml:space="preserve">and DeCAF</w:t>
       </w:r>
       <w:hyperlink w:anchor="ref-peng2024determination">
         <w:r>
@@ -19970,7 +20017,52 @@
             <w:rStyle w:val="Hyperlink"/>
             <w:vertAlign w:val="superscript"/>
           </w:rPr>
-          <w:t xml:space="preserve">18</w:t>
+          <w:t xml:space="preserve">20</w:t>
+        </w:r>
+      </w:hyperlink>
+      <w:r>
+        <w:t xml:space="preserve"> </w:t>
+      </w:r>
+      <w:r>
+        <w:t xml:space="preserve">molecular</w:t>
+      </w:r>
+      <w:r>
+        <w:t xml:space="preserve"> </w:t>
+      </w:r>
+      <w:r>
+        <w:t xml:space="preserve">classifications, applied to bulk expression data as described in those</w:t>
+      </w:r>
+      <w:r>
+        <w:t xml:space="preserve"> </w:t>
+      </w:r>
+      <w:r>
+        <w:t xml:space="preserve">references, were used as covariates in the covariate-adjusted external</w:t>
+      </w:r>
+      <w:r>
+        <w:t xml:space="preserve"> </w:t>
+      </w:r>
+      <w:r>
+        <w:t xml:space="preserve">validation analysis. Gene expression data and molecular</w:t>
+      </w:r>
+      <w:r>
+        <w:t xml:space="preserve"> </w:t>
+      </w:r>
+      <w:r>
+        <w:t xml:space="preserve">classifications for the validation cohorts were originally compiled for the</w:t>
+      </w:r>
+      <w:r>
+        <w:t xml:space="preserve"> </w:t>
+      </w:r>
+      <w:r>
+        <w:t xml:space="preserve">DeCAF study</w:t>
+      </w:r>
+      <w:hyperlink w:anchor="ref-peng2024determination">
+        <w:r>
+          <w:rPr>
+            <w:rStyle w:val="Hyperlink"/>
+            <w:vertAlign w:val="superscript"/>
+          </w:rPr>
+          <w:t xml:space="preserve">20</w:t>
         </w:r>
       </w:hyperlink>
       <w:r>
@@ -22800,85 +22892,13 @@
             <w:rStyle w:val="Hyperlink"/>
             <w:vertAlign w:val="superscript"/>
           </w:rPr>
-          <w:t xml:space="preserve">17</w:t>
-        </w:r>
-      </w:hyperlink>
-      <w:r>
-        <w:t xml:space="preserve">; the DECODER compartment signatures</w:t>
-      </w:r>
-      <w:hyperlink w:anchor="ref-peng2019novo">
-        <w:r>
-          <w:rPr>
-            <w:rStyle w:val="Hyperlink"/>
-            <w:vertAlign w:val="superscript"/>
-          </w:rPr>
           <w:t xml:space="preserve">19</w:t>
         </w:r>
       </w:hyperlink>
       <w:r>
-        <w:t xml:space="preserve">; the</w:t>
-      </w:r>
-      <w:r>
-        <w:t xml:space="preserve"> </w:t>
-      </w:r>
-      <w:r>
-        <w:t xml:space="preserve">Moffitt tumor, stroma and immune programs</w:t>
-      </w:r>
-      <w:hyperlink w:anchor="ref-moffitt2015virtual">
-        <w:r>
-          <w:rPr>
-            <w:rStyle w:val="Hyperlink"/>
-            <w:vertAlign w:val="superscript"/>
-          </w:rPr>
-          <w:t xml:space="preserve">14</w:t>
-        </w:r>
-      </w:hyperlink>
-      <w:r>
-        <w:t xml:space="preserve">; the Collisson</w:t>
-      </w:r>
-      <w:r>
-        <w:t xml:space="preserve"> </w:t>
-      </w:r>
-      <w:r>
-        <w:t xml:space="preserve">subtypes</w:t>
-      </w:r>
-      <w:hyperlink w:anchor="ref-collisson2011subtypes">
-        <w:r>
-          <w:rPr>
-            <w:rStyle w:val="Hyperlink"/>
-            <w:vertAlign w:val="superscript"/>
-          </w:rPr>
-          <w:t xml:space="preserve">20</w:t>
-        </w:r>
-      </w:hyperlink>
-      <w:r>
-        <w:t xml:space="preserve">; the Bailey subtypes, including ADEX</w:t>
-      </w:r>
-      <w:r>
-        <w:t xml:space="preserve"> </w:t>
-      </w:r>
-      <w:r>
-        <w:t xml:space="preserve">(aberrantly differentiated endocrine exocrine)</w:t>
-      </w:r>
-      <w:hyperlink w:anchor="ref-Bailey2016">
-        <w:r>
-          <w:rPr>
-            <w:rStyle w:val="Hyperlink"/>
-            <w:vertAlign w:val="superscript"/>
-          </w:rPr>
-          <w:t xml:space="preserve">15</w:t>
-        </w:r>
-      </w:hyperlink>
-      <w:r>
-        <w:t xml:space="preserve">; the Chan-Seng-Yue</w:t>
-      </w:r>
-      <w:r>
-        <w:t xml:space="preserve"> </w:t>
-      </w:r>
-      <w:r>
-        <w:t xml:space="preserve">subtypes</w:t>
-      </w:r>
-      <w:hyperlink w:anchor="ref-chansengyue2020transcription">
+        <w:t xml:space="preserve">; the DECODER compartment signatures</w:t>
+      </w:r>
+      <w:hyperlink w:anchor="ref-peng2019novo">
         <w:r>
           <w:rPr>
             <w:rStyle w:val="Hyperlink"/>
@@ -22888,9 +22908,33 @@
         </w:r>
       </w:hyperlink>
       <w:r>
-        <w:t xml:space="preserve">; the Maurer ECM and immune programs</w:t>
-      </w:r>
-      <w:hyperlink w:anchor="ref-Maurer2019">
+        <w:t xml:space="preserve">; the</w:t>
+      </w:r>
+      <w:r>
+        <w:t xml:space="preserve"> </w:t>
+      </w:r>
+      <w:r>
+        <w:t xml:space="preserve">Moffitt tumor, stroma and immune programs</w:t>
+      </w:r>
+      <w:hyperlink w:anchor="ref-moffitt2015virtual">
+        <w:r>
+          <w:rPr>
+            <w:rStyle w:val="Hyperlink"/>
+            <w:vertAlign w:val="superscript"/>
+          </w:rPr>
+          <w:t xml:space="preserve">16</w:t>
+        </w:r>
+      </w:hyperlink>
+      <w:r>
+        <w:t xml:space="preserve">; the Collisson</w:t>
+      </w:r>
+      <w:r>
+        <w:t xml:space="preserve"> </w:t>
+      </w:r>
+      <w:r>
+        <w:t xml:space="preserve">subtypes</w:t>
+      </w:r>
+      <w:hyperlink w:anchor="ref-collisson2011subtypes">
         <w:r>
           <w:rPr>
             <w:rStyle w:val="Hyperlink"/>
@@ -22900,33 +22944,33 @@
         </w:r>
       </w:hyperlink>
       <w:r>
-        <w:t xml:space="preserve">; the five Puleo whole-tumor components together with Puleo’s two</w:t>
-      </w:r>
-      <w:r>
-        <w:t xml:space="preserve"> </w:t>
-      </w:r>
-      <w:r>
-        <w:t xml:space="preserve">tumor-compartment signatures</w:t>
-      </w:r>
-      <w:hyperlink w:anchor="ref-puleo2018stratification">
+        <w:t xml:space="preserve">; the Bailey subtypes, including ADEX</w:t>
+      </w:r>
+      <w:r>
+        <w:t xml:space="preserve"> </w:t>
+      </w:r>
+      <w:r>
+        <w:t xml:space="preserve">(aberrantly differentiated endocrine exocrine)</w:t>
+      </w:r>
+      <w:hyperlink w:anchor="ref-Bailey2016">
         <w:r>
           <w:rPr>
             <w:rStyle w:val="Hyperlink"/>
             <w:vertAlign w:val="superscript"/>
           </w:rPr>
-          <w:t xml:space="preserve">16</w:t>
+          <w:t xml:space="preserve">17</w:t>
         </w:r>
       </w:hyperlink>
       <w:r>
-        <w:t xml:space="preserve">; the Elyada iCAF and</w:t>
-      </w:r>
-      <w:r>
-        <w:t xml:space="preserve"> </w:t>
-      </w:r>
-      <w:r>
-        <w:t xml:space="preserve">myCAF signatures</w:t>
-      </w:r>
-      <w:hyperlink w:anchor="ref-elyada2019cross">
+        <w:t xml:space="preserve">; the Chan-Seng-Yue</w:t>
+      </w:r>
+      <w:r>
+        <w:t xml:space="preserve"> </w:t>
+      </w:r>
+      <w:r>
+        <w:t xml:space="preserve">subtypes</w:t>
+      </w:r>
+      <w:hyperlink w:anchor="ref-chansengyue2020transcription">
         <w:r>
           <w:rPr>
             <w:rStyle w:val="Hyperlink"/>
@@ -22936,15 +22980,9 @@
         </w:r>
       </w:hyperlink>
       <w:r>
-        <w:t xml:space="preserve">; the SCISSORS fibroblast and tumor</w:t>
-      </w:r>
-      <w:r>
-        <w:t xml:space="preserve"> </w:t>
-      </w:r>
-      <w:r>
-        <w:t xml:space="preserve">signatures</w:t>
-      </w:r>
-      <w:hyperlink w:anchor="ref-leary2023s">
+        <w:t xml:space="preserve">; the Maurer ECM and immune programs</w:t>
+      </w:r>
+      <w:hyperlink w:anchor="ref-Maurer2019">
         <w:r>
           <w:rPr>
             <w:rStyle w:val="Hyperlink"/>
@@ -22954,6 +22992,60 @@
         </w:r>
       </w:hyperlink>
       <w:r>
+        <w:t xml:space="preserve">; the five Puleo whole-tumor components together with Puleo’s two</w:t>
+      </w:r>
+      <w:r>
+        <w:t xml:space="preserve"> </w:t>
+      </w:r>
+      <w:r>
+        <w:t xml:space="preserve">tumor-compartment signatures</w:t>
+      </w:r>
+      <w:hyperlink w:anchor="ref-puleo2018stratification">
+        <w:r>
+          <w:rPr>
+            <w:rStyle w:val="Hyperlink"/>
+            <w:vertAlign w:val="superscript"/>
+          </w:rPr>
+          <w:t xml:space="preserve">18</w:t>
+        </w:r>
+      </w:hyperlink>
+      <w:r>
+        <w:t xml:space="preserve">; the Elyada iCAF and</w:t>
+      </w:r>
+      <w:r>
+        <w:t xml:space="preserve"> </w:t>
+      </w:r>
+      <w:r>
+        <w:t xml:space="preserve">myCAF signatures</w:t>
+      </w:r>
+      <w:hyperlink w:anchor="ref-elyada2019cross">
+        <w:r>
+          <w:rPr>
+            <w:rStyle w:val="Hyperlink"/>
+            <w:vertAlign w:val="superscript"/>
+          </w:rPr>
+          <w:t xml:space="preserve">25</w:t>
+        </w:r>
+      </w:hyperlink>
+      <w:r>
+        <w:t xml:space="preserve">; the SCISSORS fibroblast and tumor</w:t>
+      </w:r>
+      <w:r>
+        <w:t xml:space="preserve"> </w:t>
+      </w:r>
+      <w:r>
+        <w:t xml:space="preserve">signatures</w:t>
+      </w:r>
+      <w:hyperlink w:anchor="ref-leary2023s">
+        <w:r>
+          <w:rPr>
+            <w:rStyle w:val="Hyperlink"/>
+            <w:vertAlign w:val="superscript"/>
+          </w:rPr>
+          <w:t xml:space="preserve">26</w:t>
+        </w:r>
+      </w:hyperlink>
+      <w:r>
         <w:t xml:space="preserve">; and the DeCAF proCAF and restCAF programs</w:t>
       </w:r>
       <w:hyperlink w:anchor="ref-peng2024determination">
@@ -22962,7 +23054,7 @@
             <w:rStyle w:val="Hyperlink"/>
             <w:vertAlign w:val="superscript"/>
           </w:rPr>
-          <w:t xml:space="preserve">18</w:t>
+          <w:t xml:space="preserve">20</w:t>
         </w:r>
       </w:hyperlink>
       <w:r>
@@ -25790,7 +25882,7 @@
             <w:rStyle w:val="Hyperlink"/>
             <w:vertAlign w:val="superscript"/>
           </w:rPr>
-          <w:t xml:space="preserve">25</w:t>
+          <w:t xml:space="preserve">27</w:t>
         </w:r>
       </w:hyperlink>
       <w:r>
@@ -27594,7 +27686,7 @@
               <w:t xml:space="preserve"> </w:t>
             </w:r>
             <w:r>
-              <w:t xml:space="preserve">fits for Lee NMF at matched and elbow rank, each with a post hoc Cox fit</w:t>
+              <w:t xml:space="preserve">fits for standard NMF at matched and elbow rank, each with a post hoc Cox fit</w:t>
             </w:r>
           </w:p>
         </w:tc>
@@ -29252,7 +29344,7 @@
           <w:iCs/>
           <w:i/>
         </w:rPr>
-        <w:t xml:space="preserve">across the 1,970-gene analysis matrix for unsupervised NMF versus DeSurv at</w:t>
+        <w:t xml:space="preserve">across the 1,970-gene analysis matrix for standard NMF versus DeSurv at</w:t>
       </w:r>
       <w:r>
         <w:rPr>
@@ -29665,7 +29757,7 @@
         <w:t xml:space="preserve"> </w:t>
       </w:r>
       <w:r>
-        <w:t xml:space="preserve">unsupervised NMF basis (Table [tab:projection-r2]), and Lee NMF at matched rank does not recover the restCAF and iCAF marker genes that appear among DeSurv’s defining genes (Stromal resolution: which reference programs are recovered from bulk).</w:t>
+        <w:t xml:space="preserve">standard NMF basis (Table [tab:projection-r2]), and standard NMF at matched rank does not recover the restCAF and iCAF marker genes that appear among DeSurv’s defining genes (Stromal resolution: which reference programs are recovered from bulk).</w:t>
       </w:r>
     </w:p>
     <w:p>
@@ -29724,7 +29816,7 @@
           <w:iCs/>
           <w:i/>
         </w:rPr>
-        <w:t xml:space="preserve">Correspondence of supervised scores and the first unsupervised principal component with D1 in the training cohort. (a) Absolute correlation (across training-cohort patients) of each method’s leading direction with the DeSurv D1 score, in the training cohort: supervised principal components, Cox partial least squares, and sparse Cox all recover D1 (green), whereas the leading unsupervised principal component does not (grey). (b) Sample-level agreement with D1 for Cox-PLS (supervised, green) versus the first unsupervised principal component (grey).</w:t>
+        <w:t xml:space="preserve">Correspondence of supervised scores and the first unsupervised principal component with D1 in the training cohort. (a) Absolute correlation (across training-cohort patients) of each method’s leading direction with the DeSurv D1 score, in the training cohort: supervised principal components, Cox partial least squares, and sparse Cox are each strongly correlated with D1 (green), whereas the leading unsupervised principal component is only weakly correlated (grey). (b) Sample-level agreement with D1 for Cox-PLS (supervised, green) versus the first unsupervised principal component (grey).</w:t>
       </w:r>
     </w:p>
     <w:bookmarkEnd w:id="48"/>
@@ -29847,7 +29939,7 @@
         <w:t xml:space="preserve"> </w:t>
       </w:r>
       <w:r>
-        <w:t xml:space="preserve">for lasso Cox. Consistent with the score-level recovery above, both tuned methods aligned with the D1 direction (training</w:t>
+        <w:t xml:space="preserve">for lasso Cox. Consistent with the score-level recovery above, both tuned methods aligned with the D1 direction (correspondence between each supervised risk score and the DeSurv programs was quantified in the training cohort by absolute Pearson correlation;</w:t>
       </w:r>
       <w:r>
         <w:t xml:space="preserve"> </w:t>
@@ -30089,7 +30181,35 @@
         <w:pStyle w:val="BodyText"/>
       </w:pPr>
       <w:r>
-        <w:t xml:space="preserve">The distinction is therefore representational: DeSurv preserves stromal context as an explicit program even when that program does not contribute independently to the fitted linear predictor. The independently tuned methods used different feature-selection procedures and retained different numbers of genes. Absence of reference-program enrichment in their selected gene lists does not establish absence of stromal information in their risk scores.</w:t>
+        <w:t xml:space="preserve">The distinction is therefore representational: DeSurv preserves stromal context as an explicit program even when that program does not contribute independently to the fitted linear predictor. The independently tuned methods used different feature-selection procedures and retained different numbers of genes, and neither mechanism matches DeSurv’s. The penalized Cox comparator uses a pure lasso penalty (mixing parameter 1, distinct from DeSurv’s supervision parameter</w:t>
+      </w:r>
+      <w:r>
+        <w:t xml:space="preserve"> </w:t>
+      </w:r>
+      <m:oMath>
+        <m:r>
+          <m:t>α</m:t>
+        </m:r>
+      </m:oMath>
+      <w:r>
+        <w:t xml:space="preserve">), whereas supervised principal components applies no penalty at all, instead screening genes by a cross-validated feature-score threshold and extracting a cross-validated number of components; DeSurv’s internal Cox step uses an elastic net whose Bayesian-optimization-selected mixing parameter (</w:t>
+      </w:r>
+      <m:oMath>
+        <m:r>
+          <m:t>ξ</m:t>
+        </m:r>
+        <m:r>
+          <m:rPr>
+            <m:sty m:val="p"/>
+          </m:rPr>
+          <m:t>=</m:t>
+        </m:r>
+        <m:r>
+          <m:t>0.056</m:t>
+        </m:r>
+      </m:oMath>
+      <w:r>
+        <w:t xml:space="preserve">) sits close to ridge. Both comparators retain far fewer genes than DeSurv’s 810-gene support: across 12 resampling seeds, lasso Cox selected a median of 14 genes (range 9–33) and supervised principal components 39 (range 5–222), and both were tuned by their standard method-specific cross-validation rather than a budget matched to DeSurv. Absence of reference-program enrichment in their selected gene lists does not establish absence of stromal information in their risk scores.</w:t>
       </w:r>
     </w:p>
     <w:bookmarkEnd w:id="49"/>
@@ -30139,7 +30259,7 @@
             <w:rStyle w:val="Hyperlink"/>
             <w:vertAlign w:val="superscript"/>
           </w:rPr>
-          <w:t xml:space="preserve">26</w:t>
+          <w:t xml:space="preserve">28</w:t>
         </w:r>
       </w:hyperlink>
       <w:r>
@@ -30154,7 +30274,7 @@
             <w:rStyle w:val="Hyperlink"/>
             <w:vertAlign w:val="superscript"/>
           </w:rPr>
-          <w:t xml:space="preserve">27</w:t>
+          <w:t xml:space="preserve">29</w:t>
         </w:r>
       </w:hyperlink>
       <w:r>
@@ -30172,7 +30292,7 @@
             <w:rStyle w:val="Hyperlink"/>
             <w:vertAlign w:val="superscript"/>
           </w:rPr>
-          <w:t xml:space="preserve">28</w:t>
+          <w:t xml:space="preserve">30</w:t>
         </w:r>
       </w:hyperlink>
       <w:r>
@@ -33316,13 +33436,13 @@
       </w:r>
     </w:p>
     <w:bookmarkEnd w:id="56"/>
-    <w:bookmarkStart w:id="60" w:name="Xa656e561b251301228bdad7d1c71d379544158a"/>
+    <w:bookmarkStart w:id="57" w:name="simulation-design-and-data-generation"/>
     <w:p>
       <w:pPr>
         <w:pStyle w:val="Heading1"/>
       </w:pPr>
       <w:r>
-        <w:t xml:space="preserve">Simulation results under null and mixed scenarios</w:t>
+        <w:t xml:space="preserve">Simulation design and data generation</w:t>
       </w:r>
     </w:p>
     <w:p>
@@ -33330,21 +33450,15 @@
         <w:pStyle w:val="FirstParagraph"/>
       </w:pPr>
       <w:r>
-        <w:t xml:space="preserve">To characterize the operating characteristics of DeSurv across different signal regimes, we evaluated performance under three simulation scenarios. In the prognostic scenario (main text Fig. [fig:sim]), the factor-specific survival signal contributed relatively little transcriptomic variation compared with the shared background signal excluded from the survival-generating gene set, and the specified survival-generating gene set comprised 150 factor-specific marker genes (</w:t>
-      </w:r>
-      <m:oMath>
-        <m:sSub>
-          <m:e>
-            <m:r>
-              <m:t>β</m:t>
-            </m:r>
-          </m:e>
-          <m:sub>
-            <m:r>
-              <m:t>1</m:t>
-            </m:r>
-          </m:sub>
-        </m:sSub>
+        <w:t xml:space="preserve">Gene expression data were generated from a nonnegative factor model</w:t>
+      </w:r>
+      <w:r>
+        <w:t xml:space="preserve"> </w:t>
+      </w:r>
+      <m:oMath>
+        <m:r>
+          <m:t>X</m:t>
+        </m:r>
         <m:r>
           <m:rPr>
             <m:sty m:val="p"/>
@@ -33352,46 +33466,299 @@
           <m:t>=</m:t>
         </m:r>
         <m:r>
-          <m:t>2</m:t>
-        </m:r>
-      </m:oMath>
-      <w:r>
-        <w:t xml:space="preserve">,</w:t>
-      </w:r>
-      <w:r>
-        <w:t xml:space="preserve"> </w:t>
-      </w:r>
-      <m:oMath>
-        <m:sSub>
+          <m:t>W</m:t>
+        </m:r>
+        <m:r>
+          <m:t>H</m:t>
+        </m:r>
+      </m:oMath>
+      <w:r>
+        <w:t xml:space="preserve">, where gene loadings</w:t>
+      </w:r>
+      <w:r>
+        <w:t xml:space="preserve"> </w:t>
+      </w:r>
+      <m:oMath>
+        <m:r>
+          <m:t>W</m:t>
+        </m:r>
+      </m:oMath>
+      <w:r>
+        <w:t xml:space="preserve"> </w:t>
+      </w:r>
+      <w:r>
+        <w:t xml:space="preserve">comprised three gene classes: marker genes, background genes, and noise genes. Marker genes were simulated to load strongly on a single factor and weakly on others, background genes to load strongly across all factors, and noise genes to have uniformly low loadings. Specifically, marker gene primary loadings were drawn from</w:t>
+      </w:r>
+      <w:r>
+        <w:t xml:space="preserve"> </w:t>
+      </w:r>
+      <m:oMath>
+        <m:r>
+          <m:rPr>
+            <m:nor/>
+            <m:sty m:val="p"/>
+          </m:rPr>
+          <m:t>Gamma</m:t>
+        </m:r>
+        <m:d>
+          <m:dPr>
+            <m:begChr m:val="("/>
+            <m:endChr m:val=")"/>
+            <m:sepChr m:val=""/>
+            <m:grow/>
+          </m:dPr>
           <m:e>
             <m:r>
-              <m:t>β</m:t>
+              <m:rPr>
+                <m:nor/>
+                <m:sty m:val="p"/>
+              </m:rPr>
+              <m:t>shape</m:t>
+            </m:r>
+            <m:r>
+              <m:rPr>
+                <m:sty m:val="p"/>
+              </m:rPr>
+              <m:t>=</m:t>
+            </m:r>
+            <m:r>
+              <m:t>3</m:t>
+            </m:r>
+            <m:r>
+              <m:rPr>
+                <m:sty m:val="p"/>
+              </m:rPr>
+              <m:t>,</m:t>
+            </m:r>
+            <m:r>
+              <m:rPr>
+                <m:nor/>
+                <m:sty m:val="p"/>
+              </m:rPr>
+              <m:t>rate</m:t>
+            </m:r>
+            <m:r>
+              <m:rPr>
+                <m:sty m:val="p"/>
+              </m:rPr>
+              <m:t>=</m:t>
+            </m:r>
+            <m:r>
+              <m:t>0.8</m:t>
             </m:r>
           </m:e>
-          <m:sub>
+        </m:d>
+      </m:oMath>
+      <w:r>
+        <w:t xml:space="preserve"> </w:t>
+      </w:r>
+      <w:r>
+        <w:t xml:space="preserve">and cross-loadings onto other factors from</w:t>
+      </w:r>
+      <w:r>
+        <w:t xml:space="preserve"> </w:t>
+      </w:r>
+      <m:oMath>
+        <m:r>
+          <m:rPr>
+            <m:nor/>
+            <m:sty m:val="p"/>
+          </m:rPr>
+          <m:t>Gamma</m:t>
+        </m:r>
+        <m:d>
+          <m:dPr>
+            <m:begChr m:val="("/>
+            <m:endChr m:val=")"/>
+            <m:sepChr m:val=""/>
+            <m:grow/>
+          </m:dPr>
+          <m:e>
+            <m:r>
+              <m:t>1</m:t>
+            </m:r>
+            <m:r>
+              <m:rPr>
+                <m:sty m:val="p"/>
+              </m:rPr>
+              <m:t>,</m:t>
+            </m:r>
+            <m:r>
+              <m:t>20</m:t>
+            </m:r>
+          </m:e>
+        </m:d>
+      </m:oMath>
+      <w:r>
+        <w:t xml:space="preserve">; background gene loadings from</w:t>
+      </w:r>
+      <w:r>
+        <w:t xml:space="preserve"> </w:t>
+      </w:r>
+      <m:oMath>
+        <m:r>
+          <m:rPr>
+            <m:nor/>
+            <m:sty m:val="p"/>
+          </m:rPr>
+          <m:t>Gamma</m:t>
+        </m:r>
+        <m:d>
+          <m:dPr>
+            <m:begChr m:val="("/>
+            <m:endChr m:val=")"/>
+            <m:sepChr m:val=""/>
+            <m:grow/>
+          </m:dPr>
+          <m:e>
             <m:r>
               <m:t>2</m:t>
             </m:r>
-          </m:sub>
-        </m:sSub>
+            <m:r>
+              <m:rPr>
+                <m:sty m:val="p"/>
+              </m:rPr>
+              <m:t>,</m:t>
+            </m:r>
+            <m:r>
+              <m:t>1</m:t>
+            </m:r>
+          </m:e>
+        </m:d>
+      </m:oMath>
+      <w:r>
+        <w:t xml:space="preserve"> </w:t>
+      </w:r>
+      <w:r>
+        <w:t xml:space="preserve">across all factors; and noise gene loadings from</w:t>
+      </w:r>
+      <w:r>
+        <w:t xml:space="preserve"> </w:t>
+      </w:r>
+      <m:oMath>
+        <m:r>
+          <m:rPr>
+            <m:nor/>
+            <m:sty m:val="p"/>
+          </m:rPr>
+          <m:t>Gamma</m:t>
+        </m:r>
+        <m:d>
+          <m:dPr>
+            <m:begChr m:val="("/>
+            <m:endChr m:val=")"/>
+            <m:sepChr m:val=""/>
+            <m:grow/>
+          </m:dPr>
+          <m:e>
+            <m:r>
+              <m:t>1</m:t>
+            </m:r>
+            <m:r>
+              <m:rPr>
+                <m:sty m:val="p"/>
+              </m:rPr>
+              <m:t>,</m:t>
+            </m:r>
+            <m:r>
+              <m:t>20</m:t>
+            </m:r>
+          </m:e>
+        </m:d>
+      </m:oMath>
+      <w:r>
+        <w:t xml:space="preserve">. Sample-level factor activities</w:t>
+      </w:r>
+      <w:r>
+        <w:t xml:space="preserve"> </w:t>
+      </w:r>
+      <m:oMath>
+        <m:r>
+          <m:t>H</m:t>
+        </m:r>
+      </m:oMath>
+      <w:r>
+        <w:t xml:space="preserve"> </w:t>
+      </w:r>
+      <w:r>
+        <w:t xml:space="preserve">were drawn from</w:t>
+      </w:r>
+      <w:r>
+        <w:t xml:space="preserve"> </w:t>
+      </w:r>
+      <m:oMath>
+        <m:r>
+          <m:rPr>
+            <m:nor/>
+            <m:sty m:val="p"/>
+          </m:rPr>
+          <m:t>Gamma</m:t>
+        </m:r>
+        <m:d>
+          <m:dPr>
+            <m:begChr m:val="("/>
+            <m:endChr m:val=")"/>
+            <m:sepChr m:val=""/>
+            <m:grow/>
+          </m:dPr>
+          <m:e>
+            <m:r>
+              <m:t>2</m:t>
+            </m:r>
+            <m:r>
+              <m:rPr>
+                <m:sty m:val="p"/>
+              </m:rPr>
+              <m:t>,</m:t>
+            </m:r>
+            <m:r>
+              <m:t>2</m:t>
+            </m:r>
+          </m:e>
+        </m:d>
+      </m:oMath>
+      <w:r>
+        <w:t xml:space="preserve">. Each dataset comprised</w:t>
+      </w:r>
+      <w:r>
+        <w:t xml:space="preserve"> </w:t>
+      </w:r>
+      <m:oMath>
+        <m:r>
+          <m:t>p</m:t>
+        </m:r>
         <m:r>
           <m:rPr>
             <m:sty m:val="p"/>
           </m:rPr>
           <m:t>=</m:t>
         </m:r>
-        <m:sSub>
-          <m:e>
-            <m:r>
-              <m:t>β</m:t>
-            </m:r>
-          </m:e>
-          <m:sub>
-            <m:r>
-              <m:t>3</m:t>
-            </m:r>
-          </m:sub>
-        </m:sSub>
+        <m:r>
+          <m:t>3</m:t>
+        </m:r>
+        <m:r>
+          <m:rPr>
+            <m:sty m:val="p"/>
+          </m:rPr>
+          <m:t>,</m:t>
+        </m:r>
+        <m:r>
+          <m:t>000</m:t>
+        </m:r>
+      </m:oMath>
+      <w:r>
+        <w:t xml:space="preserve"> </w:t>
+      </w:r>
+      <w:r>
+        <w:t xml:space="preserve">genes,</w:t>
+      </w:r>
+      <w:r>
+        <w:t xml:space="preserve"> </w:t>
+      </w:r>
+      <m:oMath>
+        <m:r>
+          <m:t>n</m:t>
+        </m:r>
         <m:r>
           <m:rPr>
             <m:sty m:val="p"/>
@@ -33399,64 +33766,202 @@
           <m:t>=</m:t>
         </m:r>
         <m:r>
-          <m:t>0</m:t>
-        </m:r>
-      </m:oMath>
-      <w:r>
-        <w:t xml:space="preserve">). In the null scenario, survival times were generated independently of gene expression, with generating coefficients</w:t>
-      </w:r>
-      <w:r>
-        <w:t xml:space="preserve"> </w:t>
-      </w:r>
-      <m:oMath>
-        <m:sSub>
-          <m:e>
-            <m:r>
-              <m:t>β</m:t>
-            </m:r>
-          </m:e>
-          <m:sub>
-            <m:r>
-              <m:t>1</m:t>
-            </m:r>
-          </m:sub>
-        </m:sSub>
+          <m:t>200</m:t>
+        </m:r>
+      </m:oMath>
+      <w:r>
+        <w:t xml:space="preserve"> </w:t>
+      </w:r>
+      <w:r>
+        <w:t xml:space="preserve">samples, and</w:t>
+      </w:r>
+      <w:r>
+        <w:t xml:space="preserve"> </w:t>
+      </w:r>
+      <m:oMath>
+        <m:r>
+          <m:t>k</m:t>
+        </m:r>
         <m:r>
           <m:rPr>
             <m:sty m:val="p"/>
           </m:rPr>
           <m:t>=</m:t>
         </m:r>
-        <m:sSub>
+        <m:r>
+          <m:t>3</m:t>
+        </m:r>
+      </m:oMath>
+      <w:r>
+        <w:t xml:space="preserve"> </w:t>
+      </w:r>
+      <w:r>
+        <w:t xml:space="preserve">factors, with 150 marker genes per factor and 500 shared background genes. The three factors are exchangeable in this design: the prognostic factor is not generated with lower variance than the other two. The variance-dominant signal excluded from the survival-generating gene set is the shared background block, which loads on every factor, so the factor-specific marker genes that carry survival contribute less of the total expression variation than that block. Because the background genes load on the same latent activities as the markers, their expression remains correlated with the linear predictor;</w:t>
+      </w:r>
+      <w:r>
+        <w:t xml:space="preserve"> </w:t>
+      </w:r>
+      <w:r>
+        <w:t xml:space="preserve">“</w:t>
+      </w:r>
+      <w:r>
+        <w:t xml:space="preserve">background</w:t>
+      </w:r>
+      <w:r>
+        <w:t xml:space="preserve">”</w:t>
+      </w:r>
+      <w:r>
+        <w:t xml:space="preserve"> </w:t>
+      </w:r>
+      <w:r>
+        <w:t xml:space="preserve">here denotes exclusion from the survival-generating gene set, not statistical independence of outcome. The expression matrix actually analyzed was not the noise-free product</w:t>
+      </w:r>
+      <w:r>
+        <w:t xml:space="preserve"> </w:t>
+      </w:r>
+      <m:oMath>
+        <m:r>
+          <m:t>W</m:t>
+        </m:r>
+        <m:r>
+          <m:t>H</m:t>
+        </m:r>
+      </m:oMath>
+      <w:r>
+        <w:t xml:space="preserve">: a per-gene baseline drawn as</w:t>
+      </w:r>
+      <w:r>
+        <w:t xml:space="preserve"> </w:t>
+      </w:r>
+      <m:oMath>
+        <m:r>
+          <m:rPr>
+            <m:sty m:val="p"/>
+            <m:scr m:val="script"/>
+          </m:rPr>
+          <m:t>N</m:t>
+        </m:r>
+        <m:d>
+          <m:dPr>
+            <m:begChr m:val="("/>
+            <m:endChr m:val=")"/>
+            <m:sepChr m:val=""/>
+            <m:grow/>
+          </m:dPr>
           <m:e>
             <m:r>
-              <m:t>β</m:t>
+              <m:t>3</m:t>
+            </m:r>
+            <m:r>
+              <m:rPr>
+                <m:sty m:val="p"/>
+              </m:rPr>
+              <m:t>,</m:t>
+            </m:r>
+            <m:r>
+              <m:t>1</m:t>
             </m:r>
           </m:e>
-          <m:sub>
-            <m:r>
-              <m:t>2</m:t>
-            </m:r>
-          </m:sub>
-        </m:sSub>
+        </m:d>
+      </m:oMath>
+      <w:r>
+        <w:t xml:space="preserve"> </w:t>
+      </w:r>
+      <w:r>
+        <w:t xml:space="preserve">was added to every row, independent Gaussian noise with standard deviation</w:t>
+      </w:r>
+      <w:r>
+        <w:t xml:space="preserve"> </w:t>
+      </w:r>
+      <m:oMath>
+        <m:r>
+          <m:t>0.01</m:t>
+        </m:r>
+      </m:oMath>
+      <w:r>
+        <w:t xml:space="preserve"> </w:t>
+      </w:r>
+      <w:r>
+        <w:t xml:space="preserve">was added to every entry, and negative values were clipped to zero.</w:t>
+      </w:r>
+    </w:p>
+    <w:p>
+      <w:pPr>
+        <w:pStyle w:val="BodyText"/>
+      </w:pPr>
+      <w:r>
+        <w:t xml:space="preserve">Cox regression coefficients were</w:t>
+      </w:r>
+      <w:r>
+        <w:t xml:space="preserve"> </w:t>
+      </w:r>
+      <m:oMath>
+        <m:r>
+          <m:t>β</m:t>
+        </m:r>
         <m:r>
           <m:rPr>
             <m:sty m:val="p"/>
           </m:rPr>
           <m:t>=</m:t>
         </m:r>
-        <m:sSub>
+        <m:sSup>
           <m:e>
-            <m:r>
-              <m:t>β</m:t>
-            </m:r>
+            <m:d>
+              <m:dPr>
+                <m:begChr m:val="("/>
+                <m:endChr m:val=")"/>
+                <m:sepChr m:val=""/>
+                <m:grow/>
+              </m:dPr>
+              <m:e>
+                <m:r>
+                  <m:t>2</m:t>
+                </m:r>
+                <m:r>
+                  <m:rPr>
+                    <m:sty m:val="p"/>
+                  </m:rPr>
+                  <m:t>,</m:t>
+                </m:r>
+                <m:r>
+                  <m:t>0</m:t>
+                </m:r>
+                <m:r>
+                  <m:rPr>
+                    <m:sty m:val="p"/>
+                  </m:rPr>
+                  <m:t>,</m:t>
+                </m:r>
+                <m:r>
+                  <m:t>0</m:t>
+                </m:r>
+              </m:e>
+            </m:d>
           </m:e>
-          <m:sub>
-            <m:r>
-              <m:t>3</m:t>
-            </m:r>
-          </m:sub>
-        </m:sSub>
+          <m:sup>
+            <m:r>
+              <m:rPr>
+                <m:sty m:val="p"/>
+              </m:rPr>
+              <m:t>⊤</m:t>
+            </m:r>
+          </m:sup>
+        </m:sSup>
+      </m:oMath>
+      <w:r>
+        <w:t xml:space="preserve"> </w:t>
+      </w:r>
+      <w:r>
+        <w:t xml:space="preserve">in the prognostic and mixed scenarios and</w:t>
+      </w:r>
+      <w:r>
+        <w:t xml:space="preserve"> </w:t>
+      </w:r>
+      <m:oMath>
+        <m:r>
+          <m:t>β</m:t>
+        </m:r>
         <m:r>
           <m:rPr>
             <m:sty m:val="p"/>
@@ -33468,7 +33973,10 @@
         </m:r>
       </m:oMath>
       <w:r>
-        <w:t xml:space="preserve">, so no prognostic structure existed. In the mixed scenario, 300 genes per column of the survival-generating weight matrix</w:t>
+        <w:t xml:space="preserve"> </w:t>
+      </w:r>
+      <w:r>
+        <w:t xml:space="preserve">in the null scenario, which otherwise used the same baseline hazard parameter and censoring rate as the prognostic scenario. The mixed scenario differs from the prognostic scenario only in its survival gene set, 300 genes per column of the survival-generating weight matrix</w:t>
       </w:r>
       <w:r>
         <w:t xml:space="preserve"> </w:t>
@@ -33491,21 +33999,29 @@
         </m:sSup>
       </m:oMath>
       <w:r>
-        <w:t xml:space="preserve"> </w:t>
-      </w:r>
-      <w:r>
-        <w:t xml:space="preserve">entered the survival gene set, each column carrying 150 factor-specific markers and 150 background genes with loadings shared across all factors, with survival weight placed on factor 1 only (</w:t>
+        <w:t xml:space="preserve">, comprising the 150 markers of that factor and 150 randomly sampled background genes, which creates partial overlap between the prognostic signal and the variance-dominant background.</w:t>
+      </w:r>
+    </w:p>
+    <w:p>
+      <w:pPr>
+        <w:pStyle w:val="BodyText"/>
+      </w:pPr>
+      <w:r>
+        <w:t xml:space="preserve">Survival times were generated from an exponential distribution, from the noise-free expression only. Let</w:t>
+      </w:r>
+      <w:r>
+        <w:t xml:space="preserve"> </w:t>
       </w:r>
       <m:oMath>
         <m:sSub>
           <m:e>
             <m:r>
-              <m:t>β</m:t>
+              <m:t>X</m:t>
             </m:r>
           </m:e>
           <m:sub>
             <m:r>
-              <m:t>1</m:t>
+              <m:t>0</m:t>
             </m:r>
           </m:sub>
         </m:sSub>
@@ -33516,11 +34032,57 @@
           <m:t>=</m:t>
         </m:r>
         <m:r>
-          <m:t>2</m:t>
-        </m:r>
-      </m:oMath>
-      <w:r>
-        <w:t xml:space="preserve">,</w:t>
+          <m:t>W</m:t>
+        </m:r>
+        <m:r>
+          <m:t>H</m:t>
+        </m:r>
+      </m:oMath>
+      <w:r>
+        <w:t xml:space="preserve"> </w:t>
+      </w:r>
+      <w:r>
+        <w:t xml:space="preserve">denote that noise-free matrix and</w:t>
+      </w:r>
+      <w:r>
+        <w:t xml:space="preserve"> </w:t>
+      </w:r>
+      <m:oMath>
+        <m:sSup>
+          <m:e>
+            <m:r>
+              <m:t>W</m:t>
+            </m:r>
+          </m:e>
+          <m:sup>
+            <m:r>
+              <m:rPr>
+                <m:sty m:val="p"/>
+              </m:rPr>
+              <m:t>*</m:t>
+            </m:r>
+          </m:sup>
+        </m:sSup>
+      </m:oMath>
+      <w:r>
+        <w:t xml:space="preserve"> </w:t>
+      </w:r>
+      <w:r>
+        <w:t xml:space="preserve">the survival-generating weight matrix, a masked copy of the column-normalized</w:t>
+      </w:r>
+      <w:r>
+        <w:t xml:space="preserve"> </w:t>
+      </w:r>
+      <m:oMath>
+        <m:r>
+          <m:t>W</m:t>
+        </m:r>
+      </m:oMath>
+      <w:r>
+        <w:t xml:space="preserve"> </w:t>
+      </w:r>
+      <w:r>
+        <w:t xml:space="preserve">that retains, in each column, only the loadings of that factor’s survival-generating genes and is zero elsewhere: the 150 markers of that factor in the prognostic and null scenarios, and 150 markers plus 150 background genes in the mixed scenario. The raw generating scores were</w:t>
       </w:r>
       <w:r>
         <w:t xml:space="preserve"> </w:t>
@@ -33529,12 +34091,16 @@
         <m:sSub>
           <m:e>
             <m:r>
-              <m:t>β</m:t>
+              <m:t>Z</m:t>
             </m:r>
           </m:e>
           <m:sub>
             <m:r>
-              <m:t>2</m:t>
+              <m:rPr>
+                <m:nor/>
+                <m:sty m:val="p"/>
+              </m:rPr>
+              <m:t>raw</m:t>
             </m:r>
           </m:sub>
         </m:sSub>
@@ -33544,37 +34110,147 @@
           </m:rPr>
           <m:t>=</m:t>
         </m:r>
-        <m:sSub>
+        <m:sSubSup>
           <m:e>
             <m:r>
-              <m:t>β</m:t>
+              <m:t>X</m:t>
             </m:r>
           </m:e>
           <m:sub>
             <m:r>
-              <m:t>3</m:t>
+              <m:t>0</m:t>
             </m:r>
           </m:sub>
-        </m:sSub>
+          <m:sup>
+            <m:r>
+              <m:rPr>
+                <m:sty m:val="p"/>
+              </m:rPr>
+              <m:t>⊤</m:t>
+            </m:r>
+          </m:sup>
+        </m:sSubSup>
+        <m:sSup>
+          <m:e>
+            <m:r>
+              <m:t>W</m:t>
+            </m:r>
+          </m:e>
+          <m:sup>
+            <m:r>
+              <m:rPr>
+                <m:sty m:val="p"/>
+              </m:rPr>
+              <m:t>*</m:t>
+            </m:r>
+          </m:sup>
+        </m:sSup>
+        <m:r>
+          <m:rPr>
+            <m:sty m:val="p"/>
+          </m:rPr>
+          <m:t>∈</m:t>
+        </m:r>
+        <m:sSup>
+          <m:e>
+            <m:r>
+              <m:rPr>
+                <m:sty m:val="p"/>
+                <m:scr m:val="double-struck"/>
+              </m:rPr>
+              <m:t>R</m:t>
+            </m:r>
+          </m:e>
+          <m:sup>
+            <m:r>
+              <m:t>n</m:t>
+            </m:r>
+            <m:r>
+              <m:rPr>
+                <m:sty m:val="p"/>
+              </m:rPr>
+              <m:t>×</m:t>
+            </m:r>
+            <m:r>
+              <m:t>k</m:t>
+            </m:r>
+          </m:sup>
+        </m:sSup>
+      </m:oMath>
+      <w:r>
+        <w:t xml:space="preserve">, written here as the transpose of the main-text model convention</w:t>
+      </w:r>
+      <w:r>
+        <w:t xml:space="preserve"> </w:t>
+      </w:r>
+      <m:oMath>
+        <m:r>
+          <m:t>Z</m:t>
+        </m:r>
         <m:r>
           <m:rPr>
             <m:sty m:val="p"/>
           </m:rPr>
           <m:t>=</m:t>
         </m:r>
-        <m:r>
-          <m:t>0</m:t>
-        </m:r>
-      </m:oMath>
-      <w:r>
-        <w:t xml:space="preserve">). All scenarios used</w:t>
-      </w:r>
-      <w:r>
-        <w:t xml:space="preserve"> </w:t>
-      </w:r>
-      <m:oMath>
-        <m:r>
-          <m:t>p</m:t>
+        <m:sSup>
+          <m:e>
+            <m:r>
+              <m:t>W</m:t>
+            </m:r>
+          </m:e>
+          <m:sup>
+            <m:r>
+              <m:rPr>
+                <m:sty m:val="p"/>
+              </m:rPr>
+              <m:t>⊤</m:t>
+            </m:r>
+          </m:sup>
+        </m:sSup>
+        <m:r>
+          <m:t>X</m:t>
+        </m:r>
+      </m:oMath>
+      <w:r>
+        <w:t xml:space="preserve"> </w:t>
+      </w:r>
+      <w:r>
+        <w:t xml:space="preserve">so that rows index samples, and</w:t>
+      </w:r>
+      <w:r>
+        <w:t xml:space="preserve"> </w:t>
+      </w:r>
+      <m:oMath>
+        <m:sSub>
+          <m:e>
+            <m:r>
+              <m:t>Z</m:t>
+            </m:r>
+          </m:e>
+          <m:sub>
+            <m:r>
+              <m:rPr>
+                <m:nor/>
+                <m:sty m:val="p"/>
+              </m:rPr>
+              <m:t>true</m:t>
+            </m:r>
+          </m:sub>
+        </m:sSub>
+      </m:oMath>
+      <w:r>
+        <w:t xml:space="preserve"> </w:t>
+      </w:r>
+      <w:r>
+        <w:t xml:space="preserve">denotes their column-wise standardization across all</w:t>
+      </w:r>
+      <w:r>
+        <w:t xml:space="preserve"> </w:t>
+      </w:r>
+      <m:oMath>
+        <m:r>
+          <m:t>n</m:t>
         </m:r>
         <m:r>
           <m:rPr>
@@ -33583,6 +34259,554 @@
           <m:t>=</m:t>
         </m:r>
         <m:r>
+          <m:t>200</m:t>
+        </m:r>
+      </m:oMath>
+      <w:r>
+        <w:t xml:space="preserve"> </w:t>
+      </w:r>
+      <w:r>
+        <w:t xml:space="preserve">samples, applied before the 70/30 train/test split; the linear predictor was</w:t>
+      </w:r>
+      <w:r>
+        <w:t xml:space="preserve"> </w:t>
+      </w:r>
+      <m:oMath>
+        <m:r>
+          <m:t>η</m:t>
+        </m:r>
+        <m:r>
+          <m:rPr>
+            <m:sty m:val="p"/>
+          </m:rPr>
+          <m:t>=</m:t>
+        </m:r>
+        <m:sSub>
+          <m:e>
+            <m:r>
+              <m:t>Z</m:t>
+            </m:r>
+          </m:e>
+          <m:sub>
+            <m:r>
+              <m:rPr>
+                <m:nor/>
+                <m:sty m:val="p"/>
+              </m:rPr>
+              <m:t>true</m:t>
+            </m:r>
+          </m:sub>
+        </m:sSub>
+        <m:r>
+          <m:t>β</m:t>
+        </m:r>
+      </m:oMath>
+      <w:r>
+        <w:t xml:space="preserve">, so with</w:t>
+      </w:r>
+      <w:r>
+        <w:t xml:space="preserve"> </w:t>
+      </w:r>
+      <m:oMath>
+        <m:r>
+          <m:t>β</m:t>
+        </m:r>
+        <m:r>
+          <m:rPr>
+            <m:sty m:val="p"/>
+          </m:rPr>
+          <m:t>=</m:t>
+        </m:r>
+        <m:sSup>
+          <m:e>
+            <m:d>
+              <m:dPr>
+                <m:begChr m:val="("/>
+                <m:endChr m:val=")"/>
+                <m:sepChr m:val=""/>
+                <m:grow/>
+              </m:dPr>
+              <m:e>
+                <m:r>
+                  <m:t>2</m:t>
+                </m:r>
+                <m:r>
+                  <m:rPr>
+                    <m:sty m:val="p"/>
+                  </m:rPr>
+                  <m:t>,</m:t>
+                </m:r>
+                <m:r>
+                  <m:t>0</m:t>
+                </m:r>
+                <m:r>
+                  <m:rPr>
+                    <m:sty m:val="p"/>
+                  </m:rPr>
+                  <m:t>,</m:t>
+                </m:r>
+                <m:r>
+                  <m:t>0</m:t>
+                </m:r>
+              </m:e>
+            </m:d>
+          </m:e>
+          <m:sup>
+            <m:r>
+              <m:rPr>
+                <m:sty m:val="p"/>
+              </m:rPr>
+              <m:t>⊤</m:t>
+            </m:r>
+          </m:sup>
+        </m:sSup>
+      </m:oMath>
+      <w:r>
+        <w:t xml:space="preserve"> </w:t>
+      </w:r>
+      <w:r>
+        <w:t xml:space="preserve">only factor 1 contributes; event times were drawn as</w:t>
+      </w:r>
+      <w:r>
+        <w:t xml:space="preserve"> </w:t>
+      </w:r>
+      <m:oMath>
+        <m:r>
+          <m:t>T</m:t>
+        </m:r>
+        <m:r>
+          <m:rPr>
+            <m:sty m:val="p"/>
+          </m:rPr>
+          <m:t>∼</m:t>
+        </m:r>
+        <m:r>
+          <m:rPr>
+            <m:nor/>
+            <m:sty m:val="p"/>
+          </m:rPr>
+          <m:t>Exponential</m:t>
+        </m:r>
+        <m:d>
+          <m:dPr>
+            <m:begChr m:val="("/>
+            <m:endChr m:val=")"/>
+            <m:sepChr m:val=""/>
+            <m:grow/>
+          </m:dPr>
+          <m:e>
+            <m:sSub>
+              <m:e>
+                <m:r>
+                  <m:t>λ</m:t>
+                </m:r>
+              </m:e>
+              <m:sub>
+                <m:r>
+                  <m:t>0</m:t>
+                </m:r>
+              </m:sub>
+            </m:sSub>
+            <m:sSup>
+              <m:e>
+                <m:r>
+                  <m:t>e</m:t>
+                </m:r>
+              </m:e>
+              <m:sup>
+                <m:r>
+                  <m:t>η</m:t>
+                </m:r>
+              </m:sup>
+            </m:sSup>
+          </m:e>
+        </m:d>
+      </m:oMath>
+      <w:r>
+        <w:t xml:space="preserve"> </w:t>
+      </w:r>
+      <w:r>
+        <w:t xml:space="preserve">with</w:t>
+      </w:r>
+      <w:r>
+        <w:t xml:space="preserve"> </w:t>
+      </w:r>
+      <m:oMath>
+        <m:sSub>
+          <m:e>
+            <m:r>
+              <m:t>λ</m:t>
+            </m:r>
+          </m:e>
+          <m:sub>
+            <m:r>
+              <m:t>0</m:t>
+            </m:r>
+          </m:sub>
+        </m:sSub>
+        <m:r>
+          <m:rPr>
+            <m:sty m:val="p"/>
+          </m:rPr>
+          <m:t>=</m:t>
+        </m:r>
+        <m:r>
+          <m:t>0.05</m:t>
+        </m:r>
+      </m:oMath>
+      <w:r>
+        <w:t xml:space="preserve">, and censoring times independently as</w:t>
+      </w:r>
+      <w:r>
+        <w:t xml:space="preserve"> </w:t>
+      </w:r>
+      <m:oMath>
+        <m:r>
+          <m:rPr>
+            <m:nor/>
+            <m:sty m:val="p"/>
+          </m:rPr>
+          <m:t>Exponential</m:t>
+        </m:r>
+        <m:d>
+          <m:dPr>
+            <m:begChr m:val="("/>
+            <m:endChr m:val=")"/>
+            <m:sepChr m:val=""/>
+            <m:grow/>
+          </m:dPr>
+          <m:e>
+            <m:r>
+              <m:t>0.02</m:t>
+            </m:r>
+          </m:e>
+        </m:d>
+      </m:oMath>
+      <w:r>
+        <w:t xml:space="preserve">. Each scenario comprised 100 replicates, each with a held-out test split.</w:t>
+      </w:r>
+    </w:p>
+    <w:p>
+      <w:pPr>
+        <w:pStyle w:val="BodyText"/>
+      </w:pPr>
+      <w:r>
+        <w:t xml:space="preserve">Recovery of the prognostic gene set was summarized by matched-factor precision, defined in the main-text Methods, and by global marker recall, defined below in Simulation results under null and mixed scenarios. The ground-truth target against which both are scored is scenario-specific. In the prognostic scenario the target comprised the 150 factor-specific marker genes driving survival (</w:t>
+      </w:r>
+      <m:oMath>
+        <m:r>
+          <m:t>β</m:t>
+        </m:r>
+        <m:r>
+          <m:rPr>
+            <m:sty m:val="p"/>
+          </m:rPr>
+          <m:t>=</m:t>
+        </m:r>
+        <m:d>
+          <m:dPr>
+            <m:begChr m:val="("/>
+            <m:endChr m:val=")"/>
+            <m:sepChr m:val=""/>
+            <m:grow/>
+          </m:dPr>
+          <m:e>
+            <m:r>
+              <m:t>2</m:t>
+            </m:r>
+            <m:r>
+              <m:rPr>
+                <m:sty m:val="p"/>
+              </m:rPr>
+              <m:t>,</m:t>
+            </m:r>
+            <m:r>
+              <m:t>0</m:t>
+            </m:r>
+            <m:r>
+              <m:rPr>
+                <m:sty m:val="p"/>
+              </m:rPr>
+              <m:t>,</m:t>
+            </m:r>
+            <m:r>
+              <m:t>0</m:t>
+            </m:r>
+          </m:e>
+        </m:d>
+      </m:oMath>
+      <w:r>
+        <w:t xml:space="preserve">); in the mixed scenario, marker-only and full survival-gene definitions of the target were evaluated separately.</w:t>
+      </w:r>
+    </w:p>
+    <w:bookmarkEnd w:id="57"/>
+    <w:bookmarkStart w:id="61" w:name="Xa656e561b251301228bdad7d1c71d379544158a"/>
+    <w:p>
+      <w:pPr>
+        <w:pStyle w:val="Heading1"/>
+      </w:pPr>
+      <w:r>
+        <w:t xml:space="preserve">Simulation results under null and mixed scenarios</w:t>
+      </w:r>
+    </w:p>
+    <w:p>
+      <w:pPr>
+        <w:pStyle w:val="FirstParagraph"/>
+      </w:pPr>
+      <w:r>
+        <w:t xml:space="preserve">To characterize the operating characteristics of DeSurv across different signal regimes, we evaluated performance under three simulation scenarios. In the prognostic scenario (main text Fig. [fig:sim]), the factor-specific survival signal contributed relatively little transcriptomic variation compared with the shared background signal excluded from the survival-generating gene set, and the specified survival-generating gene set comprised 150 factor-specific marker genes (</w:t>
+      </w:r>
+      <m:oMath>
+        <m:sSub>
+          <m:e>
+            <m:r>
+              <m:t>β</m:t>
+            </m:r>
+          </m:e>
+          <m:sub>
+            <m:r>
+              <m:t>1</m:t>
+            </m:r>
+          </m:sub>
+        </m:sSub>
+        <m:r>
+          <m:rPr>
+            <m:sty m:val="p"/>
+          </m:rPr>
+          <m:t>=</m:t>
+        </m:r>
+        <m:r>
+          <m:t>2</m:t>
+        </m:r>
+      </m:oMath>
+      <w:r>
+        <w:t xml:space="preserve">,</w:t>
+      </w:r>
+      <w:r>
+        <w:t xml:space="preserve"> </w:t>
+      </w:r>
+      <m:oMath>
+        <m:sSub>
+          <m:e>
+            <m:r>
+              <m:t>β</m:t>
+            </m:r>
+          </m:e>
+          <m:sub>
+            <m:r>
+              <m:t>2</m:t>
+            </m:r>
+          </m:sub>
+        </m:sSub>
+        <m:r>
+          <m:rPr>
+            <m:sty m:val="p"/>
+          </m:rPr>
+          <m:t>=</m:t>
+        </m:r>
+        <m:sSub>
+          <m:e>
+            <m:r>
+              <m:t>β</m:t>
+            </m:r>
+          </m:e>
+          <m:sub>
+            <m:r>
+              <m:t>3</m:t>
+            </m:r>
+          </m:sub>
+        </m:sSub>
+        <m:r>
+          <m:rPr>
+            <m:sty m:val="p"/>
+          </m:rPr>
+          <m:t>=</m:t>
+        </m:r>
+        <m:r>
+          <m:t>0</m:t>
+        </m:r>
+      </m:oMath>
+      <w:r>
+        <w:t xml:space="preserve">). In the null scenario, survival times were generated independently of gene expression, with generating coefficients</w:t>
+      </w:r>
+      <w:r>
+        <w:t xml:space="preserve"> </w:t>
+      </w:r>
+      <m:oMath>
+        <m:sSub>
+          <m:e>
+            <m:r>
+              <m:t>β</m:t>
+            </m:r>
+          </m:e>
+          <m:sub>
+            <m:r>
+              <m:t>1</m:t>
+            </m:r>
+          </m:sub>
+        </m:sSub>
+        <m:r>
+          <m:rPr>
+            <m:sty m:val="p"/>
+          </m:rPr>
+          <m:t>=</m:t>
+        </m:r>
+        <m:sSub>
+          <m:e>
+            <m:r>
+              <m:t>β</m:t>
+            </m:r>
+          </m:e>
+          <m:sub>
+            <m:r>
+              <m:t>2</m:t>
+            </m:r>
+          </m:sub>
+        </m:sSub>
+        <m:r>
+          <m:rPr>
+            <m:sty m:val="p"/>
+          </m:rPr>
+          <m:t>=</m:t>
+        </m:r>
+        <m:sSub>
+          <m:e>
+            <m:r>
+              <m:t>β</m:t>
+            </m:r>
+          </m:e>
+          <m:sub>
+            <m:r>
+              <m:t>3</m:t>
+            </m:r>
+          </m:sub>
+        </m:sSub>
+        <m:r>
+          <m:rPr>
+            <m:sty m:val="p"/>
+          </m:rPr>
+          <m:t>=</m:t>
+        </m:r>
+        <m:r>
+          <m:t>0</m:t>
+        </m:r>
+      </m:oMath>
+      <w:r>
+        <w:t xml:space="preserve">, so no prognostic structure existed. In the mixed scenario, 300 genes per column of the survival-generating weight matrix</w:t>
+      </w:r>
+      <w:r>
+        <w:t xml:space="preserve"> </w:t>
+      </w:r>
+      <m:oMath>
+        <m:sSup>
+          <m:e>
+            <m:r>
+              <m:t>W</m:t>
+            </m:r>
+          </m:e>
+          <m:sup>
+            <m:r>
+              <m:rPr>
+                <m:sty m:val="p"/>
+              </m:rPr>
+              <m:t>*</m:t>
+            </m:r>
+          </m:sup>
+        </m:sSup>
+      </m:oMath>
+      <w:r>
+        <w:t xml:space="preserve"> </w:t>
+      </w:r>
+      <w:r>
+        <w:t xml:space="preserve">entered the survival gene set, each column carrying 150 factor-specific markers and 150 background genes with loadings shared across all factors, with survival weight placed on factor 1 only (</w:t>
+      </w:r>
+      <m:oMath>
+        <m:sSub>
+          <m:e>
+            <m:r>
+              <m:t>β</m:t>
+            </m:r>
+          </m:e>
+          <m:sub>
+            <m:r>
+              <m:t>1</m:t>
+            </m:r>
+          </m:sub>
+        </m:sSub>
+        <m:r>
+          <m:rPr>
+            <m:sty m:val="p"/>
+          </m:rPr>
+          <m:t>=</m:t>
+        </m:r>
+        <m:r>
+          <m:t>2</m:t>
+        </m:r>
+      </m:oMath>
+      <w:r>
+        <w:t xml:space="preserve">,</w:t>
+      </w:r>
+      <w:r>
+        <w:t xml:space="preserve"> </w:t>
+      </w:r>
+      <m:oMath>
+        <m:sSub>
+          <m:e>
+            <m:r>
+              <m:t>β</m:t>
+            </m:r>
+          </m:e>
+          <m:sub>
+            <m:r>
+              <m:t>2</m:t>
+            </m:r>
+          </m:sub>
+        </m:sSub>
+        <m:r>
+          <m:rPr>
+            <m:sty m:val="p"/>
+          </m:rPr>
+          <m:t>=</m:t>
+        </m:r>
+        <m:sSub>
+          <m:e>
+            <m:r>
+              <m:t>β</m:t>
+            </m:r>
+          </m:e>
+          <m:sub>
+            <m:r>
+              <m:t>3</m:t>
+            </m:r>
+          </m:sub>
+        </m:sSub>
+        <m:r>
+          <m:rPr>
+            <m:sty m:val="p"/>
+          </m:rPr>
+          <m:t>=</m:t>
+        </m:r>
+        <m:r>
+          <m:t>0</m:t>
+        </m:r>
+      </m:oMath>
+      <w:r>
+        <w:t xml:space="preserve">). All scenarios used</w:t>
+      </w:r>
+      <w:r>
+        <w:t xml:space="preserve"> </w:t>
+      </w:r>
+      <m:oMath>
+        <m:r>
+          <m:t>p</m:t>
+        </m:r>
+        <m:r>
+          <m:rPr>
+            <m:sty m:val="p"/>
+          </m:rPr>
+          <m:t>=</m:t>
+        </m:r>
+        <m:r>
           <m:t>3</m:t>
         </m:r>
         <m:r>
@@ -33675,7 +34899,7 @@
         <w:t xml:space="preserve"> </w:t>
       </w:r>
       <w:r>
-        <w:t xml:space="preserve">(see Methods). In every scenario the generating scores are formed from the noise-free expression matrix</w:t>
+        <w:t xml:space="preserve">(Simulation design and data generation). In every scenario the generating scores are formed from the noise-free expression matrix</w:t>
       </w:r>
       <w:r>
         <w:t xml:space="preserve"> </w:t>
@@ -34018,18 +35242,18 @@
           <wp:inline>
             <wp:extent cx="5334000" cy="5719186"/>
             <wp:effectExtent b="0" l="0" r="0" t="0"/>
-            <wp:docPr descr="" title="" id="58" name="Picture"/>
+            <wp:docPr descr="" title="" id="59" name="Picture"/>
             <a:graphic>
               <a:graphicData uri="http://schemas.openxmlformats.org/drawingml/2006/picture">
                 <pic:pic>
                   <pic:nvPicPr>
-                    <pic:cNvPr descr=".docx_media/figures_fig_sim_null_mixed_1.png" id="59" name="Picture"/>
+                    <pic:cNvPr descr=".docx_media/figures_fig_sim_null_mixed_1.png" id="60" name="Picture"/>
                     <pic:cNvPicPr>
                       <a:picLocks noChangeArrowheads="1" noChangeAspect="1"/>
                     </pic:cNvPicPr>
                   </pic:nvPicPr>
                   <pic:blipFill>
-                    <a:blip r:embed="rId57"/>
+                    <a:blip r:embed="rId58"/>
                     <a:stretch>
                       <a:fillRect/>
                     </a:stretch>
@@ -34185,8 +35409,8 @@
         <w:t xml:space="preserve">); both Bayesian-optimized.</w:t>
       </w:r>
     </w:p>
-    <w:bookmarkEnd w:id="60"/>
-    <w:bookmarkStart w:id="64" w:name="X680e376122d014d3f7c1287c73305ede05e677a"/>
+    <w:bookmarkEnd w:id="61"/>
+    <w:bookmarkStart w:id="65" w:name="X680e376122d014d3f7c1287c73305ede05e677a"/>
     <w:p>
       <w:pPr>
         <w:pStyle w:val="Heading1"/>
@@ -35041,18 +36265,18 @@
           <wp:inline>
             <wp:extent cx="5334000" cy="5244713"/>
             <wp:effectExtent b="0" l="0" r="0" t="0"/>
-            <wp:docPr descr="" title="" id="62" name="Picture"/>
+            <wp:docPr descr="" title="" id="63" name="Picture"/>
             <a:graphic>
               <a:graphicData uri="http://schemas.openxmlformats.org/drawingml/2006/picture">
                 <pic:pic>
                   <pic:nvPicPr>
-                    <pic:cNvPr descr=".docx_media/figures_fig_cindex_by_k_1.png" id="63" name="Picture"/>
+                    <pic:cNvPr descr=".docx_media/figures_fig_cindex_by_k_1.png" id="64" name="Picture"/>
                     <pic:cNvPicPr>
                       <a:picLocks noChangeArrowheads="1" noChangeAspect="1"/>
                     </pic:cNvPicPr>
                   </pic:nvPicPr>
                   <pic:blipFill>
-                    <a:blip r:embed="rId61"/>
+                    <a:blip r:embed="rId62"/>
                     <a:stretch>
                       <a:fillRect/>
                     </a:stretch>
@@ -35413,8 +36637,8 @@
         <w:t xml:space="preserve">).</w:t>
       </w:r>
     </w:p>
-    <w:bookmarkEnd w:id="64"/>
-    <w:bookmarkStart w:id="68" w:name="standard-nmf-rank-selection-heuristics"/>
+    <w:bookmarkEnd w:id="65"/>
+    <w:bookmarkStart w:id="69" w:name="standard-nmf-rank-selection-heuristics"/>
     <w:p>
       <w:pPr>
         <w:pStyle w:val="Heading1"/>
@@ -35462,7 +36686,7 @@
         </m:r>
       </m:oMath>
       <w:r>
-        <w:t xml:space="preserve">, which is the rank used for the elbow-selected Lee NMF comparator in Table [tab:tab-cindex-comparison]. Cophenetic correlation fluctuated without a distinct transition point (Fig. [fig:nmf-diagnostics]b). Mean silhouette width favored very low ranks that conflicted with other criteria (Fig. [fig:nmf-diagnostics]c). These inconsistencies illustrate the ambiguity of rank selection under unsupervised criteria in this dataset; the main text selects rank on cross-validated prognostic performance.</w:t>
+        <w:t xml:space="preserve">, which is the rank used for the elbow-selected standard NMF comparator in Table [tab:tab-cindex-comparison]. Cophenetic correlation fluctuated without a distinct transition point (Fig. [fig:nmf-diagnostics]b). Mean silhouette width favored very low ranks that conflicted with other criteria (Fig. [fig:nmf-diagnostics]c). These inconsistencies illustrate the ambiguity of rank selection under unsupervised criteria in this dataset; the main text selects rank on cross-validated prognostic performance.</w:t>
       </w:r>
     </w:p>
     <w:p>
@@ -35474,18 +36698,18 @@
           <wp:inline>
             <wp:extent cx="5334000" cy="2979786"/>
             <wp:effectExtent b="0" l="0" r="0" t="0"/>
-            <wp:docPr descr="" title="" id="66" name="Picture"/>
+            <wp:docPr descr="" title="" id="67" name="Picture"/>
             <a:graphic>
               <a:graphicData uri="http://schemas.openxmlformats.org/drawingml/2006/picture">
                 <pic:pic>
                   <pic:nvPicPr>
-                    <pic:cNvPr descr=".docx_media/figures_fig_nmf_diagnostics_1.png" id="67" name="Picture"/>
+                    <pic:cNvPr descr=".docx_media/figures_fig_nmf_diagnostics_1.png" id="68" name="Picture"/>
                     <pic:cNvPicPr>
                       <a:picLocks noChangeArrowheads="1" noChangeAspect="1"/>
                     </pic:cNvPicPr>
                   </pic:nvPicPr>
                   <pic:blipFill>
-                    <a:blip r:embed="rId65"/>
+                    <a:blip r:embed="rId66"/>
                     <a:stretch>
                       <a:fillRect/>
                     </a:stretch>
@@ -35581,8 +36805,8 @@
         <w:t xml:space="preserve">. These criteria yield inconsistent guidance, illustrating the ambiguity of rank selection under unsupervised criteria; the main text selects rank on cross-validated prognostic performance.</w:t>
       </w:r>
     </w:p>
-    <w:bookmarkEnd w:id="68"/>
-    <w:bookmarkStart w:id="78" w:name="X4dda6bee917749c7c18e0c1a7409d8a52d8a569"/>
+    <w:bookmarkEnd w:id="69"/>
+    <w:bookmarkStart w:id="79" w:name="X4dda6bee917749c7c18e0c1a7409d8a52d8a569"/>
     <w:p>
       <w:pPr>
         <w:pStyle w:val="Heading1"/>
@@ -35613,7 +36837,7 @@
         <w:pStyle w:val="FirstParagraph"/>
       </w:pPr>
       <w:r>
-        <w:t xml:space="preserve">Throughout the main text, both DeSurv and Lee NMF were fit at the same rank (</w:t>
+        <w:t xml:space="preserve">Throughout the main text, both DeSurv and standard NMF were fit at the same rank (</w:t>
       </w:r>
       <m:oMath>
         <m:r>
@@ -35808,18 +37032,18 @@
           <wp:inline>
             <wp:extent cx="5070485" cy="4214191"/>
             <wp:effectExtent b="0" l="0" r="0" t="0"/>
-            <wp:docPr descr="Gene-program correspondence for the rank-optimized unsupervised control (k = 7, BO-selected rank at \alpha = 0), computed with the same Spearman-correlation analysis and reference programs as main-text Fig. 2a,b (top 50 genes per factor; reference programs with $ ho &gt; 0.2$ for at least one factor are shown). Compared with the matched-rank k = 3 solution, the k = 7 solution shows broader correspondence to established PDAC programs, with some programs represented by more than one factor. Supplementary Fig. [fig:fig-rpm] quantifies the accompanying changes in coverage and multiplicity." title="" id="70" name="Picture"/>
+            <wp:docPr descr="Gene-program correspondence for the rank-optimized unsupervised control (k = 7, BO-selected rank at \alpha = 0), computed with the same Spearman-correlation analysis and reference programs as main-text Fig. 2a,b (top 50 genes per factor; reference programs with $ ho &gt; 0.2$ for at least one factor are shown). Compared with the matched-rank k = 3 solution, the k = 7 solution shows broader correspondence to established PDAC programs, with some programs represented by more than one factor. Supplementary Fig. [fig:fig-rpm] quantifies the accompanying changes in coverage and multiplicity." title="" id="71" name="Picture"/>
             <a:graphic>
               <a:graphicData uri="http://schemas.openxmlformats.org/drawingml/2006/picture">
                 <pic:pic>
                   <pic:nvPicPr>
-                    <pic:cNvPr descr="figures/fig-nmf-k7-heatmap-1.png" id="71" name="Picture"/>
+                    <pic:cNvPr descr="figures/fig-nmf-k7-heatmap-1.png" id="72" name="Picture"/>
                     <pic:cNvPicPr>
                       <a:picLocks noChangeArrowheads="1" noChangeAspect="1"/>
                     </pic:cNvPicPr>
                   </pic:nvPicPr>
                   <pic:blipFill>
-                    <a:blip r:embed="rId69"/>
+                    <a:blip r:embed="rId70"/>
                     <a:stretch>
                       <a:fillRect/>
                     </a:stretch>
@@ -35943,7 +37167,7 @@
         <w:t xml:space="preserve">solution shows broader correspondence to established PDAC programs, with some programs represented by more than one factor. Supplementary Fig. [fig:fig-rpm] quantifies the accompanying changes in coverage and multiplicity.</w:t>
       </w:r>
     </w:p>
-    <w:bookmarkStart w:id="75" w:name="X8d63477c1765a3ab1bb7b6ce3d8970cbbc5fb88"/>
+    <w:bookmarkStart w:id="76" w:name="X8d63477c1765a3ab1bb7b6ce3d8970cbbc5fb88"/>
     <w:p>
       <w:pPr>
         <w:pStyle w:val="Heading2"/>
@@ -36580,18 +37804,18 @@
           <wp:inline>
             <wp:extent cx="5334000" cy="7111999"/>
             <wp:effectExtent b="0" l="0" r="0" t="0"/>
-            <wp:docPr descr="" title="" id="73" name="Picture"/>
+            <wp:docPr descr="" title="" id="74" name="Picture"/>
             <a:graphic>
               <a:graphicData uri="http://schemas.openxmlformats.org/drawingml/2006/picture">
                 <pic:pic>
                   <pic:nvPicPr>
-                    <pic:cNvPr descr=".docx_media/figures_fig_reference_program_multiplicity.png" id="74" name="Picture"/>
+                    <pic:cNvPr descr=".docx_media/figures_fig_reference_program_multiplicity.png" id="75" name="Picture"/>
                     <pic:cNvPicPr>
                       <a:picLocks noChangeArrowheads="1" noChangeAspect="1"/>
                     </pic:cNvPicPr>
                   </pic:nvPicPr>
                   <pic:blipFill>
-                    <a:blip r:embed="rId72"/>
+                    <a:blip r:embed="rId73"/>
                     <a:stretch>
                       <a:fillRect/>
                     </a:stretch>
@@ -36975,7 +38199,7 @@
               <w:jc w:val="left"/>
             </w:pPr>
             <w:r>
-              <w:t xml:space="preserve">Lee NMF (</w:t>
+              <w:t xml:space="preserve">standard NMF (</w:t>
             </w:r>
             <m:oMath>
               <m:r>
@@ -37053,7 +38277,7 @@
               <w:jc w:val="left"/>
             </w:pPr>
             <w:r>
-              <w:t xml:space="preserve">Lee NMF (</w:t>
+              <w:t xml:space="preserve">standard NMF (</w:t>
             </w:r>
             <m:oMath>
               <m:r>
@@ -37525,7 +38749,7 @@
           <w:iCs/>
           <w:i/>
         </w:rPr>
-        <w:t xml:space="preserve">) is compared with Lee NMF at matched rank (</w:t>
+        <w:t xml:space="preserve">) is compared with standard NMF at matched rank (</w:t>
       </w:r>
       <m:oMath>
         <m:r>
@@ -37665,7 +38889,7 @@
           <w:iCs/>
           <w:i/>
         </w:rPr>
-        <w:t xml:space="preserve">). The unsupervised columns are not all produced by one implementation: the two Lee NMF columns are</w:t>
+        <w:t xml:space="preserve">). The unsupervised columns are not all produced by one implementation: the two standard NMF columns are</w:t>
       </w:r>
       <w:r>
         <w:rPr>
@@ -37750,7 +38974,7 @@
           <w:iCs/>
           <w:i/>
         </w:rPr>
-        <w:t xml:space="preserve">. It does not improve on</w:t>
+        <w:t xml:space="preserve">. Its external discrimination is no better than that of</w:t>
       </w:r>
       <w:r>
         <w:rPr>
@@ -37779,7 +39003,7 @@
           <w:iCs/>
           <w:i/>
         </w:rPr>
-        <w:t xml:space="preserve">at the same rank. Higher values indicate better discrimination. Every method was scored on the union of its own factors’ top-</w:t>
+        <w:t xml:space="preserve">at the same rank, a comparison made across the two implementations described here. Higher values indicate better discrimination. Every method was scored on the union of its own factors’ top-</w:t>
       </w:r>
       <m:oMath>
         <m:sSub>
@@ -38348,8 +39572,8 @@
         <w:t xml:space="preserve">Cohort-specific external-validation estimates for the frozen DeSurv linear predictor, on the de-duplicated patient-level table (570 unique patients, 388 deaths; PACA-AU represented once, RNA-seq retained). Hazard ratios are per standard deviation of the linear predictor computed within that cohort, the convention used for the interaction test, so they are not comparable to the pooled-standard-deviation hazard ratio in main-text Table [tab:hr-adjusted]. C-index confidence intervals are percentile intervals from 1000 stratified bootstrap replicates (seed 1) resampling within cohort; the combined C-index is the event-weighted mean of the four cohort values.</w:t>
       </w:r>
     </w:p>
-    <w:bookmarkEnd w:id="75"/>
-    <w:bookmarkStart w:id="76" w:name="X963ec26f3903600f41332d8e5f3729b562d7f7d"/>
+    <w:bookmarkEnd w:id="76"/>
+    <w:bookmarkStart w:id="77" w:name="X963ec26f3903600f41332d8e5f3729b562d7f7d"/>
     <w:p>
       <w:pPr>
         <w:pStyle w:val="Heading2"/>
@@ -38617,8 +39841,8 @@
         <w:t xml:space="preserve">classification; the underlying gene sets are the single-cell-derived ones.</w:t>
       </w:r>
     </w:p>
-    <w:bookmarkEnd w:id="76"/>
-    <w:bookmarkStart w:id="77" w:name="X6f729c35316c2e7930773018bbceb9e5a443d40"/>
+    <w:bookmarkEnd w:id="77"/>
+    <w:bookmarkStart w:id="78" w:name="X6f729c35316c2e7930773018bbceb9e5a443d40"/>
     <w:p>
       <w:pPr>
         <w:pStyle w:val="Heading2"/>
@@ -39506,7 +40730,7 @@
         <w:pStyle w:val="BodyText"/>
       </w:pPr>
       <w:r>
-        <w:t xml:space="preserve">Lee NMF at elbow-selected</w:t>
+        <w:t xml:space="preserve">standard NMF at elbow-selected</w:t>
       </w:r>
       <w:r>
         <w:t xml:space="preserve"> </w:t>
@@ -39552,7 +40776,7 @@
         <w:t xml:space="preserve"> </w:t>
       </w:r>
       <w:r>
-        <w:t xml:space="preserve">both substantially improve over Lee NMF at</w:t>
+        <w:t xml:space="preserve">both substantially improve over standard NMF at</w:t>
       </w:r>
       <w:r>
         <w:t xml:space="preserve"> </w:t>
@@ -39667,9 +40891,9 @@
         <w:t xml:space="preserve">search came within one standard error of its best configuration (which had rank 11), not a general minimum rank for unsupervised recovery of comparable prognostic information.</w:t>
       </w:r>
     </w:p>
-    <w:bookmarkEnd w:id="77"/>
     <w:bookmarkEnd w:id="78"/>
-    <w:bookmarkStart w:id="79" w:name="Xdd472bc821fe0f6c222341637be91ad6e9ddaaf"/>
+    <w:bookmarkEnd w:id="79"/>
+    <w:bookmarkStart w:id="80" w:name="Xdd472bc821fe0f6c222341637be91ad6e9ddaaf"/>
     <w:p>
       <w:pPr>
         <w:pStyle w:val="Heading1"/>
@@ -50372,8 +51596,8 @@
         <w:t xml:space="preserve">.</w:t>
       </w:r>
     </w:p>
-    <w:bookmarkEnd w:id="79"/>
-    <w:bookmarkStart w:id="83" w:name="Xefc23c928fe1fa68013ac6058f366bd43ddb2b7"/>
+    <w:bookmarkEnd w:id="80"/>
+    <w:bookmarkStart w:id="84" w:name="Xefc23c928fe1fa68013ac6058f366bd43ddb2b7"/>
     <w:p>
       <w:pPr>
         <w:pStyle w:val="Heading1"/>
@@ -50469,6 +51693,14 @@
         <w:pStyle w:val="BodyText"/>
       </w:pPr>
       <w:r>
+        <w:t xml:space="preserve">Projection used the frozen union support without any retraining. Expression was rank transformed within sample over the genes each cohort shares with the trained gene-program namespace; support genes absent from a cohort were omitted from that cohort’s projection rather than imputed (805 of the support genes were measured in the COMPASS data), and the resulting program scores were standardized within each treated cohort before analysis. Because the omission rule drops rather than imputes missing support genes, a projected score is comparable within a treated cohort but not on the same absolute scale as the training-cohort score.</w:t>
+      </w:r>
+    </w:p>
+    <w:p>
+      <w:pPr>
+        <w:pStyle w:val="BodyText"/>
+      </w:pPr>
+      <w:r>
         <w:t xml:space="preserve">Each analysis is confined to a single cohort; no estimate is pooled across cohorts. Within O’Kane/COMPASS, arm-specific estimates are reported alongside a common</w:t>
       </w:r>
       <w:r>
@@ -50541,7 +51773,7 @@
         <w:t xml:space="preserve">predicts survival.</w:t>
       </w:r>
     </w:p>
-    <w:bookmarkStart w:id="80" w:name="Xe4e0c00ff0320398a452e84b8e554a8a25af80c"/>
+    <w:bookmarkStart w:id="81" w:name="Xe4e0c00ff0320398a452e84b8e554a8a25af80c"/>
     <w:p>
       <w:pPr>
         <w:pStyle w:val="Heading2"/>
@@ -50787,8 +52019,8 @@
         <w:t xml:space="preserve">direction rather than the stromal programs.</w:t>
       </w:r>
     </w:p>
-    <w:bookmarkEnd w:id="80"/>
-    <w:bookmarkStart w:id="81" w:name="treatment-associated-change-in-d2"/>
+    <w:bookmarkEnd w:id="81"/>
+    <w:bookmarkStart w:id="82" w:name="treatment-associated-change-in-d2"/>
     <w:p>
       <w:pPr>
         <w:pStyle w:val="Heading2"/>
@@ -50877,8 +52109,8 @@
         <w:t xml:space="preserve">SD; Fig. [fig:treated]b), indicating a shift toward proCAF-associated bulk expression. This bulk analysis cannot distinguish a change in fibroblast state from altered tissue composition.</w:t>
       </w:r>
     </w:p>
-    <w:bookmarkEnd w:id="81"/>
-    <w:bookmarkStart w:id="82" w:name="caveats"/>
+    <w:bookmarkEnd w:id="82"/>
+    <w:bookmarkStart w:id="83" w:name="caveats"/>
     <w:p>
       <w:pPr>
         <w:pStyle w:val="Heading2"/>
@@ -50964,9 +52196,9 @@
         <w:t xml:space="preserve">result chiefly supports transport of the tumor-associated component of the score. Robust treated-cohort validation, and any assessment of whether the programs predict differential treatment benefit, will require larger harmonized series with adequately powered treatment-by-program interaction analyses.</w:t>
       </w:r>
     </w:p>
-    <w:bookmarkEnd w:id="82"/>
     <w:bookmarkEnd w:id="83"/>
-    <w:bookmarkStart w:id="136" w:name="bibliography"/>
+    <w:bookmarkEnd w:id="84"/>
+    <w:bookmarkStart w:id="139" w:name="bibliography"/>
     <w:p>
       <w:pPr>
         <w:pStyle w:val="Heading1"/>
@@ -50975,8 +52207,8 @@
         <w:t xml:space="preserve">SI References</w:t>
       </w:r>
     </w:p>
-    <w:bookmarkStart w:id="135" w:name="refs"/>
-    <w:bookmarkStart w:id="84" w:name="ref-seung2001algorithms"/>
+    <w:bookmarkStart w:id="138" w:name="refs"/>
+    <w:bookmarkStart w:id="85" w:name="ref-seung2001algorithms"/>
     <w:p>
       <w:pPr>
         <w:pStyle w:val="Bibliography"/>
@@ -51010,8 +52242,8 @@
         <w:t xml:space="preserve">(eds. Leen, T. K., Dietterich, T. G. &amp; Tresp, V.) 556–562 (MIT Press, 2001).</w:t>
       </w:r>
     </w:p>
-    <w:bookmarkEnd w:id="84"/>
-    <w:bookmarkStart w:id="86" w:name="ref-pascualmontano2006nonsmooth"/>
+    <w:bookmarkEnd w:id="85"/>
+    <w:bookmarkStart w:id="87" w:name="ref-pascualmontano2006nonsmooth"/>
     <w:p>
       <w:pPr>
         <w:pStyle w:val="Bibliography"/>
@@ -51031,7 +52263,7 @@
       <w:r>
         <w:t xml:space="preserve"> </w:t>
       </w:r>
-      <w:hyperlink r:id="rId85">
+      <w:hyperlink r:id="rId86">
         <w:r>
           <w:rPr>
             <w:rStyle w:val="Hyperlink"/>
@@ -51066,8 +52298,8 @@
         <w:t xml:space="preserve">, 403–415 (2006).</w:t>
       </w:r>
     </w:p>
-    <w:bookmarkEnd w:id="86"/>
-    <w:bookmarkStart w:id="88" w:name="ref-simon2011regularization"/>
+    <w:bookmarkEnd w:id="87"/>
+    <w:bookmarkStart w:id="89" w:name="ref-simon2011regularization"/>
     <w:p>
       <w:pPr>
         <w:pStyle w:val="Bibliography"/>
@@ -51087,7 +52319,7 @@
       <w:r>
         <w:t xml:space="preserve"> </w:t>
       </w:r>
-      <w:hyperlink r:id="rId87">
+      <w:hyperlink r:id="rId88">
         <w:r>
           <w:rPr>
             <w:rStyle w:val="Hyperlink"/>
@@ -51146,8 +52378,8 @@
         <w:t xml:space="preserve">, 1–13 (2011).</w:t>
       </w:r>
     </w:p>
-    <w:bookmarkEnd w:id="88"/>
-    <w:bookmarkStart w:id="89" w:name="ref-donoho2004nmf"/>
+    <w:bookmarkEnd w:id="89"/>
+    <w:bookmarkStart w:id="90" w:name="ref-donoho2004nmf"/>
     <w:p>
       <w:pPr>
         <w:pStyle w:val="Bibliography"/>
@@ -51181,8 +52413,8 @@
         <w:t xml:space="preserve">(eds. Thrun, S., Saul, L. K. &amp; Schölkopf, B.) 1141–1148 (MIT Press, 2004).</w:t>
       </w:r>
     </w:p>
-    <w:bookmarkEnd w:id="89"/>
-    <w:bookmarkStart w:id="91" w:name="ref-laurberg2008uniqueness"/>
+    <w:bookmarkEnd w:id="90"/>
+    <w:bookmarkStart w:id="92" w:name="ref-laurberg2008uniqueness"/>
     <w:p>
       <w:pPr>
         <w:pStyle w:val="Bibliography"/>
@@ -51202,7 +52434,7 @@
       <w:r>
         <w:t xml:space="preserve"> </w:t>
       </w:r>
-      <w:hyperlink r:id="rId90">
+      <w:hyperlink r:id="rId91">
         <w:r>
           <w:rPr>
             <w:rStyle w:val="Hyperlink"/>
@@ -51237,8 +52469,8 @@
         <w:t xml:space="preserve">, 764206 (2008).</w:t>
       </w:r>
     </w:p>
-    <w:bookmarkEnd w:id="91"/>
-    <w:bookmarkStart w:id="92" w:name="ref-gillis2014nmf"/>
+    <w:bookmarkEnd w:id="92"/>
+    <w:bookmarkStart w:id="93" w:name="ref-gillis2014nmf"/>
     <w:p>
       <w:pPr>
         <w:pStyle w:val="Bibliography"/>
@@ -51272,8 +52504,8 @@
         <w:t xml:space="preserve">(eds. Suykens, J. A. K., Signoretto, M. &amp; Argyriou, A.) 257–291 (Chapman; Hall/CRC, 2014).</w:t>
       </w:r>
     </w:p>
-    <w:bookmarkEnd w:id="92"/>
-    <w:bookmarkStart w:id="94" w:name="ref-brunet2004metagenes"/>
+    <w:bookmarkEnd w:id="93"/>
+    <w:bookmarkStart w:id="95" w:name="ref-brunet2004metagenes"/>
     <w:p>
       <w:pPr>
         <w:pStyle w:val="Bibliography"/>
@@ -51293,7 +52525,7 @@
       <w:r>
         <w:t xml:space="preserve"> </w:t>
       </w:r>
-      <w:hyperlink r:id="rId93">
+      <w:hyperlink r:id="rId94">
         <w:r>
           <w:rPr>
             <w:rStyle w:val="Hyperlink"/>
@@ -51328,8 +52560,8 @@
         <w:t xml:space="preserve">, 4164–4169 (2004).</w:t>
       </w:r>
     </w:p>
-    <w:bookmarkEnd w:id="94"/>
-    <w:bookmarkStart w:id="96" w:name="ref-kim2007sparse"/>
+    <w:bookmarkEnd w:id="95"/>
+    <w:bookmarkStart w:id="97" w:name="ref-kim2007sparse"/>
     <w:p>
       <w:pPr>
         <w:pStyle w:val="Bibliography"/>
@@ -51362,7 +52594,7 @@
       <w:r>
         <w:t xml:space="preserve"> </w:t>
       </w:r>
-      <w:hyperlink r:id="rId95">
+      <w:hyperlink r:id="rId96">
         <w:r>
           <w:rPr>
             <w:rStyle w:val="Hyperlink"/>
@@ -51377,8 +52609,8 @@
         <w:t xml:space="preserve">(2008).</w:t>
       </w:r>
     </w:p>
-    <w:bookmarkEnd w:id="96"/>
-    <w:bookmarkStart w:id="98" w:name="ref-gillis2012accelerated"/>
+    <w:bookmarkEnd w:id="97"/>
+    <w:bookmarkStart w:id="99" w:name="ref-gillis2012accelerated"/>
     <w:p>
       <w:pPr>
         <w:pStyle w:val="Bibliography"/>
@@ -51398,7 +52630,7 @@
       <w:r>
         <w:t xml:space="preserve"> </w:t>
       </w:r>
-      <w:hyperlink r:id="rId97">
+      <w:hyperlink r:id="rId98">
         <w:r>
           <w:rPr>
             <w:rStyle w:val="Hyperlink"/>
@@ -51433,14 +52665,97 @@
         <w:t xml:space="preserve">, 1085–1105 (2012).</w:t>
       </w:r>
     </w:p>
-    <w:bookmarkEnd w:id="98"/>
-    <w:bookmarkStart w:id="99" w:name="ref-blei2007slda"/>
+    <w:bookmarkEnd w:id="99"/>
+    <w:bookmarkStart w:id="100" w:name="ref-huang2020low"/>
     <w:p>
       <w:pPr>
         <w:pStyle w:val="Bibliography"/>
       </w:pPr>
       <w:r>
         <w:t xml:space="preserve">10.</w:t>
+      </w:r>
+      <w:r>
+        <w:t xml:space="preserve"> </w:t>
+      </w:r>
+      <w:r>
+        <w:t xml:space="preserve">	</w:t>
+      </w:r>
+      <w:r>
+        <w:t xml:space="preserve">Huang, Z., Salama, P., Shao, W., Zhang, J. &amp; Huang, K. Low-rank reorganization via proportional hazards non-negative matrix factorization unveils survival associated gene clusters.</w:t>
+      </w:r>
+      <w:r>
+        <w:t xml:space="preserve"> </w:t>
+      </w:r>
+      <w:r>
+        <w:rPr>
+          <w:iCs/>
+          <w:i/>
+        </w:rPr>
+        <w:t xml:space="preserve">Preprint at https://arxiv.org/abs/2008.03776</w:t>
+      </w:r>
+      <w:r>
+        <w:t xml:space="preserve"> </w:t>
+      </w:r>
+      <w:r>
+        <w:t xml:space="preserve">(2020).</w:t>
+      </w:r>
+    </w:p>
+    <w:bookmarkEnd w:id="100"/>
+    <w:bookmarkStart w:id="101" w:name="ref-le2025survnmf"/>
+    <w:p>
+      <w:pPr>
+        <w:pStyle w:val="Bibliography"/>
+      </w:pPr>
+      <w:r>
+        <w:t xml:space="preserve">11.</w:t>
+      </w:r>
+      <w:r>
+        <w:t xml:space="preserve"> </w:t>
+      </w:r>
+      <w:r>
+        <w:t xml:space="preserve">	</w:t>
+      </w:r>
+      <w:r>
+        <w:t xml:space="preserve">Le Goff, V.</w:t>
+      </w:r>
+      <w:r>
+        <w:t xml:space="preserve"> </w:t>
+      </w:r>
+      <w:r>
+        <w:rPr>
+          <w:iCs/>
+          <w:i/>
+        </w:rPr>
+        <w:t xml:space="preserve">et al.</w:t>
+      </w:r>
+      <w:r>
+        <w:t xml:space="preserve"> SurvNMF: Non-negative matrix factorization supervised for survival data analysis.</w:t>
+      </w:r>
+      <w:r>
+        <w:t xml:space="preserve"> </w:t>
+      </w:r>
+      <w:r>
+        <w:rPr>
+          <w:iCs/>
+          <w:i/>
+        </w:rPr>
+        <w:t xml:space="preserve">Preprint at https://hal.science/hal-04975434</w:t>
+      </w:r>
+      <w:r>
+        <w:t xml:space="preserve"> </w:t>
+      </w:r>
+      <w:r>
+        <w:t xml:space="preserve">(2025).</w:t>
+      </w:r>
+    </w:p>
+    <w:bookmarkEnd w:id="101"/>
+    <w:bookmarkStart w:id="102" w:name="ref-blei2007slda"/>
+    <w:p>
+      <w:pPr>
+        <w:pStyle w:val="Bibliography"/>
+      </w:pPr>
+      <w:r>
+        <w:t xml:space="preserve">12.</w:t>
       </w:r>
       <w:r>
         <w:t xml:space="preserve"> </w:t>
@@ -51468,14 +52783,14 @@
         <w:t xml:space="preserve">(eds. Platt, J. C., Koller, D., Singer, Y. &amp; Roweis, S. T.) 121–128 (Curran Associates, Inc., 2007).</w:t>
       </w:r>
     </w:p>
-    <w:bookmarkEnd w:id="99"/>
-    <w:bookmarkStart w:id="101" w:name="ref-raphael2017integrated"/>
+    <w:bookmarkEnd w:id="102"/>
+    <w:bookmarkStart w:id="104" w:name="ref-raphael2017integrated"/>
     <w:p>
       <w:pPr>
         <w:pStyle w:val="Bibliography"/>
       </w:pPr>
       <w:r>
-        <w:t xml:space="preserve">11.</w:t>
+        <w:t xml:space="preserve">13.</w:t>
       </w:r>
       <w:r>
         <w:t xml:space="preserve"> </w:t>
@@ -51499,7 +52814,7 @@
       <w:r>
         <w:t xml:space="preserve"> </w:t>
       </w:r>
-      <w:hyperlink r:id="rId100">
+      <w:hyperlink r:id="rId103">
         <w:r>
           <w:rPr>
             <w:rStyle w:val="Hyperlink"/>
@@ -51534,14 +52849,14 @@
         <w:t xml:space="preserve">, 185–203 (2017).</w:t>
       </w:r>
     </w:p>
-    <w:bookmarkEnd w:id="101"/>
-    <w:bookmarkStart w:id="103" w:name="ref-cao2021proteogenomic"/>
+    <w:bookmarkEnd w:id="104"/>
+    <w:bookmarkStart w:id="106" w:name="ref-cao2021proteogenomic"/>
     <w:p>
       <w:pPr>
         <w:pStyle w:val="Bibliography"/>
       </w:pPr>
       <w:r>
-        <w:t xml:space="preserve">12.</w:t>
+        <w:t xml:space="preserve">14.</w:t>
       </w:r>
       <w:r>
         <w:t xml:space="preserve"> </w:t>
@@ -51565,7 +52880,7 @@
       <w:r>
         <w:t xml:space="preserve"> </w:t>
       </w:r>
-      <w:hyperlink r:id="rId102">
+      <w:hyperlink r:id="rId105">
         <w:r>
           <w:rPr>
             <w:rStyle w:val="Hyperlink"/>
@@ -51600,14 +52915,14 @@
         <w:t xml:space="preserve">, 5031–5052 (2021).</w:t>
       </w:r>
     </w:p>
-    <w:bookmarkEnd w:id="103"/>
-    <w:bookmarkStart w:id="105" w:name="ref-dijk2020unsupervised"/>
+    <w:bookmarkEnd w:id="106"/>
+    <w:bookmarkStart w:id="108" w:name="ref-dijk2020unsupervised"/>
     <w:p>
       <w:pPr>
         <w:pStyle w:val="Bibliography"/>
       </w:pPr>
       <w:r>
-        <w:t xml:space="preserve">13.</w:t>
+        <w:t xml:space="preserve">15.</w:t>
       </w:r>
       <w:r>
         <w:t xml:space="preserve"> </w:t>
@@ -51631,7 +52946,7 @@
       <w:r>
         <w:t xml:space="preserve"> </w:t>
       </w:r>
-      <w:hyperlink r:id="rId104">
+      <w:hyperlink r:id="rId107">
         <w:r>
           <w:rPr>
             <w:rStyle w:val="Hyperlink"/>
@@ -51666,14 +52981,14 @@
         <w:t xml:space="preserve">, 337 (2020).</w:t>
       </w:r>
     </w:p>
-    <w:bookmarkEnd w:id="105"/>
-    <w:bookmarkStart w:id="107" w:name="ref-moffitt2015virtual"/>
+    <w:bookmarkEnd w:id="108"/>
+    <w:bookmarkStart w:id="110" w:name="ref-moffitt2015virtual"/>
     <w:p>
       <w:pPr>
         <w:pStyle w:val="Bibliography"/>
       </w:pPr>
       <w:r>
-        <w:t xml:space="preserve">14.</w:t>
+        <w:t xml:space="preserve">16.</w:t>
       </w:r>
       <w:r>
         <w:t xml:space="preserve"> </w:t>
@@ -51697,7 +53012,7 @@
       <w:r>
         <w:t xml:space="preserve"> </w:t>
       </w:r>
-      <w:hyperlink r:id="rId106">
+      <w:hyperlink r:id="rId109">
         <w:r>
           <w:rPr>
             <w:rStyle w:val="Hyperlink"/>
@@ -51732,14 +53047,14 @@
         <w:t xml:space="preserve">, 1168–1178 (2015).</w:t>
       </w:r>
     </w:p>
-    <w:bookmarkEnd w:id="107"/>
-    <w:bookmarkStart w:id="109" w:name="ref-Bailey2016"/>
+    <w:bookmarkEnd w:id="110"/>
+    <w:bookmarkStart w:id="112" w:name="ref-Bailey2016"/>
     <w:p>
       <w:pPr>
         <w:pStyle w:val="Bibliography"/>
       </w:pPr>
       <w:r>
-        <w:t xml:space="preserve">15.</w:t>
+        <w:t xml:space="preserve">17.</w:t>
       </w:r>
       <w:r>
         <w:t xml:space="preserve"> </w:t>
@@ -51763,7 +53078,7 @@
       <w:r>
         <w:t xml:space="preserve"> </w:t>
       </w:r>
-      <w:hyperlink r:id="rId108">
+      <w:hyperlink r:id="rId111">
         <w:r>
           <w:rPr>
             <w:rStyle w:val="Hyperlink"/>
@@ -51798,14 +53113,14 @@
         <w:t xml:space="preserve">, 47–52 (2016).</w:t>
       </w:r>
     </w:p>
-    <w:bookmarkEnd w:id="109"/>
-    <w:bookmarkStart w:id="111" w:name="ref-puleo2018stratification"/>
+    <w:bookmarkEnd w:id="112"/>
+    <w:bookmarkStart w:id="114" w:name="ref-puleo2018stratification"/>
     <w:p>
       <w:pPr>
         <w:pStyle w:val="Bibliography"/>
       </w:pPr>
       <w:r>
-        <w:t xml:space="preserve">16.</w:t>
+        <w:t xml:space="preserve">18.</w:t>
       </w:r>
       <w:r>
         <w:t xml:space="preserve"> </w:t>
@@ -51829,7 +53144,7 @@
       <w:r>
         <w:t xml:space="preserve"> </w:t>
       </w:r>
-      <w:hyperlink r:id="rId110">
+      <w:hyperlink r:id="rId113">
         <w:r>
           <w:rPr>
             <w:rStyle w:val="Hyperlink"/>
@@ -51864,14 +53179,14 @@
         <w:t xml:space="preserve">, 1999–2013 (2018).</w:t>
       </w:r>
     </w:p>
-    <w:bookmarkEnd w:id="111"/>
-    <w:bookmarkStart w:id="113" w:name="ref-rashid2020purity"/>
+    <w:bookmarkEnd w:id="114"/>
+    <w:bookmarkStart w:id="116" w:name="ref-rashid2020purity"/>
     <w:p>
       <w:pPr>
         <w:pStyle w:val="Bibliography"/>
       </w:pPr>
       <w:r>
-        <w:t xml:space="preserve">17.</w:t>
+        <w:t xml:space="preserve">19.</w:t>
       </w:r>
       <w:r>
         <w:t xml:space="preserve"> </w:t>
@@ -51895,7 +53210,7 @@
       <w:r>
         <w:t xml:space="preserve"> </w:t>
       </w:r>
-      <w:hyperlink r:id="rId112">
+      <w:hyperlink r:id="rId115">
         <w:r>
           <w:rPr>
             <w:rStyle w:val="Hyperlink"/>
@@ -51930,14 +53245,14 @@
         <w:t xml:space="preserve">, 82–92 (2020).</w:t>
       </w:r>
     </w:p>
-    <w:bookmarkEnd w:id="113"/>
-    <w:bookmarkStart w:id="115" w:name="ref-peng2024determination"/>
+    <w:bookmarkEnd w:id="116"/>
+    <w:bookmarkStart w:id="118" w:name="ref-peng2024determination"/>
     <w:p>
       <w:pPr>
         <w:pStyle w:val="Bibliography"/>
       </w:pPr>
       <w:r>
-        <w:t xml:space="preserve">18.</w:t>
+        <w:t xml:space="preserve">20.</w:t>
       </w:r>
       <w:r>
         <w:t xml:space="preserve"> </w:t>
@@ -51961,7 +53276,7 @@
       <w:r>
         <w:t xml:space="preserve"> </w:t>
       </w:r>
-      <w:hyperlink r:id="rId114">
+      <w:hyperlink r:id="rId117">
         <w:r>
           <w:rPr>
             <w:rStyle w:val="Hyperlink"/>
@@ -51996,14 +53311,14 @@
         <w:t xml:space="preserve">, 102611 (2026).</w:t>
       </w:r>
     </w:p>
-    <w:bookmarkEnd w:id="115"/>
-    <w:bookmarkStart w:id="117" w:name="ref-peng2019novo"/>
+    <w:bookmarkEnd w:id="118"/>
+    <w:bookmarkStart w:id="120" w:name="ref-peng2019novo"/>
     <w:p>
       <w:pPr>
         <w:pStyle w:val="Bibliography"/>
       </w:pPr>
       <w:r>
-        <w:t xml:space="preserve">19.</w:t>
+        <w:t xml:space="preserve">21.</w:t>
       </w:r>
       <w:r>
         <w:t xml:space="preserve"> </w:t>
@@ -52017,7 +53332,7 @@
       <w:r>
         <w:t xml:space="preserve"> </w:t>
       </w:r>
-      <w:hyperlink r:id="rId116">
+      <w:hyperlink r:id="rId119">
         <w:r>
           <w:rPr>
             <w:rStyle w:val="Hyperlink"/>
@@ -52052,14 +53367,14 @@
         <w:t xml:space="preserve">, 4729 (2019).</w:t>
       </w:r>
     </w:p>
-    <w:bookmarkEnd w:id="117"/>
-    <w:bookmarkStart w:id="119" w:name="ref-collisson2011subtypes"/>
+    <w:bookmarkEnd w:id="120"/>
+    <w:bookmarkStart w:id="122" w:name="ref-collisson2011subtypes"/>
     <w:p>
       <w:pPr>
         <w:pStyle w:val="Bibliography"/>
       </w:pPr>
       <w:r>
-        <w:t xml:space="preserve">20.</w:t>
+        <w:t xml:space="preserve">22.</w:t>
       </w:r>
       <w:r>
         <w:t xml:space="preserve"> </w:t>
@@ -52083,7 +53398,7 @@
       <w:r>
         <w:t xml:space="preserve"> </w:t>
       </w:r>
-      <w:hyperlink r:id="rId118">
+      <w:hyperlink r:id="rId121">
         <w:r>
           <w:rPr>
             <w:rStyle w:val="Hyperlink"/>
@@ -52118,14 +53433,14 @@
         <w:t xml:space="preserve">, 500–503 (2011).</w:t>
       </w:r>
     </w:p>
-    <w:bookmarkEnd w:id="119"/>
-    <w:bookmarkStart w:id="121" w:name="ref-chansengyue2020transcription"/>
+    <w:bookmarkEnd w:id="122"/>
+    <w:bookmarkStart w:id="124" w:name="ref-chansengyue2020transcription"/>
     <w:p>
       <w:pPr>
         <w:pStyle w:val="Bibliography"/>
       </w:pPr>
       <w:r>
-        <w:t xml:space="preserve">21.</w:t>
+        <w:t xml:space="preserve">23.</w:t>
       </w:r>
       <w:r>
         <w:t xml:space="preserve"> </w:t>
@@ -52149,7 +53464,7 @@
       <w:r>
         <w:t xml:space="preserve"> </w:t>
       </w:r>
-      <w:hyperlink r:id="rId120">
+      <w:hyperlink r:id="rId123">
         <w:r>
           <w:rPr>
             <w:rStyle w:val="Hyperlink"/>
@@ -52184,14 +53499,14 @@
         <w:t xml:space="preserve">, 231–240 (2020).</w:t>
       </w:r>
     </w:p>
-    <w:bookmarkEnd w:id="121"/>
-    <w:bookmarkStart w:id="123" w:name="ref-Maurer2019"/>
+    <w:bookmarkEnd w:id="124"/>
+    <w:bookmarkStart w:id="126" w:name="ref-Maurer2019"/>
     <w:p>
       <w:pPr>
         <w:pStyle w:val="Bibliography"/>
       </w:pPr>
       <w:r>
-        <w:t xml:space="preserve">22.</w:t>
+        <w:t xml:space="preserve">24.</w:t>
       </w:r>
       <w:r>
         <w:t xml:space="preserve"> </w:t>
@@ -52215,7 +53530,7 @@
       <w:r>
         <w:t xml:space="preserve"> </w:t>
       </w:r>
-      <w:hyperlink r:id="rId122">
+      <w:hyperlink r:id="rId125">
         <w:r>
           <w:rPr>
             <w:rStyle w:val="Hyperlink"/>
@@ -52250,14 +53565,14 @@
         <w:t xml:space="preserve">, 1034–1043 (2019).</w:t>
       </w:r>
     </w:p>
-    <w:bookmarkEnd w:id="123"/>
-    <w:bookmarkStart w:id="125" w:name="ref-elyada2019cross"/>
+    <w:bookmarkEnd w:id="126"/>
+    <w:bookmarkStart w:id="128" w:name="ref-elyada2019cross"/>
     <w:p>
       <w:pPr>
         <w:pStyle w:val="Bibliography"/>
       </w:pPr>
       <w:r>
-        <w:t xml:space="preserve">23.</w:t>
+        <w:t xml:space="preserve">25.</w:t>
       </w:r>
       <w:r>
         <w:t xml:space="preserve"> </w:t>
@@ -52281,7 +53596,7 @@
       <w:r>
         <w:t xml:space="preserve"> </w:t>
       </w:r>
-      <w:hyperlink r:id="rId124">
+      <w:hyperlink r:id="rId127">
         <w:r>
           <w:rPr>
             <w:rStyle w:val="Hyperlink"/>
@@ -52316,14 +53631,14 @@
         <w:t xml:space="preserve">, 1102–1123 (2019).</w:t>
       </w:r>
     </w:p>
-    <w:bookmarkEnd w:id="125"/>
-    <w:bookmarkStart w:id="127" w:name="ref-leary2023s"/>
+    <w:bookmarkEnd w:id="128"/>
+    <w:bookmarkStart w:id="130" w:name="ref-leary2023s"/>
     <w:p>
       <w:pPr>
         <w:pStyle w:val="Bibliography"/>
       </w:pPr>
       <w:r>
-        <w:t xml:space="preserve">24.</w:t>
+        <w:t xml:space="preserve">26.</w:t>
       </w:r>
       <w:r>
         <w:t xml:space="preserve"> </w:t>
@@ -52347,7 +53662,7 @@
       <w:r>
         <w:t xml:space="preserve"> </w:t>
       </w:r>
-      <w:hyperlink r:id="rId126">
+      <w:hyperlink r:id="rId129">
         <w:r>
           <w:rPr>
             <w:rStyle w:val="Hyperlink"/>
@@ -52412,14 +53727,14 @@
         <w:t xml:space="preserve">, btad449 (2023).</w:t>
       </w:r>
     </w:p>
-    <w:bookmarkEnd w:id="127"/>
-    <w:bookmarkStart w:id="128" w:name="ref-shapley1953value"/>
+    <w:bookmarkEnd w:id="130"/>
+    <w:bookmarkStart w:id="131" w:name="ref-shapley1953value"/>
     <w:p>
       <w:pPr>
         <w:pStyle w:val="Bibliography"/>
       </w:pPr>
       <w:r>
-        <w:t xml:space="preserve">25.</w:t>
+        <w:t xml:space="preserve">27.</w:t>
       </w:r>
       <w:r>
         <w:t xml:space="preserve"> </w:t>
@@ -52447,14 +53762,14 @@
         <w:t xml:space="preserve">(eds. Kuhn, H. W. &amp; Tucker, A. W.) 307–317 (Princeton University Press, 1953).</w:t>
       </w:r>
     </w:p>
-    <w:bookmarkEnd w:id="128"/>
-    <w:bookmarkStart w:id="130" w:name="ref-uno2011cstatistics"/>
+    <w:bookmarkEnd w:id="131"/>
+    <w:bookmarkStart w:id="133" w:name="ref-uno2011cstatistics"/>
     <w:p>
       <w:pPr>
         <w:pStyle w:val="Bibliography"/>
       </w:pPr>
       <w:r>
-        <w:t xml:space="preserve">26.</w:t>
+        <w:t xml:space="preserve">28.</w:t>
       </w:r>
       <w:r>
         <w:t xml:space="preserve"> </w:t>
@@ -52468,7 +53783,7 @@
       <w:r>
         <w:t xml:space="preserve"> </w:t>
       </w:r>
-      <w:hyperlink r:id="rId129">
+      <w:hyperlink r:id="rId132">
         <w:r>
           <w:rPr>
             <w:rStyle w:val="Hyperlink"/>
@@ -52521,14 +53836,14 @@
         <w:t xml:space="preserve">, 1105–1117 (2011).</w:t>
       </w:r>
     </w:p>
-    <w:bookmarkEnd w:id="130"/>
-    <w:bookmarkStart w:id="132" w:name="ref-antolini2005timedependent"/>
+    <w:bookmarkEnd w:id="133"/>
+    <w:bookmarkStart w:id="135" w:name="ref-antolini2005timedependent"/>
     <w:p>
       <w:pPr>
         <w:pStyle w:val="Bibliography"/>
       </w:pPr>
       <w:r>
-        <w:t xml:space="preserve">27.</w:t>
+        <w:t xml:space="preserve">29.</w:t>
       </w:r>
       <w:r>
         <w:t xml:space="preserve"> </w:t>
@@ -52542,7 +53857,7 @@
       <w:r>
         <w:t xml:space="preserve"> </w:t>
       </w:r>
-      <w:hyperlink r:id="rId131">
+      <w:hyperlink r:id="rId134">
         <w:r>
           <w:rPr>
             <w:rStyle w:val="Hyperlink"/>
@@ -52577,14 +53892,14 @@
         <w:t xml:space="preserve">, 3927–3944 (2005).</w:t>
       </w:r>
     </w:p>
-    <w:bookmarkEnd w:id="132"/>
-    <w:bookmarkStart w:id="134" w:name="ref-blanche2019cindex"/>
+    <w:bookmarkEnd w:id="135"/>
+    <w:bookmarkStart w:id="137" w:name="ref-blanche2019cindex"/>
     <w:p>
       <w:pPr>
         <w:pStyle w:val="Bibliography"/>
       </w:pPr>
       <w:r>
-        <w:t xml:space="preserve">28.</w:t>
+        <w:t xml:space="preserve">30.</w:t>
       </w:r>
       <w:r>
         <w:t xml:space="preserve"> </w:t>
@@ -52598,7 +53913,7 @@
       <w:r>
         <w:t xml:space="preserve"> </w:t>
       </w:r>
-      <w:hyperlink r:id="rId133">
+      <w:hyperlink r:id="rId136">
         <w:r>
           <w:rPr>
             <w:rStyle w:val="Hyperlink"/>
@@ -52650,9 +53965,9 @@
         <w:t xml:space="preserve">, 347–357 (2019).</w:t>
       </w:r>
     </w:p>
-    <w:bookmarkEnd w:id="134"/>
-    <w:bookmarkEnd w:id="135"/>
-    <w:bookmarkEnd w:id="136"/>
+    <w:bookmarkEnd w:id="137"/>
+    <w:bookmarkEnd w:id="138"/>
+    <w:bookmarkEnd w:id="139"/>
     <w:sectPr/>
   </w:body>
 </w:document>

--- a/paper/si_appendix.docx
+++ b/paper/si_appendix.docx
@@ -732,7 +732,7 @@
         <w:t xml:space="preserve"> </w:t>
       </w:r>
       <w:r>
-        <w:t xml:space="preserve">the sample-wise factor scores. We write</w:t>
+        <w:t xml:space="preserve">the sample-wise projected scores. We write</w:t>
       </w:r>
       <w:r>
         <w:t xml:space="preserve"> </w:t>
@@ -1441,7 +1441,7 @@
         <w:t xml:space="preserve"> </w:t>
       </w:r>
       <w:r>
-        <w:t xml:space="preserve">are the Cox coefficients on the raw factor scores, and</w:t>
+        <w:t xml:space="preserve">are the Cox coefficients on the raw projected scores, and</w:t>
       </w:r>
       <w:r>
         <w:t xml:space="preserve"> </w:t>
@@ -18693,6 +18693,683 @@
         <w:t xml:space="preserve">truncate each program for downstream analysis.</w:t>
       </w:r>
     </w:p>
+    <w:tbl>
+      <w:tblPr>
+        <w:tblStyle w:val="Table"/>
+        <w:tblW w:type="pct" w:w="5000"/>
+        <w:tblLook w:firstRow="1" w:lastRow="0" w:firstColumn="0" w:lastColumn="0" w:noHBand="0" w:noVBand="0" w:val="0020"/>
+        <w:jc w:val="start"/>
+      </w:tblPr>
+      <w:tblGrid>
+        <w:gridCol w:w="990"/>
+        <w:gridCol w:w="990"/>
+        <w:gridCol w:w="990"/>
+        <w:gridCol w:w="990"/>
+        <w:gridCol w:w="990"/>
+        <w:gridCol w:w="990"/>
+        <w:gridCol w:w="990"/>
+        <w:gridCol w:w="990"/>
+      </w:tblGrid>
+      <w:tr>
+        <w:trPr>
+          <w:tblHeader w:val="true"/>
+        </w:trPr>
+        <w:tc>
+          <w:tcPr/>
+          <w:p>
+            <w:pPr>
+              <w:pStyle w:val="Compact"/>
+              <w:jc w:val="left"/>
+            </w:pPr>
+            <w:r>
+              <w:t xml:space="preserve">Configuration</w:t>
+            </w:r>
+          </w:p>
+        </w:tc>
+        <w:tc>
+          <w:tcPr/>
+          <w:p>
+            <w:pPr>
+              <w:pStyle w:val="Compact"/>
+              <w:jc w:val="left"/>
+            </w:pPr>
+            <m:oMath>
+              <m:r>
+                <m:t>k</m:t>
+              </m:r>
+            </m:oMath>
+          </w:p>
+        </w:tc>
+        <w:tc>
+          <w:tcPr/>
+          <w:p>
+            <w:pPr>
+              <w:pStyle w:val="Compact"/>
+              <w:jc w:val="left"/>
+            </w:pPr>
+            <m:oMath>
+              <m:r>
+                <m:t>α</m:t>
+              </m:r>
+            </m:oMath>
+          </w:p>
+        </w:tc>
+        <w:tc>
+          <w:tcPr/>
+          <w:p>
+            <w:pPr>
+              <w:pStyle w:val="Compact"/>
+              <w:jc w:val="left"/>
+            </w:pPr>
+            <m:oMath>
+              <m:r>
+                <m:t>λ</m:t>
+              </m:r>
+            </m:oMath>
+          </w:p>
+        </w:tc>
+        <w:tc>
+          <w:tcPr/>
+          <w:p>
+            <w:pPr>
+              <w:pStyle w:val="Compact"/>
+              <w:jc w:val="left"/>
+            </w:pPr>
+            <m:oMath>
+              <m:r>
+                <m:t>ξ</m:t>
+              </m:r>
+            </m:oMath>
+          </w:p>
+        </w:tc>
+        <w:tc>
+          <w:tcPr/>
+          <w:p>
+            <w:pPr>
+              <w:pStyle w:val="Compact"/>
+              <w:jc w:val="left"/>
+            </w:pPr>
+            <m:oMath>
+              <m:sSub>
+                <m:e>
+                  <m:r>
+                    <m:t>n</m:t>
+                  </m:r>
+                </m:e>
+                <m:sub>
+                  <m:r>
+                    <m:rPr>
+                      <m:nor/>
+                      <m:sty m:val="p"/>
+                    </m:rPr>
+                    <m:t>top</m:t>
+                  </m:r>
+                </m:sub>
+              </m:sSub>
+            </m:oMath>
+          </w:p>
+        </w:tc>
+        <w:tc>
+          <w:tcPr/>
+          <w:p>
+            <w:pPr>
+              <w:pStyle w:val="Compact"/>
+              <w:jc w:val="left"/>
+            </w:pPr>
+            <w:r>
+              <w:t xml:space="preserve">Mean C-index</w:t>
+            </w:r>
+          </w:p>
+        </w:tc>
+        <w:tc>
+          <w:tcPr/>
+          <w:p>
+            <w:pPr>
+              <w:pStyle w:val="Compact"/>
+              <w:jc w:val="left"/>
+            </w:pPr>
+            <w:r>
+              <w:t xml:space="preserve">Fold-level SE</w:t>
+            </w:r>
+          </w:p>
+        </w:tc>
+      </w:tr>
+      <w:tr>
+        <w:tc>
+          <w:tcPr/>
+          <w:p>
+            <w:pPr>
+              <w:pStyle w:val="Compact"/>
+              <w:jc w:val="left"/>
+            </w:pPr>
+            <w:r>
+              <w:t xml:space="preserve">Overall best (</w:t>
+            </w:r>
+            <m:oMath>
+              <m:r>
+                <m:t>k</m:t>
+              </m:r>
+              <m:r>
+                <m:rPr>
+                  <m:sty m:val="p"/>
+                </m:rPr>
+                <m:t>=</m:t>
+              </m:r>
+              <m:r>
+                <m:t>7</m:t>
+              </m:r>
+            </m:oMath>
+            <w:r>
+              <w:t xml:space="preserve">)</w:t>
+            </w:r>
+          </w:p>
+        </w:tc>
+        <w:tc>
+          <w:tcPr/>
+          <w:p>
+            <w:pPr>
+              <w:pStyle w:val="Compact"/>
+              <w:jc w:val="left"/>
+            </w:pPr>
+            <w:r>
+              <w:t xml:space="preserve">7</w:t>
+            </w:r>
+          </w:p>
+        </w:tc>
+        <w:tc>
+          <w:tcPr/>
+          <w:p>
+            <w:pPr>
+              <w:pStyle w:val="Compact"/>
+              <w:jc w:val="left"/>
+            </w:pPr>
+            <w:r>
+              <w:t xml:space="preserve">0.334</w:t>
+            </w:r>
+          </w:p>
+        </w:tc>
+        <w:tc>
+          <w:tcPr/>
+          <w:p>
+            <w:pPr>
+              <w:pStyle w:val="Compact"/>
+              <w:jc w:val="left"/>
+            </w:pPr>
+            <w:r>
+              <w:t xml:space="preserve">0.349</w:t>
+            </w:r>
+          </w:p>
+        </w:tc>
+        <w:tc>
+          <w:tcPr/>
+          <w:p>
+            <w:pPr>
+              <w:pStyle w:val="Compact"/>
+              <w:jc w:val="left"/>
+            </w:pPr>
+            <w:r>
+              <w:t xml:space="preserve">0.056</w:t>
+            </w:r>
+          </w:p>
+        </w:tc>
+        <w:tc>
+          <w:tcPr/>
+          <w:p>
+            <w:pPr>
+              <w:pStyle w:val="Compact"/>
+              <w:jc w:val="left"/>
+            </w:pPr>
+            <w:r>
+              <w:t xml:space="preserve">270</w:t>
+            </w:r>
+          </w:p>
+        </w:tc>
+        <w:tc>
+          <w:tcPr/>
+          <w:p>
+            <w:pPr>
+              <w:pStyle w:val="Compact"/>
+              <w:jc w:val="left"/>
+            </w:pPr>
+            <w:r>
+              <w:t xml:space="preserve">0.655</w:t>
+            </w:r>
+          </w:p>
+        </w:tc>
+        <w:tc>
+          <w:tcPr/>
+          <w:p>
+            <w:pPr>
+              <w:pStyle w:val="Compact"/>
+              <w:jc w:val="left"/>
+            </w:pPr>
+            <w:r>
+              <w:t xml:space="preserve">0.011</w:t>
+            </w:r>
+          </w:p>
+        </w:tc>
+      </w:tr>
+      <w:tr>
+        <w:tc>
+          <w:tcPr/>
+          <w:p>
+            <w:pPr>
+              <w:pStyle w:val="Compact"/>
+              <w:jc w:val="left"/>
+            </w:pPr>
+            <w:r>
+              <w:t xml:space="preserve">Best</w:t>
+            </w:r>
+            <w:r>
+              <w:t xml:space="preserve"> </w:t>
+            </w:r>
+            <m:oMath>
+              <m:r>
+                <m:t>k</m:t>
+              </m:r>
+              <m:r>
+                <m:rPr>
+                  <m:sty m:val="p"/>
+                </m:rPr>
+                <m:t>=</m:t>
+              </m:r>
+              <m:r>
+                <m:t>3</m:t>
+              </m:r>
+            </m:oMath>
+            <w:r>
+              <w:t xml:space="preserve"> </w:t>
+            </w:r>
+            <w:r>
+              <w:t xml:space="preserve">in the search</w:t>
+            </w:r>
+          </w:p>
+        </w:tc>
+        <w:tc>
+          <w:tcPr/>
+          <w:p>
+            <w:pPr>
+              <w:pStyle w:val="Compact"/>
+              <w:jc w:val="left"/>
+            </w:pPr>
+            <w:r>
+              <w:t xml:space="preserve">3</w:t>
+            </w:r>
+          </w:p>
+        </w:tc>
+        <w:tc>
+          <w:tcPr/>
+          <w:p>
+            <w:pPr>
+              <w:pStyle w:val="Compact"/>
+              <w:jc w:val="left"/>
+            </w:pPr>
+            <w:r>
+              <w:t xml:space="preserve">0.442</w:t>
+            </w:r>
+          </w:p>
+        </w:tc>
+        <w:tc>
+          <w:tcPr/>
+          <w:p>
+            <w:pPr>
+              <w:pStyle w:val="Compact"/>
+              <w:jc w:val="left"/>
+            </w:pPr>
+            <w:r>
+              <w:t xml:space="preserve">0.241</w:t>
+            </w:r>
+          </w:p>
+        </w:tc>
+        <w:tc>
+          <w:tcPr/>
+          <w:p>
+            <w:pPr>
+              <w:pStyle w:val="Compact"/>
+              <w:jc w:val="left"/>
+            </w:pPr>
+            <w:r>
+              <w:t xml:space="preserve">0.201</w:t>
+            </w:r>
+          </w:p>
+        </w:tc>
+        <w:tc>
+          <w:tcPr/>
+          <w:p>
+            <w:pPr>
+              <w:pStyle w:val="Compact"/>
+              <w:jc w:val="left"/>
+            </w:pPr>
+            <w:r>
+              <w:t xml:space="preserve">299</w:t>
+            </w:r>
+          </w:p>
+        </w:tc>
+        <w:tc>
+          <w:tcPr/>
+          <w:p>
+            <w:pPr>
+              <w:pStyle w:val="Compact"/>
+              <w:jc w:val="left"/>
+            </w:pPr>
+            <w:r>
+              <w:t xml:space="preserve">0.647</w:t>
+            </w:r>
+          </w:p>
+        </w:tc>
+        <w:tc>
+          <w:tcPr/>
+          <w:p>
+            <w:pPr>
+              <w:pStyle w:val="Compact"/>
+              <w:jc w:val="left"/>
+            </w:pPr>
+            <w:r>
+              <w:t xml:space="preserve">0.009</w:t>
+            </w:r>
+          </w:p>
+        </w:tc>
+      </w:tr>
+      <w:tr>
+        <w:tc>
+          <w:tcPr/>
+          <w:p>
+            <w:pPr>
+              <w:pStyle w:val="Compact"/>
+              <w:jc w:val="left"/>
+            </w:pPr>
+            <w:r>
+              <w:t xml:space="preserve">Final fitted model (</w:t>
+            </w:r>
+            <m:oMath>
+              <m:r>
+                <m:t>k</m:t>
+              </m:r>
+              <m:r>
+                <m:rPr>
+                  <m:sty m:val="p"/>
+                </m:rPr>
+                <m:t>=</m:t>
+              </m:r>
+              <m:r>
+                <m:t>3</m:t>
+              </m:r>
+            </m:oMath>
+            <w:r>
+              <w:t xml:space="preserve">)</w:t>
+            </w:r>
+          </w:p>
+        </w:tc>
+        <w:tc>
+          <w:tcPr/>
+          <w:p>
+            <w:pPr>
+              <w:pStyle w:val="Compact"/>
+              <w:jc w:val="left"/>
+            </w:pPr>
+            <w:r>
+              <w:t xml:space="preserve">3</w:t>
+            </w:r>
+          </w:p>
+        </w:tc>
+        <w:tc>
+          <w:tcPr/>
+          <w:p>
+            <w:pPr>
+              <w:pStyle w:val="Compact"/>
+              <w:jc w:val="left"/>
+            </w:pPr>
+            <w:r>
+              <w:t xml:space="preserve">0.334</w:t>
+            </w:r>
+          </w:p>
+        </w:tc>
+        <w:tc>
+          <w:tcPr/>
+          <w:p>
+            <w:pPr>
+              <w:pStyle w:val="Compact"/>
+              <w:jc w:val="left"/>
+            </w:pPr>
+            <w:r>
+              <w:t xml:space="preserve">0.349</w:t>
+            </w:r>
+          </w:p>
+        </w:tc>
+        <w:tc>
+          <w:tcPr/>
+          <w:p>
+            <w:pPr>
+              <w:pStyle w:val="Compact"/>
+              <w:jc w:val="left"/>
+            </w:pPr>
+            <w:r>
+              <w:t xml:space="preserve">0.056</w:t>
+            </w:r>
+          </w:p>
+        </w:tc>
+        <w:tc>
+          <w:tcPr/>
+          <w:p>
+            <w:pPr>
+              <w:pStyle w:val="Compact"/>
+              <w:jc w:val="left"/>
+            </w:pPr>
+            <w:r>
+              <w:t xml:space="preserve">270</w:t>
+            </w:r>
+          </w:p>
+        </w:tc>
+        <w:tc>
+          <w:tcPr/>
+          <w:p>
+            <w:pPr>
+              <w:pStyle w:val="Compact"/>
+              <w:jc w:val="left"/>
+            </w:pPr>
+            <w:r>
+              <w:t xml:space="preserve">0.642</w:t>
+            </w:r>
+          </w:p>
+        </w:tc>
+        <w:tc>
+          <w:tcPr/>
+          <w:p>
+            <w:pPr>
+              <w:pStyle w:val="Compact"/>
+              <w:jc w:val="left"/>
+            </w:pPr>
+            <w:r>
+              <w:t xml:space="preserve">0.007</w:t>
+            </w:r>
+          </w:p>
+        </w:tc>
+      </w:tr>
+    </w:tbl>
+    <w:p>
+      <w:pPr>
+        <w:pStyle w:val="BodyText"/>
+      </w:pPr>
+      <w:r>
+        <w:rPr>
+          <w:iCs/>
+          <w:i/>
+        </w:rPr>
+        <w:t xml:space="preserve">Cross-validation of the final DeSurv hyperparameter configuration. The overall-best</w:t>
+      </w:r>
+      <w:r>
+        <w:rPr>
+          <w:iCs/>
+          <w:i/>
+        </w:rPr>
+        <w:t xml:space="preserve"> </w:t>
+      </w:r>
+      <m:oMath>
+        <m:r>
+          <m:t>k</m:t>
+        </m:r>
+        <m:r>
+          <m:rPr>
+            <m:sty m:val="p"/>
+          </m:rPr>
+          <m:t>=</m:t>
+        </m:r>
+        <m:r>
+          <m:t>7</m:t>
+        </m:r>
+      </m:oMath>
+      <w:r>
+        <w:rPr>
+          <w:iCs/>
+          <w:i/>
+        </w:rPr>
+        <w:t xml:space="preserve"> </w:t>
+      </w:r>
+      <w:r>
+        <w:rPr>
+          <w:iCs/>
+          <w:i/>
+        </w:rPr>
+        <w:t xml:space="preserve">configuration, the best</w:t>
+      </w:r>
+      <w:r>
+        <w:rPr>
+          <w:iCs/>
+          <w:i/>
+        </w:rPr>
+        <w:t xml:space="preserve"> </w:t>
+      </w:r>
+      <m:oMath>
+        <m:r>
+          <m:t>k</m:t>
+        </m:r>
+        <m:r>
+          <m:rPr>
+            <m:sty m:val="p"/>
+          </m:rPr>
+          <m:t>=</m:t>
+        </m:r>
+        <m:r>
+          <m:t>3</m:t>
+        </m:r>
+      </m:oMath>
+      <w:r>
+        <w:rPr>
+          <w:iCs/>
+          <w:i/>
+        </w:rPr>
+        <w:t xml:space="preserve"> </w:t>
+      </w:r>
+      <w:r>
+        <w:rPr>
+          <w:iCs/>
+          <w:i/>
+        </w:rPr>
+        <w:t xml:space="preserve">configuration identified during Bayesian optimization, and the final fitted</w:t>
+      </w:r>
+      <w:r>
+        <w:rPr>
+          <w:iCs/>
+          <w:i/>
+        </w:rPr>
+        <w:t xml:space="preserve"> </w:t>
+      </w:r>
+      <m:oMath>
+        <m:r>
+          <m:t>k</m:t>
+        </m:r>
+        <m:r>
+          <m:rPr>
+            <m:sty m:val="p"/>
+          </m:rPr>
+          <m:t>=</m:t>
+        </m:r>
+        <m:r>
+          <m:t>3</m:t>
+        </m:r>
+      </m:oMath>
+      <w:r>
+        <w:rPr>
+          <w:iCs/>
+          <w:i/>
+        </w:rPr>
+        <w:t xml:space="preserve"> </w:t>
+      </w:r>
+      <w:r>
+        <w:rPr>
+          <w:iCs/>
+          <w:i/>
+        </w:rPr>
+        <w:t xml:space="preserve">configuration were re-evaluated using the same DeSurv software build and the Bayesian-optimization cross-validation protocol: five folds constructed within the training data and stratified jointly by event status and cohort (seed 123), 30 random initializations per configuration and fold, and the same preprocessing, stopping tolerance, iteration cap and</w:t>
+      </w:r>
+      <w:r>
+        <w:rPr>
+          <w:iCs/>
+          <w:i/>
+        </w:rPr>
+        <w:t xml:space="preserve"> </w:t>
+      </w:r>
+      <m:oMath>
+        <m:sSub>
+          <m:e>
+            <m:r>
+              <m:t>n</m:t>
+            </m:r>
+          </m:e>
+          <m:sub>
+            <m:r>
+              <m:rPr>
+                <m:nor/>
+                <m:sty m:val="p"/>
+              </m:rPr>
+              <m:t>top</m:t>
+            </m:r>
+          </m:sub>
+        </m:sSub>
+      </m:oMath>
+      <w:r>
+        <w:rPr>
+          <w:iCs/>
+          <w:i/>
+        </w:rPr>
+        <w:t xml:space="preserve">-based scoring procedure. Values are mean Harrell C-index across folds with fold-level standard error. The cached Bayesian-optimization history was generated with an earlier DeSurv installation whose package version was not recorded; the best</w:t>
+      </w:r>
+      <w:r>
+        <w:rPr>
+          <w:iCs/>
+          <w:i/>
+        </w:rPr>
+        <w:t xml:space="preserve"> </w:t>
+      </w:r>
+      <m:oMath>
+        <m:r>
+          <m:t>k</m:t>
+        </m:r>
+        <m:r>
+          <m:rPr>
+            <m:sty m:val="p"/>
+          </m:rPr>
+          <m:t>=</m:t>
+        </m:r>
+        <m:r>
+          <m:t>3</m:t>
+        </m:r>
+      </m:oMath>
+      <w:r>
+        <w:rPr>
+          <w:iCs/>
+          <w:i/>
+        </w:rPr>
+        <w:t xml:space="preserve"> </w:t>
+      </w:r>
+      <w:r>
+        <w:rPr>
+          <w:iCs/>
+          <w:i/>
+        </w:rPr>
+        <w:t xml:space="preserve">configuration has C-index 0.647 under the current build versus 0.646 in the historical optimization object. The same-build values shown here are therefore used for direct numerical comparison.</w:t>
+      </w:r>
+    </w:p>
     <w:p>
       <w:pPr>
         <w:pStyle w:val="BodyText"/>
@@ -30698,7 +31375,7 @@
       </w:r>
     </w:p>
     <w:bookmarkEnd w:id="51"/>
-    <w:bookmarkStart w:id="52" w:name="Xaec9edd6711a52a4732157f98ee6881b605b395"/>
+    <w:bookmarkStart w:id="53" w:name="Xaec9edd6711a52a4732157f98ee6881b605b395"/>
     <w:p>
       <w:pPr>
         <w:pStyle w:val="Heading1"/>
@@ -31135,8 +31812,624 @@
         <w:t xml:space="preserve">); the per-cohort hazard ratios and C-indices are given in Table [tab:het-ci].</w:t>
       </w:r>
     </w:p>
+    <w:bookmarkStart w:id="52" w:name="X01a76f6aac1a5b3400dbeb743b05240455b4886"/>
+    <w:p>
+      <w:pPr>
+        <w:pStyle w:val="Heading2"/>
+      </w:pPr>
+      <w:r>
+        <w:t xml:space="preserve">Leave-one-dataset-out sensitivity of the pooled hazard ratio</w:t>
+      </w:r>
+    </w:p>
+    <w:tbl>
+      <w:tblPr>
+        <w:tblStyle w:val="Table"/>
+        <w:tblW w:type="auto" w:w="0"/>
+        <w:tblLook w:firstRow="1" w:lastRow="0" w:firstColumn="0" w:lastColumn="0" w:noHBand="0" w:noVBand="0" w:val="0020"/>
+        <w:jc w:val="start"/>
+      </w:tblPr>
+      <w:tblGrid>
+        <w:gridCol w:w="1584"/>
+        <w:gridCol w:w="1584"/>
+        <w:gridCol w:w="1584"/>
+        <w:gridCol w:w="1584"/>
+        <w:gridCol w:w="1584"/>
+      </w:tblGrid>
+      <w:tr>
+        <w:trPr>
+          <w:tblHeader w:val="true"/>
+        </w:trPr>
+        <w:tc>
+          <w:tcPr/>
+          <w:p>
+            <w:pPr>
+              <w:pStyle w:val="Compact"/>
+              <w:jc w:val="left"/>
+            </w:pPr>
+            <w:r>
+              <w:t xml:space="preserve">Dataset omitted</w:t>
+            </w:r>
+          </w:p>
+        </w:tc>
+        <w:tc>
+          <w:tcPr/>
+          <w:p>
+            <w:pPr>
+              <w:pStyle w:val="Compact"/>
+              <w:jc w:val="left"/>
+            </w:pPr>
+            <m:oMath>
+              <m:r>
+                <m:t>n</m:t>
+              </m:r>
+            </m:oMath>
+          </w:p>
+        </w:tc>
+        <w:tc>
+          <w:tcPr/>
+          <w:p>
+            <w:pPr>
+              <w:pStyle w:val="Compact"/>
+              <w:jc w:val="left"/>
+            </w:pPr>
+            <w:r>
+              <w:t xml:space="preserve">Deaths</w:t>
+            </w:r>
+          </w:p>
+        </w:tc>
+        <w:tc>
+          <w:tcPr/>
+          <w:p>
+            <w:pPr>
+              <w:pStyle w:val="Compact"/>
+              <w:jc w:val="left"/>
+            </w:pPr>
+            <w:r>
+              <w:t xml:space="preserve">HR per pooled SD (95% CI)</w:t>
+            </w:r>
+          </w:p>
+        </w:tc>
+        <w:tc>
+          <w:tcPr/>
+          <w:p>
+            <w:pPr>
+              <w:pStyle w:val="Compact"/>
+              <w:jc w:val="left"/>
+            </w:pPr>
+            <m:oMath>
+              <m:r>
+                <m:t>P</m:t>
+              </m:r>
+            </m:oMath>
+          </w:p>
+        </w:tc>
+      </w:tr>
+      <w:tr>
+        <w:tc>
+          <w:tcPr/>
+          <w:p>
+            <w:pPr>
+              <w:pStyle w:val="Compact"/>
+              <w:jc w:val="left"/>
+            </w:pPr>
+            <w:r>
+              <w:t xml:space="preserve">None (all datasets)</w:t>
+            </w:r>
+          </w:p>
+        </w:tc>
+        <w:tc>
+          <w:tcPr/>
+          <w:p>
+            <w:pPr>
+              <w:pStyle w:val="Compact"/>
+              <w:jc w:val="left"/>
+            </w:pPr>
+            <w:r>
+              <w:t xml:space="preserve">570</w:t>
+            </w:r>
+          </w:p>
+        </w:tc>
+        <w:tc>
+          <w:tcPr/>
+          <w:p>
+            <w:pPr>
+              <w:pStyle w:val="Compact"/>
+              <w:jc w:val="left"/>
+            </w:pPr>
+            <w:r>
+              <w:t xml:space="preserve">388</w:t>
+            </w:r>
+          </w:p>
+        </w:tc>
+        <w:tc>
+          <w:tcPr/>
+          <w:p>
+            <w:pPr>
+              <w:pStyle w:val="Compact"/>
+              <w:jc w:val="left"/>
+            </w:pPr>
+            <w:r>
+              <w:t xml:space="preserve">1.42 (1.26–1.59)</w:t>
+            </w:r>
+          </w:p>
+        </w:tc>
+        <w:tc>
+          <w:tcPr/>
+          <w:p>
+            <w:pPr>
+              <w:pStyle w:val="Compact"/>
+              <w:jc w:val="left"/>
+            </w:pPr>
+            <m:oMath>
+              <m:r>
+                <m:rPr>
+                  <m:sty m:val="p"/>
+                </m:rPr>
+                <m:t>&lt;</m:t>
+              </m:r>
+              <m:sSup>
+                <m:e>
+                  <m:r>
+                    <m:t>10</m:t>
+                  </m:r>
+                </m:e>
+                <m:sup>
+                  <m:r>
+                    <m:rPr>
+                      <m:sty m:val="p"/>
+                    </m:rPr>
+                    <m:t>−</m:t>
+                  </m:r>
+                  <m:r>
+                    <m:t>4</m:t>
+                  </m:r>
+                </m:sup>
+              </m:sSup>
+            </m:oMath>
+          </w:p>
+        </w:tc>
+      </w:tr>
+      <w:tr>
+        <w:tc>
+          <w:tcPr/>
+          <w:p>
+            <w:pPr>
+              <w:pStyle w:val="Compact"/>
+              <w:jc w:val="left"/>
+            </w:pPr>
+            <w:r>
+              <w:t xml:space="preserve">Dijk</w:t>
+            </w:r>
+          </w:p>
+        </w:tc>
+        <w:tc>
+          <w:tcPr/>
+          <w:p>
+            <w:pPr>
+              <w:pStyle w:val="Compact"/>
+              <w:jc w:val="left"/>
+            </w:pPr>
+            <w:r>
+              <w:t xml:space="preserve">480</w:t>
+            </w:r>
+          </w:p>
+        </w:tc>
+        <w:tc>
+          <w:tcPr/>
+          <w:p>
+            <w:pPr>
+              <w:pStyle w:val="Compact"/>
+              <w:jc w:val="left"/>
+            </w:pPr>
+            <w:r>
+              <w:t xml:space="preserve">307</w:t>
+            </w:r>
+          </w:p>
+        </w:tc>
+        <w:tc>
+          <w:tcPr/>
+          <w:p>
+            <w:pPr>
+              <w:pStyle w:val="Compact"/>
+              <w:jc w:val="left"/>
+            </w:pPr>
+            <w:r>
+              <w:t xml:space="preserve">1.45 (1.27–1.67)</w:t>
+            </w:r>
+          </w:p>
+        </w:tc>
+        <w:tc>
+          <w:tcPr/>
+          <w:p>
+            <w:pPr>
+              <w:pStyle w:val="Compact"/>
+              <w:jc w:val="left"/>
+            </w:pPr>
+            <m:oMath>
+              <m:r>
+                <m:rPr>
+                  <m:sty m:val="p"/>
+                </m:rPr>
+                <m:t>&lt;</m:t>
+              </m:r>
+              <m:sSup>
+                <m:e>
+                  <m:r>
+                    <m:t>10</m:t>
+                  </m:r>
+                </m:e>
+                <m:sup>
+                  <m:r>
+                    <m:rPr>
+                      <m:sty m:val="p"/>
+                    </m:rPr>
+                    <m:t>−</m:t>
+                  </m:r>
+                  <m:r>
+                    <m:t>4</m:t>
+                  </m:r>
+                </m:sup>
+              </m:sSup>
+            </m:oMath>
+          </w:p>
+        </w:tc>
+      </w:tr>
+      <w:tr>
+        <w:tc>
+          <w:tcPr/>
+          <w:p>
+            <w:pPr>
+              <w:pStyle w:val="Compact"/>
+              <w:jc w:val="left"/>
+            </w:pPr>
+            <w:r>
+              <w:t xml:space="preserve">Moffitt GEO array</w:t>
+            </w:r>
+          </w:p>
+        </w:tc>
+        <w:tc>
+          <w:tcPr/>
+          <w:p>
+            <w:pPr>
+              <w:pStyle w:val="Compact"/>
+              <w:jc w:val="left"/>
+            </w:pPr>
+            <w:r>
+              <w:t xml:space="preserve">447</w:t>
+            </w:r>
+          </w:p>
+        </w:tc>
+        <w:tc>
+          <w:tcPr/>
+          <w:p>
+            <w:pPr>
+              <w:pStyle w:val="Compact"/>
+              <w:jc w:val="left"/>
+            </w:pPr>
+            <w:r>
+              <w:t xml:space="preserve">305</w:t>
+            </w:r>
+          </w:p>
+        </w:tc>
+        <w:tc>
+          <w:tcPr/>
+          <w:p>
+            <w:pPr>
+              <w:pStyle w:val="Compact"/>
+              <w:jc w:val="left"/>
+            </w:pPr>
+            <w:r>
+              <w:t xml:space="preserve">1.44 (1.27–1.64)</w:t>
+            </w:r>
+          </w:p>
+        </w:tc>
+        <w:tc>
+          <w:tcPr/>
+          <w:p>
+            <w:pPr>
+              <w:pStyle w:val="Compact"/>
+              <w:jc w:val="left"/>
+            </w:pPr>
+            <m:oMath>
+              <m:r>
+                <m:rPr>
+                  <m:sty m:val="p"/>
+                </m:rPr>
+                <m:t>&lt;</m:t>
+              </m:r>
+              <m:sSup>
+                <m:e>
+                  <m:r>
+                    <m:t>10</m:t>
+                  </m:r>
+                </m:e>
+                <m:sup>
+                  <m:r>
+                    <m:rPr>
+                      <m:sty m:val="p"/>
+                    </m:rPr>
+                    <m:t>−</m:t>
+                  </m:r>
+                  <m:r>
+                    <m:t>4</m:t>
+                  </m:r>
+                </m:sup>
+              </m:sSup>
+            </m:oMath>
+          </w:p>
+        </w:tc>
+      </w:tr>
+      <w:tr>
+        <w:tc>
+          <w:tcPr/>
+          <w:p>
+            <w:pPr>
+              <w:pStyle w:val="Compact"/>
+              <w:jc w:val="left"/>
+            </w:pPr>
+            <w:r>
+              <w:t xml:space="preserve">PACA-AU array</w:t>
+            </w:r>
+          </w:p>
+        </w:tc>
+        <w:tc>
+          <w:tcPr/>
+          <w:p>
+            <w:pPr>
+              <w:pStyle w:val="Compact"/>
+              <w:jc w:val="left"/>
+            </w:pPr>
+            <w:r>
+              <w:t xml:space="preserve">553</w:t>
+            </w:r>
+          </w:p>
+        </w:tc>
+        <w:tc>
+          <w:tcPr/>
+          <w:p>
+            <w:pPr>
+              <w:pStyle w:val="Compact"/>
+              <w:jc w:val="left"/>
+            </w:pPr>
+            <w:r>
+              <w:t xml:space="preserve">376</w:t>
+            </w:r>
+          </w:p>
+        </w:tc>
+        <w:tc>
+          <w:tcPr/>
+          <w:p>
+            <w:pPr>
+              <w:pStyle w:val="Compact"/>
+              <w:jc w:val="left"/>
+            </w:pPr>
+            <w:r>
+              <w:t xml:space="preserve">1.41 (1.26–1.59)</w:t>
+            </w:r>
+          </w:p>
+        </w:tc>
+        <w:tc>
+          <w:tcPr/>
+          <w:p>
+            <w:pPr>
+              <w:pStyle w:val="Compact"/>
+              <w:jc w:val="left"/>
+            </w:pPr>
+            <m:oMath>
+              <m:r>
+                <m:rPr>
+                  <m:sty m:val="p"/>
+                </m:rPr>
+                <m:t>&lt;</m:t>
+              </m:r>
+              <m:sSup>
+                <m:e>
+                  <m:r>
+                    <m:t>10</m:t>
+                  </m:r>
+                </m:e>
+                <m:sup>
+                  <m:r>
+                    <m:rPr>
+                      <m:sty m:val="p"/>
+                    </m:rPr>
+                    <m:t>−</m:t>
+                  </m:r>
+                  <m:r>
+                    <m:t>4</m:t>
+                  </m:r>
+                </m:sup>
+              </m:sSup>
+            </m:oMath>
+          </w:p>
+        </w:tc>
+      </w:tr>
+      <w:tr>
+        <w:tc>
+          <w:tcPr/>
+          <w:p>
+            <w:pPr>
+              <w:pStyle w:val="Compact"/>
+              <w:jc w:val="left"/>
+            </w:pPr>
+            <w:r>
+              <w:t xml:space="preserve">PACA-AU RNA-seq</w:t>
+            </w:r>
+          </w:p>
+        </w:tc>
+        <w:tc>
+          <w:tcPr/>
+          <w:p>
+            <w:pPr>
+              <w:pStyle w:val="Compact"/>
+              <w:jc w:val="left"/>
+            </w:pPr>
+            <w:r>
+              <w:t xml:space="preserve">518</w:t>
+            </w:r>
+          </w:p>
+        </w:tc>
+        <w:tc>
+          <w:tcPr/>
+          <w:p>
+            <w:pPr>
+              <w:pStyle w:val="Compact"/>
+              <w:jc w:val="left"/>
+            </w:pPr>
+            <w:r>
+              <w:t xml:space="preserve">357</w:t>
+            </w:r>
+          </w:p>
+        </w:tc>
+        <w:tc>
+          <w:tcPr/>
+          <w:p>
+            <w:pPr>
+              <w:pStyle w:val="Compact"/>
+              <w:jc w:val="left"/>
+            </w:pPr>
+            <w:r>
+              <w:t xml:space="preserve">1.38 (1.22–1.56)</w:t>
+            </w:r>
+          </w:p>
+        </w:tc>
+        <w:tc>
+          <w:tcPr/>
+          <w:p>
+            <w:pPr>
+              <w:pStyle w:val="Compact"/>
+              <w:jc w:val="left"/>
+            </w:pPr>
+            <m:oMath>
+              <m:r>
+                <m:rPr>
+                  <m:sty m:val="p"/>
+                </m:rPr>
+                <m:t>&lt;</m:t>
+              </m:r>
+              <m:sSup>
+                <m:e>
+                  <m:r>
+                    <m:t>10</m:t>
+                  </m:r>
+                </m:e>
+                <m:sup>
+                  <m:r>
+                    <m:rPr>
+                      <m:sty m:val="p"/>
+                    </m:rPr>
+                    <m:t>−</m:t>
+                  </m:r>
+                  <m:r>
+                    <m:t>4</m:t>
+                  </m:r>
+                </m:sup>
+              </m:sSup>
+            </m:oMath>
+          </w:p>
+        </w:tc>
+      </w:tr>
+      <w:tr>
+        <w:tc>
+          <w:tcPr/>
+          <w:p>
+            <w:pPr>
+              <w:pStyle w:val="Compact"/>
+              <w:jc w:val="left"/>
+            </w:pPr>
+            <w:r>
+              <w:t xml:space="preserve">Puleo</w:t>
+            </w:r>
+          </w:p>
+        </w:tc>
+        <w:tc>
+          <w:tcPr/>
+          <w:p>
+            <w:pPr>
+              <w:pStyle w:val="Compact"/>
+              <w:jc w:val="left"/>
+            </w:pPr>
+            <w:r>
+              <w:t xml:space="preserve">282</w:t>
+            </w:r>
+          </w:p>
+        </w:tc>
+        <w:tc>
+          <w:tcPr/>
+          <w:p>
+            <w:pPr>
+              <w:pStyle w:val="Compact"/>
+              <w:jc w:val="left"/>
+            </w:pPr>
+            <w:r>
+              <w:t xml:space="preserve">207</w:t>
+            </w:r>
+          </w:p>
+        </w:tc>
+        <w:tc>
+          <w:tcPr/>
+          <w:p>
+            <w:pPr>
+              <w:pStyle w:val="Compact"/>
+              <w:jc w:val="left"/>
+            </w:pPr>
+            <w:r>
+              <w:t xml:space="preserve">1.34 (1.17–1.55)</w:t>
+            </w:r>
+          </w:p>
+        </w:tc>
+        <w:tc>
+          <w:tcPr/>
+          <w:p>
+            <w:pPr>
+              <w:pStyle w:val="Compact"/>
+              <w:jc w:val="left"/>
+            </w:pPr>
+            <m:oMath>
+              <m:r>
+                <m:rPr>
+                  <m:sty m:val="p"/>
+                </m:rPr>
+                <m:t>&lt;</m:t>
+              </m:r>
+              <m:sSup>
+                <m:e>
+                  <m:r>
+                    <m:t>10</m:t>
+                  </m:r>
+                </m:e>
+                <m:sup>
+                  <m:r>
+                    <m:rPr>
+                      <m:sty m:val="p"/>
+                    </m:rPr>
+                    <m:t>−</m:t>
+                  </m:r>
+                  <m:r>
+                    <m:t>4</m:t>
+                  </m:r>
+                </m:sup>
+              </m:sSup>
+            </m:oMath>
+          </w:p>
+        </w:tc>
+      </w:tr>
+    </w:tbl>
+    <w:p>
+      <w:pPr>
+        <w:pStyle w:val="BodyText"/>
+      </w:pPr>
+      <w:r>
+        <w:rPr>
+          <w:iCs/>
+          <w:i/>
+        </w:rPr>
+        <w:t xml:space="preserve">Leave-one-dataset-out sensitivity of the pooled external-validation hazard ratio for the frozen DeSurv linear predictor. Each row refits the dataset-stratified Cox model on the de-duplicated patient-level table with the named validation dataset omitted; the first row is the full combined estimate reported in main-text Table [tab:hr-adjusted]. Hazard ratios are per pooled standard deviation of the linear predictor, recomputed within each subset, the same convention as the headline pooled estimate and not the within-cohort convention of Table [tab:het-ci]. Puleo contributes 288 of the 570 unique patients, which is why this sensitivity analysis is reported.</w:t>
+      </w:r>
+    </w:p>
     <w:bookmarkEnd w:id="52"/>
-    <w:bookmarkStart w:id="53" w:name="variance-partition-of-the-d1-score"/>
+    <w:bookmarkEnd w:id="53"/>
+    <w:bookmarkStart w:id="54" w:name="variance-partition-of-the-d1-score"/>
     <w:p>
       <w:pPr>
         <w:pStyle w:val="Heading1"/>
@@ -31538,8 +32831,8 @@
         <w:t xml:space="preserve">). D1’s prognostic information is therefore not captured by the saturated four-level joint classification.</w:t>
       </w:r>
     </w:p>
-    <w:bookmarkEnd w:id="53"/>
-    <w:bookmarkStart w:id="54" w:name="Xddc27719868698939a9a11e7f4ff5bdee7456c2"/>
+    <w:bookmarkEnd w:id="54"/>
+    <w:bookmarkStart w:id="55" w:name="Xddc27719868698939a9a11e7f4ff5bdee7456c2"/>
     <w:p>
       <w:pPr>
         <w:pStyle w:val="Heading1"/>
@@ -32624,8 +33917,8 @@
         <w:t xml:space="preserve">of its 123 patients. Training-cohort (TCGA, CPTAC) hazard ratios are in-sample.</w:t>
       </w:r>
     </w:p>
-    <w:bookmarkEnd w:id="54"/>
-    <w:bookmarkStart w:id="55" w:name="X8cbc407d541f9b11d40711e80c4433cb4b305b3"/>
+    <w:bookmarkEnd w:id="55"/>
+    <w:bookmarkStart w:id="56" w:name="X8cbc407d541f9b11d40711e80c4433cb4b305b3"/>
     <w:p>
       <w:pPr>
         <w:pStyle w:val="Heading1"/>
@@ -32855,8 +34148,8 @@
         <w:t xml:space="preserve">), so monotonicity here is a statement about the outer loop. The size of the decrease from a random start varies widely between initializations, but that quantity primarily reflects the starting objective value rather than agreement among the final solutions. Whether independent runs of the reported procedure recover the same gene programs is addressed in Stability of the recovered gene programs below.</w:t>
       </w:r>
     </w:p>
-    <w:bookmarkEnd w:id="55"/>
-    <w:bookmarkStart w:id="56" w:name="stability-of-the-recovered-gene-programs"/>
+    <w:bookmarkEnd w:id="56"/>
+    <w:bookmarkStart w:id="57" w:name="stability-of-the-recovered-gene-programs"/>
     <w:p>
       <w:pPr>
         <w:pStyle w:val="Heading1"/>
@@ -33435,8 +34728,8 @@
         <w:t xml:space="preserve">from reproducibility of the frozen end-to-end procedure.</w:t>
       </w:r>
     </w:p>
-    <w:bookmarkEnd w:id="56"/>
-    <w:bookmarkStart w:id="57" w:name="simulation-design-and-data-generation"/>
+    <w:bookmarkEnd w:id="57"/>
+    <w:bookmarkStart w:id="58" w:name="simulation-design-and-data-generation"/>
     <w:p>
       <w:pPr>
         <w:pStyle w:val="Heading1"/>
@@ -34539,8 +35832,8 @@
         <w:t xml:space="preserve">); in the mixed scenario, marker-only and full survival-gene definitions of the target were evaluated separately.</w:t>
       </w:r>
     </w:p>
-    <w:bookmarkEnd w:id="57"/>
-    <w:bookmarkStart w:id="61" w:name="Xa656e561b251301228bdad7d1c71d379544158a"/>
+    <w:bookmarkEnd w:id="58"/>
+    <w:bookmarkStart w:id="62" w:name="Xa656e561b251301228bdad7d1c71d379544158a"/>
     <w:p>
       <w:pPr>
         <w:pStyle w:val="Heading1"/>
@@ -35242,18 +36535,18 @@
           <wp:inline>
             <wp:extent cx="5334000" cy="5719186"/>
             <wp:effectExtent b="0" l="0" r="0" t="0"/>
-            <wp:docPr descr="" title="" id="59" name="Picture"/>
+            <wp:docPr descr="" title="" id="60" name="Picture"/>
             <a:graphic>
               <a:graphicData uri="http://schemas.openxmlformats.org/drawingml/2006/picture">
                 <pic:pic>
                   <pic:nvPicPr>
-                    <pic:cNvPr descr=".docx_media/figures_fig_sim_null_mixed_1.png" id="60" name="Picture"/>
+                    <pic:cNvPr descr=".docx_media/figures_fig_sim_null_mixed_1.png" id="61" name="Picture"/>
                     <pic:cNvPicPr>
                       <a:picLocks noChangeArrowheads="1" noChangeAspect="1"/>
                     </pic:cNvPicPr>
                   </pic:nvPicPr>
                   <pic:blipFill>
-                    <a:blip r:embed="rId58"/>
+                    <a:blip r:embed="rId59"/>
                     <a:stretch>
                       <a:fillRect/>
                     </a:stretch>
@@ -35409,8 +36702,8 @@
         <w:t xml:space="preserve">); both Bayesian-optimized.</w:t>
       </w:r>
     </w:p>
-    <w:bookmarkEnd w:id="61"/>
-    <w:bookmarkStart w:id="65" w:name="X680e376122d014d3f7c1287c73305ede05e677a"/>
+    <w:bookmarkEnd w:id="62"/>
+    <w:bookmarkStart w:id="66" w:name="X680e376122d014d3f7c1287c73305ede05e677a"/>
     <w:p>
       <w:pPr>
         <w:pStyle w:val="Heading1"/>
@@ -36265,18 +37558,18 @@
           <wp:inline>
             <wp:extent cx="5334000" cy="5244713"/>
             <wp:effectExtent b="0" l="0" r="0" t="0"/>
-            <wp:docPr descr="" title="" id="63" name="Picture"/>
+            <wp:docPr descr="" title="" id="64" name="Picture"/>
             <a:graphic>
               <a:graphicData uri="http://schemas.openxmlformats.org/drawingml/2006/picture">
                 <pic:pic>
                   <pic:nvPicPr>
-                    <pic:cNvPr descr=".docx_media/figures_fig_cindex_by_k_1.png" id="64" name="Picture"/>
+                    <pic:cNvPr descr=".docx_media/figures_fig_cindex_by_k_1.png" id="65" name="Picture"/>
                     <pic:cNvPicPr>
                       <a:picLocks noChangeArrowheads="1" noChangeAspect="1"/>
                     </pic:cNvPicPr>
                   </pic:nvPicPr>
                   <pic:blipFill>
-                    <a:blip r:embed="rId62"/>
+                    <a:blip r:embed="rId63"/>
                     <a:stretch>
                       <a:fillRect/>
                     </a:stretch>
@@ -36637,8 +37930,8 @@
         <w:t xml:space="preserve">).</w:t>
       </w:r>
     </w:p>
-    <w:bookmarkEnd w:id="65"/>
-    <w:bookmarkStart w:id="69" w:name="standard-nmf-rank-selection-heuristics"/>
+    <w:bookmarkEnd w:id="66"/>
+    <w:bookmarkStart w:id="70" w:name="standard-nmf-rank-selection-heuristics"/>
     <w:p>
       <w:pPr>
         <w:pStyle w:val="Heading1"/>
@@ -36698,18 +37991,18 @@
           <wp:inline>
             <wp:extent cx="5334000" cy="2979786"/>
             <wp:effectExtent b="0" l="0" r="0" t="0"/>
-            <wp:docPr descr="" title="" id="67" name="Picture"/>
+            <wp:docPr descr="" title="" id="68" name="Picture"/>
             <a:graphic>
               <a:graphicData uri="http://schemas.openxmlformats.org/drawingml/2006/picture">
                 <pic:pic>
                   <pic:nvPicPr>
-                    <pic:cNvPr descr=".docx_media/figures_fig_nmf_diagnostics_1.png" id="68" name="Picture"/>
+                    <pic:cNvPr descr=".docx_media/figures_fig_nmf_diagnostics_1.png" id="69" name="Picture"/>
                     <pic:cNvPicPr>
                       <a:picLocks noChangeArrowheads="1" noChangeAspect="1"/>
                     </pic:cNvPicPr>
                   </pic:nvPicPr>
                   <pic:blipFill>
-                    <a:blip r:embed="rId66"/>
+                    <a:blip r:embed="rId67"/>
                     <a:stretch>
                       <a:fillRect/>
                     </a:stretch>
@@ -36805,8 +38098,8 @@
         <w:t xml:space="preserve">. These criteria yield inconsistent guidance, illustrating the ambiguity of rank selection under unsupervised criteria; the main text selects rank on cross-validated prognostic performance.</w:t>
       </w:r>
     </w:p>
-    <w:bookmarkEnd w:id="69"/>
-    <w:bookmarkStart w:id="79" w:name="X4dda6bee917749c7c18e0c1a7409d8a52d8a569"/>
+    <w:bookmarkEnd w:id="70"/>
+    <w:bookmarkStart w:id="80" w:name="X4dda6bee917749c7c18e0c1a7409d8a52d8a569"/>
     <w:p>
       <w:pPr>
         <w:pStyle w:val="Heading1"/>
@@ -37032,18 +38325,18 @@
           <wp:inline>
             <wp:extent cx="5070485" cy="4214191"/>
             <wp:effectExtent b="0" l="0" r="0" t="0"/>
-            <wp:docPr descr="Gene-program correspondence for the rank-optimized unsupervised control (k = 7, BO-selected rank at \alpha = 0), computed with the same Spearman-correlation analysis and reference programs as main-text Fig. 2a,b (top 50 genes per factor; reference programs with $ ho &gt; 0.2$ for at least one factor are shown). Compared with the matched-rank k = 3 solution, the k = 7 solution shows broader correspondence to established PDAC programs, with some programs represented by more than one factor. Supplementary Fig. [fig:fig-rpm] quantifies the accompanying changes in coverage and multiplicity." title="" id="71" name="Picture"/>
+            <wp:docPr descr="Gene-program correspondence for the rank-optimized unsupervised control (k = 7, BO-selected rank at \alpha = 0), computed with the same Spearman-correlation analysis and reference programs as main-text Fig. 2a,b (top 50 genes per factor; reference programs with $ ho &gt; 0.2$ for at least one factor are shown). Compared with the matched-rank k = 3 solution, the k = 7 solution shows broader correspondence to established PDAC programs, with some programs represented by more than one factor. Supplementary Fig. [fig:fig-rpm] quantifies the accompanying changes in coverage and multiplicity." title="" id="72" name="Picture"/>
             <a:graphic>
               <a:graphicData uri="http://schemas.openxmlformats.org/drawingml/2006/picture">
                 <pic:pic>
                   <pic:nvPicPr>
-                    <pic:cNvPr descr="figures/fig-nmf-k7-heatmap-1.png" id="72" name="Picture"/>
+                    <pic:cNvPr descr="figures/fig-nmf-k7-heatmap-1.png" id="73" name="Picture"/>
                     <pic:cNvPicPr>
                       <a:picLocks noChangeArrowheads="1" noChangeAspect="1"/>
                     </pic:cNvPicPr>
                   </pic:nvPicPr>
                   <pic:blipFill>
-                    <a:blip r:embed="rId70"/>
+                    <a:blip r:embed="rId71"/>
                     <a:stretch>
                       <a:fillRect/>
                     </a:stretch>
@@ -37167,7 +38460,7 @@
         <w:t xml:space="preserve">solution shows broader correspondence to established PDAC programs, with some programs represented by more than one factor. Supplementary Fig. [fig:fig-rpm] quantifies the accompanying changes in coverage and multiplicity.</w:t>
       </w:r>
     </w:p>
-    <w:bookmarkStart w:id="76" w:name="X8d63477c1765a3ab1bb7b6ce3d8970cbbc5fb88"/>
+    <w:bookmarkStart w:id="77" w:name="X8d63477c1765a3ab1bb7b6ce3d8970cbbc5fb88"/>
     <w:p>
       <w:pPr>
         <w:pStyle w:val="Heading2"/>
@@ -37804,18 +39097,18 @@
           <wp:inline>
             <wp:extent cx="5334000" cy="7111999"/>
             <wp:effectExtent b="0" l="0" r="0" t="0"/>
-            <wp:docPr descr="" title="" id="74" name="Picture"/>
+            <wp:docPr descr="" title="" id="75" name="Picture"/>
             <a:graphic>
               <a:graphicData uri="http://schemas.openxmlformats.org/drawingml/2006/picture">
                 <pic:pic>
                   <pic:nvPicPr>
-                    <pic:cNvPr descr=".docx_media/figures_fig_reference_program_multiplicity.png" id="75" name="Picture"/>
+                    <pic:cNvPr descr=".docx_media/figures_fig_reference_program_multiplicity.png" id="76" name="Picture"/>
                     <pic:cNvPicPr>
                       <a:picLocks noChangeArrowheads="1" noChangeAspect="1"/>
                     </pic:cNvPicPr>
                   </pic:nvPicPr>
                   <pic:blipFill>
-                    <a:blip r:embed="rId73"/>
+                    <a:blip r:embed="rId74"/>
                     <a:stretch>
                       <a:fillRect/>
                     </a:stretch>
@@ -39572,8 +40865,8 @@
         <w:t xml:space="preserve">Cohort-specific external-validation estimates for the frozen DeSurv linear predictor, on the de-duplicated patient-level table (570 unique patients, 388 deaths; PACA-AU represented once, RNA-seq retained). Hazard ratios are per standard deviation of the linear predictor computed within that cohort, the convention used for the interaction test, so they are not comparable to the pooled-standard-deviation hazard ratio in main-text Table [tab:hr-adjusted]. C-index confidence intervals are percentile intervals from 1000 stratified bootstrap replicates (seed 1) resampling within cohort; the combined C-index is the event-weighted mean of the four cohort values.</w:t>
       </w:r>
     </w:p>
-    <w:bookmarkEnd w:id="76"/>
-    <w:bookmarkStart w:id="77" w:name="X963ec26f3903600f41332d8e5f3729b562d7f7d"/>
+    <w:bookmarkEnd w:id="77"/>
+    <w:bookmarkStart w:id="78" w:name="X963ec26f3903600f41332d8e5f3729b562d7f7d"/>
     <w:p>
       <w:pPr>
         <w:pStyle w:val="Heading2"/>
@@ -39841,8 +41134,8 @@
         <w:t xml:space="preserve">classification; the underlying gene sets are the single-cell-derived ones.</w:t>
       </w:r>
     </w:p>
-    <w:bookmarkEnd w:id="77"/>
-    <w:bookmarkStart w:id="78" w:name="X6f729c35316c2e7930773018bbceb9e5a443d40"/>
+    <w:bookmarkEnd w:id="78"/>
+    <w:bookmarkStart w:id="79" w:name="X6f729c35316c2e7930773018bbceb9e5a443d40"/>
     <w:p>
       <w:pPr>
         <w:pStyle w:val="Heading2"/>
@@ -40891,9 +42184,9 @@
         <w:t xml:space="preserve">search came within one standard error of its best configuration (which had rank 11), not a general minimum rank for unsupervised recovery of comparable prognostic information.</w:t>
       </w:r>
     </w:p>
-    <w:bookmarkEnd w:id="78"/>
     <w:bookmarkEnd w:id="79"/>
-    <w:bookmarkStart w:id="80" w:name="Xdd472bc821fe0f6c222341637be91ad6e9ddaaf"/>
+    <w:bookmarkEnd w:id="80"/>
+    <w:bookmarkStart w:id="81" w:name="Xdd472bc821fe0f6c222341637be91ad6e9ddaaf"/>
     <w:p>
       <w:pPr>
         <w:pStyle w:val="Heading1"/>
@@ -40963,7 +42256,7 @@
         </m:r>
       </m:oMath>
       <w:r>
-        <w:t xml:space="preserve">); these are the genes used to compute sample-level factor scores for survival prediction.</w:t>
+        <w:t xml:space="preserve">); these are the genes used to compute sample-level projected scores for survival prediction.</w:t>
       </w:r>
     </w:p>
     <w:p>
@@ -51596,8 +52889,8 @@
         <w:t xml:space="preserve">.</w:t>
       </w:r>
     </w:p>
-    <w:bookmarkEnd w:id="80"/>
-    <w:bookmarkStart w:id="84" w:name="Xefc23c928fe1fa68013ac6058f366bd43ddb2b7"/>
+    <w:bookmarkEnd w:id="81"/>
+    <w:bookmarkStart w:id="85" w:name="Xefc23c928fe1fa68013ac6058f366bd43ddb2b7"/>
     <w:p>
       <w:pPr>
         <w:pStyle w:val="Heading1"/>
@@ -51773,7 +53066,7 @@
         <w:t xml:space="preserve">predicts survival.</w:t>
       </w:r>
     </w:p>
-    <w:bookmarkStart w:id="81" w:name="Xe4e0c00ff0320398a452e84b8e554a8a25af80c"/>
+    <w:bookmarkStart w:id="82" w:name="Xe4e0c00ff0320398a452e84b8e554a8a25af80c"/>
     <w:p>
       <w:pPr>
         <w:pStyle w:val="Heading2"/>
@@ -52019,8 +53312,8 @@
         <w:t xml:space="preserve">direction rather than the stromal programs.</w:t>
       </w:r>
     </w:p>
-    <w:bookmarkEnd w:id="81"/>
-    <w:bookmarkStart w:id="82" w:name="treatment-associated-change-in-d2"/>
+    <w:bookmarkEnd w:id="82"/>
+    <w:bookmarkStart w:id="83" w:name="treatment-associated-change-in-d2"/>
     <w:p>
       <w:pPr>
         <w:pStyle w:val="Heading2"/>
@@ -52109,8 +53402,8 @@
         <w:t xml:space="preserve">SD; Fig. [fig:treated]b), indicating a shift toward proCAF-associated bulk expression. This bulk analysis cannot distinguish a change in fibroblast state from altered tissue composition.</w:t>
       </w:r>
     </w:p>
-    <w:bookmarkEnd w:id="82"/>
-    <w:bookmarkStart w:id="83" w:name="caveats"/>
+    <w:bookmarkEnd w:id="83"/>
+    <w:bookmarkStart w:id="84" w:name="caveats"/>
     <w:p>
       <w:pPr>
         <w:pStyle w:val="Heading2"/>
@@ -52196,9 +53489,9 @@
         <w:t xml:space="preserve">result chiefly supports transport of the tumor-associated component of the score. Robust treated-cohort validation, and any assessment of whether the programs predict differential treatment benefit, will require larger harmonized series with adequately powered treatment-by-program interaction analyses.</w:t>
       </w:r>
     </w:p>
-    <w:bookmarkEnd w:id="83"/>
     <w:bookmarkEnd w:id="84"/>
-    <w:bookmarkStart w:id="139" w:name="bibliography"/>
+    <w:bookmarkEnd w:id="85"/>
+    <w:bookmarkStart w:id="140" w:name="bibliography"/>
     <w:p>
       <w:pPr>
         <w:pStyle w:val="Heading1"/>
@@ -52207,8 +53500,8 @@
         <w:t xml:space="preserve">SI References</w:t>
       </w:r>
     </w:p>
-    <w:bookmarkStart w:id="138" w:name="refs"/>
-    <w:bookmarkStart w:id="85" w:name="ref-seung2001algorithms"/>
+    <w:bookmarkStart w:id="139" w:name="refs"/>
+    <w:bookmarkStart w:id="86" w:name="ref-seung2001algorithms"/>
     <w:p>
       <w:pPr>
         <w:pStyle w:val="Bibliography"/>
@@ -52242,8 +53535,8 @@
         <w:t xml:space="preserve">(eds. Leen, T. K., Dietterich, T. G. &amp; Tresp, V.) 556–562 (MIT Press, 2001).</w:t>
       </w:r>
     </w:p>
-    <w:bookmarkEnd w:id="85"/>
-    <w:bookmarkStart w:id="87" w:name="ref-pascualmontano2006nonsmooth"/>
+    <w:bookmarkEnd w:id="86"/>
+    <w:bookmarkStart w:id="88" w:name="ref-pascualmontano2006nonsmooth"/>
     <w:p>
       <w:pPr>
         <w:pStyle w:val="Bibliography"/>
@@ -52263,7 +53556,7 @@
       <w:r>
         <w:t xml:space="preserve"> </w:t>
       </w:r>
-      <w:hyperlink r:id="rId86">
+      <w:hyperlink r:id="rId87">
         <w:r>
           <w:rPr>
             <w:rStyle w:val="Hyperlink"/>
@@ -52298,8 +53591,8 @@
         <w:t xml:space="preserve">, 403–415 (2006).</w:t>
       </w:r>
     </w:p>
-    <w:bookmarkEnd w:id="87"/>
-    <w:bookmarkStart w:id="89" w:name="ref-simon2011regularization"/>
+    <w:bookmarkEnd w:id="88"/>
+    <w:bookmarkStart w:id="90" w:name="ref-simon2011regularization"/>
     <w:p>
       <w:pPr>
         <w:pStyle w:val="Bibliography"/>
@@ -52319,7 +53612,7 @@
       <w:r>
         <w:t xml:space="preserve"> </w:t>
       </w:r>
-      <w:hyperlink r:id="rId88">
+      <w:hyperlink r:id="rId89">
         <w:r>
           <w:rPr>
             <w:rStyle w:val="Hyperlink"/>
@@ -52378,8 +53671,8 @@
         <w:t xml:space="preserve">, 1–13 (2011).</w:t>
       </w:r>
     </w:p>
-    <w:bookmarkEnd w:id="89"/>
-    <w:bookmarkStart w:id="90" w:name="ref-donoho2004nmf"/>
+    <w:bookmarkEnd w:id="90"/>
+    <w:bookmarkStart w:id="91" w:name="ref-donoho2004nmf"/>
     <w:p>
       <w:pPr>
         <w:pStyle w:val="Bibliography"/>
@@ -52413,8 +53706,8 @@
         <w:t xml:space="preserve">(eds. Thrun, S., Saul, L. K. &amp; Schölkopf, B.) 1141–1148 (MIT Press, 2004).</w:t>
       </w:r>
     </w:p>
-    <w:bookmarkEnd w:id="90"/>
-    <w:bookmarkStart w:id="92" w:name="ref-laurberg2008uniqueness"/>
+    <w:bookmarkEnd w:id="91"/>
+    <w:bookmarkStart w:id="93" w:name="ref-laurberg2008uniqueness"/>
     <w:p>
       <w:pPr>
         <w:pStyle w:val="Bibliography"/>
@@ -52434,7 +53727,7 @@
       <w:r>
         <w:t xml:space="preserve"> </w:t>
       </w:r>
-      <w:hyperlink r:id="rId91">
+      <w:hyperlink r:id="rId92">
         <w:r>
           <w:rPr>
             <w:rStyle w:val="Hyperlink"/>
@@ -52469,8 +53762,8 @@
         <w:t xml:space="preserve">, 764206 (2008).</w:t>
       </w:r>
     </w:p>
-    <w:bookmarkEnd w:id="92"/>
-    <w:bookmarkStart w:id="93" w:name="ref-gillis2014nmf"/>
+    <w:bookmarkEnd w:id="93"/>
+    <w:bookmarkStart w:id="94" w:name="ref-gillis2014nmf"/>
     <w:p>
       <w:pPr>
         <w:pStyle w:val="Bibliography"/>
@@ -52504,8 +53797,8 @@
         <w:t xml:space="preserve">(eds. Suykens, J. A. K., Signoretto, M. &amp; Argyriou, A.) 257–291 (Chapman; Hall/CRC, 2014).</w:t>
       </w:r>
     </w:p>
-    <w:bookmarkEnd w:id="93"/>
-    <w:bookmarkStart w:id="95" w:name="ref-brunet2004metagenes"/>
+    <w:bookmarkEnd w:id="94"/>
+    <w:bookmarkStart w:id="96" w:name="ref-brunet2004metagenes"/>
     <w:p>
       <w:pPr>
         <w:pStyle w:val="Bibliography"/>
@@ -52525,7 +53818,7 @@
       <w:r>
         <w:t xml:space="preserve"> </w:t>
       </w:r>
-      <w:hyperlink r:id="rId94">
+      <w:hyperlink r:id="rId95">
         <w:r>
           <w:rPr>
             <w:rStyle w:val="Hyperlink"/>
@@ -52560,8 +53853,8 @@
         <w:t xml:space="preserve">, 4164–4169 (2004).</w:t>
       </w:r>
     </w:p>
-    <w:bookmarkEnd w:id="95"/>
-    <w:bookmarkStart w:id="97" w:name="ref-kim2007sparse"/>
+    <w:bookmarkEnd w:id="96"/>
+    <w:bookmarkStart w:id="98" w:name="ref-kim2007sparse"/>
     <w:p>
       <w:pPr>
         <w:pStyle w:val="Bibliography"/>
@@ -52594,7 +53887,7 @@
       <w:r>
         <w:t xml:space="preserve"> </w:t>
       </w:r>
-      <w:hyperlink r:id="rId96">
+      <w:hyperlink r:id="rId97">
         <w:r>
           <w:rPr>
             <w:rStyle w:val="Hyperlink"/>
@@ -52609,8 +53902,8 @@
         <w:t xml:space="preserve">(2008).</w:t>
       </w:r>
     </w:p>
-    <w:bookmarkEnd w:id="97"/>
-    <w:bookmarkStart w:id="99" w:name="ref-gillis2012accelerated"/>
+    <w:bookmarkEnd w:id="98"/>
+    <w:bookmarkStart w:id="100" w:name="ref-gillis2012accelerated"/>
     <w:p>
       <w:pPr>
         <w:pStyle w:val="Bibliography"/>
@@ -52630,7 +53923,7 @@
       <w:r>
         <w:t xml:space="preserve"> </w:t>
       </w:r>
-      <w:hyperlink r:id="rId98">
+      <w:hyperlink r:id="rId99">
         <w:r>
           <w:rPr>
             <w:rStyle w:val="Hyperlink"/>
@@ -52665,8 +53958,8 @@
         <w:t xml:space="preserve">, 1085–1105 (2012).</w:t>
       </w:r>
     </w:p>
-    <w:bookmarkEnd w:id="99"/>
-    <w:bookmarkStart w:id="100" w:name="ref-huang2020low"/>
+    <w:bookmarkEnd w:id="100"/>
+    <w:bookmarkStart w:id="101" w:name="ref-huang2020low"/>
     <w:p>
       <w:pPr>
         <w:pStyle w:val="Bibliography"/>
@@ -52700,8 +53993,8 @@
         <w:t xml:space="preserve">(2020).</w:t>
       </w:r>
     </w:p>
-    <w:bookmarkEnd w:id="100"/>
-    <w:bookmarkStart w:id="101" w:name="ref-le2025survnmf"/>
+    <w:bookmarkEnd w:id="101"/>
+    <w:bookmarkStart w:id="102" w:name="ref-le2025survnmf"/>
     <w:p>
       <w:pPr>
         <w:pStyle w:val="Bibliography"/>
@@ -52748,8 +54041,8 @@
         <w:t xml:space="preserve">(2025).</w:t>
       </w:r>
     </w:p>
-    <w:bookmarkEnd w:id="101"/>
-    <w:bookmarkStart w:id="102" w:name="ref-blei2007slda"/>
+    <w:bookmarkEnd w:id="102"/>
+    <w:bookmarkStart w:id="103" w:name="ref-blei2007slda"/>
     <w:p>
       <w:pPr>
         <w:pStyle w:val="Bibliography"/>
@@ -52783,8 +54076,8 @@
         <w:t xml:space="preserve">(eds. Platt, J. C., Koller, D., Singer, Y. &amp; Roweis, S. T.) 121–128 (Curran Associates, Inc., 2007).</w:t>
       </w:r>
     </w:p>
-    <w:bookmarkEnd w:id="102"/>
-    <w:bookmarkStart w:id="104" w:name="ref-raphael2017integrated"/>
+    <w:bookmarkEnd w:id="103"/>
+    <w:bookmarkStart w:id="105" w:name="ref-raphael2017integrated"/>
     <w:p>
       <w:pPr>
         <w:pStyle w:val="Bibliography"/>
@@ -52814,7 +54107,7 @@
       <w:r>
         <w:t xml:space="preserve"> </w:t>
       </w:r>
-      <w:hyperlink r:id="rId103">
+      <w:hyperlink r:id="rId104">
         <w:r>
           <w:rPr>
             <w:rStyle w:val="Hyperlink"/>
@@ -52849,8 +54142,8 @@
         <w:t xml:space="preserve">, 185–203 (2017).</w:t>
       </w:r>
     </w:p>
-    <w:bookmarkEnd w:id="104"/>
-    <w:bookmarkStart w:id="106" w:name="ref-cao2021proteogenomic"/>
+    <w:bookmarkEnd w:id="105"/>
+    <w:bookmarkStart w:id="107" w:name="ref-cao2021proteogenomic"/>
     <w:p>
       <w:pPr>
         <w:pStyle w:val="Bibliography"/>
@@ -52880,7 +54173,7 @@
       <w:r>
         <w:t xml:space="preserve"> </w:t>
       </w:r>
-      <w:hyperlink r:id="rId105">
+      <w:hyperlink r:id="rId106">
         <w:r>
           <w:rPr>
             <w:rStyle w:val="Hyperlink"/>
@@ -52915,8 +54208,8 @@
         <w:t xml:space="preserve">, 5031–5052 (2021).</w:t>
       </w:r>
     </w:p>
-    <w:bookmarkEnd w:id="106"/>
-    <w:bookmarkStart w:id="108" w:name="ref-dijk2020unsupervised"/>
+    <w:bookmarkEnd w:id="107"/>
+    <w:bookmarkStart w:id="109" w:name="ref-dijk2020unsupervised"/>
     <w:p>
       <w:pPr>
         <w:pStyle w:val="Bibliography"/>
@@ -52946,7 +54239,7 @@
       <w:r>
         <w:t xml:space="preserve"> </w:t>
       </w:r>
-      <w:hyperlink r:id="rId107">
+      <w:hyperlink r:id="rId108">
         <w:r>
           <w:rPr>
             <w:rStyle w:val="Hyperlink"/>
@@ -52981,8 +54274,8 @@
         <w:t xml:space="preserve">, 337 (2020).</w:t>
       </w:r>
     </w:p>
-    <w:bookmarkEnd w:id="108"/>
-    <w:bookmarkStart w:id="110" w:name="ref-moffitt2015virtual"/>
+    <w:bookmarkEnd w:id="109"/>
+    <w:bookmarkStart w:id="111" w:name="ref-moffitt2015virtual"/>
     <w:p>
       <w:pPr>
         <w:pStyle w:val="Bibliography"/>
@@ -53012,7 +54305,7 @@
       <w:r>
         <w:t xml:space="preserve"> </w:t>
       </w:r>
-      <w:hyperlink r:id="rId109">
+      <w:hyperlink r:id="rId110">
         <w:r>
           <w:rPr>
             <w:rStyle w:val="Hyperlink"/>
@@ -53047,8 +54340,8 @@
         <w:t xml:space="preserve">, 1168–1178 (2015).</w:t>
       </w:r>
     </w:p>
-    <w:bookmarkEnd w:id="110"/>
-    <w:bookmarkStart w:id="112" w:name="ref-Bailey2016"/>
+    <w:bookmarkEnd w:id="111"/>
+    <w:bookmarkStart w:id="113" w:name="ref-Bailey2016"/>
     <w:p>
       <w:pPr>
         <w:pStyle w:val="Bibliography"/>
@@ -53078,7 +54371,7 @@
       <w:r>
         <w:t xml:space="preserve"> </w:t>
       </w:r>
-      <w:hyperlink r:id="rId111">
+      <w:hyperlink r:id="rId112">
         <w:r>
           <w:rPr>
             <w:rStyle w:val="Hyperlink"/>
@@ -53113,8 +54406,8 @@
         <w:t xml:space="preserve">, 47–52 (2016).</w:t>
       </w:r>
     </w:p>
-    <w:bookmarkEnd w:id="112"/>
-    <w:bookmarkStart w:id="114" w:name="ref-puleo2018stratification"/>
+    <w:bookmarkEnd w:id="113"/>
+    <w:bookmarkStart w:id="115" w:name="ref-puleo2018stratification"/>
     <w:p>
       <w:pPr>
         <w:pStyle w:val="Bibliography"/>
@@ -53144,7 +54437,7 @@
       <w:r>
         <w:t xml:space="preserve"> </w:t>
       </w:r>
-      <w:hyperlink r:id="rId113">
+      <w:hyperlink r:id="rId114">
         <w:r>
           <w:rPr>
             <w:rStyle w:val="Hyperlink"/>
@@ -53179,8 +54472,8 @@
         <w:t xml:space="preserve">, 1999–2013 (2018).</w:t>
       </w:r>
     </w:p>
-    <w:bookmarkEnd w:id="114"/>
-    <w:bookmarkStart w:id="116" w:name="ref-rashid2020purity"/>
+    <w:bookmarkEnd w:id="115"/>
+    <w:bookmarkStart w:id="117" w:name="ref-rashid2020purity"/>
     <w:p>
       <w:pPr>
         <w:pStyle w:val="Bibliography"/>
@@ -53210,7 +54503,7 @@
       <w:r>
         <w:t xml:space="preserve"> </w:t>
       </w:r>
-      <w:hyperlink r:id="rId115">
+      <w:hyperlink r:id="rId116">
         <w:r>
           <w:rPr>
             <w:rStyle w:val="Hyperlink"/>
@@ -53245,8 +54538,8 @@
         <w:t xml:space="preserve">, 82–92 (2020).</w:t>
       </w:r>
     </w:p>
-    <w:bookmarkEnd w:id="116"/>
-    <w:bookmarkStart w:id="118" w:name="ref-peng2024determination"/>
+    <w:bookmarkEnd w:id="117"/>
+    <w:bookmarkStart w:id="119" w:name="ref-peng2024determination"/>
     <w:p>
       <w:pPr>
         <w:pStyle w:val="Bibliography"/>
@@ -53276,7 +54569,7 @@
       <w:r>
         <w:t xml:space="preserve"> </w:t>
       </w:r>
-      <w:hyperlink r:id="rId117">
+      <w:hyperlink r:id="rId118">
         <w:r>
           <w:rPr>
             <w:rStyle w:val="Hyperlink"/>
@@ -53311,8 +54604,8 @@
         <w:t xml:space="preserve">, 102611 (2026).</w:t>
       </w:r>
     </w:p>
-    <w:bookmarkEnd w:id="118"/>
-    <w:bookmarkStart w:id="120" w:name="ref-peng2019novo"/>
+    <w:bookmarkEnd w:id="119"/>
+    <w:bookmarkStart w:id="121" w:name="ref-peng2019novo"/>
     <w:p>
       <w:pPr>
         <w:pStyle w:val="Bibliography"/>
@@ -53332,7 +54625,7 @@
       <w:r>
         <w:t xml:space="preserve"> </w:t>
       </w:r>
-      <w:hyperlink r:id="rId119">
+      <w:hyperlink r:id="rId120">
         <w:r>
           <w:rPr>
             <w:rStyle w:val="Hyperlink"/>
@@ -53367,8 +54660,8 @@
         <w:t xml:space="preserve">, 4729 (2019).</w:t>
       </w:r>
     </w:p>
-    <w:bookmarkEnd w:id="120"/>
-    <w:bookmarkStart w:id="122" w:name="ref-collisson2011subtypes"/>
+    <w:bookmarkEnd w:id="121"/>
+    <w:bookmarkStart w:id="123" w:name="ref-collisson2011subtypes"/>
     <w:p>
       <w:pPr>
         <w:pStyle w:val="Bibliography"/>
@@ -53398,7 +54691,7 @@
       <w:r>
         <w:t xml:space="preserve"> </w:t>
       </w:r>
-      <w:hyperlink r:id="rId121">
+      <w:hyperlink r:id="rId122">
         <w:r>
           <w:rPr>
             <w:rStyle w:val="Hyperlink"/>
@@ -53433,8 +54726,8 @@
         <w:t xml:space="preserve">, 500–503 (2011).</w:t>
       </w:r>
     </w:p>
-    <w:bookmarkEnd w:id="122"/>
-    <w:bookmarkStart w:id="124" w:name="ref-chansengyue2020transcription"/>
+    <w:bookmarkEnd w:id="123"/>
+    <w:bookmarkStart w:id="125" w:name="ref-chansengyue2020transcription"/>
     <w:p>
       <w:pPr>
         <w:pStyle w:val="Bibliography"/>
@@ -53464,7 +54757,7 @@
       <w:r>
         <w:t xml:space="preserve"> </w:t>
       </w:r>
-      <w:hyperlink r:id="rId123">
+      <w:hyperlink r:id="rId124">
         <w:r>
           <w:rPr>
             <w:rStyle w:val="Hyperlink"/>
@@ -53499,8 +54792,8 @@
         <w:t xml:space="preserve">, 231–240 (2020).</w:t>
       </w:r>
     </w:p>
-    <w:bookmarkEnd w:id="124"/>
-    <w:bookmarkStart w:id="126" w:name="ref-Maurer2019"/>
+    <w:bookmarkEnd w:id="125"/>
+    <w:bookmarkStart w:id="127" w:name="ref-Maurer2019"/>
     <w:p>
       <w:pPr>
         <w:pStyle w:val="Bibliography"/>
@@ -53530,7 +54823,7 @@
       <w:r>
         <w:t xml:space="preserve"> </w:t>
       </w:r>
-      <w:hyperlink r:id="rId125">
+      <w:hyperlink r:id="rId126">
         <w:r>
           <w:rPr>
             <w:rStyle w:val="Hyperlink"/>
@@ -53565,8 +54858,8 @@
         <w:t xml:space="preserve">, 1034–1043 (2019).</w:t>
       </w:r>
     </w:p>
-    <w:bookmarkEnd w:id="126"/>
-    <w:bookmarkStart w:id="128" w:name="ref-elyada2019cross"/>
+    <w:bookmarkEnd w:id="127"/>
+    <w:bookmarkStart w:id="129" w:name="ref-elyada2019cross"/>
     <w:p>
       <w:pPr>
         <w:pStyle w:val="Bibliography"/>
@@ -53596,7 +54889,7 @@
       <w:r>
         <w:t xml:space="preserve"> </w:t>
       </w:r>
-      <w:hyperlink r:id="rId127">
+      <w:hyperlink r:id="rId128">
         <w:r>
           <w:rPr>
             <w:rStyle w:val="Hyperlink"/>
@@ -53631,8 +54924,8 @@
         <w:t xml:space="preserve">, 1102–1123 (2019).</w:t>
       </w:r>
     </w:p>
-    <w:bookmarkEnd w:id="128"/>
-    <w:bookmarkStart w:id="130" w:name="ref-leary2023s"/>
+    <w:bookmarkEnd w:id="129"/>
+    <w:bookmarkStart w:id="131" w:name="ref-leary2023s"/>
     <w:p>
       <w:pPr>
         <w:pStyle w:val="Bibliography"/>
@@ -53662,7 +54955,7 @@
       <w:r>
         <w:t xml:space="preserve"> </w:t>
       </w:r>
-      <w:hyperlink r:id="rId129">
+      <w:hyperlink r:id="rId130">
         <w:r>
           <w:rPr>
             <w:rStyle w:val="Hyperlink"/>
@@ -53727,8 +55020,8 @@
         <w:t xml:space="preserve">, btad449 (2023).</w:t>
       </w:r>
     </w:p>
-    <w:bookmarkEnd w:id="130"/>
-    <w:bookmarkStart w:id="131" w:name="ref-shapley1953value"/>
+    <w:bookmarkEnd w:id="131"/>
+    <w:bookmarkStart w:id="132" w:name="ref-shapley1953value"/>
     <w:p>
       <w:pPr>
         <w:pStyle w:val="Bibliography"/>
@@ -53762,8 +55055,8 @@
         <w:t xml:space="preserve">(eds. Kuhn, H. W. &amp; Tucker, A. W.) 307–317 (Princeton University Press, 1953).</w:t>
       </w:r>
     </w:p>
-    <w:bookmarkEnd w:id="131"/>
-    <w:bookmarkStart w:id="133" w:name="ref-uno2011cstatistics"/>
+    <w:bookmarkEnd w:id="132"/>
+    <w:bookmarkStart w:id="134" w:name="ref-uno2011cstatistics"/>
     <w:p>
       <w:pPr>
         <w:pStyle w:val="Bibliography"/>
@@ -53783,7 +55076,7 @@
       <w:r>
         <w:t xml:space="preserve"> </w:t>
       </w:r>
-      <w:hyperlink r:id="rId132">
+      <w:hyperlink r:id="rId133">
         <w:r>
           <w:rPr>
             <w:rStyle w:val="Hyperlink"/>
@@ -53836,8 +55129,8 @@
         <w:t xml:space="preserve">, 1105–1117 (2011).</w:t>
       </w:r>
     </w:p>
-    <w:bookmarkEnd w:id="133"/>
-    <w:bookmarkStart w:id="135" w:name="ref-antolini2005timedependent"/>
+    <w:bookmarkEnd w:id="134"/>
+    <w:bookmarkStart w:id="136" w:name="ref-antolini2005timedependent"/>
     <w:p>
       <w:pPr>
         <w:pStyle w:val="Bibliography"/>
@@ -53857,7 +55150,7 @@
       <w:r>
         <w:t xml:space="preserve"> </w:t>
       </w:r>
-      <w:hyperlink r:id="rId134">
+      <w:hyperlink r:id="rId135">
         <w:r>
           <w:rPr>
             <w:rStyle w:val="Hyperlink"/>
@@ -53892,8 +55185,8 @@
         <w:t xml:space="preserve">, 3927–3944 (2005).</w:t>
       </w:r>
     </w:p>
-    <w:bookmarkEnd w:id="135"/>
-    <w:bookmarkStart w:id="137" w:name="ref-blanche2019cindex"/>
+    <w:bookmarkEnd w:id="136"/>
+    <w:bookmarkStart w:id="138" w:name="ref-blanche2019cindex"/>
     <w:p>
       <w:pPr>
         <w:pStyle w:val="Bibliography"/>
@@ -53913,7 +55206,7 @@
       <w:r>
         <w:t xml:space="preserve"> </w:t>
       </w:r>
-      <w:hyperlink r:id="rId136">
+      <w:hyperlink r:id="rId137">
         <w:r>
           <w:rPr>
             <w:rStyle w:val="Hyperlink"/>
@@ -53965,9 +55258,9 @@
         <w:t xml:space="preserve">, 347–357 (2019).</w:t>
       </w:r>
     </w:p>
-    <w:bookmarkEnd w:id="137"/>
     <w:bookmarkEnd w:id="138"/>
     <w:bookmarkEnd w:id="139"/>
+    <w:bookmarkEnd w:id="140"/>
     <w:sectPr/>
   </w:body>
 </w:document>

--- a/paper/si_appendix.docx
+++ b/paper/si_appendix.docx
@@ -39,19 +39,13 @@
         <w:t xml:space="preserve"> </w:t>
       </w:r>
       <w:r>
-        <w:t xml:space="preserve">replicable</w:t>
+        <w:t xml:space="preserve">prognostic</w:t>
       </w:r>
       <w:r>
         <w:t xml:space="preserve"> </w:t>
       </w:r>
       <w:r>
         <w:t xml:space="preserve">tumor–stroma</w:t>
-      </w:r>
-      <w:r>
-        <w:t xml:space="preserve"> </w:t>
-      </w:r>
-      <w:r>
-        <w:t xml:space="preserve">prognostic</w:t>
       </w:r>
       <w:r>
         <w:t xml:space="preserve"> </w:t>
@@ -18148,25 +18142,87 @@
         <w:t xml:space="preserve"> </w:t>
       </w:r>
       <w:r>
-        <w:t xml:space="preserve">not itself a point evaluated in the search, and neither number above is its</w:t>
-      </w:r>
-      <w:r>
-        <w:t xml:space="preserve"> </w:t>
-      </w:r>
-      <w:r>
-        <w:t xml:space="preserve">cross-validated performance. We therefore ran a sensitivity check on rank</w:t>
-      </w:r>
-      <w:r>
-        <w:t xml:space="preserve"> </w:t>
-      </w:r>
-      <w:r>
-        <w:t xml:space="preserve">selection using the same training data and the selected non-rank</w:t>
-      </w:r>
-      <w:r>
-        <w:t xml:space="preserve"> </w:t>
-      </w:r>
-      <w:r>
-        <w:t xml:space="preserve">hyperparameters, the fixed-hyperparameter grid of Cross-validated C-index across</w:t>
+        <w:t xml:space="preserve">not itself a point evaluated in the search. Its cross-validated performance</w:t>
+      </w:r>
+      <w:r>
+        <w:t xml:space="preserve"> </w:t>
+      </w:r>
+      <w:r>
+        <w:t xml:space="preserve">under the identical protocol and the current software build is reported in</w:t>
+      </w:r>
+      <w:r>
+        <w:t xml:space="preserve"> </w:t>
+      </w:r>
+      <w:r>
+        <w:t xml:space="preserve">Table [tab:final-config-cv]:</w:t>
+      </w:r>
+      <w:r>
+        <w:t xml:space="preserve"> </w:t>
+      </w:r>
+      <m:oMath>
+        <m:r>
+          <m:t>0.642</m:t>
+        </m:r>
+      </m:oMath>
+      <w:r>
+        <w:t xml:space="preserve"> </w:t>
+      </w:r>
+      <w:r>
+        <w:t xml:space="preserve">(fold-level standard error</w:t>
+      </w:r>
+      <w:r>
+        <w:t xml:space="preserve"> </w:t>
+      </w:r>
+      <m:oMath>
+        <m:r>
+          <m:t>0.007</m:t>
+        </m:r>
+      </m:oMath>
+      <w:r>
+        <w:t xml:space="preserve">),</w:t>
+      </w:r>
+      <w:r>
+        <w:t xml:space="preserve"> </w:t>
+      </w:r>
+      <m:oMath>
+        <m:r>
+          <m:t>0.002</m:t>
+        </m:r>
+      </m:oMath>
+      <w:r>
+        <w:t xml:space="preserve"> </w:t>
+      </w:r>
+      <w:r>
+        <w:t xml:space="preserve">below the recomputed one-standard-error</w:t>
+      </w:r>
+      <w:r>
+        <w:t xml:space="preserve"> </w:t>
+      </w:r>
+      <w:r>
+        <w:t xml:space="preserve">threshold of</w:t>
+      </w:r>
+      <w:r>
+        <w:t xml:space="preserve"> </w:t>
+      </w:r>
+      <m:oMath>
+        <m:r>
+          <m:t>0.644</m:t>
+        </m:r>
+      </m:oMath>
+      <w:r>
+        <w:t xml:space="preserve">. Separately, we ran a sensitivity</w:t>
+      </w:r>
+      <w:r>
+        <w:t xml:space="preserve"> </w:t>
+      </w:r>
+      <w:r>
+        <w:t xml:space="preserve">analysis of rank selection using the same training data and the selected</w:t>
+      </w:r>
+      <w:r>
+        <w:t xml:space="preserve"> </w:t>
+      </w:r>
+      <w:r>
+        <w:t xml:space="preserve">non-rank hyperparameters, the fixed-hyperparameter grid of Cross-validated C-index across</w:t>
       </w:r>
       <w:r>
         <w:t xml:space="preserve"> </w:t>
@@ -19367,7 +19423,7 @@
           <w:iCs/>
           <w:i/>
         </w:rPr>
-        <w:t xml:space="preserve">configuration has C-index 0.647 under the current build versus 0.646 in the historical optimization object. The same-build values shown here are therefore used for direct numerical comparison.</w:t>
+        <w:t xml:space="preserve">configuration has C-index 0.647 under the current build versus 0.646 in the historical optimization object. The same-build values shown here are therefore used for direct numerical comparison. The final configuration lies 0.002 below the recomputed one-standard-error threshold of 0.644 (0.655 minus its fold-level standard error).</w:t>
       </w:r>
     </w:p>
     <w:p>
@@ -20064,7 +20120,70 @@
           <w:iCs/>
           <w:i/>
         </w:rPr>
-        <w:t xml:space="preserve">) boundary.</w:t>
+        <w:t xml:space="preserve">) boundary. The surface is a two-dimensional slice of the fitted five-parameter Gaussian process through the Bayesian-optimization-selected values of the top-gene count, ridge penalty and elastic-net mixing parameter (</w:t>
+      </w:r>
+      <m:oMath>
+        <m:sSub>
+          <m:e>
+            <m:r>
+              <m:t>n</m:t>
+            </m:r>
+          </m:e>
+          <m:sub>
+            <m:r>
+              <m:rPr>
+                <m:nor/>
+                <m:sty m:val="p"/>
+              </m:rPr>
+              <m:t>top</m:t>
+            </m:r>
+          </m:sub>
+        </m:sSub>
+      </m:oMath>
+      <w:r>
+        <w:rPr>
+          <w:iCs/>
+          <w:i/>
+        </w:rPr>
+        <w:t xml:space="preserve">,</w:t>
+      </w:r>
+      <w:r>
+        <w:rPr>
+          <w:iCs/>
+          <w:i/>
+        </w:rPr>
+        <w:t xml:space="preserve"> </w:t>
+      </w:r>
+      <m:oMath>
+        <m:r>
+          <m:t>λ</m:t>
+        </m:r>
+      </m:oMath>
+      <w:r>
+        <w:rPr>
+          <w:iCs/>
+          <w:i/>
+        </w:rPr>
+        <w:t xml:space="preserve">,</w:t>
+      </w:r>
+      <w:r>
+        <w:rPr>
+          <w:iCs/>
+          <w:i/>
+        </w:rPr>
+        <w:t xml:space="preserve"> </w:t>
+      </w:r>
+      <m:oMath>
+        <m:r>
+          <m:t>ξ</m:t>
+        </m:r>
+      </m:oMath>
+      <w:r>
+        <w:rPr>
+          <w:iCs/>
+          <w:i/>
+        </w:rPr>
+        <w:t xml:space="preserve">), not a marginal or profile surface over those hyperparameters.</w:t>
       </w:r>
     </w:p>
     <w:bookmarkStart w:id="33" w:name="X3799d3f5b96a9eb66814e69c9c1b1440f7c6a5d"/>
@@ -22911,7 +23030,7 @@
         </m:r>
       </m:oMath>
       <w:r>
-        <w:t xml:space="preserve">, a cohort effect associated with both expression and survival could in principle be rewarded by the survival gradient. As a descriptive check for cohort-driven association, computed from the cached training data and final fit and not a refit, the fitted linear predictor remained strongly associated with survival within TCGA-PAAD and CPTAC separately (in-sample HR per SD 3.50 and 3.72; Table [tab:clinical-adjustment]) and in a model stratified by cohort (HR per SD 3.35, against 3.12 unstratified), while the between-cohort shift in the score was opposite to the between-cohort hazard difference: the predictor averaged 0.73 SD higher in TCGA-PAAD, yet CPTAC had the higher hazard given the predictor (HR 1.90). These in-sample quantities argue against the specific mechanism in which the survival gradient learns cohort membership, but they do not rule out cohort influence on the factorization, which the external validation addresses directly.</w:t>
+        <w:t xml:space="preserve">, a cohort effect associated with both expression and survival could in principle be rewarded by the survival gradient. As a descriptive check for cohort-driven association, computed from the cached training data and final fit and not a refit, the fitted linear predictor remained strongly associated with survival within TCGA-PAAD and CPTAC separately (in-sample HR per SD 3.50 and 3.72; Table [tab:clinical-adjustment]) and in a model stratified by cohort (HR per SD 3.35, against 3.12 unstratified), while the between-cohort shift in the score was opposite to the between-cohort hazard difference: the predictor averaged 0.73 SD higher in TCGA-PAAD, yet CPTAC had the higher hazard given the predictor (HR 1.90). These in-sample quantities argue against the specific mechanism in which the survival gradient learns cohort membership, but they do not rule out cohort influence on the factorization, whose impact on transportability is tested by external validation.</w:t>
       </w:r>
     </w:p>
     <w:bookmarkEnd w:id="37"/>
@@ -29025,6 +29144,67 @@
           </w:p>
         </w:tc>
       </w:tr>
+      <w:tr>
+        <w:tc>
+          <w:tcPr/>
+          <w:p>
+            <w:pPr>
+              <w:pStyle w:val="Compact"/>
+              <w:jc w:val="left"/>
+            </w:pPr>
+            <w:r>
+              <w:t xml:space="preserve">code/29</w:t>
+            </w:r>
+          </w:p>
+        </w:tc>
+        <w:tc>
+          <w:tcPr/>
+          <w:p>
+            <w:pPr>
+              <w:pStyle w:val="Compact"/>
+              <w:jc w:val="left"/>
+            </w:pPr>
+            <w:r>
+              <w:t xml:space="preserve">Re-evaluates the overall-best, best</w:t>
+            </w:r>
+            <w:r>
+              <w:t xml:space="preserve"> </w:t>
+            </w:r>
+            <m:oMath>
+              <m:r>
+                <m:t>k</m:t>
+              </m:r>
+              <m:r>
+                <m:rPr>
+                  <m:sty m:val="p"/>
+                </m:rPr>
+                <m:t>=</m:t>
+              </m:r>
+              <m:r>
+                <m:t>3</m:t>
+              </m:r>
+            </m:oMath>
+            <w:r>
+              <w:t xml:space="preserve"> </w:t>
+            </w:r>
+            <w:r>
+              <w:t xml:space="preserve">and final hyperparameter configurations under the Bayesian-optimization cross-validation protocol (Table [tab:final-config-cv])</w:t>
+            </w:r>
+          </w:p>
+        </w:tc>
+        <w:tc>
+          <w:tcPr/>
+          <w:p>
+            <w:pPr>
+              <w:pStyle w:val="Compact"/>
+              <w:jc w:val="left"/>
+            </w:pPr>
+            <w:r>
+              <w:t xml:space="preserve">Section [sec:bo]</w:t>
+            </w:r>
+          </w:p>
+        </w:tc>
+      </w:tr>
     </w:tbl>
     <w:p>
       <w:pPr>
@@ -34326,7 +34506,7 @@
         <w:pStyle w:val="BodyText"/>
       </w:pPr>
       <w:r>
-        <w:t xml:space="preserve">The reported procedure is reproducible with respect to initialization. The reported basis is obtained by</w:t>
+        <w:t xml:space="preserve">The reported procedure is stable to restart-pool composition within the observed training data. The reported basis is obtained by</w:t>
       </w:r>
       <w:r>
         <w:t xml:space="preserve"> </w:t>
@@ -34535,7 +34715,7 @@
         <w:t xml:space="preserve"> </w:t>
       </w:r>
       <w:r>
-        <w:t xml:space="preserve">reported decomposition reproducible rather than one draw from a wide</w:t>
+        <w:t xml:space="preserve">reported decomposition stable to restart-pool composition rather than one draw from a wide</w:t>
       </w:r>
       <w:r>
         <w:t xml:space="preserve"> </w:t>
@@ -36339,7 +36519,7 @@
         <w:t xml:space="preserve"> </w:t>
       </w:r>
       <w:r>
-        <w:t xml:space="preserve">gene sets, was 0.26 versus 0.15. Recall is insensitive to factor matching because it searches the union of all learned factors rather than a single matched factor; like precision, it depends on each method’s selected</w:t>
+        <w:t xml:space="preserve">gene sets, was 0.26 versus 0.15. Matched-factor precision is optimistic by construction, because the matched factor is selected using the same precision that is then reported; global marker recall, which searches the union of all learned factors, is the matching-free complement. Like precision, it depends on each method’s selected</w:t>
       </w:r>
       <w:r>
         <w:t xml:space="preserve"> </w:t>
@@ -37736,7 +37916,7 @@
           <w:iCs/>
           <w:i/>
         </w:rPr>
-        <w:t xml:space="preserve">was selected by maximizing the mean CV C-index. Validation C-index is pooled across all external cohorts. (a) Results using</w:t>
+        <w:t xml:space="preserve">was selected by maximizing the mean CV C-index. Validation C-index is a single Harrell concordance computed on the de-duplicated external patients of the four validation cohorts pooled together, so concordance pairs cross cohorts, with the ribbon giving plus or minus one standard error from that single concordance estimate. This descriptive quantity differs from the primary combined external C-index reported in the main text, which is an event-weighted mean of four cohort-specific C-indices, and the two are not directly comparable. (a) Results using</w:t>
       </w:r>
       <w:r>
         <w:rPr>
